--- a/docs/SmartPot_QA_Audit_AB.docx
+++ b/docs/SmartPot_QA_Audit_AB.docx
@@ -1142,10 +1142,26 @@
     </w:p>
     <w:p>
       <w:pPr>
+        <w:ind w:left="420"/>
+        <w:spacing w:before="0" w:after="30" w:line="252" w:lineRule="auto"/>
+      </w:pPr>
+      <w:hyperlink w:anchor="sec_107" w:history="1">
+        <w:r>
+          <w:rPr>
+            <w:color w:val="17261F"/>
+            <w:sz w:val="18"/>
+            <w:szCs w:val="18"/>
+          </w:rPr>
+          <w:t xml:space="preserve">1.1. Topología Arquitectónica Comparada (Estable vs. BETA)</w:t>
+        </w:r>
+      </w:hyperlink>
+    </w:p>
+    <w:p>
+      <w:pPr>
         <w:ind w:left="0"/>
         <w:spacing w:before="100" w:after="30" w:line="252" w:lineRule="auto"/>
       </w:pPr>
-      <w:hyperlink w:anchor="sec_108" w:history="1">
+      <w:hyperlink w:anchor="sec_109" w:history="1">
         <w:r>
           <w:rPr>
             <w:b/>
@@ -1163,7 +1179,7 @@
         <w:ind w:left="420"/>
         <w:spacing w:before="0" w:after="30" w:line="252" w:lineRule="auto"/>
       </w:pPr>
-      <w:hyperlink w:anchor="sec_109" w:history="1">
+      <w:hyperlink w:anchor="sec_110" w:history="1">
         <w:r>
           <w:rPr>
             <w:color w:val="17261F"/>
@@ -1179,7 +1195,7 @@
         <w:ind w:left="420"/>
         <w:spacing w:before="0" w:after="30" w:line="252" w:lineRule="auto"/>
       </w:pPr>
-      <w:hyperlink w:anchor="sec_110" w:history="1">
+      <w:hyperlink w:anchor="sec_111" w:history="1">
         <w:r>
           <w:rPr>
             <w:color w:val="17261F"/>
@@ -1192,10 +1208,26 @@
     </w:p>
     <w:p>
       <w:pPr>
+        <w:ind w:left="420"/>
+        <w:spacing w:before="0" w:after="30" w:line="252" w:lineRule="auto"/>
+      </w:pPr>
+      <w:hyperlink w:anchor="sec_112" w:history="1">
+        <w:r>
+          <w:rPr>
+            <w:color w:val="17261F"/>
+            <w:sz w:val="18"/>
+            <w:szCs w:val="18"/>
+          </w:rPr>
+          <w:t xml:space="preserve">2.3. Secuencia Integral de Validación E2E sobre Demo BETA</w:t>
+        </w:r>
+      </w:hyperlink>
+    </w:p>
+    <w:p>
+      <w:pPr>
         <w:ind w:left="0"/>
         <w:spacing w:before="100" w:after="30" w:line="252" w:lineRule="auto"/>
       </w:pPr>
-      <w:hyperlink w:anchor="sec_112" w:history="1">
+      <w:hyperlink w:anchor="sec_114" w:history="1">
         <w:r>
           <w:rPr>
             <w:b/>
@@ -1213,7 +1245,7 @@
         <w:ind w:left="420"/>
         <w:spacing w:before="0" w:after="30" w:line="252" w:lineRule="auto"/>
       </w:pPr>
-      <w:hyperlink w:anchor="sec_113" w:history="1">
+      <w:hyperlink w:anchor="sec_115" w:history="1">
         <w:r>
           <w:rPr>
             <w:color w:val="17261F"/>
@@ -1221,6 +1253,138 @@
             <w:szCs w:val="18"/>
           </w:rPr>
           <w:t xml:space="preserve">3.1. Caja Negra: Paridad Estricta de la API</w:t>
+        </w:r>
+      </w:hyperlink>
+    </w:p>
+    <w:p>
+      <w:pPr>
+        <w:ind w:left="420"/>
+        <w:spacing w:before="0" w:after="30" w:line="252" w:lineRule="auto"/>
+      </w:pPr>
+      <w:hyperlink w:anchor="sec_116" w:history="1">
+        <w:r>
+          <w:rPr>
+            <w:color w:val="17261F"/>
+            <w:sz w:val="18"/>
+            <w:szCs w:val="18"/>
+          </w:rPr>
+          <w:t xml:space="preserve">3.2. Caja Gris: Persistencia, Caché y Broker</w:t>
+        </w:r>
+      </w:hyperlink>
+    </w:p>
+    <w:p>
+      <w:pPr>
+        <w:ind w:left="420"/>
+        <w:spacing w:before="0" w:after="30" w:line="252" w:lineRule="auto"/>
+      </w:pPr>
+      <w:hyperlink w:anchor="sec_117" w:history="1">
+        <w:r>
+          <w:rPr>
+            <w:color w:val="17261F"/>
+            <w:sz w:val="18"/>
+            <w:szCs w:val="18"/>
+          </w:rPr>
+          <w:t xml:space="preserve">3.3. Caja Blanca: Auditoría de Código y Calidad</w:t>
+        </w:r>
+      </w:hyperlink>
+    </w:p>
+    <w:p>
+      <w:pPr>
+        <w:ind w:left="0"/>
+        <w:spacing w:before="100" w:after="30" w:line="252" w:lineRule="auto"/>
+      </w:pPr>
+      <w:hyperlink w:anchor="sec_118" w:history="1">
+        <w:r>
+          <w:rPr>
+            <w:b/>
+            <w:bCs/>
+            <w:color w:val="0B3D2B"/>
+            <w:sz w:val="21"/>
+            <w:szCs w:val="21"/>
+          </w:rPr>
+          <w:t xml:space="preserve">4. Fase 3 y 4: Rendimiento, Escalabilidad y Seguridad</w:t>
+        </w:r>
+      </w:hyperlink>
+    </w:p>
+    <w:p>
+      <w:pPr>
+        <w:ind w:left="420"/>
+        <w:spacing w:before="0" w:after="30" w:line="252" w:lineRule="auto"/>
+      </w:pPr>
+      <w:hyperlink w:anchor="sec_119" w:history="1">
+        <w:r>
+          <w:rPr>
+            <w:color w:val="17261F"/>
+            <w:sz w:val="18"/>
+            <w:szCs w:val="18"/>
+          </w:rPr>
+          <w:t xml:space="preserve">4.1. Huella de Recursos en Contenedores (docker stats)</w:t>
+        </w:r>
+      </w:hyperlink>
+    </w:p>
+    <w:p>
+      <w:pPr>
+        <w:ind w:left="420"/>
+        <w:spacing w:before="0" w:after="30" w:line="252" w:lineRule="auto"/>
+      </w:pPr>
+      <w:hyperlink w:anchor="sec_120" w:history="1">
+        <w:r>
+          <w:rPr>
+            <w:color w:val="17261F"/>
+            <w:sz w:val="18"/>
+            <w:szCs w:val="18"/>
+          </w:rPr>
+          <w:t xml:space="preserve">4.2. Latencia en Consultas Históricas bajo Carga (500 RPS)</w:t>
+        </w:r>
+      </w:hyperlink>
+    </w:p>
+    <w:p>
+      <w:pPr>
+        <w:ind w:left="420"/>
+        <w:spacing w:before="0" w:after="30" w:line="252" w:lineRule="auto"/>
+      </w:pPr>
+      <w:hyperlink w:anchor="sec_121" w:history="1">
+        <w:r>
+          <w:rPr>
+            <w:color w:val="17261F"/>
+            <w:sz w:val="18"/>
+            <w:szCs w:val="18"/>
+          </w:rPr>
+          <w:t xml:space="preserve">4.3. Escalabilidad IoT (2 a 1,000 Cultivos Simultáneos)</w:t>
+        </w:r>
+      </w:hyperlink>
+    </w:p>
+    <w:p>
+      <w:pPr>
+        <w:ind w:left="420"/>
+        <w:spacing w:before="0" w:after="30" w:line="252" w:lineRule="auto"/>
+      </w:pPr>
+      <w:hyperlink w:anchor="sec_122" w:history="1">
+        <w:r>
+          <w:rPr>
+            <w:color w:val="17261F"/>
+            <w:sz w:val="18"/>
+            <w:szCs w:val="18"/>
+          </w:rPr>
+          <w:t xml:space="preserve">4.4. Auditoría de Seguridad AppSec e IoT</w:t>
+        </w:r>
+      </w:hyperlink>
+    </w:p>
+    <w:p>
+      <w:pPr>
+        <w:ind w:left="0"/>
+        <w:spacing w:before="100" w:after="30" w:line="252" w:lineRule="auto"/>
+      </w:pPr>
+      <w:hyperlink w:anchor="sec_124" w:history="1">
+        <w:r>
+          <w:rPr>
+            <w:b/>
+            <w:bCs/>
+            <w:color w:val="0B3D2B"/>
+            <w:sz w:val="21"/>
+            <w:szCs w:val="21"/>
+          </w:rPr>
+          <w:t xml:space="preserve">5. Matriz de Quality Gates y Decisión de Release</w:t>
         </w:r>
       </w:hyperlink>
     </w:p>
@@ -1553,7 +1717,7 @@
       <w:pPr>
         <w:numPr>
           <w:ilvl w:val="0"/>
-          <w:numId w:val="2"/>
+          <w:numId w:val="1"/>
         </w:numPr>
         <w:ind w:left="360" w:hanging="260"/>
         <w:spacing w:before="0" w:after="60" w:line="276" w:lineRule="auto"/>
@@ -1583,6 +1747,223 @@
         </w:rPr>
         <w:t xml:space="preserve"> (React 19 + TypeScript + Tailwind, servida por Nginx).</w:t>
       </w:r>
+    </w:p>
+    <w:p>
+      <w:pPr>
+        <w:numPr>
+          <w:ilvl w:val="0"/>
+          <w:numId w:val="1"/>
+        </w:numPr>
+        <w:ind w:left="360" w:hanging="260"/>
+        <w:spacing w:before="0" w:after="60" w:line="276" w:lineRule="auto"/>
+      </w:pPr>
+      <w:r>
+        <w:rPr>
+          <w:color w:val="17261F"/>
+          <w:sz w:val="20"/>
+          <w:szCs w:val="20"/>
+        </w:rPr>
+        <w:t xml:space="preserve">API: </w:t>
+      </w:r>
+      <w:r>
+        <w:rPr>
+          <w:rFonts w:ascii="JetBrains Mono" w:hAnsi="JetBrains Mono" w:eastAsia="JetBrains Mono" w:cs="JetBrains Mono"/>
+          <w:color w:val="0A5A3C"/>
+          <w:sz w:val="18"/>
+          <w:szCs w:val="18"/>
+        </w:rPr>
+        <w:t xml:space="preserve">smartpot-api</w:t>
+      </w:r>
+      <w:r>
+        <w:rPr>
+          <w:color w:val="17261F"/>
+          <w:sz w:val="20"/>
+          <w:szCs w:val="20"/>
+        </w:rPr>
+        <w:t xml:space="preserve"> (Spring Boot 4 / Java 21).</w:t>
+      </w:r>
+    </w:p>
+    <w:p>
+      <w:pPr>
+        <w:numPr>
+          <w:ilvl w:val="0"/>
+          <w:numId w:val="1"/>
+        </w:numPr>
+        <w:ind w:left="360" w:hanging="260"/>
+        <w:spacing w:before="0" w:after="60" w:line="276" w:lineRule="auto"/>
+      </w:pPr>
+      <w:r>
+        <w:rPr>
+          <w:color w:val="17261F"/>
+          <w:sz w:val="20"/>
+          <w:szCs w:val="20"/>
+        </w:rPr>
+        <w:t xml:space="preserve">Base de datos: </w:t>
+      </w:r>
+      <w:r>
+        <w:rPr>
+          <w:rFonts w:ascii="JetBrains Mono" w:hAnsi="JetBrains Mono" w:eastAsia="JetBrains Mono" w:cs="JetBrains Mono"/>
+          <w:color w:val="0A5A3C"/>
+          <w:sz w:val="18"/>
+          <w:szCs w:val="18"/>
+        </w:rPr>
+        <w:t xml:space="preserve">smartpot-db</w:t>
+      </w:r>
+      <w:r>
+        <w:rPr>
+          <w:color w:val="17261F"/>
+          <w:sz w:val="20"/>
+          <w:szCs w:val="20"/>
+        </w:rPr>
+        <w:t xml:space="preserve"> (MongoDB 8).</w:t>
+      </w:r>
+    </w:p>
+    <w:p>
+      <w:pPr>
+        <w:numPr>
+          <w:ilvl w:val="0"/>
+          <w:numId w:val="1"/>
+        </w:numPr>
+        <w:ind w:left="360" w:hanging="260"/>
+        <w:spacing w:before="0" w:after="60" w:line="276" w:lineRule="auto"/>
+      </w:pPr>
+      <w:r>
+        <w:rPr>
+          <w:color w:val="17261F"/>
+          <w:sz w:val="20"/>
+          <w:szCs w:val="20"/>
+        </w:rPr>
+        <w:t xml:space="preserve">Caché: </w:t>
+      </w:r>
+      <w:r>
+        <w:rPr>
+          <w:rFonts w:ascii="JetBrains Mono" w:hAnsi="JetBrains Mono" w:eastAsia="JetBrains Mono" w:cs="JetBrains Mono"/>
+          <w:color w:val="0A5A3C"/>
+          <w:sz w:val="18"/>
+          <w:szCs w:val="18"/>
+        </w:rPr>
+        <w:t xml:space="preserve">smartpot-cache</w:t>
+      </w:r>
+      <w:r>
+        <w:rPr>
+          <w:color w:val="17261F"/>
+          <w:sz w:val="20"/>
+          <w:szCs w:val="20"/>
+        </w:rPr>
+        <w:t xml:space="preserve"> (Redis 8).</w:t>
+      </w:r>
+    </w:p>
+    <w:p>
+      <w:pPr>
+        <w:numPr>
+          <w:ilvl w:val="0"/>
+          <w:numId w:val="1"/>
+        </w:numPr>
+        <w:ind w:left="360" w:hanging="260"/>
+        <w:spacing w:before="0" w:after="60" w:line="276" w:lineRule="auto"/>
+      </w:pPr>
+      <w:r>
+        <w:rPr>
+          <w:color w:val="17261F"/>
+          <w:sz w:val="20"/>
+          <w:szCs w:val="20"/>
+        </w:rPr>
+        <w:t xml:space="preserve">Broker MQTT: </w:t>
+      </w:r>
+      <w:r>
+        <w:rPr>
+          <w:rFonts w:ascii="JetBrains Mono" w:hAnsi="JetBrains Mono" w:eastAsia="JetBrains Mono" w:cs="JetBrains Mono"/>
+          <w:color w:val="0A5A3C"/>
+          <w:sz w:val="18"/>
+          <w:szCs w:val="18"/>
+        </w:rPr>
+        <w:t xml:space="preserve">smartpot-broker</w:t>
+      </w:r>
+      <w:r>
+        <w:rPr>
+          <w:color w:val="17261F"/>
+          <w:sz w:val="20"/>
+          <w:szCs w:val="20"/>
+        </w:rPr>
+        <w:t xml:space="preserve"> (Eclipse Mosquitto 2.1).</w:t>
+      </w:r>
+    </w:p>
+    <w:p>
+      <w:pPr>
+        <w:numPr>
+          <w:ilvl w:val="0"/>
+          <w:numId w:val="1"/>
+        </w:numPr>
+        <w:ind w:left="360" w:hanging="260"/>
+        <w:spacing w:before="0" w:after="60" w:line="276" w:lineRule="auto"/>
+      </w:pPr>
+      <w:r>
+        <w:rPr>
+          <w:color w:val="17261F"/>
+          <w:sz w:val="20"/>
+          <w:szCs w:val="20"/>
+        </w:rPr>
+        <w:t xml:space="preserve">Simulador: </w:t>
+      </w:r>
+      <w:r>
+        <w:rPr>
+          <w:rFonts w:ascii="JetBrains Mono" w:hAnsi="JetBrains Mono" w:eastAsia="JetBrains Mono" w:cs="JetBrains Mono"/>
+          <w:color w:val="0A5A3C"/>
+          <w:sz w:val="18"/>
+          <w:szCs w:val="18"/>
+        </w:rPr>
+        <w:t xml:space="preserve">smartpot-datagenerator</w:t>
+      </w:r>
+      <w:r>
+        <w:rPr>
+          <w:color w:val="17261F"/>
+          <w:sz w:val="20"/>
+          <w:szCs w:val="20"/>
+        </w:rPr>
+        <w:t xml:space="preserve"> (Python 3.13 con </w:t>
+      </w:r>
+      <w:r>
+        <w:rPr>
+          <w:rFonts w:ascii="JetBrains Mono" w:hAnsi="JetBrains Mono" w:eastAsia="JetBrains Mono" w:cs="JetBrains Mono"/>
+          <w:color w:val="0A5A3C"/>
+          <w:sz w:val="18"/>
+          <w:szCs w:val="18"/>
+        </w:rPr>
+        <w:t xml:space="preserve">paho-mqtt</w:t>
+      </w:r>
+      <w:r>
+        <w:rPr>
+          <w:color w:val="17261F"/>
+          <w:sz w:val="20"/>
+          <w:szCs w:val="20"/>
+        </w:rPr>
+        <w:t xml:space="preserve"> y </w:t>
+      </w:r>
+      <w:r>
+        <w:rPr>
+          <w:rFonts w:ascii="JetBrains Mono" w:hAnsi="JetBrains Mono" w:eastAsia="JetBrains Mono" w:cs="JetBrains Mono"/>
+          <w:color w:val="0A5A3C"/>
+          <w:sz w:val="18"/>
+          <w:szCs w:val="18"/>
+        </w:rPr>
+        <w:t xml:space="preserve">asyncio</w:t>
+      </w:r>
+      <w:r>
+        <w:rPr>
+          <w:color w:val="17261F"/>
+          <w:sz w:val="20"/>
+          <w:szCs w:val="20"/>
+        </w:rPr>
+        <w:t xml:space="preserve">).</w:t>
+      </w:r>
+    </w:p>
+    <w:p>
+      <w:pPr>
+        <w:spacing w:before="40" w:after="0" w:line="240" w:lineRule="auto"/>
+        <w:rPr>
+          <w:sz w:val="8"/>
+        </w:rPr>
+      </w:pPr>
     </w:p>
     <w:p>
       <w:pPr>
@@ -1595,11 +1976,31 @@
       </w:pPr>
       <w:r>
         <w:rPr>
-          <w:color w:val="17261F"/>
-          <w:sz w:val="20"/>
-          <w:szCs w:val="20"/>
-        </w:rPr>
-        <w:t xml:space="preserve">API: </w:t>
+          <w:b/>
+          <w:bCs/>
+          <w:color w:val="17261F"/>
+          <w:sz w:val="20"/>
+          <w:szCs w:val="20"/>
+        </w:rPr>
+        <w:t xml:space="preserve">Entorno B — Demo BETA (Stack Next-Gen):</w:t>
+      </w:r>
+    </w:p>
+    <w:p>
+      <w:pPr>
+        <w:numPr>
+          <w:ilvl w:val="0"/>
+          <w:numId w:val="1"/>
+        </w:numPr>
+        <w:ind w:left="360" w:hanging="260"/>
+        <w:spacing w:before="0" w:after="60" w:line="276" w:lineRule="auto"/>
+      </w:pPr>
+      <w:r>
+        <w:rPr>
+          <w:color w:val="17261F"/>
+          <w:sz w:val="20"/>
+          <w:szCs w:val="20"/>
+        </w:rPr>
+        <w:t xml:space="preserve">Web: </w:t>
       </w:r>
       <w:r>
         <w:rPr>
@@ -1608,16 +2009,216 @@
           <w:sz w:val="18"/>
           <w:szCs w:val="18"/>
         </w:rPr>
-        <w:t xml:space="preserve">smartpot-api</w:t>
-      </w:r>
-      <w:r>
-        <w:rPr>
-          <w:color w:val="17261F"/>
-          <w:sz w:val="20"/>
-          <w:szCs w:val="20"/>
-        </w:rPr>
-        <w:t xml:space="preserve"> (Spring Boot 4 / Java 21).</w:t>
-      </w:r>
+        <w:t xml:space="preserve">smartpot-web-solid</w:t>
+      </w:r>
+      <w:r>
+        <w:rPr>
+          <w:color w:val="17261F"/>
+          <w:sz w:val="20"/>
+          <w:szCs w:val="20"/>
+        </w:rPr>
+        <w:t xml:space="preserve"> (SolidJS 1.9 + TypeScript + SVG nativo, servida por Nginx).</w:t>
+      </w:r>
+    </w:p>
+    <w:p>
+      <w:pPr>
+        <w:numPr>
+          <w:ilvl w:val="0"/>
+          <w:numId w:val="1"/>
+        </w:numPr>
+        <w:ind w:left="360" w:hanging="260"/>
+        <w:spacing w:before="0" w:after="60" w:line="276" w:lineRule="auto"/>
+      </w:pPr>
+      <w:r>
+        <w:rPr>
+          <w:color w:val="17261F"/>
+          <w:sz w:val="20"/>
+          <w:szCs w:val="20"/>
+        </w:rPr>
+        <w:t xml:space="preserve">API: </w:t>
+      </w:r>
+      <w:r>
+        <w:rPr>
+          <w:rFonts w:ascii="JetBrains Mono" w:hAnsi="JetBrains Mono" w:eastAsia="JetBrains Mono" w:cs="JetBrains Mono"/>
+          <w:color w:val="0A5A3C"/>
+          <w:sz w:val="18"/>
+          <w:szCs w:val="18"/>
+        </w:rPr>
+        <w:t xml:space="preserve">smartpot-api-go</w:t>
+      </w:r>
+      <w:r>
+        <w:rPr>
+          <w:color w:val="17261F"/>
+          <w:sz w:val="20"/>
+          <w:szCs w:val="20"/>
+        </w:rPr>
+        <w:t xml:space="preserve"> (Go 1.26 + Echo v4, compilada en contenedor </w:t>
+      </w:r>
+      <w:r>
+        <w:rPr>
+          <w:rFonts w:ascii="JetBrains Mono" w:hAnsi="JetBrains Mono" w:eastAsia="JetBrains Mono" w:cs="JetBrains Mono"/>
+          <w:color w:val="0A5A3C"/>
+          <w:sz w:val="18"/>
+          <w:szCs w:val="18"/>
+        </w:rPr>
+        <w:t xml:space="preserve">scratch</w:t>
+      </w:r>
+      <w:r>
+        <w:rPr>
+          <w:color w:val="17261F"/>
+          <w:sz w:val="20"/>
+          <w:szCs w:val="20"/>
+        </w:rPr>
+        <w:t xml:space="preserve">).</w:t>
+      </w:r>
+    </w:p>
+    <w:p>
+      <w:pPr>
+        <w:numPr>
+          <w:ilvl w:val="0"/>
+          <w:numId w:val="1"/>
+        </w:numPr>
+        <w:ind w:left="360" w:hanging="260"/>
+        <w:spacing w:before="0" w:after="60" w:line="276" w:lineRule="auto"/>
+      </w:pPr>
+      <w:r>
+        <w:rPr>
+          <w:color w:val="17261F"/>
+          <w:sz w:val="20"/>
+          <w:szCs w:val="20"/>
+        </w:rPr>
+        <w:t xml:space="preserve">Base de datos: </w:t>
+      </w:r>
+      <w:r>
+        <w:rPr>
+          <w:rFonts w:ascii="JetBrains Mono" w:hAnsi="JetBrains Mono" w:eastAsia="JetBrains Mono" w:cs="JetBrains Mono"/>
+          <w:color w:val="0A5A3C"/>
+          <w:sz w:val="18"/>
+          <w:szCs w:val="18"/>
+        </w:rPr>
+        <w:t xml:space="preserve">smartpot-db-postgre</w:t>
+      </w:r>
+      <w:r>
+        <w:rPr>
+          <w:color w:val="17261F"/>
+          <w:sz w:val="20"/>
+          <w:szCs w:val="20"/>
+        </w:rPr>
+        <w:t xml:space="preserve"> (PostgreSQL 17 + TimescaleDB 2.17).</w:t>
+      </w:r>
+    </w:p>
+    <w:p>
+      <w:pPr>
+        <w:numPr>
+          <w:ilvl w:val="0"/>
+          <w:numId w:val="1"/>
+        </w:numPr>
+        <w:ind w:left="360" w:hanging="260"/>
+        <w:spacing w:before="0" w:after="60" w:line="276" w:lineRule="auto"/>
+      </w:pPr>
+      <w:r>
+        <w:rPr>
+          <w:color w:val="17261F"/>
+          <w:sz w:val="20"/>
+          <w:szCs w:val="20"/>
+        </w:rPr>
+        <w:t xml:space="preserve">Caché: </w:t>
+      </w:r>
+      <w:r>
+        <w:rPr>
+          <w:rFonts w:ascii="JetBrains Mono" w:hAnsi="JetBrains Mono" w:eastAsia="JetBrains Mono" w:cs="JetBrains Mono"/>
+          <w:color w:val="0A5A3C"/>
+          <w:sz w:val="18"/>
+          <w:szCs w:val="18"/>
+        </w:rPr>
+        <w:t xml:space="preserve">smartpot-cache-valkey</w:t>
+      </w:r>
+      <w:r>
+        <w:rPr>
+          <w:color w:val="17261F"/>
+          <w:sz w:val="20"/>
+          <w:szCs w:val="20"/>
+        </w:rPr>
+        <w:t xml:space="preserve"> (Valkey 9.1).</w:t>
+      </w:r>
+    </w:p>
+    <w:p>
+      <w:pPr>
+        <w:numPr>
+          <w:ilvl w:val="0"/>
+          <w:numId w:val="1"/>
+        </w:numPr>
+        <w:ind w:left="360" w:hanging="260"/>
+        <w:spacing w:before="0" w:after="60" w:line="276" w:lineRule="auto"/>
+      </w:pPr>
+      <w:r>
+        <w:rPr>
+          <w:color w:val="17261F"/>
+          <w:sz w:val="20"/>
+          <w:szCs w:val="20"/>
+        </w:rPr>
+        <w:t xml:space="preserve">Broker MQTT: </w:t>
+      </w:r>
+      <w:r>
+        <w:rPr>
+          <w:rFonts w:ascii="JetBrains Mono" w:hAnsi="JetBrains Mono" w:eastAsia="JetBrains Mono" w:cs="JetBrains Mono"/>
+          <w:color w:val="0A5A3C"/>
+          <w:sz w:val="18"/>
+          <w:szCs w:val="18"/>
+        </w:rPr>
+        <w:t xml:space="preserve">smartpot-broker-emqx</w:t>
+      </w:r>
+      <w:r>
+        <w:rPr>
+          <w:color w:val="17261F"/>
+          <w:sz w:val="20"/>
+          <w:szCs w:val="20"/>
+        </w:rPr>
+        <w:t xml:space="preserve"> (EMQX 5.8 con autenticación delegada por HTTP).</w:t>
+      </w:r>
+    </w:p>
+    <w:p>
+      <w:pPr>
+        <w:numPr>
+          <w:ilvl w:val="0"/>
+          <w:numId w:val="1"/>
+        </w:numPr>
+        <w:ind w:left="360" w:hanging="260"/>
+        <w:spacing w:before="0" w:after="60" w:line="276" w:lineRule="auto"/>
+      </w:pPr>
+      <w:r>
+        <w:rPr>
+          <w:color w:val="17261F"/>
+          <w:sz w:val="20"/>
+          <w:szCs w:val="20"/>
+        </w:rPr>
+        <w:t xml:space="preserve">Simulador: </w:t>
+      </w:r>
+      <w:r>
+        <w:rPr>
+          <w:rFonts w:ascii="JetBrains Mono" w:hAnsi="JetBrains Mono" w:eastAsia="JetBrains Mono" w:cs="JetBrains Mono"/>
+          <w:color w:val="0A5A3C"/>
+          <w:sz w:val="18"/>
+          <w:szCs w:val="18"/>
+        </w:rPr>
+        <w:t xml:space="preserve">smartpot-datagenerator-rust</w:t>
+      </w:r>
+      <w:r>
+        <w:rPr>
+          <w:color w:val="17261F"/>
+          <w:sz w:val="20"/>
+          <w:szCs w:val="20"/>
+        </w:rPr>
+        <w:t xml:space="preserve"> (Rust 2.0 + Tokio + Axum 0.8).</w:t>
+      </w:r>
+    </w:p>
+    <w:p>
+      <w:pPr>
+        <w:spacing w:before="40" w:after="0" w:line="240" w:lineRule="auto"/>
+        <w:rPr>
+          <w:sz w:val="8"/>
+        </w:rPr>
+      </w:pPr>
     </w:p>
     <w:p>
       <w:pPr>
@@ -1630,11 +2231,31 @@
       </w:pPr>
       <w:r>
         <w:rPr>
-          <w:color w:val="17261F"/>
-          <w:sz w:val="20"/>
-          <w:szCs w:val="20"/>
-        </w:rPr>
-        <w:t xml:space="preserve">Base de datos: </w:t>
+          <w:b/>
+          <w:bCs/>
+          <w:color w:val="17261F"/>
+          <w:sz w:val="20"/>
+          <w:szCs w:val="20"/>
+        </w:rPr>
+        <w:t xml:space="preserve">Componentes Compartidos (Invariables):</w:t>
+      </w:r>
+    </w:p>
+    <w:p>
+      <w:pPr>
+        <w:numPr>
+          <w:ilvl w:val="0"/>
+          <w:numId w:val="1"/>
+        </w:numPr>
+        <w:ind w:left="360" w:hanging="260"/>
+        <w:spacing w:before="0" w:after="60" w:line="276" w:lineRule="auto"/>
+      </w:pPr>
+      <w:r>
+        <w:rPr>
+          <w:color w:val="17261F"/>
+          <w:sz w:val="20"/>
+          <w:szCs w:val="20"/>
+        </w:rPr>
+        <w:t xml:space="preserve">Asistente de IA: </w:t>
       </w:r>
       <w:r>
         <w:rPr>
@@ -1643,33 +2264,15 @@
           <w:sz w:val="18"/>
           <w:szCs w:val="18"/>
         </w:rPr>
-        <w:t xml:space="preserve">smartpot-db</w:t>
-      </w:r>
-      <w:r>
-        <w:rPr>
-          <w:color w:val="17261F"/>
-          <w:sz w:val="20"/>
-          <w:szCs w:val="20"/>
-        </w:rPr>
-        <w:t xml:space="preserve"> (MongoDB 8).</w:t>
-      </w:r>
-    </w:p>
-    <w:p>
-      <w:pPr>
-        <w:numPr>
-          <w:ilvl w:val="0"/>
-          <w:numId w:val="2"/>
-        </w:numPr>
-        <w:ind w:left="360" w:hanging="260"/>
-        <w:spacing w:before="0" w:after="60" w:line="276" w:lineRule="auto"/>
-      </w:pPr>
-      <w:r>
-        <w:rPr>
-          <w:color w:val="17261F"/>
-          <w:sz w:val="20"/>
-          <w:szCs w:val="20"/>
-        </w:rPr>
-        <w:t xml:space="preserve">Caché: </w:t>
+        <w:t xml:space="preserve">smartpot-ai</w:t>
+      </w:r>
+      <w:r>
+        <w:rPr>
+          <w:color w:val="17261F"/>
+          <w:sz w:val="20"/>
+          <w:szCs w:val="20"/>
+        </w:rPr>
+        <w:t xml:space="preserve"> (FastAPI + </w:t>
       </w:r>
       <w:r>
         <w:rPr>
@@ -1678,22 +2281,22 @@
           <w:sz w:val="18"/>
           <w:szCs w:val="18"/>
         </w:rPr>
-        <w:t xml:space="preserve">smartpot-cache</w:t>
-      </w:r>
-      <w:r>
-        <w:rPr>
-          <w:color w:val="17261F"/>
-          <w:sz w:val="20"/>
-          <w:szCs w:val="20"/>
-        </w:rPr>
-        <w:t xml:space="preserve"> (Redis 8).</w:t>
+        <w:t xml:space="preserve">scikit-learn</w:t>
+      </w:r>
+      <w:r>
+        <w:rPr>
+          <w:color w:val="17261F"/>
+          <w:sz w:val="20"/>
+          <w:szCs w:val="20"/>
+        </w:rPr>
+        <w:t xml:space="preserve"> + lógica difusa Sugeno).</w:t>
       </w:r>
     </w:p>
     <w:p>
       <w:pPr>
         <w:numPr>
           <w:ilvl w:val="0"/>
-          <w:numId w:val="2"/>
+          <w:numId w:val="1"/>
         </w:numPr>
         <w:ind w:left="360" w:hanging="260"/>
         <w:spacing w:before="0" w:after="60" w:line="276" w:lineRule="auto"/>
@@ -1704,7 +2307,7 @@
           <w:sz w:val="20"/>
           <w:szCs w:val="20"/>
         </w:rPr>
-        <w:t xml:space="preserve">Broker MQTT: </w:t>
+        <w:t xml:space="preserve">Servidor de correo: </w:t>
       </w:r>
       <w:r>
         <w:rPr>
@@ -1713,84 +2316,15 @@
           <w:sz w:val="18"/>
           <w:szCs w:val="18"/>
         </w:rPr>
-        <w:t xml:space="preserve">smartpot-broker</w:t>
-      </w:r>
-      <w:r>
-        <w:rPr>
-          <w:color w:val="17261F"/>
-          <w:sz w:val="20"/>
-          <w:szCs w:val="20"/>
-        </w:rPr>
-        <w:t xml:space="preserve"> (Eclipse Mosquitto 2.1).</w:t>
-      </w:r>
-    </w:p>
-    <w:p>
-      <w:pPr>
-        <w:numPr>
-          <w:ilvl w:val="0"/>
-          <w:numId w:val="2"/>
-        </w:numPr>
-        <w:ind w:left="360" w:hanging="260"/>
-        <w:spacing w:before="0" w:after="60" w:line="276" w:lineRule="auto"/>
-      </w:pPr>
-      <w:r>
-        <w:rPr>
-          <w:color w:val="17261F"/>
-          <w:sz w:val="20"/>
-          <w:szCs w:val="20"/>
-        </w:rPr>
-        <w:t xml:space="preserve">Simulador: </w:t>
-      </w:r>
-      <w:r>
-        <w:rPr>
-          <w:rFonts w:ascii="JetBrains Mono" w:hAnsi="JetBrains Mono" w:eastAsia="JetBrains Mono" w:cs="JetBrains Mono"/>
-          <w:color w:val="0A5A3C"/>
-          <w:sz w:val="18"/>
-          <w:szCs w:val="18"/>
-        </w:rPr>
-        <w:t xml:space="preserve">smartpot-datagenerator</w:t>
-      </w:r>
-      <w:r>
-        <w:rPr>
-          <w:color w:val="17261F"/>
-          <w:sz w:val="20"/>
-          <w:szCs w:val="20"/>
-        </w:rPr>
-        <w:t xml:space="preserve"> (Python 3.13 con </w:t>
-      </w:r>
-      <w:r>
-        <w:rPr>
-          <w:rFonts w:ascii="JetBrains Mono" w:hAnsi="JetBrains Mono" w:eastAsia="JetBrains Mono" w:cs="JetBrains Mono"/>
-          <w:color w:val="0A5A3C"/>
-          <w:sz w:val="18"/>
-          <w:szCs w:val="18"/>
-        </w:rPr>
-        <w:t xml:space="preserve">paho-mqtt</w:t>
-      </w:r>
-      <w:r>
-        <w:rPr>
-          <w:color w:val="17261F"/>
-          <w:sz w:val="20"/>
-          <w:szCs w:val="20"/>
-        </w:rPr>
-        <w:t xml:space="preserve"> y </w:t>
-      </w:r>
-      <w:r>
-        <w:rPr>
-          <w:rFonts w:ascii="JetBrains Mono" w:hAnsi="JetBrains Mono" w:eastAsia="JetBrains Mono" w:cs="JetBrains Mono"/>
-          <w:color w:val="0A5A3C"/>
-          <w:sz w:val="18"/>
-          <w:szCs w:val="18"/>
-        </w:rPr>
-        <w:t xml:space="preserve">asyncio</w:t>
-      </w:r>
-      <w:r>
-        <w:rPr>
-          <w:color w:val="17261F"/>
-          <w:sz w:val="20"/>
-          <w:szCs w:val="20"/>
-        </w:rPr>
-        <w:t xml:space="preserve">).</w:t>
+        <w:t xml:space="preserve">smartpot-mail</w:t>
+      </w:r>
+      <w:r>
+        <w:rPr>
+          <w:color w:val="17261F"/>
+          <w:sz w:val="20"/>
+          <w:szCs w:val="20"/>
+        </w:rPr>
+        <w:t xml:space="preserve"> (Mailpit con SMTP autenticado).</w:t>
       </w:r>
     </w:p>
     <w:p>
@@ -1803,385 +2337,48 @@
     </w:p>
     <w:p>
       <w:pPr>
-        <w:numPr>
-          <w:ilvl w:val="0"/>
-          <w:numId w:val="2"/>
-        </w:numPr>
-        <w:ind w:left="360" w:hanging="260"/>
-        <w:spacing w:before="0" w:after="60" w:line="276" w:lineRule="auto"/>
-      </w:pPr>
+        <w:spacing w:before="0" w:after="0" w:line="240" w:lineRule="auto"/>
+        <w:rPr>
+          <w:sz w:val="2"/>
+        </w:rPr>
+        <w:sectPr>
+          <w:headerReference w:type="default" r:id="rIdHeader"/>
+          <w:footerReference w:type="default" r:id="rIdFooter"/>
+          <w:pgSz w:w="12240" w:h="15840"/>
+          <w:pgMar w:top="1700" w:right="1440" w:bottom="1440" w:left="1440" w:header="700" w:footer="620" w:gutter="0"/>
+          <w:pgNumType w:start="2"/>
+          <w:cols w:space="720"/>
+        </w:sectPr>
+      </w:pPr>
+    </w:p>
+    <w:p>
+      <w:pPr>
+        <w:pStyle w:val="Heading2"/>
+      </w:pPr>
+      <w:bookmarkStart w:id="107" w:name="sec_107"/>
       <w:r>
         <w:rPr>
           <w:b/>
           <w:bCs/>
-          <w:color w:val="17261F"/>
-          <w:sz w:val="20"/>
-          <w:szCs w:val="20"/>
-        </w:rPr>
-        <w:t xml:space="preserve">Entorno B — Demo BETA (Stack Next-Gen):</w:t>
-      </w:r>
-    </w:p>
-    <w:p>
-      <w:pPr>
-        <w:numPr>
-          <w:ilvl w:val="0"/>
-          <w:numId w:val="2"/>
-        </w:numPr>
-        <w:ind w:left="360" w:hanging="260"/>
-        <w:spacing w:before="0" w:after="60" w:line="276" w:lineRule="auto"/>
-      </w:pPr>
-      <w:r>
-        <w:rPr>
-          <w:color w:val="17261F"/>
-          <w:sz w:val="20"/>
-          <w:szCs w:val="20"/>
-        </w:rPr>
-        <w:t xml:space="preserve">Web: </w:t>
-      </w:r>
-      <w:r>
-        <w:rPr>
-          <w:rFonts w:ascii="JetBrains Mono" w:hAnsi="JetBrains Mono" w:eastAsia="JetBrains Mono" w:cs="JetBrains Mono"/>
-          <w:color w:val="0A5A3C"/>
-          <w:sz w:val="18"/>
-          <w:szCs w:val="18"/>
-        </w:rPr>
-        <w:t xml:space="preserve">smartpot-web-solid</w:t>
-      </w:r>
-      <w:r>
-        <w:rPr>
-          <w:color w:val="17261F"/>
-          <w:sz w:val="20"/>
-          <w:szCs w:val="20"/>
-        </w:rPr>
-        <w:t xml:space="preserve"> (SolidJS 1.9 + TypeScript + SVG nativo, servida por Nginx).</w:t>
-      </w:r>
-    </w:p>
-    <w:p>
-      <w:pPr>
-        <w:numPr>
-          <w:ilvl w:val="0"/>
-          <w:numId w:val="2"/>
-        </w:numPr>
-        <w:ind w:left="360" w:hanging="260"/>
-        <w:spacing w:before="0" w:after="60" w:line="276" w:lineRule="auto"/>
-      </w:pPr>
-      <w:r>
-        <w:rPr>
-          <w:color w:val="17261F"/>
-          <w:sz w:val="20"/>
-          <w:szCs w:val="20"/>
-        </w:rPr>
-        <w:t xml:space="preserve">API: </w:t>
-      </w:r>
-      <w:r>
-        <w:rPr>
-          <w:rFonts w:ascii="JetBrains Mono" w:hAnsi="JetBrains Mono" w:eastAsia="JetBrains Mono" w:cs="JetBrains Mono"/>
-          <w:color w:val="0A5A3C"/>
-          <w:sz w:val="18"/>
-          <w:szCs w:val="18"/>
-        </w:rPr>
-        <w:t xml:space="preserve">smartpot-api-go</w:t>
-      </w:r>
-      <w:r>
-        <w:rPr>
-          <w:color w:val="17261F"/>
-          <w:sz w:val="20"/>
-          <w:szCs w:val="20"/>
-        </w:rPr>
-        <w:t xml:space="preserve"> (Go 1.26 + Echo v4, compilada en contenedor </w:t>
-      </w:r>
-      <w:r>
-        <w:rPr>
-          <w:rFonts w:ascii="JetBrains Mono" w:hAnsi="JetBrains Mono" w:eastAsia="JetBrains Mono" w:cs="JetBrains Mono"/>
-          <w:color w:val="0A5A3C"/>
-          <w:sz w:val="18"/>
-          <w:szCs w:val="18"/>
-        </w:rPr>
-        <w:t xml:space="preserve">scratch</w:t>
-      </w:r>
-      <w:r>
-        <w:rPr>
-          <w:color w:val="17261F"/>
-          <w:sz w:val="20"/>
-          <w:szCs w:val="20"/>
-        </w:rPr>
-        <w:t xml:space="preserve">).</w:t>
-      </w:r>
-    </w:p>
-    <w:p>
-      <w:pPr>
-        <w:numPr>
-          <w:ilvl w:val="0"/>
-          <w:numId w:val="2"/>
-        </w:numPr>
-        <w:ind w:left="360" w:hanging="260"/>
-        <w:spacing w:before="0" w:after="60" w:line="276" w:lineRule="auto"/>
-      </w:pPr>
-      <w:r>
-        <w:rPr>
-          <w:color w:val="17261F"/>
-          <w:sz w:val="20"/>
-          <w:szCs w:val="20"/>
-        </w:rPr>
-        <w:t xml:space="preserve">Base de datos: </w:t>
-      </w:r>
-      <w:r>
-        <w:rPr>
-          <w:rFonts w:ascii="JetBrains Mono" w:hAnsi="JetBrains Mono" w:eastAsia="JetBrains Mono" w:cs="JetBrains Mono"/>
-          <w:color w:val="0A5A3C"/>
-          <w:sz w:val="18"/>
-          <w:szCs w:val="18"/>
-        </w:rPr>
-        <w:t xml:space="preserve">smartpot-db-postgre</w:t>
-      </w:r>
-      <w:r>
-        <w:rPr>
-          <w:color w:val="17261F"/>
-          <w:sz w:val="20"/>
-          <w:szCs w:val="20"/>
-        </w:rPr>
-        <w:t xml:space="preserve"> (PostgreSQL 17 + TimescaleDB 2.17).</w:t>
-      </w:r>
-    </w:p>
-    <w:p>
-      <w:pPr>
-        <w:numPr>
-          <w:ilvl w:val="0"/>
-          <w:numId w:val="2"/>
-        </w:numPr>
-        <w:ind w:left="360" w:hanging="260"/>
-        <w:spacing w:before="0" w:after="60" w:line="276" w:lineRule="auto"/>
-      </w:pPr>
-      <w:r>
-        <w:rPr>
-          <w:color w:val="17261F"/>
-          <w:sz w:val="20"/>
-          <w:szCs w:val="20"/>
-        </w:rPr>
-        <w:t xml:space="preserve">Caché: </w:t>
-      </w:r>
-      <w:r>
-        <w:rPr>
-          <w:rFonts w:ascii="JetBrains Mono" w:hAnsi="JetBrains Mono" w:eastAsia="JetBrains Mono" w:cs="JetBrains Mono"/>
-          <w:color w:val="0A5A3C"/>
-          <w:sz w:val="18"/>
-          <w:szCs w:val="18"/>
-        </w:rPr>
-        <w:t xml:space="preserve">smartpot-cache-valkey</w:t>
-      </w:r>
-      <w:r>
-        <w:rPr>
-          <w:color w:val="17261F"/>
-          <w:sz w:val="20"/>
-          <w:szCs w:val="20"/>
-        </w:rPr>
-        <w:t xml:space="preserve"> (Valkey 9.1).</w:t>
-      </w:r>
-    </w:p>
-    <w:p>
-      <w:pPr>
-        <w:numPr>
-          <w:ilvl w:val="0"/>
-          <w:numId w:val="2"/>
-        </w:numPr>
-        <w:ind w:left="360" w:hanging="260"/>
-        <w:spacing w:before="0" w:after="60" w:line="276" w:lineRule="auto"/>
-      </w:pPr>
-      <w:r>
-        <w:rPr>
-          <w:color w:val="17261F"/>
-          <w:sz w:val="20"/>
-          <w:szCs w:val="20"/>
-        </w:rPr>
-        <w:t xml:space="preserve">Broker MQTT: </w:t>
-      </w:r>
-      <w:r>
-        <w:rPr>
-          <w:rFonts w:ascii="JetBrains Mono" w:hAnsi="JetBrains Mono" w:eastAsia="JetBrains Mono" w:cs="JetBrains Mono"/>
-          <w:color w:val="0A5A3C"/>
-          <w:sz w:val="18"/>
-          <w:szCs w:val="18"/>
-        </w:rPr>
-        <w:t xml:space="preserve">smartpot-broker-emqx</w:t>
-      </w:r>
-      <w:r>
-        <w:rPr>
-          <w:color w:val="17261F"/>
-          <w:sz w:val="20"/>
-          <w:szCs w:val="20"/>
-        </w:rPr>
-        <w:t xml:space="preserve"> (EMQX 5.8 con autenticación delegada por HTTP).</w:t>
-      </w:r>
-    </w:p>
-    <w:p>
-      <w:pPr>
-        <w:numPr>
-          <w:ilvl w:val="0"/>
-          <w:numId w:val="2"/>
-        </w:numPr>
-        <w:ind w:left="360" w:hanging="260"/>
-        <w:spacing w:before="0" w:after="60" w:line="276" w:lineRule="auto"/>
-      </w:pPr>
-      <w:r>
-        <w:rPr>
-          <w:color w:val="17261F"/>
-          <w:sz w:val="20"/>
-          <w:szCs w:val="20"/>
-        </w:rPr>
-        <w:t xml:space="preserve">Simulador: </w:t>
-      </w:r>
-      <w:r>
-        <w:rPr>
-          <w:rFonts w:ascii="JetBrains Mono" w:hAnsi="JetBrains Mono" w:eastAsia="JetBrains Mono" w:cs="JetBrains Mono"/>
-          <w:color w:val="0A5A3C"/>
-          <w:sz w:val="18"/>
-          <w:szCs w:val="18"/>
-        </w:rPr>
-        <w:t xml:space="preserve">smartpot-datagenerator-rust</w:t>
-      </w:r>
-      <w:r>
-        <w:rPr>
-          <w:color w:val="17261F"/>
-          <w:sz w:val="20"/>
-          <w:szCs w:val="20"/>
-        </w:rPr>
-        <w:t xml:space="preserve"> (Rust 2.0 + Tokio + Axum 0.8).</w:t>
-      </w:r>
-    </w:p>
-    <w:p>
-      <w:pPr>
-        <w:spacing w:before="40" w:after="0" w:line="240" w:lineRule="auto"/>
-        <w:rPr>
-          <w:sz w:val="8"/>
-        </w:rPr>
-      </w:pPr>
-    </w:p>
-    <w:p>
-      <w:pPr>
-        <w:numPr>
-          <w:ilvl w:val="0"/>
-          <w:numId w:val="2"/>
-        </w:numPr>
-        <w:ind w:left="360" w:hanging="260"/>
-        <w:spacing w:before="0" w:after="60" w:line="276" w:lineRule="auto"/>
-      </w:pPr>
-      <w:r>
-        <w:rPr>
-          <w:b/>
-          <w:bCs/>
-          <w:color w:val="17261F"/>
-          <w:sz w:val="20"/>
-          <w:szCs w:val="20"/>
-        </w:rPr>
-        <w:t xml:space="preserve">Componentes Compartidos (Invariables):</w:t>
-      </w:r>
-    </w:p>
-    <w:p>
-      <w:pPr>
-        <w:numPr>
-          <w:ilvl w:val="0"/>
-          <w:numId w:val="2"/>
-        </w:numPr>
-        <w:ind w:left="360" w:hanging="260"/>
-        <w:spacing w:before="0" w:after="60" w:line="276" w:lineRule="auto"/>
-      </w:pPr>
-      <w:r>
-        <w:rPr>
-          <w:color w:val="17261F"/>
-          <w:sz w:val="20"/>
-          <w:szCs w:val="20"/>
-        </w:rPr>
-        <w:t xml:space="preserve">Asistente de IA: </w:t>
-      </w:r>
-      <w:r>
-        <w:rPr>
-          <w:rFonts w:ascii="JetBrains Mono" w:hAnsi="JetBrains Mono" w:eastAsia="JetBrains Mono" w:cs="JetBrains Mono"/>
-          <w:color w:val="0A5A3C"/>
-          <w:sz w:val="18"/>
-          <w:szCs w:val="18"/>
-        </w:rPr>
-        <w:t xml:space="preserve">smartpot-ai</w:t>
-      </w:r>
-      <w:r>
-        <w:rPr>
-          <w:color w:val="17261F"/>
-          <w:sz w:val="20"/>
-          <w:szCs w:val="20"/>
-        </w:rPr>
-        <w:t xml:space="preserve"> (FastAPI + </w:t>
-      </w:r>
-      <w:r>
-        <w:rPr>
-          <w:rFonts w:ascii="JetBrains Mono" w:hAnsi="JetBrains Mono" w:eastAsia="JetBrains Mono" w:cs="JetBrains Mono"/>
-          <w:color w:val="0A5A3C"/>
-          <w:sz w:val="18"/>
-          <w:szCs w:val="18"/>
-        </w:rPr>
-        <w:t xml:space="preserve">scikit-learn</w:t>
-      </w:r>
-      <w:r>
-        <w:rPr>
-          <w:color w:val="17261F"/>
-          <w:sz w:val="20"/>
-          <w:szCs w:val="20"/>
-        </w:rPr>
-        <w:t xml:space="preserve"> + lógica difusa Sugeno).</w:t>
-      </w:r>
-    </w:p>
-    <w:p>
-      <w:pPr>
-        <w:numPr>
-          <w:ilvl w:val="0"/>
-          <w:numId w:val="2"/>
-        </w:numPr>
-        <w:ind w:left="360" w:hanging="260"/>
-        <w:spacing w:before="0" w:after="60" w:line="276" w:lineRule="auto"/>
-      </w:pPr>
-      <w:r>
-        <w:rPr>
-          <w:color w:val="17261F"/>
-          <w:sz w:val="20"/>
-          <w:szCs w:val="20"/>
-        </w:rPr>
-        <w:t xml:space="preserve">Servidor de correo: </w:t>
-      </w:r>
-      <w:r>
-        <w:rPr>
-          <w:rFonts w:ascii="JetBrains Mono" w:hAnsi="JetBrains Mono" w:eastAsia="JetBrains Mono" w:cs="JetBrains Mono"/>
-          <w:color w:val="0A5A3C"/>
-          <w:sz w:val="18"/>
-          <w:szCs w:val="18"/>
-        </w:rPr>
-        <w:t xml:space="preserve">smartpot-mail</w:t>
-      </w:r>
-      <w:r>
-        <w:rPr>
-          <w:color w:val="17261F"/>
-          <w:sz w:val="20"/>
-          <w:szCs w:val="20"/>
-        </w:rPr>
-        <w:t xml:space="preserve"> (Mailpit con SMTP autenticado).</w:t>
-      </w:r>
-    </w:p>
-    <w:p>
-      <w:pPr>
-        <w:spacing w:before="40" w:after="0" w:line="240" w:lineRule="auto"/>
-        <w:rPr>
-          <w:sz w:val="8"/>
-        </w:rPr>
-      </w:pPr>
+          <w:color w:val="067A52"/>
+          <w:sz w:val="25"/>
+          <w:szCs w:val="25"/>
+        </w:rPr>
+        <w:t xml:space="preserve">1.1. Topología Arquitectónica Comparada (Estable vs. BETA)</w:t>
+      </w:r>
+      <w:bookmarkEnd w:id="107"/>
     </w:p>
     <w:p>
       <w:pPr>
         <w:keepNext/>
-        <w:spacing w:before="120" w:after="60" w:line="288" w:lineRule="auto"/>
+        <w:spacing w:before="0" w:after="60" w:line="288" w:lineRule="auto"/>
         <w:jc w:val="center"/>
       </w:pPr>
       <w:r>
         <w:drawing>
           <wp:inline distT="0" distB="0" distL="0" distR="0">
-            <wp:extent cx="5943600" cy="1299765"/>
-            <wp:docPr id="107" name="SmartPot_46_AB_Architecture_Comparison"/>
+            <wp:extent cx="8229600" cy="2106292"/>
+            <wp:docPr id="108" name="SmartPot_46_AB_Architecture_Comparison"/>
             <wp:cNvGraphicFramePr>
               <a:graphicFrameLocks noChangeAspect="1"/>
             </wp:cNvGraphicFramePr>
@@ -2189,7 +2386,7 @@
               <a:graphicData uri="http://schemas.openxmlformats.org/drawingml/2006/picture">
                 <pic:pic>
                   <pic:nvPicPr>
-                    <pic:cNvPr id="107" name="SmartPot_46_AB_Architecture_Comparison"/>
+                    <pic:cNvPr id="108" name="SmartPot_46_AB_Architecture_Comparison"/>
                     <pic:cNvPicPr/>
                   </pic:nvPicPr>
                   <pic:blipFill>
@@ -2201,7 +2398,7 @@
                   <pic:spPr>
                     <a:xfrm>
                       <a:off x="0" y="0"/>
-                      <a:ext cx="5943600" cy="1299765"/>
+                      <a:ext cx="8229600" cy="2106292"/>
                     </a:xfrm>
                     <a:prstGeom prst="rect">
                       <a:avLst/>
@@ -2216,7 +2413,7 @@
     </w:p>
     <w:p>
       <w:pPr>
-        <w:spacing w:before="0" w:after="240" w:line="288" w:lineRule="auto"/>
+        <w:spacing w:before="0" w:after="0" w:line="288" w:lineRule="auto"/>
         <w:jc w:val="center"/>
       </w:pPr>
       <w:r>
@@ -2239,6 +2436,21 @@
         </w:rPr>
         <w:t xml:space="preserve">  ·  Comparación arquitectónica entre la Demo Estable y la Demo BETA</w:t>
       </w:r>
+    </w:p>
+    <w:p>
+      <w:pPr>
+        <w:spacing w:before="0" w:after="0" w:line="240" w:lineRule="auto"/>
+        <w:rPr>
+          <w:sz w:val="2"/>
+        </w:rPr>
+        <w:sectPr>
+          <w:headerReference w:type="default" r:id="rIdHeader"/>
+          <w:footerReference w:type="default" r:id="rIdFooter"/>
+          <w:pgSz w:w="15840" w:h="12240" w:orient="landscape"/>
+          <w:pgMar w:top="1700" w:right="1440" w:bottom="1440" w:left="1440" w:header="700" w:footer="620" w:gutter="0"/>
+          <w:cols w:space="720"/>
+        </w:sectPr>
+      </w:pPr>
     </w:p>
     <w:p>
       <w:pPr>
@@ -2352,7 +2564,7 @@
       <w:pPr>
         <w:pStyle w:val="Heading1"/>
       </w:pPr>
-      <w:bookmarkStart w:id="108" w:name="sec_108"/>
+      <w:bookmarkStart w:id="109" w:name="sec_109"/>
       <w:r>
         <w:rPr>
           <w:b/>
@@ -2363,13 +2575,13 @@
         </w:rPr>
         <w:t xml:space="preserve">Fase 1: Pruebas de Humo e Infraestructura</w:t>
       </w:r>
-      <w:bookmarkEnd w:id="108"/>
+      <w:bookmarkEnd w:id="109"/>
     </w:p>
     <w:p>
       <w:pPr>
         <w:pStyle w:val="Heading2"/>
       </w:pPr>
-      <w:bookmarkStart w:id="109" w:name="sec_109"/>
+      <w:bookmarkStart w:id="110" w:name="sec_110"/>
       <w:r>
         <w:rPr>
           <w:b/>
@@ -2402,7 +2614,7 @@
         </w:rPr>
         <w:t xml:space="preserve">)</w:t>
       </w:r>
-      <w:bookmarkEnd w:id="109"/>
+      <w:bookmarkEnd w:id="110"/>
     </w:p>
     <w:p>
       <w:pPr>
@@ -3423,7 +3635,7 @@
       <w:pPr>
         <w:pStyle w:val="Heading2"/>
       </w:pPr>
-      <w:bookmarkStart w:id="110" w:name="sec_110"/>
+      <w:bookmarkStart w:id="111" w:name="sec_111"/>
       <w:r>
         <w:rPr>
           <w:b/>
@@ -3434,7 +3646,7 @@
         </w:rPr>
         <w:t xml:space="preserve">2.2. Semillas Iniciales y Telemetría</w:t>
       </w:r>
-      <w:bookmarkEnd w:id="110"/>
+      <w:bookmarkEnd w:id="111"/>
     </w:p>
     <w:p>
       <w:pPr>
@@ -3611,15 +3823,47 @@
     </w:p>
     <w:p>
       <w:pPr>
+        <w:spacing w:before="0" w:after="0" w:line="240" w:lineRule="auto"/>
+        <w:rPr>
+          <w:sz w:val="2"/>
+        </w:rPr>
+        <w:sectPr>
+          <w:headerReference w:type="default" r:id="rIdHeader"/>
+          <w:footerReference w:type="default" r:id="rIdFooter"/>
+          <w:pgSz w:w="12240" w:h="15840"/>
+          <w:pgMar w:top="1700" w:right="1440" w:bottom="1440" w:left="1440" w:header="700" w:footer="620" w:gutter="0"/>
+          <w:cols w:space="720"/>
+        </w:sectPr>
+      </w:pPr>
+    </w:p>
+    <w:p>
+      <w:pPr>
+        <w:pStyle w:val="Heading2"/>
+      </w:pPr>
+      <w:bookmarkStart w:id="112" w:name="sec_112"/>
+      <w:r>
+        <w:rPr>
+          <w:b/>
+          <w:bCs/>
+          <w:color w:val="067A52"/>
+          <w:sz w:val="25"/>
+          <w:szCs w:val="25"/>
+        </w:rPr>
+        <w:t xml:space="preserve">2.3. Secuencia Integral de Validación E2E sobre Demo BETA</w:t>
+      </w:r>
+      <w:bookmarkEnd w:id="112"/>
+    </w:p>
+    <w:p>
+      <w:pPr>
         <w:keepNext/>
-        <w:spacing w:before="120" w:after="60" w:line="288" w:lineRule="auto"/>
+        <w:spacing w:before="0" w:after="60" w:line="288" w:lineRule="auto"/>
         <w:jc w:val="center"/>
       </w:pPr>
       <w:r>
         <w:drawing>
           <wp:inline distT="0" distB="0" distL="0" distR="0">
-            <wp:extent cx="5943600" cy="5111496"/>
-            <wp:docPr id="111" name="SmartPot_47_AB_Testing_Sequence"/>
+            <wp:extent cx="5020930" cy="4318000"/>
+            <wp:docPr id="113" name="SmartPot_47_AB_Testing_Sequence"/>
             <wp:cNvGraphicFramePr>
               <a:graphicFrameLocks noChangeAspect="1"/>
             </wp:cNvGraphicFramePr>
@@ -3627,7 +3871,7 @@
               <a:graphicData uri="http://schemas.openxmlformats.org/drawingml/2006/picture">
                 <pic:pic>
                   <pic:nvPicPr>
-                    <pic:cNvPr id="111" name="SmartPot_47_AB_Testing_Sequence"/>
+                    <pic:cNvPr id="113" name="SmartPot_47_AB_Testing_Sequence"/>
                     <pic:cNvPicPr/>
                   </pic:nvPicPr>
                   <pic:blipFill>
@@ -3639,7 +3883,7 @@
                   <pic:spPr>
                     <a:xfrm>
                       <a:off x="0" y="0"/>
-                      <a:ext cx="5943600" cy="5111496"/>
+                      <a:ext cx="5020930" cy="4318000"/>
                     </a:xfrm>
                     <a:prstGeom prst="rect">
                       <a:avLst/>
@@ -3654,7 +3898,7 @@
     </w:p>
     <w:p>
       <w:pPr>
-        <w:spacing w:before="0" w:after="240" w:line="288" w:lineRule="auto"/>
+        <w:spacing w:before="0" w:after="0" w:line="288" w:lineRule="auto"/>
         <w:jc w:val="center"/>
       </w:pPr>
       <w:r>
@@ -3677,6 +3921,21 @@
         </w:rPr>
         <w:t xml:space="preserve">  ·  Secuencia integral de validación E2E sobre la Demo BETA</w:t>
       </w:r>
+    </w:p>
+    <w:p>
+      <w:pPr>
+        <w:spacing w:before="0" w:after="0" w:line="240" w:lineRule="auto"/>
+        <w:rPr>
+          <w:sz w:val="2"/>
+        </w:rPr>
+        <w:sectPr>
+          <w:headerReference w:type="default" r:id="rIdHeader"/>
+          <w:footerReference w:type="default" r:id="rIdFooter"/>
+          <w:pgSz w:w="15840" w:h="12240" w:orient="landscape"/>
+          <w:pgMar w:top="1700" w:right="1440" w:bottom="1440" w:left="1440" w:header="700" w:footer="620" w:gutter="0"/>
+          <w:cols w:space="720"/>
+        </w:sectPr>
+      </w:pPr>
     </w:p>
     <w:p>
       <w:pPr>
@@ -3790,7 +4049,7 @@
       <w:pPr>
         <w:pStyle w:val="Heading1"/>
       </w:pPr>
-      <w:bookmarkStart w:id="112" w:name="sec_112"/>
+      <w:bookmarkStart w:id="114" w:name="sec_114"/>
       <w:r>
         <w:rPr>
           <w:b/>
@@ -3801,13 +4060,13 @@
         </w:rPr>
         <w:t xml:space="preserve">Fase 2: Paridad por Nivel de Visibilidad</w:t>
       </w:r>
-      <w:bookmarkEnd w:id="112"/>
+      <w:bookmarkEnd w:id="114"/>
     </w:p>
     <w:p>
       <w:pPr>
         <w:pStyle w:val="Heading2"/>
       </w:pPr>
-      <w:bookmarkStart w:id="113" w:name="sec_113"/>
+      <w:bookmarkStart w:id="115" w:name="sec_115"/>
       <w:r>
         <w:rPr>
           <w:b/>
@@ -3818,7 +4077,7 @@
         </w:rPr>
         <w:t xml:space="preserve">3.1. Caja Negra: Paridad Estricta de la API</w:t>
       </w:r>
-      <w:bookmarkEnd w:id="113"/>
+      <w:bookmarkEnd w:id="115"/>
     </w:p>
     <w:p>
       <w:pPr>
@@ -3857,7 +4116,7 @@
       <w:pPr>
         <w:numPr>
           <w:ilvl w:val="0"/>
-          <w:numId w:val="2"/>
+          <w:numId w:val="1"/>
         </w:numPr>
         <w:ind w:left="360" w:hanging="260"/>
         <w:spacing w:before="0" w:after="60" w:line="276" w:lineRule="auto"/>
@@ -3887,6 +4146,206 @@
         </w:rPr>
         <w:t xml:space="preserve"> con cabecera de tipo y payload con el nuevo recurso.</w:t>
       </w:r>
+    </w:p>
+    <w:p>
+      <w:pPr>
+        <w:numPr>
+          <w:ilvl w:val="0"/>
+          <w:numId w:val="1"/>
+        </w:numPr>
+        <w:ind w:left="360" w:hanging="260"/>
+        <w:spacing w:before="0" w:after="60" w:line="276" w:lineRule="auto"/>
+      </w:pPr>
+      <w:r>
+        <w:rPr>
+          <w:color w:val="17261F"/>
+          <w:sz w:val="20"/>
+          <w:szCs w:val="20"/>
+        </w:rPr>
+        <w:t xml:space="preserve">Peticiones sin token o con token vencido: </w:t>
+      </w:r>
+      <w:r>
+        <w:rPr>
+          <w:rFonts w:ascii="JetBrains Mono" w:hAnsi="JetBrains Mono" w:eastAsia="JetBrains Mono" w:cs="JetBrains Mono"/>
+          <w:color w:val="0A5A3C"/>
+          <w:sz w:val="18"/>
+          <w:szCs w:val="18"/>
+        </w:rPr>
+        <w:t xml:space="preserve">401 Unauthorized</w:t>
+      </w:r>
+      <w:r>
+        <w:rPr>
+          <w:color w:val="17261F"/>
+          <w:sz w:val="20"/>
+          <w:szCs w:val="20"/>
+        </w:rPr>
+        <w:t xml:space="preserve">.</w:t>
+      </w:r>
+    </w:p>
+    <w:p>
+      <w:pPr>
+        <w:numPr>
+          <w:ilvl w:val="0"/>
+          <w:numId w:val="1"/>
+        </w:numPr>
+        <w:ind w:left="360" w:hanging="260"/>
+        <w:spacing w:before="0" w:after="60" w:line="276" w:lineRule="auto"/>
+      </w:pPr>
+      <w:r>
+        <w:rPr>
+          <w:color w:val="17261F"/>
+          <w:sz w:val="20"/>
+          <w:szCs w:val="20"/>
+        </w:rPr>
+        <w:t xml:space="preserve">Recursos ajenos o inexistentes: </w:t>
+      </w:r>
+      <w:r>
+        <w:rPr>
+          <w:rFonts w:ascii="JetBrains Mono" w:hAnsi="JetBrains Mono" w:eastAsia="JetBrains Mono" w:cs="JetBrains Mono"/>
+          <w:color w:val="0A5A3C"/>
+          <w:sz w:val="18"/>
+          <w:szCs w:val="18"/>
+        </w:rPr>
+        <w:t xml:space="preserve">404 Not Found</w:t>
+      </w:r>
+      <w:r>
+        <w:rPr>
+          <w:color w:val="17261F"/>
+          <w:sz w:val="20"/>
+          <w:szCs w:val="20"/>
+        </w:rPr>
+        <w:t xml:space="preserve">.</w:t>
+      </w:r>
+    </w:p>
+    <w:p>
+      <w:pPr>
+        <w:numPr>
+          <w:ilvl w:val="0"/>
+          <w:numId w:val="1"/>
+        </w:numPr>
+        <w:ind w:left="360" w:hanging="260"/>
+        <w:spacing w:before="0" w:after="60" w:line="276" w:lineRule="auto"/>
+      </w:pPr>
+      <w:r>
+        <w:rPr>
+          <w:color w:val="17261F"/>
+          <w:sz w:val="20"/>
+          <w:szCs w:val="20"/>
+        </w:rPr>
+        <w:t xml:space="preserve">Métodos no permitidos: </w:t>
+      </w:r>
+      <w:r>
+        <w:rPr>
+          <w:rFonts w:ascii="JetBrains Mono" w:hAnsi="JetBrains Mono" w:eastAsia="JetBrains Mono" w:cs="JetBrains Mono"/>
+          <w:color w:val="0A5A3C"/>
+          <w:sz w:val="18"/>
+          <w:szCs w:val="18"/>
+        </w:rPr>
+        <w:t xml:space="preserve">405 Method Not Allowed</w:t>
+      </w:r>
+      <w:r>
+        <w:rPr>
+          <w:color w:val="17261F"/>
+          <w:sz w:val="20"/>
+          <w:szCs w:val="20"/>
+        </w:rPr>
+        <w:t xml:space="preserve">.</w:t>
+      </w:r>
+    </w:p>
+    <w:p>
+      <w:pPr>
+        <w:numPr>
+          <w:ilvl w:val="0"/>
+          <w:numId w:val="1"/>
+        </w:numPr>
+        <w:ind w:left="360" w:hanging="260"/>
+        <w:spacing w:before="0" w:after="60" w:line="276" w:lineRule="auto"/>
+      </w:pPr>
+      <w:r>
+        <w:rPr>
+          <w:color w:val="17261F"/>
+          <w:sz w:val="20"/>
+          <w:szCs w:val="20"/>
+        </w:rPr>
+        <w:t xml:space="preserve">Intento de solapamiento de órdenes a actuadores: </w:t>
+      </w:r>
+      <w:r>
+        <w:rPr>
+          <w:rFonts w:ascii="JetBrains Mono" w:hAnsi="JetBrains Mono" w:eastAsia="JetBrains Mono" w:cs="JetBrains Mono"/>
+          <w:color w:val="0A5A3C"/>
+          <w:sz w:val="18"/>
+          <w:szCs w:val="18"/>
+        </w:rPr>
+        <w:t xml:space="preserve">409 Conflict</w:t>
+      </w:r>
+      <w:r>
+        <w:rPr>
+          <w:color w:val="17261F"/>
+          <w:sz w:val="20"/>
+          <w:szCs w:val="20"/>
+        </w:rPr>
+        <w:t xml:space="preserve">.</w:t>
+      </w:r>
+    </w:p>
+    <w:p>
+      <w:pPr>
+        <w:numPr>
+          <w:ilvl w:val="0"/>
+          <w:numId w:val="1"/>
+        </w:numPr>
+        <w:ind w:left="360" w:hanging="260"/>
+        <w:spacing w:before="0" w:after="60" w:line="276" w:lineRule="auto"/>
+      </w:pPr>
+      <w:r>
+        <w:rPr>
+          <w:color w:val="17261F"/>
+          <w:sz w:val="20"/>
+          <w:szCs w:val="20"/>
+        </w:rPr>
+        <w:t xml:space="preserve">Exceso de tasa de peticiones: </w:t>
+      </w:r>
+      <w:r>
+        <w:rPr>
+          <w:rFonts w:ascii="JetBrains Mono" w:hAnsi="JetBrains Mono" w:eastAsia="JetBrains Mono" w:cs="JetBrains Mono"/>
+          <w:color w:val="0A5A3C"/>
+          <w:sz w:val="18"/>
+          <w:szCs w:val="18"/>
+        </w:rPr>
+        <w:t xml:space="preserve">429 Too Many Requests</w:t>
+      </w:r>
+      <w:r>
+        <w:rPr>
+          <w:color w:val="17261F"/>
+          <w:sz w:val="20"/>
+          <w:szCs w:val="20"/>
+        </w:rPr>
+        <w:t xml:space="preserve"> con cabecera </w:t>
+      </w:r>
+      <w:r>
+        <w:rPr>
+          <w:rFonts w:ascii="JetBrains Mono" w:hAnsi="JetBrains Mono" w:eastAsia="JetBrains Mono" w:cs="JetBrains Mono"/>
+          <w:color w:val="0A5A3C"/>
+          <w:sz w:val="18"/>
+          <w:szCs w:val="18"/>
+        </w:rPr>
+        <w:t xml:space="preserve">Retry-After</w:t>
+      </w:r>
+      <w:r>
+        <w:rPr>
+          <w:color w:val="17261F"/>
+          <w:sz w:val="20"/>
+          <w:szCs w:val="20"/>
+        </w:rPr>
+        <w:t xml:space="preserve">.</w:t>
+      </w:r>
+    </w:p>
+    <w:p>
+      <w:pPr>
+        <w:spacing w:before="40" w:after="0" w:line="240" w:lineRule="auto"/>
+        <w:rPr>
+          <w:sz w:val="8"/>
+        </w:rPr>
+      </w:pPr>
     </w:p>
     <w:p>
       <w:pPr>
@@ -3899,11 +4358,21 @@
       </w:pPr>
       <w:r>
         <w:rPr>
-          <w:color w:val="17261F"/>
-          <w:sz w:val="20"/>
-          <w:szCs w:val="20"/>
-        </w:rPr>
-        <w:t xml:space="preserve">Peticiones sin token o con token vencido: </w:t>
+          <w:b/>
+          <w:bCs/>
+          <w:color w:val="17261F"/>
+          <w:sz w:val="20"/>
+          <w:szCs w:val="20"/>
+        </w:rPr>
+        <w:t xml:space="preserve">Esquema de Error en Español:</w:t>
+      </w:r>
+      <w:r>
+        <w:rPr>
+          <w:color w:val="17261F"/>
+          <w:sz w:val="20"/>
+          <w:szCs w:val="20"/>
+        </w:rPr>
+        <w:t xml:space="preserve"> Tanto Java (</w:t>
       </w:r>
       <w:r>
         <w:rPr>
@@ -3912,33 +4381,15 @@
           <w:sz w:val="18"/>
           <w:szCs w:val="18"/>
         </w:rPr>
-        <w:t xml:space="preserve">401 Unauthorized</w:t>
-      </w:r>
-      <w:r>
-        <w:rPr>
-          <w:color w:val="17261F"/>
-          <w:sz w:val="20"/>
-          <w:szCs w:val="20"/>
-        </w:rPr>
-        <w:t xml:space="preserve">.</w:t>
-      </w:r>
-    </w:p>
-    <w:p>
-      <w:pPr>
-        <w:numPr>
-          <w:ilvl w:val="0"/>
-          <w:numId w:val="2"/>
-        </w:numPr>
-        <w:ind w:left="360" w:hanging="260"/>
-        <w:spacing w:before="0" w:after="60" w:line="276" w:lineRule="auto"/>
-      </w:pPr>
-      <w:r>
-        <w:rPr>
-          <w:color w:val="17261F"/>
-          <w:sz w:val="20"/>
-          <w:szCs w:val="20"/>
-        </w:rPr>
-        <w:t xml:space="preserve">Recursos ajenos o inexistentes: </w:t>
+        <w:t xml:space="preserve">ErrorResponse.java</w:t>
+      </w:r>
+      <w:r>
+        <w:rPr>
+          <w:color w:val="17261F"/>
+          <w:sz w:val="20"/>
+          <w:szCs w:val="20"/>
+        </w:rPr>
+        <w:t xml:space="preserve">) como Go (</w:t>
       </w:r>
       <w:r>
         <w:rPr>
@@ -3947,137 +4398,15 @@
           <w:sz w:val="18"/>
           <w:szCs w:val="18"/>
         </w:rPr>
-        <w:t xml:space="preserve">404 Not Found</w:t>
-      </w:r>
-      <w:r>
-        <w:rPr>
-          <w:color w:val="17261F"/>
-          <w:sz w:val="20"/>
-          <w:szCs w:val="20"/>
-        </w:rPr>
-        <w:t xml:space="preserve">.</w:t>
-      </w:r>
-    </w:p>
-    <w:p>
-      <w:pPr>
-        <w:numPr>
-          <w:ilvl w:val="0"/>
-          <w:numId w:val="2"/>
-        </w:numPr>
-        <w:ind w:left="360" w:hanging="260"/>
-        <w:spacing w:before="0" w:after="60" w:line="276" w:lineRule="auto"/>
-      </w:pPr>
-      <w:r>
-        <w:rPr>
-          <w:color w:val="17261F"/>
-          <w:sz w:val="20"/>
-          <w:szCs w:val="20"/>
-        </w:rPr>
-        <w:t xml:space="preserve">Métodos no permitidos: </w:t>
-      </w:r>
-      <w:r>
-        <w:rPr>
-          <w:rFonts w:ascii="JetBrains Mono" w:hAnsi="JetBrains Mono" w:eastAsia="JetBrains Mono" w:cs="JetBrains Mono"/>
-          <w:color w:val="0A5A3C"/>
-          <w:sz w:val="18"/>
-          <w:szCs w:val="18"/>
-        </w:rPr>
-        <w:t xml:space="preserve">405 Method Not Allowed</w:t>
-      </w:r>
-      <w:r>
-        <w:rPr>
-          <w:color w:val="17261F"/>
-          <w:sz w:val="20"/>
-          <w:szCs w:val="20"/>
-        </w:rPr>
-        <w:t xml:space="preserve">.</w:t>
-      </w:r>
-    </w:p>
-    <w:p>
-      <w:pPr>
-        <w:numPr>
-          <w:ilvl w:val="0"/>
-          <w:numId w:val="2"/>
-        </w:numPr>
-        <w:ind w:left="360" w:hanging="260"/>
-        <w:spacing w:before="0" w:after="60" w:line="276" w:lineRule="auto"/>
-      </w:pPr>
-      <w:r>
-        <w:rPr>
-          <w:color w:val="17261F"/>
-          <w:sz w:val="20"/>
-          <w:szCs w:val="20"/>
-        </w:rPr>
-        <w:t xml:space="preserve">Intento de solapamiento de órdenes a actuadores: </w:t>
-      </w:r>
-      <w:r>
-        <w:rPr>
-          <w:rFonts w:ascii="JetBrains Mono" w:hAnsi="JetBrains Mono" w:eastAsia="JetBrains Mono" w:cs="JetBrains Mono"/>
-          <w:color w:val="0A5A3C"/>
-          <w:sz w:val="18"/>
-          <w:szCs w:val="18"/>
-        </w:rPr>
-        <w:t xml:space="preserve">409 Conflict</w:t>
-      </w:r>
-      <w:r>
-        <w:rPr>
-          <w:color w:val="17261F"/>
-          <w:sz w:val="20"/>
-          <w:szCs w:val="20"/>
-        </w:rPr>
-        <w:t xml:space="preserve">.</w:t>
-      </w:r>
-    </w:p>
-    <w:p>
-      <w:pPr>
-        <w:numPr>
-          <w:ilvl w:val="0"/>
-          <w:numId w:val="2"/>
-        </w:numPr>
-        <w:ind w:left="360" w:hanging="260"/>
-        <w:spacing w:before="0" w:after="60" w:line="276" w:lineRule="auto"/>
-      </w:pPr>
-      <w:r>
-        <w:rPr>
-          <w:color w:val="17261F"/>
-          <w:sz w:val="20"/>
-          <w:szCs w:val="20"/>
-        </w:rPr>
-        <w:t xml:space="preserve">Exceso de tasa de peticiones: </w:t>
-      </w:r>
-      <w:r>
-        <w:rPr>
-          <w:rFonts w:ascii="JetBrains Mono" w:hAnsi="JetBrains Mono" w:eastAsia="JetBrains Mono" w:cs="JetBrains Mono"/>
-          <w:color w:val="0A5A3C"/>
-          <w:sz w:val="18"/>
-          <w:szCs w:val="18"/>
-        </w:rPr>
-        <w:t xml:space="preserve">429 Too Many Requests</w:t>
-      </w:r>
-      <w:r>
-        <w:rPr>
-          <w:color w:val="17261F"/>
-          <w:sz w:val="20"/>
-          <w:szCs w:val="20"/>
-        </w:rPr>
-        <w:t xml:space="preserve"> con cabecera </w:t>
-      </w:r>
-      <w:r>
-        <w:rPr>
-          <w:rFonts w:ascii="JetBrains Mono" w:hAnsi="JetBrains Mono" w:eastAsia="JetBrains Mono" w:cs="JetBrains Mono"/>
-          <w:color w:val="0A5A3C"/>
-          <w:sz w:val="18"/>
-          <w:szCs w:val="18"/>
-        </w:rPr>
-        <w:t xml:space="preserve">Retry-After</w:t>
-      </w:r>
-      <w:r>
-        <w:rPr>
-          <w:color w:val="17261F"/>
-          <w:sz w:val="20"/>
-          <w:szCs w:val="20"/>
-        </w:rPr>
-        <w:t xml:space="preserve">.</w:t>
+        <w:t xml:space="preserve">apperr.Response</w:t>
+      </w:r>
+      <w:r>
+        <w:rPr>
+          <w:color w:val="17261F"/>
+          <w:sz w:val="20"/>
+          <w:szCs w:val="20"/>
+        </w:rPr>
+        <w:t xml:space="preserve">) serializan los errores bajo la misma estructura:</w:t>
       </w:r>
     </w:p>
     <w:p>
@@ -4087,81 +4416,6 @@
           <w:sz w:val="8"/>
         </w:rPr>
       </w:pPr>
-    </w:p>
-    <w:p>
-      <w:pPr>
-        <w:numPr>
-          <w:ilvl w:val="0"/>
-          <w:numId w:val="2"/>
-        </w:numPr>
-        <w:ind w:left="360" w:hanging="260"/>
-        <w:spacing w:before="0" w:after="60" w:line="276" w:lineRule="auto"/>
-      </w:pPr>
-      <w:r>
-        <w:rPr>
-          <w:b/>
-          <w:bCs/>
-          <w:color w:val="17261F"/>
-          <w:sz w:val="20"/>
-          <w:szCs w:val="20"/>
-        </w:rPr>
-        <w:t xml:space="preserve">Esquema de Error en Español:</w:t>
-      </w:r>
-    </w:p>
-    <w:p>
-      <w:pPr>
-        <w:spacing w:before="40" w:after="0" w:line="240" w:lineRule="auto"/>
-        <w:rPr>
-          <w:sz w:val="8"/>
-        </w:rPr>
-      </w:pPr>
-    </w:p>
-    <w:p>
-      <w:pPr>
-        <w:spacing w:before="0" w:after="140" w:line="288" w:lineRule="auto"/>
-      </w:pPr>
-      <w:r>
-        <w:rPr>
-          <w:color w:val="17261F"/>
-          <w:sz w:val="20"/>
-          <w:szCs w:val="20"/>
-        </w:rPr>
-        <w:t xml:space="preserve">Tanto Java (</w:t>
-      </w:r>
-      <w:r>
-        <w:rPr>
-          <w:rFonts w:ascii="JetBrains Mono" w:hAnsi="JetBrains Mono" w:eastAsia="JetBrains Mono" w:cs="JetBrains Mono"/>
-          <w:color w:val="0A5A3C"/>
-          <w:sz w:val="18"/>
-          <w:szCs w:val="18"/>
-        </w:rPr>
-        <w:t xml:space="preserve">ErrorResponse.java</w:t>
-      </w:r>
-      <w:r>
-        <w:rPr>
-          <w:color w:val="17261F"/>
-          <w:sz w:val="20"/>
-          <w:szCs w:val="20"/>
-        </w:rPr>
-        <w:t xml:space="preserve">) como Go (</w:t>
-      </w:r>
-      <w:r>
-        <w:rPr>
-          <w:rFonts w:ascii="JetBrains Mono" w:hAnsi="JetBrains Mono" w:eastAsia="JetBrains Mono" w:cs="JetBrains Mono"/>
-          <w:color w:val="0A5A3C"/>
-          <w:sz w:val="18"/>
-          <w:szCs w:val="18"/>
-        </w:rPr>
-        <w:t xml:space="preserve">apperr.Response</w:t>
-      </w:r>
-      <w:r>
-        <w:rPr>
-          <w:color w:val="17261F"/>
-          <w:sz w:val="20"/>
-          <w:szCs w:val="20"/>
-        </w:rPr>
-        <w:t xml:space="preserve">) serializan los errores bajo la misma estructura:</w:t>
-      </w:r>
     </w:p>
     <w:p>
       <w:pPr>
@@ -4277,7 +4531,7 @@
                 <w:sz w:val="16"/>
                 <w:szCs w:val="16"/>
               </w:rPr>
-              <w:t xml:space="preserve">   {</w:t>
+              <w:t xml:space="preserve">{</w:t>
             </w:r>
           </w:p>
           <w:p>
@@ -4291,7 +4545,7 @@
                 <w:sz w:val="16"/>
                 <w:szCs w:val="16"/>
               </w:rPr>
-              <w:t xml:space="preserve">     "status": 409,</w:t>
+              <w:t xml:space="preserve">  "status": 409,</w:t>
             </w:r>
           </w:p>
           <w:p>
@@ -4305,7 +4559,7 @@
                 <w:sz w:val="16"/>
                 <w:szCs w:val="16"/>
               </w:rPr>
-              <w:t xml:space="preserve">     "error": "Conflict",</w:t>
+              <w:t xml:space="preserve">  "error": "Conflict",</w:t>
             </w:r>
           </w:p>
           <w:p>
@@ -4319,7 +4573,7 @@
                 <w:sz w:val="16"/>
                 <w:szCs w:val="16"/>
               </w:rPr>
-              <w:t xml:space="preserve">     "message": "No se solapan dos órdenes al mismo actuador",</w:t>
+              <w:t xml:space="preserve">  "message": "No se solapan dos órdenes al mismo actuador",</w:t>
             </w:r>
           </w:p>
           <w:p>
@@ -4333,7 +4587,7 @@
                 <w:sz w:val="16"/>
                 <w:szCs w:val="16"/>
               </w:rPr>
-              <w:t xml:space="preserve">     "path": "/api/v1/crops/66f5a1000000000000000101/commands",</w:t>
+              <w:t xml:space="preserve">  "path": "/api/v1/crops/66f5a1000000000000000101/commands",</w:t>
             </w:r>
           </w:p>
           <w:p>
@@ -4347,7 +4601,7 @@
                 <w:sz w:val="16"/>
                 <w:szCs w:val="16"/>
               </w:rPr>
-              <w:t xml:space="preserve">     "timestamp": "2026-10-28T22:30:00.000Z"</w:t>
+              <w:t xml:space="preserve">  "timestamp": "2026-10-28T22:30:00.000Z"</w:t>
             </w:r>
           </w:p>
           <w:p>
@@ -4361,777 +4615,2266 @@
                 <w:sz w:val="16"/>
                 <w:szCs w:val="16"/>
               </w:rPr>
-              <w:t xml:space="preserve">   }</w:t>
-            </w:r>
-          </w:p>
-          <w:p>
-            <w:pPr>
-              <w:spacing w:before="0" w:after="0" w:line="252" w:lineRule="auto"/>
-            </w:pPr>
-            <w:r>
-              <w:rPr>
-                <w:rFonts w:ascii="JetBrains Mono" w:hAnsi="JetBrains Mono" w:eastAsia="JetBrains Mono" w:cs="JetBrains Mono"/>
-                <w:color w:val="17261F"/>
+              <w:t xml:space="preserve">}</w:t>
+            </w:r>
+          </w:p>
+        </w:tc>
+      </w:tr>
+    </w:tbl>
+    <w:p>
+      <w:pPr>
+        <w:spacing w:before="160" w:after="0" w:line="240" w:lineRule="auto"/>
+        <w:rPr>
+          <w:sz w:val="8"/>
+        </w:rPr>
+      </w:pPr>
+    </w:p>
+    <w:p>
+      <w:pPr>
+        <w:numPr>
+          <w:ilvl w:val="0"/>
+          <w:numId w:val="2"/>
+        </w:numPr>
+        <w:ind w:left="360" w:hanging="260"/>
+        <w:spacing w:before="0" w:after="60" w:line="276" w:lineRule="auto"/>
+      </w:pPr>
+      <w:r>
+        <w:rPr>
+          <w:b/>
+          <w:bCs/>
+          <w:color w:val="17261F"/>
+          <w:sz w:val="20"/>
+          <w:szCs w:val="20"/>
+        </w:rPr>
+        <w:t xml:space="preserve">Marcas de Tiempo e Identificadores:</w:t>
+      </w:r>
+    </w:p>
+    <w:p>
+      <w:pPr>
+        <w:numPr>
+          <w:ilvl w:val="0"/>
+          <w:numId w:val="1"/>
+        </w:numPr>
+        <w:ind w:left="360" w:hanging="260"/>
+        <w:spacing w:before="0" w:after="60" w:line="276" w:lineRule="auto"/>
+      </w:pPr>
+      <w:r>
+        <w:rPr>
+          <w:color w:val="17261F"/>
+          <w:sz w:val="20"/>
+          <w:szCs w:val="20"/>
+        </w:rPr>
+        <w:t xml:space="preserve">Todos los timestamps viajan en formato ISO-8601 UTC (</w:t>
+      </w:r>
+      <w:r>
+        <w:rPr>
+          <w:rFonts w:ascii="JetBrains Mono" w:hAnsi="JetBrains Mono" w:eastAsia="JetBrains Mono" w:cs="JetBrains Mono"/>
+          <w:color w:val="0A5A3C"/>
+          <w:sz w:val="18"/>
+          <w:szCs w:val="18"/>
+        </w:rPr>
+        <w:t xml:space="preserve">Z</w:t>
+      </w:r>
+      <w:r>
+        <w:rPr>
+          <w:color w:val="17261F"/>
+          <w:sz w:val="20"/>
+          <w:szCs w:val="20"/>
+        </w:rPr>
+        <w:t xml:space="preserve">).</w:t>
+      </w:r>
+    </w:p>
+    <w:p>
+      <w:pPr>
+        <w:numPr>
+          <w:ilvl w:val="0"/>
+          <w:numId w:val="1"/>
+        </w:numPr>
+        <w:ind w:left="360" w:hanging="260"/>
+        <w:spacing w:before="0" w:after="60" w:line="276" w:lineRule="auto"/>
+      </w:pPr>
+      <w:r>
+        <w:rPr>
+          <w:color w:val="17261F"/>
+          <w:sz w:val="20"/>
+          <w:szCs w:val="20"/>
+        </w:rPr>
+        <w:t xml:space="preserve">Los identificadores se mantienen como cadenas hexadecimales </w:t>
+      </w:r>
+      <w:r>
+        <w:rPr>
+          <w:rFonts w:ascii="JetBrains Mono" w:hAnsi="JetBrains Mono" w:eastAsia="JetBrains Mono" w:cs="JetBrains Mono"/>
+          <w:color w:val="0A5A3C"/>
+          <w:sz w:val="18"/>
+          <w:szCs w:val="18"/>
+        </w:rPr>
+        <w:t xml:space="preserve">CHAR(24)</w:t>
+      </w:r>
+      <w:r>
+        <w:rPr>
+          <w:color w:val="17261F"/>
+          <w:sz w:val="20"/>
+          <w:szCs w:val="20"/>
+        </w:rPr>
+        <w:t xml:space="preserve"> idénticas a los </w:t>
+      </w:r>
+      <w:r>
+        <w:rPr>
+          <w:rFonts w:ascii="JetBrains Mono" w:hAnsi="JetBrains Mono" w:eastAsia="JetBrains Mono" w:cs="JetBrains Mono"/>
+          <w:color w:val="0A5A3C"/>
+          <w:sz w:val="18"/>
+          <w:szCs w:val="18"/>
+        </w:rPr>
+        <w:t xml:space="preserve">ObjectId</w:t>
+      </w:r>
+      <w:r>
+        <w:rPr>
+          <w:color w:val="17261F"/>
+          <w:sz w:val="20"/>
+          <w:szCs w:val="20"/>
+        </w:rPr>
+        <w:t xml:space="preserve"> de MongoDB, asegurando total interoperabilidad con la interfaz web y el firmware.</w:t>
+      </w:r>
+    </w:p>
+    <w:p>
+      <w:pPr>
+        <w:spacing w:before="40" w:after="0" w:line="240" w:lineRule="auto"/>
+        <w:rPr>
+          <w:sz w:val="8"/>
+        </w:rPr>
+      </w:pPr>
+    </w:p>
+    <w:p>
+      <w:pPr>
+        <w:pStyle w:val="Heading2"/>
+      </w:pPr>
+      <w:bookmarkStart w:id="116" w:name="sec_116"/>
+      <w:r>
+        <w:rPr>
+          <w:b/>
+          <w:bCs/>
+          <w:color w:val="067A52"/>
+          <w:sz w:val="25"/>
+          <w:szCs w:val="25"/>
+        </w:rPr>
+        <w:t xml:space="preserve">3.2. Caja Gris: Persistencia, Caché y Broker</w:t>
+      </w:r>
+      <w:bookmarkEnd w:id="116"/>
+    </w:p>
+    <w:p>
+      <w:pPr>
+        <w:numPr>
+          <w:ilvl w:val="0"/>
+          <w:numId w:val="2"/>
+        </w:numPr>
+        <w:ind w:left="360" w:hanging="260"/>
+        <w:spacing w:before="0" w:after="60" w:line="276" w:lineRule="auto"/>
+      </w:pPr>
+      <w:r>
+        <w:rPr>
+          <w:b/>
+          <w:bCs/>
+          <w:color w:val="17261F"/>
+          <w:sz w:val="20"/>
+          <w:szCs w:val="20"/>
+        </w:rPr>
+        <w:t xml:space="preserve">PostgreSQL 17 + TimescaleDB vs. MongoDB 8:</w:t>
+      </w:r>
+    </w:p>
+    <w:p>
+      <w:pPr>
+        <w:numPr>
+          <w:ilvl w:val="0"/>
+          <w:numId w:val="1"/>
+        </w:numPr>
+        <w:ind w:left="360" w:hanging="260"/>
+        <w:spacing w:before="0" w:after="60" w:line="276" w:lineRule="auto"/>
+      </w:pPr>
+      <w:r>
+        <w:rPr>
+          <w:color w:val="17261F"/>
+          <w:sz w:val="20"/>
+          <w:szCs w:val="20"/>
+        </w:rPr>
+        <w:t xml:space="preserve">La tabla </w:t>
+      </w:r>
+      <w:r>
+        <w:rPr>
+          <w:rFonts w:ascii="JetBrains Mono" w:hAnsi="JetBrains Mono" w:eastAsia="JetBrains Mono" w:cs="JetBrains Mono"/>
+          <w:color w:val="0A5A3C"/>
+          <w:sz w:val="18"/>
+          <w:szCs w:val="18"/>
+        </w:rPr>
+        <w:t xml:space="preserve">readings</w:t>
+      </w:r>
+      <w:r>
+        <w:rPr>
+          <w:color w:val="17261F"/>
+          <w:sz w:val="20"/>
+          <w:szCs w:val="20"/>
+        </w:rPr>
+        <w:t xml:space="preserve"> es una hipertabla de TimescaleDB particionada por </w:t>
+      </w:r>
+      <w:r>
+        <w:rPr>
+          <w:rFonts w:ascii="JetBrains Mono" w:hAnsi="JetBrains Mono" w:eastAsia="JetBrains Mono" w:cs="JetBrains Mono"/>
+          <w:color w:val="0A5A3C"/>
+          <w:sz w:val="18"/>
+          <w:szCs w:val="18"/>
+        </w:rPr>
+        <w:t xml:space="preserve">measured_at</w:t>
+      </w:r>
+      <w:r>
+        <w:rPr>
+          <w:color w:val="17261F"/>
+          <w:sz w:val="20"/>
+          <w:szCs w:val="20"/>
+        </w:rPr>
+        <w:t xml:space="preserve"> en fragmentos de 7 días.</w:t>
+      </w:r>
+    </w:p>
+    <w:p>
+      <w:pPr>
+        <w:numPr>
+          <w:ilvl w:val="0"/>
+          <w:numId w:val="1"/>
+        </w:numPr>
+        <w:ind w:left="360" w:hanging="260"/>
+        <w:spacing w:before="0" w:after="60" w:line="276" w:lineRule="auto"/>
+      </w:pPr>
+      <w:r>
+        <w:rPr>
+          <w:color w:val="17261F"/>
+          <w:sz w:val="20"/>
+          <w:szCs w:val="20"/>
+        </w:rPr>
+        <w:t xml:space="preserve">La consulta </w:t>
+      </w:r>
+      <w:r>
+        <w:rPr>
+          <w:rFonts w:ascii="JetBrains Mono" w:hAnsi="JetBrains Mono" w:eastAsia="JetBrains Mono" w:cs="JetBrains Mono"/>
+          <w:color w:val="0A5A3C"/>
+          <w:sz w:val="18"/>
+          <w:szCs w:val="18"/>
+        </w:rPr>
+        <w:t xml:space="preserve">time_bucket('1 hour', measured_at)</w:t>
+      </w:r>
+      <w:r>
+        <w:rPr>
+          <w:color w:val="17261F"/>
+          <w:sz w:val="20"/>
+          <w:szCs w:val="20"/>
+        </w:rPr>
+        <w:t xml:space="preserve"> reproduce con una diferencia menor a $0.0001$ los promedios agronómicos que calculaba </w:t>
+      </w:r>
+      <w:r>
+        <w:rPr>
+          <w:rFonts w:ascii="JetBrains Mono" w:hAnsi="JetBrains Mono" w:eastAsia="JetBrains Mono" w:cs="JetBrains Mono"/>
+          <w:color w:val="0A5A3C"/>
+          <w:sz w:val="18"/>
+          <w:szCs w:val="18"/>
+        </w:rPr>
+        <w:t xml:space="preserve">$dateTrunc</w:t>
+      </w:r>
+      <w:r>
+        <w:rPr>
+          <w:color w:val="17261F"/>
+          <w:sz w:val="20"/>
+          <w:szCs w:val="20"/>
+        </w:rPr>
+        <w:t xml:space="preserve"> en MongoDB.</w:t>
+      </w:r>
+    </w:p>
+    <w:p>
+      <w:pPr>
+        <w:numPr>
+          <w:ilvl w:val="0"/>
+          <w:numId w:val="1"/>
+        </w:numPr>
+        <w:ind w:left="360" w:hanging="260"/>
+        <w:spacing w:before="0" w:after="60" w:line="276" w:lineRule="auto"/>
+      </w:pPr>
+      <w:r>
+        <w:rPr>
+          <w:color w:val="17261F"/>
+          <w:sz w:val="20"/>
+          <w:szCs w:val="20"/>
+        </w:rPr>
+        <w:t xml:space="preserve">La política de retención automática de 365 días descarta fragmentos antiguos a nivel de archivo sin fragmentar índices B-Tree.</w:t>
+      </w:r>
+    </w:p>
+    <w:p>
+      <w:pPr>
+        <w:spacing w:before="40" w:after="0" w:line="240" w:lineRule="auto"/>
+        <w:rPr>
+          <w:sz w:val="8"/>
+        </w:rPr>
+      </w:pPr>
+    </w:p>
+    <w:p>
+      <w:pPr>
+        <w:numPr>
+          <w:ilvl w:val="0"/>
+          <w:numId w:val="2"/>
+        </w:numPr>
+        <w:ind w:left="360" w:hanging="260"/>
+        <w:spacing w:before="0" w:after="60" w:line="276" w:lineRule="auto"/>
+      </w:pPr>
+      <w:r>
+        <w:rPr>
+          <w:b/>
+          <w:bCs/>
+          <w:color w:val="17261F"/>
+          <w:sz w:val="20"/>
+          <w:szCs w:val="20"/>
+        </w:rPr>
+        <w:t xml:space="preserve">Valkey 9.1 vs. Redis 8:</w:t>
+      </w:r>
+    </w:p>
+    <w:p>
+      <w:pPr>
+        <w:numPr>
+          <w:ilvl w:val="0"/>
+          <w:numId w:val="1"/>
+        </w:numPr>
+        <w:ind w:left="360" w:hanging="260"/>
+        <w:spacing w:before="0" w:after="60" w:line="276" w:lineRule="auto"/>
+      </w:pPr>
+      <w:r>
+        <w:rPr>
+          <w:color w:val="17261F"/>
+          <w:sz w:val="20"/>
+          <w:szCs w:val="20"/>
+        </w:rPr>
+        <w:t xml:space="preserve">Mismo protocolo RESP y claves bajo el prefijo </w:t>
+      </w:r>
+      <w:r>
+        <w:rPr>
+          <w:rFonts w:ascii="JetBrains Mono" w:hAnsi="JetBrains Mono" w:eastAsia="JetBrains Mono" w:cs="JetBrains Mono"/>
+          <w:color w:val="0A5A3C"/>
+          <w:sz w:val="18"/>
+          <w:szCs w:val="18"/>
+        </w:rPr>
+        <w:t xml:space="preserve">smartpot:</w:t>
+      </w:r>
+      <w:r>
+        <w:rPr>
+          <w:color w:val="17261F"/>
+          <w:sz w:val="20"/>
+          <w:szCs w:val="20"/>
+        </w:rPr>
+        <w:t xml:space="preserve">.</w:t>
+      </w:r>
+    </w:p>
+    <w:p>
+      <w:pPr>
+        <w:numPr>
+          <w:ilvl w:val="0"/>
+          <w:numId w:val="1"/>
+        </w:numPr>
+        <w:ind w:left="360" w:hanging="260"/>
+        <w:spacing w:before="0" w:after="60" w:line="276" w:lineRule="auto"/>
+      </w:pPr>
+      <w:r>
+        <w:rPr>
+          <w:color w:val="17261F"/>
+          <w:sz w:val="20"/>
+          <w:szCs w:val="20"/>
+        </w:rPr>
+        <w:t xml:space="preserve">La API en Go implementa un adaptador de almacenamiento con respaldo automático en memoria local (</w:t>
+      </w:r>
+      <w:r>
+        <w:rPr>
+          <w:rFonts w:ascii="JetBrains Mono" w:hAnsi="JetBrains Mono" w:eastAsia="JetBrains Mono" w:cs="JetBrains Mono"/>
+          <w:color w:val="0A5A3C"/>
+          <w:sz w:val="18"/>
+          <w:szCs w:val="18"/>
+        </w:rPr>
+        <w:t xml:space="preserve">sync.Mutex</w:t>
+      </w:r>
+      <w:r>
+        <w:rPr>
+          <w:color w:val="17261F"/>
+          <w:sz w:val="20"/>
+          <w:szCs w:val="20"/>
+        </w:rPr>
+        <w:t xml:space="preserve"> y mapa de expiración) si Valkey pierde conexión temporalmente.</w:t>
+      </w:r>
+    </w:p>
+    <w:p>
+      <w:pPr>
+        <w:spacing w:before="40" w:after="0" w:line="240" w:lineRule="auto"/>
+        <w:rPr>
+          <w:sz w:val="8"/>
+        </w:rPr>
+      </w:pPr>
+    </w:p>
+    <w:p>
+      <w:pPr>
+        <w:numPr>
+          <w:ilvl w:val="0"/>
+          <w:numId w:val="2"/>
+        </w:numPr>
+        <w:ind w:left="360" w:hanging="260"/>
+        <w:spacing w:before="0" w:after="60" w:line="276" w:lineRule="auto"/>
+      </w:pPr>
+      <w:r>
+        <w:rPr>
+          <w:b/>
+          <w:bCs/>
+          <w:color w:val="17261F"/>
+          <w:sz w:val="20"/>
+          <w:szCs w:val="20"/>
+        </w:rPr>
+        <w:t xml:space="preserve">EMQX 5.8 vs. Mosquitto 2.1:</w:t>
+      </w:r>
+    </w:p>
+    <w:p>
+      <w:pPr>
+        <w:numPr>
+          <w:ilvl w:val="0"/>
+          <w:numId w:val="1"/>
+        </w:numPr>
+        <w:ind w:left="360" w:hanging="260"/>
+        <w:spacing w:before="0" w:after="60" w:line="276" w:lineRule="auto"/>
+      </w:pPr>
+      <w:r>
+        <w:rPr>
+          <w:color w:val="17261F"/>
+          <w:sz w:val="20"/>
+          <w:szCs w:val="20"/>
+        </w:rPr>
+        <w:t xml:space="preserve">Mosquitto usaba el plugin de seguridad dinámica con llamadas CLI locales.</w:t>
+      </w:r>
+    </w:p>
+    <w:p>
+      <w:pPr>
+        <w:numPr>
+          <w:ilvl w:val="0"/>
+          <w:numId w:val="1"/>
+        </w:numPr>
+        <w:ind w:left="360" w:hanging="260"/>
+        <w:spacing w:before="0" w:after="60" w:line="276" w:lineRule="auto"/>
+      </w:pPr>
+      <w:r>
+        <w:rPr>
+          <w:color w:val="17261F"/>
+          <w:sz w:val="20"/>
+          <w:szCs w:val="20"/>
+        </w:rPr>
+        <w:t xml:space="preserve">EMQX consulta en caliente el endpoint </w:t>
+      </w:r>
+      <w:r>
+        <w:rPr>
+          <w:rFonts w:ascii="JetBrains Mono" w:hAnsi="JetBrains Mono" w:eastAsia="JetBrains Mono" w:cs="JetBrains Mono"/>
+          <w:color w:val="0A5A3C"/>
+          <w:sz w:val="18"/>
+          <w:szCs w:val="18"/>
+        </w:rPr>
+        <w:t xml:space="preserve">POST /internal/mqtt/authn</w:t>
+      </w:r>
+      <w:r>
+        <w:rPr>
+          <w:color w:val="17261F"/>
+          <w:sz w:val="20"/>
+          <w:szCs w:val="20"/>
+        </w:rPr>
+        <w:t xml:space="preserve"> de la API Go mediante webhook HTTP con secreto compartido, aplicando ACLs dinámicas acotadas al cultivo solicitante.</w:t>
+      </w:r>
+    </w:p>
+    <w:p>
+      <w:pPr>
+        <w:spacing w:before="40" w:after="0" w:line="240" w:lineRule="auto"/>
+        <w:rPr>
+          <w:sz w:val="8"/>
+        </w:rPr>
+      </w:pPr>
+    </w:p>
+    <w:p>
+      <w:pPr>
+        <w:pStyle w:val="Heading2"/>
+      </w:pPr>
+      <w:bookmarkStart w:id="117" w:name="sec_117"/>
+      <w:r>
+        <w:rPr>
+          <w:b/>
+          <w:bCs/>
+          <w:color w:val="067A52"/>
+          <w:sz w:val="25"/>
+          <w:szCs w:val="25"/>
+        </w:rPr>
+        <w:t xml:space="preserve">3.3. Caja Blanca: Auditoría de Código y Calidad</w:t>
+      </w:r>
+      <w:bookmarkEnd w:id="117"/>
+    </w:p>
+    <w:p>
+      <w:pPr>
+        <w:numPr>
+          <w:ilvl w:val="0"/>
+          <w:numId w:val="1"/>
+        </w:numPr>
+        <w:ind w:left="360" w:hanging="260"/>
+        <w:spacing w:before="0" w:after="60" w:line="276" w:lineRule="auto"/>
+      </w:pPr>
+      <w:r>
+        <w:rPr>
+          <w:b/>
+          <w:bCs/>
+          <w:color w:val="17261F"/>
+          <w:sz w:val="20"/>
+          <w:szCs w:val="20"/>
+        </w:rPr>
+        <w:t xml:space="preserve">Go Concurrency:</w:t>
+      </w:r>
+      <w:r>
+        <w:rPr>
+          <w:color w:val="17261F"/>
+          <w:sz w:val="20"/>
+          <w:szCs w:val="20"/>
+        </w:rPr>
+        <w:t xml:space="preserve"> La suite </w:t>
+      </w:r>
+      <w:r>
+        <w:rPr>
+          <w:rFonts w:ascii="JetBrains Mono" w:hAnsi="JetBrains Mono" w:eastAsia="JetBrains Mono" w:cs="JetBrains Mono"/>
+          <w:color w:val="0A5A3C"/>
+          <w:sz w:val="18"/>
+          <w:szCs w:val="18"/>
+        </w:rPr>
+        <w:t xml:space="preserve">go test -race ./...</w:t>
+      </w:r>
+      <w:r>
+        <w:rPr>
+          <w:color w:val="17261F"/>
+          <w:sz w:val="20"/>
+          <w:szCs w:val="20"/>
+        </w:rPr>
+        <w:t xml:space="preserve"> en </w:t>
+      </w:r>
+      <w:r>
+        <w:rPr>
+          <w:rFonts w:ascii="JetBrains Mono" w:hAnsi="JetBrains Mono" w:eastAsia="JetBrains Mono" w:cs="JetBrains Mono"/>
+          <w:color w:val="0A5A3C"/>
+          <w:sz w:val="18"/>
+          <w:szCs w:val="18"/>
+        </w:rPr>
+        <w:t xml:space="preserve">SmartPot-API-Go</w:t>
+      </w:r>
+      <w:r>
+        <w:rPr>
+          <w:color w:val="17261F"/>
+          <w:sz w:val="20"/>
+          <w:szCs w:val="20"/>
+        </w:rPr>
+        <w:t xml:space="preserve"> reporta </w:t>
+      </w:r>
+      <w:r>
+        <w:rPr>
+          <w:b/>
+          <w:bCs/>
+          <w:color w:val="17261F"/>
+          <w:sz w:val="20"/>
+          <w:szCs w:val="20"/>
+        </w:rPr>
+        <w:t xml:space="preserve">0 carreras de datos</w:t>
+      </w:r>
+      <w:r>
+        <w:rPr>
+          <w:color w:val="17261F"/>
+          <w:sz w:val="20"/>
+          <w:szCs w:val="20"/>
+        </w:rPr>
+        <w:t xml:space="preserve">. El pool de conexiones de base de datos (</w:t>
+      </w:r>
+      <w:r>
+        <w:rPr>
+          <w:rFonts w:ascii="JetBrains Mono" w:hAnsi="JetBrains Mono" w:eastAsia="JetBrains Mono" w:cs="JetBrains Mono"/>
+          <w:color w:val="0A5A3C"/>
+          <w:sz w:val="18"/>
+          <w:szCs w:val="18"/>
+        </w:rPr>
+        <w:t xml:space="preserve">pgxpool.Pool</w:t>
+      </w:r>
+      <w:r>
+        <w:rPr>
+          <w:color w:val="17261F"/>
+          <w:sz w:val="20"/>
+          <w:szCs w:val="20"/>
+        </w:rPr>
+        <w:t xml:space="preserve">) maneja hasta 25 conexiones multiplexadas sin bloqueos de hilo.</w:t>
+      </w:r>
+    </w:p>
+    <w:p>
+      <w:pPr>
+        <w:numPr>
+          <w:ilvl w:val="0"/>
+          <w:numId w:val="1"/>
+        </w:numPr>
+        <w:ind w:left="360" w:hanging="260"/>
+        <w:spacing w:before="0" w:after="60" w:line="276" w:lineRule="auto"/>
+      </w:pPr>
+      <w:r>
+        <w:rPr>
+          <w:b/>
+          <w:bCs/>
+          <w:color w:val="17261F"/>
+          <w:sz w:val="20"/>
+          <w:szCs w:val="20"/>
+        </w:rPr>
+        <w:t xml:space="preserve">Rust Safety:</w:t>
+      </w:r>
+      <w:r>
+        <w:rPr>
+          <w:color w:val="17261F"/>
+          <w:sz w:val="20"/>
+          <w:szCs w:val="20"/>
+        </w:rPr>
+        <w:t xml:space="preserve"> El simulador en Rust compila con </w:t>
+      </w:r>
+      <w:r>
+        <w:rPr>
+          <w:rFonts w:ascii="JetBrains Mono" w:hAnsi="JetBrains Mono" w:eastAsia="JetBrains Mono" w:cs="JetBrains Mono"/>
+          <w:color w:val="0A5A3C"/>
+          <w:sz w:val="18"/>
+          <w:szCs w:val="18"/>
+        </w:rPr>
+        <w:t xml:space="preserve">#![deny(unsafe_code)]</w:t>
+      </w:r>
+      <w:r>
+        <w:rPr>
+          <w:color w:val="17261F"/>
+          <w:sz w:val="20"/>
+          <w:szCs w:val="20"/>
+        </w:rPr>
+        <w:t xml:space="preserve">, garantizando que la memoria se gestione con seguridad matemática en tiempo de compilación.</w:t>
+      </w:r>
+    </w:p>
+    <w:p>
+      <w:pPr>
+        <w:numPr>
+          <w:ilvl w:val="0"/>
+          <w:numId w:val="1"/>
+        </w:numPr>
+        <w:ind w:left="360" w:hanging="260"/>
+        <w:spacing w:before="0" w:after="60" w:line="276" w:lineRule="auto"/>
+      </w:pPr>
+      <w:r>
+        <w:rPr>
+          <w:b/>
+          <w:bCs/>
+          <w:color w:val="17261F"/>
+          <w:sz w:val="20"/>
+          <w:szCs w:val="20"/>
+        </w:rPr>
+        <w:t xml:space="preserve">SolidJS Memory:</w:t>
+      </w:r>
+      <w:r>
+        <w:rPr>
+          <w:color w:val="17261F"/>
+          <w:sz w:val="20"/>
+          <w:szCs w:val="20"/>
+        </w:rPr>
+        <w:t xml:space="preserve"> Los componentes que escuchan eventos de ventana limpian sus suscripciones mediante </w:t>
+      </w:r>
+      <w:r>
+        <w:rPr>
+          <w:rFonts w:ascii="JetBrains Mono" w:hAnsi="JetBrains Mono" w:eastAsia="JetBrains Mono" w:cs="JetBrains Mono"/>
+          <w:color w:val="0A5A3C"/>
+          <w:sz w:val="18"/>
+          <w:szCs w:val="18"/>
+        </w:rPr>
+        <w:t xml:space="preserve">onCleanup</w:t>
+      </w:r>
+      <w:r>
+        <w:rPr>
+          <w:color w:val="17261F"/>
+          <w:sz w:val="20"/>
+          <w:szCs w:val="20"/>
+        </w:rPr>
+        <w:t xml:space="preserve">, reduciendo el tamaño del bundle a </w:t>
+      </w:r>
+      <w:r>
+        <w:rPr>
+          <w:b/>
+          <w:bCs/>
+          <w:color w:val="17261F"/>
+          <w:sz w:val="20"/>
+          <w:szCs w:val="20"/>
+        </w:rPr>
+        <w:t xml:space="preserve">71.52 kB gzip</w:t>
+      </w:r>
+      <w:r>
+        <w:rPr>
+          <w:color w:val="17261F"/>
+          <w:sz w:val="20"/>
+          <w:szCs w:val="20"/>
+        </w:rPr>
+        <w:t xml:space="preserve"> frente a los 240 kB de la versión en React.</w:t>
+      </w:r>
+    </w:p>
+    <w:p>
+      <w:pPr>
+        <w:spacing w:before="40" w:after="0" w:line="240" w:lineRule="auto"/>
+        <w:rPr>
+          <w:sz w:val="8"/>
+        </w:rPr>
+      </w:pPr>
+    </w:p>
+    <w:p>
+      <w:pPr>
+        <w:pageBreakBefore/>
+        <w:spacing w:before="0" w:after="0" w:line="20" w:lineRule="exact"/>
+        <w:rPr>
+          <w:sz w:val="2"/>
+        </w:rPr>
+      </w:pPr>
+    </w:p>
+    <w:tbl>
+      <w:tblPr>
+        <w:tblW w:w="9360" w:type="dxa"/>
+        <w:tblInd w:w="0" w:type="dxa"/>
+        <w:tblBorders>
+          <w:top w:val="nil"/>
+          <w:left w:val="nil"/>
+          <w:bottom w:val="nil"/>
+          <w:right w:val="nil"/>
+          <w:insideH w:val="nil"/>
+          <w:insideV w:val="nil"/>
+        </w:tblBorders>
+        <w:tblLayout w:type="fixed"/>
+        <w:tblCellMar>
+          <w:left w:w="0" w:type="dxa"/>
+          <w:right w:w="0" w:type="dxa"/>
+        </w:tblCellMar>
+        <w:tblLook w:val="0000" w:firstRow="0" w:lastRow="0" w:firstColumn="0" w:lastColumn="0" w:noHBand="1" w:noVBand="1"/>
+      </w:tblPr>
+      <w:tblGrid>
+        <w:gridCol w:w="9360"/>
+      </w:tblGrid>
+      <w:tr>
+        <w:trPr>
+          <w:cantSplit/>
+        </w:trPr>
+        <w:tc>
+          <w:tcPr>
+            <w:tcW w:w="9360" w:type="dxa"/>
+            <w:shd w:val="clear" w:color="auto" w:fill="0B3D2B"/>
+            <w:tcMar>
+              <w:top w:w="420" w:type="dxa"/>
+              <w:left w:w="480" w:type="dxa"/>
+              <w:bottom w:w="420" w:type="dxa"/>
+              <w:right w:w="480" w:type="dxa"/>
+            </w:tcMar>
+            <w:vAlign w:val="top"/>
+          </w:tcPr>
+          <w:p>
+            <w:pPr>
+              <w:spacing w:before="0" w:after="80" w:line="288" w:lineRule="auto"/>
+            </w:pPr>
+            <w:r>
+              <w:rPr>
+                <w:b/>
+                <w:bCs/>
+                <w:caps/>
+                <w:color w:val="F2B632"/>
+                <w:spacing w:val="60"/>
+                <w:sz w:val="17"/>
+                <w:szCs w:val="17"/>
+              </w:rPr>
+              <w:t xml:space="preserve">PARTE IV</w:t>
+            </w:r>
+          </w:p>
+          <w:p>
+            <w:pPr>
+              <w:spacing w:before="0" w:after="0" w:line="240" w:lineRule="auto"/>
+            </w:pPr>
+            <w:r>
+              <w:rPr>
+                <w:rFonts w:ascii="Century Gothic" w:hAnsi="Century Gothic" w:eastAsia="Century Gothic" w:cs="Century Gothic"/>
+                <w:b/>
+                <w:bCs/>
+                <w:color w:val="FFFFFF"/>
+                <w:sz w:val="44"/>
+                <w:szCs w:val="44"/>
+              </w:rPr>
+              <w:t xml:space="preserve">Performance, Escalabilidad y Seguridad</w:t>
+            </w:r>
+          </w:p>
+        </w:tc>
+      </w:tr>
+    </w:tbl>
+    <w:p>
+      <w:pPr>
+        <w:spacing w:before="240" w:after="0" w:line="240" w:lineRule="auto"/>
+        <w:rPr>
+          <w:sz w:val="8"/>
+        </w:rPr>
+      </w:pPr>
+    </w:p>
+    <w:p>
+      <w:pPr>
+        <w:keepNext/>
+        <w:spacing w:before="360" w:after="40" w:line="288" w:lineRule="auto"/>
+      </w:pPr>
+      <w:r>
+        <w:rPr>
+          <w:b/>
+          <w:bCs/>
+          <w:color w:val="009A64"/>
+          <w:spacing w:val="60"/>
+          <w:sz w:val="16"/>
+          <w:szCs w:val="16"/>
+        </w:rPr>
+        <w:t xml:space="preserve">SECCIÓN 04</w:t>
+      </w:r>
+    </w:p>
+    <w:p>
+      <w:pPr>
+        <w:pStyle w:val="Heading1"/>
+      </w:pPr>
+      <w:bookmarkStart w:id="118" w:name="sec_118"/>
+      <w:r>
+        <w:rPr>
+          <w:b/>
+          <w:bCs/>
+          <w:color w:val="0B3D2B"/>
+          <w:sz w:val="34"/>
+          <w:szCs w:val="34"/>
+        </w:rPr>
+        <w:t xml:space="preserve">Fase 3 y 4: Rendimiento, Escalabilidad y Seguridad</w:t>
+      </w:r>
+      <w:bookmarkEnd w:id="118"/>
+    </w:p>
+    <w:p>
+      <w:pPr>
+        <w:pStyle w:val="Heading2"/>
+      </w:pPr>
+      <w:bookmarkStart w:id="119" w:name="sec_119"/>
+      <w:r>
+        <w:rPr>
+          <w:b/>
+          <w:bCs/>
+          <w:color w:val="067A52"/>
+          <w:sz w:val="25"/>
+          <w:szCs w:val="25"/>
+        </w:rPr>
+        <w:t xml:space="preserve">4.1. Huella de Recursos en Contenedores (</w:t>
+      </w:r>
+      <w:r>
+        <w:rPr>
+          <w:rFonts w:ascii="JetBrains Mono" w:hAnsi="JetBrains Mono" w:eastAsia="JetBrains Mono" w:cs="JetBrains Mono"/>
+          <w:b/>
+          <w:bCs/>
+          <w:color w:val="0A5A3C"/>
+          <w:sz w:val="23"/>
+          <w:szCs w:val="23"/>
+        </w:rPr>
+        <w:t xml:space="preserve">docker stats</w:t>
+      </w:r>
+      <w:r>
+        <w:rPr>
+          <w:b/>
+          <w:bCs/>
+          <w:color w:val="067A52"/>
+          <w:sz w:val="25"/>
+          <w:szCs w:val="25"/>
+        </w:rPr>
+        <w:t xml:space="preserve">)</w:t>
+      </w:r>
+      <w:bookmarkEnd w:id="119"/>
+    </w:p>
+    <w:p>
+      <w:pPr>
+        <w:keepNext/>
+        <w:spacing w:before="60" w:after="0" w:line="240" w:lineRule="auto"/>
+        <w:rPr>
+          <w:sz w:val="8"/>
+        </w:rPr>
+      </w:pPr>
+    </w:p>
+    <w:tbl>
+      <w:tblPr>
+        <w:tblW w:w="9360" w:type="dxa"/>
+        <w:tblBorders>
+          <w:top w:val="single" w:sz="4" w:space="0" w:color="D5E3DC"/>
+          <w:left w:val="single" w:sz="4" w:space="0" w:color="D5E3DC"/>
+          <w:bottom w:val="single" w:sz="4" w:space="0" w:color="D5E3DC"/>
+          <w:right w:val="single" w:sz="4" w:space="0" w:color="D5E3DC"/>
+          <w:insideH w:val="single" w:sz="4" w:space="0" w:color="D5E3DC"/>
+          <w:insideV w:val="single" w:sz="4" w:space="0" w:color="D5E3DC"/>
+        </w:tblBorders>
+        <w:tblLayout w:type="fixed"/>
+        <w:tblCellMar>
+          <w:left w:w="0" w:type="dxa"/>
+          <w:right w:w="0" w:type="dxa"/>
+        </w:tblCellMar>
+        <w:tblLook w:val="04A0" w:firstRow="1" w:firstColumn="1" w:noVBand="1"/>
+      </w:tblPr>
+      <w:tblGrid>
+        <w:gridCol w:w="1832"/>
+        <w:gridCol w:w="1374"/>
+        <w:gridCol w:w="1374"/>
+        <w:gridCol w:w="1593"/>
+        <w:gridCol w:w="1358"/>
+        <w:gridCol w:w="1829"/>
+      </w:tblGrid>
+      <w:tr>
+        <w:trPr>
+          <w:cantSplit/>
+          <w:tblHeader/>
+        </w:trPr>
+        <w:tc>
+          <w:tcPr>
+            <w:tcW w:w="1832" w:type="dxa"/>
+            <w:shd w:val="clear" w:color="auto" w:fill="0B3D2B"/>
+            <w:tcMar>
+              <w:top w:w="70" w:type="dxa"/>
+              <w:left w:w="110" w:type="dxa"/>
+              <w:bottom w:w="70" w:type="dxa"/>
+              <w:right w:w="110" w:type="dxa"/>
+            </w:tcMar>
+            <w:vAlign w:val="center"/>
+          </w:tcPr>
+          <w:p>
+            <w:pPr>
+              <w:spacing w:before="0" w:after="0" w:line="252" w:lineRule="auto"/>
+            </w:pPr>
+            <w:r>
+              <w:rPr>
+                <w:b/>
+                <w:bCs/>
+                <w:color w:val="FFFFFF"/>
+                <w:spacing w:val="10"/>
                 <w:sz w:val="16"/>
                 <w:szCs w:val="16"/>
               </w:rPr>
-              <w:t xml:space="preserve">   ```</w:t>
-            </w:r>
-          </w:p>
-          <w:p>
-            <w:pPr>
-              <w:spacing w:before="0" w:after="0" w:line="252" w:lineRule="auto"/>
-            </w:pPr>
-            <w:r>
-              <w:rPr>
-                <w:rFonts w:ascii="JetBrains Mono" w:hAnsi="JetBrains Mono" w:eastAsia="JetBrains Mono" w:cs="JetBrains Mono"/>
-                <w:color w:val="17261F"/>
+              <w:t xml:space="preserve">CONTENEDOR</w:t>
+            </w:r>
+          </w:p>
+        </w:tc>
+        <w:tc>
+          <w:tcPr>
+            <w:tcW w:w="1374" w:type="dxa"/>
+            <w:shd w:val="clear" w:color="auto" w:fill="0B3D2B"/>
+            <w:tcMar>
+              <w:top w:w="70" w:type="dxa"/>
+              <w:left w:w="110" w:type="dxa"/>
+              <w:bottom w:w="70" w:type="dxa"/>
+              <w:right w:w="110" w:type="dxa"/>
+            </w:tcMar>
+            <w:vAlign w:val="center"/>
+          </w:tcPr>
+          <w:p>
+            <w:pPr>
+              <w:spacing w:before="0" w:after="0" w:line="252" w:lineRule="auto"/>
+            </w:pPr>
+            <w:r>
+              <w:rPr>
+                <w:b/>
+                <w:bCs/>
+                <w:color w:val="FFFFFF"/>
+                <w:spacing w:val="10"/>
                 <w:sz w:val="16"/>
                 <w:szCs w:val="16"/>
               </w:rPr>
-              <w:t xml:space="preserve"> </w:t>
-            </w:r>
-          </w:p>
-          <w:p>
-            <w:pPr>
-              <w:spacing w:before="0" w:after="0" w:line="252" w:lineRule="auto"/>
-            </w:pPr>
-            <w:r>
-              <w:rPr>
-                <w:rFonts w:ascii="JetBrains Mono" w:hAnsi="JetBrains Mono" w:eastAsia="JetBrains Mono" w:cs="JetBrains Mono"/>
-                <w:color w:val="17261F"/>
+              <w:t xml:space="preserve">STACK A (RAM REPOSO)</w:t>
+            </w:r>
+          </w:p>
+        </w:tc>
+        <w:tc>
+          <w:tcPr>
+            <w:tcW w:w="1374" w:type="dxa"/>
+            <w:shd w:val="clear" w:color="auto" w:fill="0B3D2B"/>
+            <w:tcMar>
+              <w:top w:w="70" w:type="dxa"/>
+              <w:left w:w="110" w:type="dxa"/>
+              <w:bottom w:w="70" w:type="dxa"/>
+              <w:right w:w="110" w:type="dxa"/>
+            </w:tcMar>
+            <w:vAlign w:val="center"/>
+          </w:tcPr>
+          <w:p>
+            <w:pPr>
+              <w:spacing w:before="0" w:after="0" w:line="252" w:lineRule="auto"/>
+            </w:pPr>
+            <w:r>
+              <w:rPr>
+                <w:b/>
+                <w:bCs/>
+                <w:color w:val="FFFFFF"/>
+                <w:spacing w:val="10"/>
                 <w:sz w:val="16"/>
                 <w:szCs w:val="16"/>
               </w:rPr>
-              <w:t xml:space="preserve">3. **Marcas de Tiempo e Identificadores:**</w:t>
-            </w:r>
-          </w:p>
-          <w:p>
-            <w:pPr>
-              <w:spacing w:before="0" w:after="0" w:line="252" w:lineRule="auto"/>
-            </w:pPr>
-            <w:r>
-              <w:rPr>
-                <w:rFonts w:ascii="JetBrains Mono" w:hAnsi="JetBrains Mono" w:eastAsia="JetBrains Mono" w:cs="JetBrains Mono"/>
-                <w:color w:val="17261F"/>
+              <w:t xml:space="preserve">STACK B (RAM REPOSO)</w:t>
+            </w:r>
+          </w:p>
+        </w:tc>
+        <w:tc>
+          <w:tcPr>
+            <w:tcW w:w="1593" w:type="dxa"/>
+            <w:shd w:val="clear" w:color="auto" w:fill="0B3D2B"/>
+            <w:tcMar>
+              <w:top w:w="70" w:type="dxa"/>
+              <w:left w:w="110" w:type="dxa"/>
+              <w:bottom w:w="70" w:type="dxa"/>
+              <w:right w:w="110" w:type="dxa"/>
+            </w:tcMar>
+            <w:vAlign w:val="center"/>
+          </w:tcPr>
+          <w:p>
+            <w:pPr>
+              <w:spacing w:before="0" w:after="0" w:line="252" w:lineRule="auto"/>
+            </w:pPr>
+            <w:r>
+              <w:rPr>
+                <w:b/>
+                <w:bCs/>
+                <w:color w:val="FFFFFF"/>
+                <w:spacing w:val="10"/>
                 <w:sz w:val="16"/>
                 <w:szCs w:val="16"/>
               </w:rPr>
-              <w:t xml:space="preserve">   - Todos los timestamps viajan en formato ISO-8601 UTC (`Z`).</w:t>
-            </w:r>
-          </w:p>
-          <w:p>
-            <w:pPr>
-              <w:spacing w:before="0" w:after="0" w:line="252" w:lineRule="auto"/>
-            </w:pPr>
-            <w:r>
-              <w:rPr>
-                <w:rFonts w:ascii="JetBrains Mono" w:hAnsi="JetBrains Mono" w:eastAsia="JetBrains Mono" w:cs="JetBrains Mono"/>
-                <w:color w:val="17261F"/>
+              <w:t xml:space="preserve">STACK A (RAM CARGA)</w:t>
+            </w:r>
+          </w:p>
+        </w:tc>
+        <w:tc>
+          <w:tcPr>
+            <w:tcW w:w="1358" w:type="dxa"/>
+            <w:shd w:val="clear" w:color="auto" w:fill="0B3D2B"/>
+            <w:tcMar>
+              <w:top w:w="70" w:type="dxa"/>
+              <w:left w:w="110" w:type="dxa"/>
+              <w:bottom w:w="70" w:type="dxa"/>
+              <w:right w:w="110" w:type="dxa"/>
+            </w:tcMar>
+            <w:vAlign w:val="center"/>
+          </w:tcPr>
+          <w:p>
+            <w:pPr>
+              <w:spacing w:before="0" w:after="0" w:line="252" w:lineRule="auto"/>
+            </w:pPr>
+            <w:r>
+              <w:rPr>
+                <w:b/>
+                <w:bCs/>
+                <w:color w:val="FFFFFF"/>
+                <w:spacing w:val="10"/>
                 <w:sz w:val="16"/>
                 <w:szCs w:val="16"/>
               </w:rPr>
-              <w:t xml:space="preserve">   - Los identificadores se mantienen como cadenas hexadecimales `CHAR(24)` idénticas a los `ObjectId` de MongoDB,</w:t>
-            </w:r>
-          </w:p>
-          <w:p>
-            <w:pPr>
-              <w:spacing w:before="0" w:after="0" w:line="252" w:lineRule="auto"/>
-            </w:pPr>
-            <w:r>
-              <w:rPr>
-                <w:rFonts w:ascii="JetBrains Mono" w:hAnsi="JetBrains Mono" w:eastAsia="JetBrains Mono" w:cs="JetBrains Mono"/>
-                <w:color w:val="17261F"/>
+              <w:t xml:space="preserve">STACK B (RAM CARGA)</w:t>
+            </w:r>
+          </w:p>
+        </w:tc>
+        <w:tc>
+          <w:tcPr>
+            <w:tcW w:w="1829" w:type="dxa"/>
+            <w:shd w:val="clear" w:color="auto" w:fill="0B3D2B"/>
+            <w:tcMar>
+              <w:top w:w="70" w:type="dxa"/>
+              <w:left w:w="110" w:type="dxa"/>
+              <w:bottom w:w="70" w:type="dxa"/>
+              <w:right w:w="110" w:type="dxa"/>
+            </w:tcMar>
+            <w:vAlign w:val="center"/>
+          </w:tcPr>
+          <w:p>
+            <w:pPr>
+              <w:spacing w:before="0" w:after="0" w:line="252" w:lineRule="auto"/>
+            </w:pPr>
+            <w:r>
+              <w:rPr>
+                <w:b/>
+                <w:bCs/>
+                <w:color w:val="FFFFFF"/>
+                <w:spacing w:val="10"/>
                 <w:sz w:val="16"/>
                 <w:szCs w:val="16"/>
               </w:rPr>
-              <w:t xml:space="preserve">     asegurando total interoperabilidad con la interfaz web y el firmware.</w:t>
-            </w:r>
-          </w:p>
-          <w:p>
-            <w:pPr>
-              <w:spacing w:before="0" w:after="0" w:line="252" w:lineRule="auto"/>
-            </w:pPr>
-            <w:r>
-              <w:rPr>
-                <w:rFonts w:ascii="JetBrains Mono" w:hAnsi="JetBrains Mono" w:eastAsia="JetBrains Mono" w:cs="JetBrains Mono"/>
-                <w:color w:val="17261F"/>
-                <w:sz w:val="16"/>
-                <w:szCs w:val="16"/>
-              </w:rPr>
-              <w:t xml:space="preserve"> </w:t>
-            </w:r>
-          </w:p>
-          <w:p>
-            <w:pPr>
-              <w:spacing w:before="0" w:after="0" w:line="252" w:lineRule="auto"/>
-            </w:pPr>
-            <w:r>
-              <w:rPr>
-                <w:rFonts w:ascii="JetBrains Mono" w:hAnsi="JetBrains Mono" w:eastAsia="JetBrains Mono" w:cs="JetBrains Mono"/>
-                <w:color w:val="17261F"/>
-                <w:sz w:val="16"/>
-                <w:szCs w:val="16"/>
-              </w:rPr>
-              <w:t xml:space="preserve">### 3.2. Caja Gris: Persistencia, Caché y Broker</w:t>
-            </w:r>
-          </w:p>
-          <w:p>
-            <w:pPr>
-              <w:spacing w:before="0" w:after="0" w:line="252" w:lineRule="auto"/>
-            </w:pPr>
-            <w:r>
-              <w:rPr>
-                <w:rFonts w:ascii="JetBrains Mono" w:hAnsi="JetBrains Mono" w:eastAsia="JetBrains Mono" w:cs="JetBrains Mono"/>
-                <w:color w:val="17261F"/>
-                <w:sz w:val="16"/>
-                <w:szCs w:val="16"/>
-              </w:rPr>
-              <w:t xml:space="preserve"> </w:t>
-            </w:r>
-          </w:p>
-          <w:p>
-            <w:pPr>
-              <w:spacing w:before="0" w:after="0" w:line="252" w:lineRule="auto"/>
-            </w:pPr>
-            <w:r>
-              <w:rPr>
-                <w:rFonts w:ascii="JetBrains Mono" w:hAnsi="JetBrains Mono" w:eastAsia="JetBrains Mono" w:cs="JetBrains Mono"/>
-                <w:color w:val="17261F"/>
-                <w:sz w:val="16"/>
-                <w:szCs w:val="16"/>
-              </w:rPr>
-              <w:t xml:space="preserve">1. **PostgreSQL 17 + TimescaleDB vs. MongoDB 8:**</w:t>
-            </w:r>
-          </w:p>
-          <w:p>
-            <w:pPr>
-              <w:spacing w:before="0" w:after="0" w:line="252" w:lineRule="auto"/>
-            </w:pPr>
-            <w:r>
-              <w:rPr>
-                <w:rFonts w:ascii="JetBrains Mono" w:hAnsi="JetBrains Mono" w:eastAsia="JetBrains Mono" w:cs="JetBrains Mono"/>
-                <w:color w:val="17261F"/>
-                <w:sz w:val="16"/>
-                <w:szCs w:val="16"/>
-              </w:rPr>
-              <w:t xml:space="preserve">   - La tabla `readings` es una hipertabla de TimescaleDB particionada por `measured_at` en fragmentos de 7 días.</w:t>
-            </w:r>
-          </w:p>
-          <w:p>
-            <w:pPr>
-              <w:spacing w:before="0" w:after="0" w:line="252" w:lineRule="auto"/>
-            </w:pPr>
-            <w:r>
-              <w:rPr>
-                <w:rFonts w:ascii="JetBrains Mono" w:hAnsi="JetBrains Mono" w:eastAsia="JetBrains Mono" w:cs="JetBrains Mono"/>
-                <w:color w:val="17261F"/>
-                <w:sz w:val="16"/>
-                <w:szCs w:val="16"/>
-              </w:rPr>
-              <w:t xml:space="preserve">   - La consulta `time_bucket('1 hour', measured_at)` reproduce con una diferencia menor a $0.0001$ los promedios</w:t>
-            </w:r>
-          </w:p>
-          <w:p>
-            <w:pPr>
-              <w:spacing w:before="0" w:after="0" w:line="252" w:lineRule="auto"/>
-            </w:pPr>
-            <w:r>
-              <w:rPr>
-                <w:rFonts w:ascii="JetBrains Mono" w:hAnsi="JetBrains Mono" w:eastAsia="JetBrains Mono" w:cs="JetBrains Mono"/>
-                <w:color w:val="17261F"/>
-                <w:sz w:val="16"/>
-                <w:szCs w:val="16"/>
-              </w:rPr>
-              <w:t xml:space="preserve">     agronómicos que calculaba `$dateTrunc` en MongoDB.</w:t>
-            </w:r>
-          </w:p>
-          <w:p>
-            <w:pPr>
-              <w:spacing w:before="0" w:after="0" w:line="252" w:lineRule="auto"/>
-            </w:pPr>
-            <w:r>
-              <w:rPr>
-                <w:rFonts w:ascii="JetBrains Mono" w:hAnsi="JetBrains Mono" w:eastAsia="JetBrains Mono" w:cs="JetBrains Mono"/>
-                <w:color w:val="17261F"/>
-                <w:sz w:val="16"/>
-                <w:szCs w:val="16"/>
-              </w:rPr>
-              <w:t xml:space="preserve">   - La política de retención automática de 365 días descarta fragmentos antiguos a nivel de archivo sin fragmentar</w:t>
-            </w:r>
-          </w:p>
-          <w:p>
-            <w:pPr>
-              <w:spacing w:before="0" w:after="0" w:line="252" w:lineRule="auto"/>
-            </w:pPr>
-            <w:r>
-              <w:rPr>
-                <w:rFonts w:ascii="JetBrains Mono" w:hAnsi="JetBrains Mono" w:eastAsia="JetBrains Mono" w:cs="JetBrains Mono"/>
-                <w:color w:val="17261F"/>
-                <w:sz w:val="16"/>
-                <w:szCs w:val="16"/>
-              </w:rPr>
-              <w:t xml:space="preserve">     índices B-Tree.</w:t>
-            </w:r>
-          </w:p>
-          <w:p>
-            <w:pPr>
-              <w:spacing w:before="0" w:after="0" w:line="252" w:lineRule="auto"/>
-            </w:pPr>
-            <w:r>
-              <w:rPr>
-                <w:rFonts w:ascii="JetBrains Mono" w:hAnsi="JetBrains Mono" w:eastAsia="JetBrains Mono" w:cs="JetBrains Mono"/>
-                <w:color w:val="17261F"/>
-                <w:sz w:val="16"/>
-                <w:szCs w:val="16"/>
-              </w:rPr>
-              <w:t xml:space="preserve"> </w:t>
-            </w:r>
-          </w:p>
-          <w:p>
-            <w:pPr>
-              <w:spacing w:before="0" w:after="0" w:line="252" w:lineRule="auto"/>
-            </w:pPr>
-            <w:r>
-              <w:rPr>
-                <w:rFonts w:ascii="JetBrains Mono" w:hAnsi="JetBrains Mono" w:eastAsia="JetBrains Mono" w:cs="JetBrains Mono"/>
-                <w:color w:val="17261F"/>
-                <w:sz w:val="16"/>
-                <w:szCs w:val="16"/>
-              </w:rPr>
-              <w:t xml:space="preserve">2. **Valkey 9.1 vs. Redis 8:**</w:t>
-            </w:r>
-          </w:p>
-          <w:p>
-            <w:pPr>
-              <w:spacing w:before="0" w:after="0" w:line="252" w:lineRule="auto"/>
-            </w:pPr>
-            <w:r>
-              <w:rPr>
-                <w:rFonts w:ascii="JetBrains Mono" w:hAnsi="JetBrains Mono" w:eastAsia="JetBrains Mono" w:cs="JetBrains Mono"/>
-                <w:color w:val="17261F"/>
-                <w:sz w:val="16"/>
-                <w:szCs w:val="16"/>
-              </w:rPr>
-              <w:t xml:space="preserve">   - Mismo protocolo RESP y claves bajo el prefijo `smartpot:`.</w:t>
-            </w:r>
-          </w:p>
-          <w:p>
-            <w:pPr>
-              <w:spacing w:before="0" w:after="0" w:line="252" w:lineRule="auto"/>
-            </w:pPr>
-            <w:r>
-              <w:rPr>
-                <w:rFonts w:ascii="JetBrains Mono" w:hAnsi="JetBrains Mono" w:eastAsia="JetBrains Mono" w:cs="JetBrains Mono"/>
-                <w:color w:val="17261F"/>
-                <w:sz w:val="16"/>
-                <w:szCs w:val="16"/>
-              </w:rPr>
-              <w:t xml:space="preserve">   - La API en Go implementa un adaptador de almacenamiento con respaldo automático en memoria local (`sync.Mutex` y</w:t>
-            </w:r>
-          </w:p>
-          <w:p>
-            <w:pPr>
-              <w:spacing w:before="0" w:after="0" w:line="252" w:lineRule="auto"/>
-            </w:pPr>
-            <w:r>
-              <w:rPr>
-                <w:rFonts w:ascii="JetBrains Mono" w:hAnsi="JetBrains Mono" w:eastAsia="JetBrains Mono" w:cs="JetBrains Mono"/>
-                <w:color w:val="17261F"/>
-                <w:sz w:val="16"/>
-                <w:szCs w:val="16"/>
-              </w:rPr>
-              <w:t xml:space="preserve">     mapa de expiración) si Valkey pierde conexión temporalmente.</w:t>
-            </w:r>
-          </w:p>
-          <w:p>
-            <w:pPr>
-              <w:spacing w:before="0" w:after="0" w:line="252" w:lineRule="auto"/>
-            </w:pPr>
-            <w:r>
-              <w:rPr>
-                <w:rFonts w:ascii="JetBrains Mono" w:hAnsi="JetBrains Mono" w:eastAsia="JetBrains Mono" w:cs="JetBrains Mono"/>
-                <w:color w:val="17261F"/>
-                <w:sz w:val="16"/>
-                <w:szCs w:val="16"/>
-              </w:rPr>
-              <w:t xml:space="preserve"> </w:t>
-            </w:r>
-          </w:p>
-          <w:p>
-            <w:pPr>
-              <w:spacing w:before="0" w:after="0" w:line="252" w:lineRule="auto"/>
-            </w:pPr>
-            <w:r>
-              <w:rPr>
-                <w:rFonts w:ascii="JetBrains Mono" w:hAnsi="JetBrains Mono" w:eastAsia="JetBrains Mono" w:cs="JetBrains Mono"/>
-                <w:color w:val="17261F"/>
-                <w:sz w:val="16"/>
-                <w:szCs w:val="16"/>
-              </w:rPr>
-              <w:t xml:space="preserve">3. **EMQX 5.8 vs. Mosquitto 2.1:**</w:t>
-            </w:r>
-          </w:p>
-          <w:p>
-            <w:pPr>
-              <w:spacing w:before="0" w:after="0" w:line="252" w:lineRule="auto"/>
-            </w:pPr>
-            <w:r>
-              <w:rPr>
-                <w:rFonts w:ascii="JetBrains Mono" w:hAnsi="JetBrains Mono" w:eastAsia="JetBrains Mono" w:cs="JetBrains Mono"/>
-                <w:color w:val="17261F"/>
-                <w:sz w:val="16"/>
-                <w:szCs w:val="16"/>
-              </w:rPr>
-              <w:t xml:space="preserve">   - Mosquitto usaba el plugin de seguridad dinámica con llamadas CLI locales.</w:t>
-            </w:r>
-          </w:p>
-          <w:p>
-            <w:pPr>
-              <w:spacing w:before="0" w:after="0" w:line="252" w:lineRule="auto"/>
-            </w:pPr>
-            <w:r>
-              <w:rPr>
-                <w:rFonts w:ascii="JetBrains Mono" w:hAnsi="JetBrains Mono" w:eastAsia="JetBrains Mono" w:cs="JetBrains Mono"/>
-                <w:color w:val="17261F"/>
-                <w:sz w:val="16"/>
-                <w:szCs w:val="16"/>
-              </w:rPr>
-              <w:t xml:space="preserve">   - EMQX consulta en caliente el endpoint `POST /internal/mqtt/authn` de la API Go mediante webhook HTTP con secreto</w:t>
-            </w:r>
-          </w:p>
-          <w:p>
-            <w:pPr>
-              <w:spacing w:before="0" w:after="0" w:line="252" w:lineRule="auto"/>
-            </w:pPr>
-            <w:r>
-              <w:rPr>
-                <w:rFonts w:ascii="JetBrains Mono" w:hAnsi="JetBrains Mono" w:eastAsia="JetBrains Mono" w:cs="JetBrains Mono"/>
-                <w:color w:val="17261F"/>
-                <w:sz w:val="16"/>
-                <w:szCs w:val="16"/>
-              </w:rPr>
-              <w:t xml:space="preserve">     compartido, aplicando ACLs dinámicas acotadas al cultivo solicitante.</w:t>
-            </w:r>
-          </w:p>
-          <w:p>
-            <w:pPr>
-              <w:spacing w:before="0" w:after="0" w:line="252" w:lineRule="auto"/>
-            </w:pPr>
-            <w:r>
-              <w:rPr>
-                <w:rFonts w:ascii="JetBrains Mono" w:hAnsi="JetBrains Mono" w:eastAsia="JetBrains Mono" w:cs="JetBrains Mono"/>
-                <w:color w:val="17261F"/>
-                <w:sz w:val="16"/>
-                <w:szCs w:val="16"/>
-              </w:rPr>
-              <w:t xml:space="preserve"> </w:t>
-            </w:r>
-          </w:p>
-          <w:p>
-            <w:pPr>
-              <w:spacing w:before="0" w:after="0" w:line="252" w:lineRule="auto"/>
-            </w:pPr>
-            <w:r>
-              <w:rPr>
-                <w:rFonts w:ascii="JetBrains Mono" w:hAnsi="JetBrains Mono" w:eastAsia="JetBrains Mono" w:cs="JetBrains Mono"/>
-                <w:color w:val="17261F"/>
-                <w:sz w:val="16"/>
-                <w:szCs w:val="16"/>
-              </w:rPr>
-              <w:t xml:space="preserve">### 3.3. Caja Blanca: Auditoría de Código y Calidad</w:t>
-            </w:r>
-          </w:p>
-          <w:p>
-            <w:pPr>
-              <w:spacing w:before="0" w:after="0" w:line="252" w:lineRule="auto"/>
-            </w:pPr>
-            <w:r>
-              <w:rPr>
-                <w:rFonts w:ascii="JetBrains Mono" w:hAnsi="JetBrains Mono" w:eastAsia="JetBrains Mono" w:cs="JetBrains Mono"/>
-                <w:color w:val="17261F"/>
-                <w:sz w:val="16"/>
-                <w:szCs w:val="16"/>
-              </w:rPr>
-              <w:t xml:space="preserve"> </w:t>
-            </w:r>
-          </w:p>
-          <w:p>
-            <w:pPr>
-              <w:spacing w:before="0" w:after="0" w:line="252" w:lineRule="auto"/>
-            </w:pPr>
-            <w:r>
-              <w:rPr>
-                <w:rFonts w:ascii="JetBrains Mono" w:hAnsi="JetBrains Mono" w:eastAsia="JetBrains Mono" w:cs="JetBrains Mono"/>
-                <w:color w:val="17261F"/>
-                <w:sz w:val="16"/>
-                <w:szCs w:val="16"/>
-              </w:rPr>
-              <w:t xml:space="preserve">- **Go Concurrency:** La suite `go test -race ./...` en `SmartPot-API-Go` reporta **0 carreras de datos**. El pool de</w:t>
-            </w:r>
-          </w:p>
-          <w:p>
-            <w:pPr>
-              <w:spacing w:before="0" w:after="0" w:line="252" w:lineRule="auto"/>
-            </w:pPr>
-            <w:r>
-              <w:rPr>
-                <w:rFonts w:ascii="JetBrains Mono" w:hAnsi="JetBrains Mono" w:eastAsia="JetBrains Mono" w:cs="JetBrains Mono"/>
-                <w:color w:val="17261F"/>
-                <w:sz w:val="16"/>
-                <w:szCs w:val="16"/>
-              </w:rPr>
-              <w:t xml:space="preserve">  conexiones de base de datos (`pgxpool.Pool`) maneja hasta 25 conexiones multiplexadas sin bloqueos de hilo.</w:t>
-            </w:r>
-          </w:p>
-          <w:p>
-            <w:pPr>
-              <w:spacing w:before="0" w:after="0" w:line="252" w:lineRule="auto"/>
-            </w:pPr>
-            <w:r>
-              <w:rPr>
-                <w:rFonts w:ascii="JetBrains Mono" w:hAnsi="JetBrains Mono" w:eastAsia="JetBrains Mono" w:cs="JetBrains Mono"/>
-                <w:color w:val="17261F"/>
-                <w:sz w:val="16"/>
-                <w:szCs w:val="16"/>
-              </w:rPr>
-              <w:t xml:space="preserve">- **Rust Safety:** El simulador en Rust compila con `#![deny(unsafe_code)]`, garantizando que la memoria se gestione</w:t>
-            </w:r>
-          </w:p>
-          <w:p>
-            <w:pPr>
-              <w:spacing w:before="0" w:after="0" w:line="252" w:lineRule="auto"/>
-            </w:pPr>
-            <w:r>
-              <w:rPr>
-                <w:rFonts w:ascii="JetBrains Mono" w:hAnsi="JetBrains Mono" w:eastAsia="JetBrains Mono" w:cs="JetBrains Mono"/>
-                <w:color w:val="17261F"/>
-                <w:sz w:val="16"/>
-                <w:szCs w:val="16"/>
-              </w:rPr>
-              <w:t xml:space="preserve">  con seguridad matemática en tiempo de compilación.</w:t>
-            </w:r>
-          </w:p>
-          <w:p>
-            <w:pPr>
-              <w:spacing w:before="0" w:after="0" w:line="252" w:lineRule="auto"/>
-            </w:pPr>
-            <w:r>
-              <w:rPr>
-                <w:rFonts w:ascii="JetBrains Mono" w:hAnsi="JetBrains Mono" w:eastAsia="JetBrains Mono" w:cs="JetBrains Mono"/>
-                <w:color w:val="17261F"/>
-                <w:sz w:val="16"/>
-                <w:szCs w:val="16"/>
-              </w:rPr>
-              <w:t xml:space="preserve">- **SolidJS Memory:** Los componentes que escuchan eventos de ventana limpian sus suscripciones mediante `onCleanup`,</w:t>
-            </w:r>
-          </w:p>
-          <w:p>
-            <w:pPr>
-              <w:spacing w:before="0" w:after="0" w:line="252" w:lineRule="auto"/>
-            </w:pPr>
-            <w:r>
-              <w:rPr>
-                <w:rFonts w:ascii="JetBrains Mono" w:hAnsi="JetBrains Mono" w:eastAsia="JetBrains Mono" w:cs="JetBrains Mono"/>
-                <w:color w:val="17261F"/>
-                <w:sz w:val="16"/>
-                <w:szCs w:val="16"/>
-              </w:rPr>
-              <w:t xml:space="preserve">  reduciendo el tamaño del bundle a **71.52 kB gzip** frente a los 240 kB de la versión en React.</w:t>
-            </w:r>
-          </w:p>
-          <w:p>
-            <w:pPr>
-              <w:spacing w:before="0" w:after="0" w:line="252" w:lineRule="auto"/>
-            </w:pPr>
-            <w:r>
-              <w:rPr>
-                <w:rFonts w:ascii="JetBrains Mono" w:hAnsi="JetBrains Mono" w:eastAsia="JetBrains Mono" w:cs="JetBrains Mono"/>
-                <w:color w:val="17261F"/>
-                <w:sz w:val="16"/>
-                <w:szCs w:val="16"/>
-              </w:rPr>
-              <w:t xml:space="preserve"> </w:t>
-            </w:r>
-          </w:p>
-          <w:p>
-            <w:pPr>
-              <w:spacing w:before="0" w:after="0" w:line="252" w:lineRule="auto"/>
-            </w:pPr>
-            <w:r>
-              <w:rPr>
-                <w:rFonts w:ascii="JetBrains Mono" w:hAnsi="JetBrains Mono" w:eastAsia="JetBrains Mono" w:cs="JetBrains Mono"/>
-                <w:color w:val="17261F"/>
-                <w:sz w:val="16"/>
-                <w:szCs w:val="16"/>
-              </w:rPr>
-              <w:t xml:space="preserve">&lt;!-- parte: PARTE IV | Performance, Escalabilidad y Seguridad --&gt;</w:t>
-            </w:r>
-          </w:p>
-          <w:p>
-            <w:pPr>
-              <w:spacing w:before="0" w:after="0" w:line="252" w:lineRule="auto"/>
-            </w:pPr>
-            <w:r>
-              <w:rPr>
-                <w:rFonts w:ascii="JetBrains Mono" w:hAnsi="JetBrains Mono" w:eastAsia="JetBrains Mono" w:cs="JetBrains Mono"/>
-                <w:color w:val="17261F"/>
-                <w:sz w:val="16"/>
-                <w:szCs w:val="16"/>
-              </w:rPr>
-              <w:t xml:space="preserve"> </w:t>
-            </w:r>
-          </w:p>
-          <w:p>
-            <w:pPr>
-              <w:spacing w:before="0" w:after="0" w:line="252" w:lineRule="auto"/>
-            </w:pPr>
-            <w:r>
-              <w:rPr>
-                <w:rFonts w:ascii="JetBrains Mono" w:hAnsi="JetBrains Mono" w:eastAsia="JetBrains Mono" w:cs="JetBrains Mono"/>
-                <w:color w:val="17261F"/>
-                <w:sz w:val="16"/>
-                <w:szCs w:val="16"/>
-              </w:rPr>
-              <w:t xml:space="preserve">## 4. Fase 3 y 4: Rendimiento, Escalabilidad y Seguridad</w:t>
-            </w:r>
-          </w:p>
-          <w:p>
-            <w:pPr>
-              <w:spacing w:before="0" w:after="0" w:line="252" w:lineRule="auto"/>
-            </w:pPr>
-            <w:r>
-              <w:rPr>
-                <w:rFonts w:ascii="JetBrains Mono" w:hAnsi="JetBrains Mono" w:eastAsia="JetBrains Mono" w:cs="JetBrains Mono"/>
-                <w:color w:val="17261F"/>
-                <w:sz w:val="16"/>
-                <w:szCs w:val="16"/>
-              </w:rPr>
-              <w:t xml:space="preserve"> </w:t>
-            </w:r>
-          </w:p>
-          <w:p>
-            <w:pPr>
-              <w:spacing w:before="0" w:after="0" w:line="252" w:lineRule="auto"/>
-            </w:pPr>
-            <w:r>
-              <w:rPr>
-                <w:rFonts w:ascii="JetBrains Mono" w:hAnsi="JetBrains Mono" w:eastAsia="JetBrains Mono" w:cs="JetBrains Mono"/>
-                <w:color w:val="17261F"/>
-                <w:sz w:val="16"/>
-                <w:szCs w:val="16"/>
-              </w:rPr>
-              <w:t xml:space="preserve">### 4.1. Huella de Recursos en Contenedores (`docker stats`)</w:t>
-            </w:r>
-          </w:p>
-          <w:p>
-            <w:pPr>
-              <w:spacing w:before="0" w:after="0" w:line="252" w:lineRule="auto"/>
-            </w:pPr>
-            <w:r>
-              <w:rPr>
-                <w:rFonts w:ascii="JetBrains Mono" w:hAnsi="JetBrains Mono" w:eastAsia="JetBrains Mono" w:cs="JetBrains Mono"/>
-                <w:color w:val="17261F"/>
-                <w:sz w:val="16"/>
-                <w:szCs w:val="16"/>
-              </w:rPr>
-              <w:t xml:space="preserve"> </w:t>
-            </w:r>
-          </w:p>
-          <w:p>
-            <w:pPr>
-              <w:spacing w:before="0" w:after="0" w:line="252" w:lineRule="auto"/>
-            </w:pPr>
-            <w:r>
-              <w:rPr>
-                <w:rFonts w:ascii="JetBrains Mono" w:hAnsi="JetBrains Mono" w:eastAsia="JetBrains Mono" w:cs="JetBrains Mono"/>
-                <w:color w:val="17261F"/>
-                <w:sz w:val="16"/>
-                <w:szCs w:val="16"/>
-              </w:rPr>
-              <w:t xml:space="preserve">| Contenedor | Stack A (RAM Reposo) | Stack B (RAM Reposo) | Stack A (RAM Carga) | Stack B (RAM Carga) | Delta Memoria |</w:t>
-            </w:r>
-          </w:p>
-          <w:p>
-            <w:pPr>
-              <w:spacing w:before="0" w:after="0" w:line="252" w:lineRule="auto"/>
-            </w:pPr>
-            <w:r>
-              <w:rPr>
-                <w:rFonts w:ascii="JetBrains Mono" w:hAnsi="JetBrains Mono" w:eastAsia="JetBrains Mono" w:cs="JetBrains Mono"/>
-                <w:color w:val="17261F"/>
-                <w:sz w:val="16"/>
-                <w:szCs w:val="16"/>
-              </w:rPr>
-              <w:t xml:space="preserve">| :--- | :--- | :--- | :--- | :--- | :--- |</w:t>
-            </w:r>
-          </w:p>
-          <w:p>
-            <w:pPr>
-              <w:spacing w:before="0" w:after="0" w:line="252" w:lineRule="auto"/>
-            </w:pPr>
-            <w:r>
-              <w:rPr>
-                <w:rFonts w:ascii="JetBrains Mono" w:hAnsi="JetBrains Mono" w:eastAsia="JetBrains Mono" w:cs="JetBrains Mono"/>
-                <w:color w:val="17261F"/>
-                <w:sz w:val="16"/>
-                <w:szCs w:val="16"/>
-              </w:rPr>
-              <w:t xml:space="preserve">| **API REST** | 385.4 MB | **18.2 MB** | 620.0 MB | **42.5 MB** | **-93.1%** |</w:t>
-            </w:r>
-          </w:p>
-          <w:p>
-            <w:pPr>
-              <w:spacing w:before="0" w:after="0" w:line="252" w:lineRule="auto"/>
-            </w:pPr>
-            <w:r>
-              <w:rPr>
-                <w:rFonts w:ascii="JetBrains Mono" w:hAnsi="JetBrains Mono" w:eastAsia="JetBrains Mono" w:cs="JetBrains Mono"/>
-                <w:color w:val="17261F"/>
-                <w:sz w:val="16"/>
-                <w:szCs w:val="16"/>
-              </w:rPr>
-              <w:t xml:space="preserve">| **Base de Datos** | 215.0 MB | **92.4 MB** | 480.0 MB | **165.0 MB** | **-65.6%** |</w:t>
-            </w:r>
-          </w:p>
-          <w:p>
-            <w:pPr>
-              <w:spacing w:before="0" w:after="0" w:line="252" w:lineRule="auto"/>
-            </w:pPr>
-            <w:r>
-              <w:rPr>
-                <w:rFonts w:ascii="JetBrains Mono" w:hAnsi="JetBrains Mono" w:eastAsia="JetBrains Mono" w:cs="JetBrains Mono"/>
-                <w:color w:val="17261F"/>
-                <w:sz w:val="16"/>
-                <w:szCs w:val="16"/>
-              </w:rPr>
-              <w:t xml:space="preserve">| **Broker MQTT** | 12.1 MB | **118.0 MB** | 28.5 MB | **145.0 MB** | +408% (BEAM) |</w:t>
-            </w:r>
-          </w:p>
-          <w:p>
-            <w:pPr>
-              <w:spacing w:before="0" w:after="0" w:line="252" w:lineRule="auto"/>
-            </w:pPr>
-            <w:r>
-              <w:rPr>
-                <w:rFonts w:ascii="JetBrains Mono" w:hAnsi="JetBrains Mono" w:eastAsia="JetBrains Mono" w:cs="JetBrains Mono"/>
-                <w:color w:val="17261F"/>
-                <w:sz w:val="16"/>
-                <w:szCs w:val="16"/>
-              </w:rPr>
-              <w:t xml:space="preserve">| **Caché** | 8.5 MB | **8.6 MB** | 18.0 MB | **18.1 MB** | Paridad |</w:t>
-            </w:r>
-          </w:p>
-          <w:p>
-            <w:pPr>
-              <w:spacing w:before="0" w:after="0" w:line="252" w:lineRule="auto"/>
-            </w:pPr>
-            <w:r>
-              <w:rPr>
-                <w:rFonts w:ascii="JetBrains Mono" w:hAnsi="JetBrains Mono" w:eastAsia="JetBrains Mono" w:cs="JetBrains Mono"/>
-                <w:color w:val="17261F"/>
-                <w:sz w:val="16"/>
-                <w:szCs w:val="16"/>
-              </w:rPr>
-              <w:t xml:space="preserve">| **Simulador IoT** | 82.4 MB | **14.8 MB** | 145.0 MB | **22.0 MB** | **-84.8%** |</w:t>
-            </w:r>
-          </w:p>
-          <w:p>
-            <w:pPr>
-              <w:spacing w:before="0" w:after="0" w:line="252" w:lineRule="auto"/>
-            </w:pPr>
-            <w:r>
-              <w:rPr>
-                <w:rFonts w:ascii="JetBrains Mono" w:hAnsi="JetBrains Mono" w:eastAsia="JetBrains Mono" w:cs="JetBrains Mono"/>
-                <w:color w:val="17261F"/>
-                <w:sz w:val="16"/>
-                <w:szCs w:val="16"/>
-              </w:rPr>
-              <w:t xml:space="preserve">| **Frontend Web** | 6.2 MB | **6.1 MB** | 15.0 MB | **14.8 MB** | Paridad |</w:t>
-            </w:r>
-          </w:p>
-          <w:p>
-            <w:pPr>
-              <w:spacing w:before="0" w:after="0" w:line="252" w:lineRule="auto"/>
-            </w:pPr>
-            <w:r>
-              <w:rPr>
-                <w:rFonts w:ascii="JetBrains Mono" w:hAnsi="JetBrains Mono" w:eastAsia="JetBrains Mono" w:cs="JetBrains Mono"/>
-                <w:color w:val="17261F"/>
-                <w:sz w:val="16"/>
-                <w:szCs w:val="16"/>
-              </w:rPr>
-              <w:t xml:space="preserve">| **TOTAL STACK** | **~709.6 MB** | **~258.1 MB** | **~1,306.5 MB** | **~407.4 MB** | **-68.8% Global** |</w:t>
-            </w:r>
-          </w:p>
-          <w:p>
-            <w:pPr>
-              <w:spacing w:before="0" w:after="0" w:line="252" w:lineRule="auto"/>
-            </w:pPr>
-            <w:r>
-              <w:rPr>
-                <w:rFonts w:ascii="JetBrains Mono" w:hAnsi="JetBrains Mono" w:eastAsia="JetBrains Mono" w:cs="JetBrains Mono"/>
-                <w:color w:val="17261F"/>
-                <w:sz w:val="16"/>
-                <w:szCs w:val="16"/>
-              </w:rPr>
-              <w:t xml:space="preserve"> </w:t>
-            </w:r>
-          </w:p>
-          <w:p>
-            <w:pPr>
-              <w:spacing w:before="0" w:after="0" w:line="252" w:lineRule="auto"/>
-            </w:pPr>
-            <w:r>
-              <w:rPr>
-                <w:rFonts w:ascii="JetBrains Mono" w:hAnsi="JetBrains Mono" w:eastAsia="JetBrains Mono" w:cs="JetBrains Mono"/>
-                <w:color w:val="17261F"/>
-                <w:sz w:val="16"/>
-                <w:szCs w:val="16"/>
-              </w:rPr>
-              <w:t xml:space="preserve">### 4.2. Latencia en Consultas Históricas bajo Carga (500 RPS)</w:t>
-            </w:r>
-          </w:p>
-          <w:p>
-            <w:pPr>
-              <w:spacing w:before="0" w:after="0" w:line="252" w:lineRule="auto"/>
-            </w:pPr>
-            <w:r>
-              <w:rPr>
-                <w:rFonts w:ascii="JetBrains Mono" w:hAnsi="JetBrains Mono" w:eastAsia="JetBrains Mono" w:cs="JetBrains Mono"/>
-                <w:color w:val="17261F"/>
-                <w:sz w:val="16"/>
-                <w:szCs w:val="16"/>
-              </w:rPr>
-              <w:t xml:space="preserve"> </w:t>
-            </w:r>
-          </w:p>
-          <w:p>
-            <w:pPr>
-              <w:spacing w:before="0" w:after="0" w:line="252" w:lineRule="auto"/>
-            </w:pPr>
-            <w:r>
-              <w:rPr>
-                <w:rFonts w:ascii="JetBrains Mono" w:hAnsi="JetBrains Mono" w:eastAsia="JetBrains Mono" w:cs="JetBrains Mono"/>
-                <w:color w:val="17261F"/>
-                <w:sz w:val="16"/>
-                <w:szCs w:val="16"/>
-              </w:rPr>
-              <w:t xml:space="preserve">Endpoint evaluado: `GET /api/v1/overview/series?metric=ph&amp;hours=24`</w:t>
-            </w:r>
-          </w:p>
-          <w:p>
-            <w:pPr>
-              <w:spacing w:before="0" w:after="0" w:line="252" w:lineRule="auto"/>
-            </w:pPr>
-            <w:r>
-              <w:rPr>
-                <w:rFonts w:ascii="JetBrains Mono" w:hAnsi="JetBrains Mono" w:eastAsia="JetBrains Mono" w:cs="JetBrains Mono"/>
-                <w:color w:val="17261F"/>
-                <w:sz w:val="16"/>
-                <w:szCs w:val="16"/>
-              </w:rPr>
-              <w:t xml:space="preserve"> </w:t>
+              <w:t xml:space="preserve">DELTA MEMORIA</w:t>
+            </w:r>
+          </w:p>
+        </w:tc>
+      </w:tr>
+      <w:tr>
+        <w:trPr>
+          <w:cantSplit/>
+        </w:trPr>
+        <w:tc>
+          <w:tcPr>
+            <w:tcW w:w="1832" w:type="dxa"/>
+            <w:shd w:val="clear" w:color="auto" w:fill="FFFFFF"/>
+            <w:tcMar>
+              <w:top w:w="70" w:type="dxa"/>
+              <w:left w:w="110" w:type="dxa"/>
+              <w:bottom w:w="70" w:type="dxa"/>
+              <w:right w:w="110" w:type="dxa"/>
+            </w:tcMar>
+            <w:vAlign w:val="center"/>
+          </w:tcPr>
+          <w:p>
+            <w:pPr>
+              <w:spacing w:before="0" w:after="0" w:line="252" w:lineRule="auto"/>
+            </w:pPr>
+            <w:r>
+              <w:rPr>
+                <w:b/>
+                <w:bCs/>
+                <w:color w:val="0A5A3C"/>
+                <w:sz w:val="17"/>
+                <w:szCs w:val="17"/>
+              </w:rPr>
+              <w:t xml:space="preserve">API REST</w:t>
+            </w:r>
+          </w:p>
+        </w:tc>
+        <w:tc>
+          <w:tcPr>
+            <w:tcW w:w="1374" w:type="dxa"/>
+            <w:shd w:val="clear" w:color="auto" w:fill="FFFFFF"/>
+            <w:tcMar>
+              <w:top w:w="70" w:type="dxa"/>
+              <w:left w:w="110" w:type="dxa"/>
+              <w:bottom w:w="70" w:type="dxa"/>
+              <w:right w:w="110" w:type="dxa"/>
+            </w:tcMar>
+            <w:vAlign w:val="center"/>
+          </w:tcPr>
+          <w:p>
+            <w:pPr>
+              <w:spacing w:before="0" w:after="0" w:line="252" w:lineRule="auto"/>
+            </w:pPr>
+            <w:r>
+              <w:rPr>
+                <w:color w:val="17261F"/>
+                <w:sz w:val="17"/>
+                <w:szCs w:val="17"/>
+              </w:rPr>
+              <w:t xml:space="preserve">385.4 MB</w:t>
+            </w:r>
+          </w:p>
+        </w:tc>
+        <w:tc>
+          <w:tcPr>
+            <w:tcW w:w="1374" w:type="dxa"/>
+            <w:shd w:val="clear" w:color="auto" w:fill="FFFFFF"/>
+            <w:tcMar>
+              <w:top w:w="70" w:type="dxa"/>
+              <w:left w:w="110" w:type="dxa"/>
+              <w:bottom w:w="70" w:type="dxa"/>
+              <w:right w:w="110" w:type="dxa"/>
+            </w:tcMar>
+            <w:vAlign w:val="center"/>
+          </w:tcPr>
+          <w:p>
+            <w:pPr>
+              <w:spacing w:before="0" w:after="0" w:line="252" w:lineRule="auto"/>
+            </w:pPr>
+            <w:r>
+              <w:rPr>
+                <w:b/>
+                <w:bCs/>
+                <w:color w:val="17261F"/>
+                <w:sz w:val="17"/>
+                <w:szCs w:val="17"/>
+              </w:rPr>
+              <w:t xml:space="preserve">18.2 MB</w:t>
+            </w:r>
+          </w:p>
+        </w:tc>
+        <w:tc>
+          <w:tcPr>
+            <w:tcW w:w="1593" w:type="dxa"/>
+            <w:shd w:val="clear" w:color="auto" w:fill="FFFFFF"/>
+            <w:tcMar>
+              <w:top w:w="70" w:type="dxa"/>
+              <w:left w:w="110" w:type="dxa"/>
+              <w:bottom w:w="70" w:type="dxa"/>
+              <w:right w:w="110" w:type="dxa"/>
+            </w:tcMar>
+            <w:vAlign w:val="center"/>
+          </w:tcPr>
+          <w:p>
+            <w:pPr>
+              <w:spacing w:before="0" w:after="0" w:line="252" w:lineRule="auto"/>
+            </w:pPr>
+            <w:r>
+              <w:rPr>
+                <w:color w:val="17261F"/>
+                <w:sz w:val="17"/>
+                <w:szCs w:val="17"/>
+              </w:rPr>
+              <w:t xml:space="preserve">620.0 MB</w:t>
+            </w:r>
+          </w:p>
+        </w:tc>
+        <w:tc>
+          <w:tcPr>
+            <w:tcW w:w="1358" w:type="dxa"/>
+            <w:shd w:val="clear" w:color="auto" w:fill="FFFFFF"/>
+            <w:tcMar>
+              <w:top w:w="70" w:type="dxa"/>
+              <w:left w:w="110" w:type="dxa"/>
+              <w:bottom w:w="70" w:type="dxa"/>
+              <w:right w:w="110" w:type="dxa"/>
+            </w:tcMar>
+            <w:vAlign w:val="center"/>
+          </w:tcPr>
+          <w:p>
+            <w:pPr>
+              <w:spacing w:before="0" w:after="0" w:line="252" w:lineRule="auto"/>
+            </w:pPr>
+            <w:r>
+              <w:rPr>
+                <w:b/>
+                <w:bCs/>
+                <w:color w:val="17261F"/>
+                <w:sz w:val="17"/>
+                <w:szCs w:val="17"/>
+              </w:rPr>
+              <w:t xml:space="preserve">42.5 MB</w:t>
+            </w:r>
+          </w:p>
+        </w:tc>
+        <w:tc>
+          <w:tcPr>
+            <w:tcW w:w="1829" w:type="dxa"/>
+            <w:shd w:val="clear" w:color="auto" w:fill="FFFFFF"/>
+            <w:tcMar>
+              <w:top w:w="70" w:type="dxa"/>
+              <w:left w:w="110" w:type="dxa"/>
+              <w:bottom w:w="70" w:type="dxa"/>
+              <w:right w:w="110" w:type="dxa"/>
+            </w:tcMar>
+            <w:vAlign w:val="center"/>
+          </w:tcPr>
+          <w:p>
+            <w:pPr>
+              <w:spacing w:before="0" w:after="0" w:line="252" w:lineRule="auto"/>
+            </w:pPr>
+            <w:r>
+              <w:rPr>
+                <w:b/>
+                <w:bCs/>
+                <w:color w:val="17261F"/>
+                <w:sz w:val="17"/>
+                <w:szCs w:val="17"/>
+              </w:rPr>
+              <w:t xml:space="preserve">-93.1%</w:t>
+            </w:r>
+          </w:p>
+        </w:tc>
+      </w:tr>
+      <w:tr>
+        <w:trPr>
+          <w:cantSplit/>
+        </w:trPr>
+        <w:tc>
+          <w:tcPr>
+            <w:tcW w:w="1832" w:type="dxa"/>
+            <w:shd w:val="clear" w:color="auto" w:fill="F2F7F4"/>
+            <w:tcMar>
+              <w:top w:w="70" w:type="dxa"/>
+              <w:left w:w="110" w:type="dxa"/>
+              <w:bottom w:w="70" w:type="dxa"/>
+              <w:right w:w="110" w:type="dxa"/>
+            </w:tcMar>
+            <w:vAlign w:val="center"/>
+          </w:tcPr>
+          <w:p>
+            <w:pPr>
+              <w:spacing w:before="0" w:after="0" w:line="252" w:lineRule="auto"/>
+            </w:pPr>
+            <w:r>
+              <w:rPr>
+                <w:b/>
+                <w:bCs/>
+                <w:color w:val="0A5A3C"/>
+                <w:sz w:val="17"/>
+                <w:szCs w:val="17"/>
+              </w:rPr>
+              <w:t xml:space="preserve">Base de Datos</w:t>
+            </w:r>
+          </w:p>
+        </w:tc>
+        <w:tc>
+          <w:tcPr>
+            <w:tcW w:w="1374" w:type="dxa"/>
+            <w:shd w:val="clear" w:color="auto" w:fill="F2F7F4"/>
+            <w:tcMar>
+              <w:top w:w="70" w:type="dxa"/>
+              <w:left w:w="110" w:type="dxa"/>
+              <w:bottom w:w="70" w:type="dxa"/>
+              <w:right w:w="110" w:type="dxa"/>
+            </w:tcMar>
+            <w:vAlign w:val="center"/>
+          </w:tcPr>
+          <w:p>
+            <w:pPr>
+              <w:spacing w:before="0" w:after="0" w:line="252" w:lineRule="auto"/>
+            </w:pPr>
+            <w:r>
+              <w:rPr>
+                <w:color w:val="17261F"/>
+                <w:sz w:val="17"/>
+                <w:szCs w:val="17"/>
+              </w:rPr>
+              <w:t xml:space="preserve">215.0 MB</w:t>
+            </w:r>
+          </w:p>
+        </w:tc>
+        <w:tc>
+          <w:tcPr>
+            <w:tcW w:w="1374" w:type="dxa"/>
+            <w:shd w:val="clear" w:color="auto" w:fill="F2F7F4"/>
+            <w:tcMar>
+              <w:top w:w="70" w:type="dxa"/>
+              <w:left w:w="110" w:type="dxa"/>
+              <w:bottom w:w="70" w:type="dxa"/>
+              <w:right w:w="110" w:type="dxa"/>
+            </w:tcMar>
+            <w:vAlign w:val="center"/>
+          </w:tcPr>
+          <w:p>
+            <w:pPr>
+              <w:spacing w:before="0" w:after="0" w:line="252" w:lineRule="auto"/>
+            </w:pPr>
+            <w:r>
+              <w:rPr>
+                <w:b/>
+                <w:bCs/>
+                <w:color w:val="17261F"/>
+                <w:sz w:val="17"/>
+                <w:szCs w:val="17"/>
+              </w:rPr>
+              <w:t xml:space="preserve">92.4 MB</w:t>
+            </w:r>
+          </w:p>
+        </w:tc>
+        <w:tc>
+          <w:tcPr>
+            <w:tcW w:w="1593" w:type="dxa"/>
+            <w:shd w:val="clear" w:color="auto" w:fill="F2F7F4"/>
+            <w:tcMar>
+              <w:top w:w="70" w:type="dxa"/>
+              <w:left w:w="110" w:type="dxa"/>
+              <w:bottom w:w="70" w:type="dxa"/>
+              <w:right w:w="110" w:type="dxa"/>
+            </w:tcMar>
+            <w:vAlign w:val="center"/>
+          </w:tcPr>
+          <w:p>
+            <w:pPr>
+              <w:spacing w:before="0" w:after="0" w:line="252" w:lineRule="auto"/>
+            </w:pPr>
+            <w:r>
+              <w:rPr>
+                <w:color w:val="17261F"/>
+                <w:sz w:val="17"/>
+                <w:szCs w:val="17"/>
+              </w:rPr>
+              <w:t xml:space="preserve">480.0 MB</w:t>
+            </w:r>
+          </w:p>
+        </w:tc>
+        <w:tc>
+          <w:tcPr>
+            <w:tcW w:w="1358" w:type="dxa"/>
+            <w:shd w:val="clear" w:color="auto" w:fill="F2F7F4"/>
+            <w:tcMar>
+              <w:top w:w="70" w:type="dxa"/>
+              <w:left w:w="110" w:type="dxa"/>
+              <w:bottom w:w="70" w:type="dxa"/>
+              <w:right w:w="110" w:type="dxa"/>
+            </w:tcMar>
+            <w:vAlign w:val="center"/>
+          </w:tcPr>
+          <w:p>
+            <w:pPr>
+              <w:spacing w:before="0" w:after="0" w:line="252" w:lineRule="auto"/>
+            </w:pPr>
+            <w:r>
+              <w:rPr>
+                <w:b/>
+                <w:bCs/>
+                <w:color w:val="17261F"/>
+                <w:sz w:val="17"/>
+                <w:szCs w:val="17"/>
+              </w:rPr>
+              <w:t xml:space="preserve">165.0 MB</w:t>
+            </w:r>
+          </w:p>
+        </w:tc>
+        <w:tc>
+          <w:tcPr>
+            <w:tcW w:w="1829" w:type="dxa"/>
+            <w:shd w:val="clear" w:color="auto" w:fill="F2F7F4"/>
+            <w:tcMar>
+              <w:top w:w="70" w:type="dxa"/>
+              <w:left w:w="110" w:type="dxa"/>
+              <w:bottom w:w="70" w:type="dxa"/>
+              <w:right w:w="110" w:type="dxa"/>
+            </w:tcMar>
+            <w:vAlign w:val="center"/>
+          </w:tcPr>
+          <w:p>
+            <w:pPr>
+              <w:spacing w:before="0" w:after="0" w:line="252" w:lineRule="auto"/>
+            </w:pPr>
+            <w:r>
+              <w:rPr>
+                <w:b/>
+                <w:bCs/>
+                <w:color w:val="17261F"/>
+                <w:sz w:val="17"/>
+                <w:szCs w:val="17"/>
+              </w:rPr>
+              <w:t xml:space="preserve">-65.6%</w:t>
+            </w:r>
+          </w:p>
+        </w:tc>
+      </w:tr>
+      <w:tr>
+        <w:trPr>
+          <w:cantSplit/>
+        </w:trPr>
+        <w:tc>
+          <w:tcPr>
+            <w:tcW w:w="1832" w:type="dxa"/>
+            <w:shd w:val="clear" w:color="auto" w:fill="FFFFFF"/>
+            <w:tcMar>
+              <w:top w:w="70" w:type="dxa"/>
+              <w:left w:w="110" w:type="dxa"/>
+              <w:bottom w:w="70" w:type="dxa"/>
+              <w:right w:w="110" w:type="dxa"/>
+            </w:tcMar>
+            <w:vAlign w:val="center"/>
+          </w:tcPr>
+          <w:p>
+            <w:pPr>
+              <w:spacing w:before="0" w:after="0" w:line="252" w:lineRule="auto"/>
+            </w:pPr>
+            <w:r>
+              <w:rPr>
+                <w:b/>
+                <w:bCs/>
+                <w:color w:val="0A5A3C"/>
+                <w:sz w:val="17"/>
+                <w:szCs w:val="17"/>
+              </w:rPr>
+              <w:t xml:space="preserve">Broker MQTT</w:t>
+            </w:r>
+          </w:p>
+        </w:tc>
+        <w:tc>
+          <w:tcPr>
+            <w:tcW w:w="1374" w:type="dxa"/>
+            <w:shd w:val="clear" w:color="auto" w:fill="FFFFFF"/>
+            <w:tcMar>
+              <w:top w:w="70" w:type="dxa"/>
+              <w:left w:w="110" w:type="dxa"/>
+              <w:bottom w:w="70" w:type="dxa"/>
+              <w:right w:w="110" w:type="dxa"/>
+            </w:tcMar>
+            <w:vAlign w:val="center"/>
+          </w:tcPr>
+          <w:p>
+            <w:pPr>
+              <w:spacing w:before="0" w:after="0" w:line="252" w:lineRule="auto"/>
+            </w:pPr>
+            <w:r>
+              <w:rPr>
+                <w:color w:val="17261F"/>
+                <w:sz w:val="17"/>
+                <w:szCs w:val="17"/>
+              </w:rPr>
+              <w:t xml:space="preserve">12.1 MB</w:t>
+            </w:r>
+          </w:p>
+        </w:tc>
+        <w:tc>
+          <w:tcPr>
+            <w:tcW w:w="1374" w:type="dxa"/>
+            <w:shd w:val="clear" w:color="auto" w:fill="FFFFFF"/>
+            <w:tcMar>
+              <w:top w:w="70" w:type="dxa"/>
+              <w:left w:w="110" w:type="dxa"/>
+              <w:bottom w:w="70" w:type="dxa"/>
+              <w:right w:w="110" w:type="dxa"/>
+            </w:tcMar>
+            <w:vAlign w:val="center"/>
+          </w:tcPr>
+          <w:p>
+            <w:pPr>
+              <w:spacing w:before="0" w:after="0" w:line="252" w:lineRule="auto"/>
+            </w:pPr>
+            <w:r>
+              <w:rPr>
+                <w:b/>
+                <w:bCs/>
+                <w:color w:val="17261F"/>
+                <w:sz w:val="17"/>
+                <w:szCs w:val="17"/>
+              </w:rPr>
+              <w:t xml:space="preserve">118.0 MB</w:t>
+            </w:r>
+          </w:p>
+        </w:tc>
+        <w:tc>
+          <w:tcPr>
+            <w:tcW w:w="1593" w:type="dxa"/>
+            <w:shd w:val="clear" w:color="auto" w:fill="FFFFFF"/>
+            <w:tcMar>
+              <w:top w:w="70" w:type="dxa"/>
+              <w:left w:w="110" w:type="dxa"/>
+              <w:bottom w:w="70" w:type="dxa"/>
+              <w:right w:w="110" w:type="dxa"/>
+            </w:tcMar>
+            <w:vAlign w:val="center"/>
+          </w:tcPr>
+          <w:p>
+            <w:pPr>
+              <w:spacing w:before="0" w:after="0" w:line="252" w:lineRule="auto"/>
+            </w:pPr>
+            <w:r>
+              <w:rPr>
+                <w:color w:val="17261F"/>
+                <w:sz w:val="17"/>
+                <w:szCs w:val="17"/>
+              </w:rPr>
+              <w:t xml:space="preserve">28.5 MB</w:t>
+            </w:r>
+          </w:p>
+        </w:tc>
+        <w:tc>
+          <w:tcPr>
+            <w:tcW w:w="1358" w:type="dxa"/>
+            <w:shd w:val="clear" w:color="auto" w:fill="FFFFFF"/>
+            <w:tcMar>
+              <w:top w:w="70" w:type="dxa"/>
+              <w:left w:w="110" w:type="dxa"/>
+              <w:bottom w:w="70" w:type="dxa"/>
+              <w:right w:w="110" w:type="dxa"/>
+            </w:tcMar>
+            <w:vAlign w:val="center"/>
+          </w:tcPr>
+          <w:p>
+            <w:pPr>
+              <w:spacing w:before="0" w:after="0" w:line="252" w:lineRule="auto"/>
+            </w:pPr>
+            <w:r>
+              <w:rPr>
+                <w:b/>
+                <w:bCs/>
+                <w:color w:val="17261F"/>
+                <w:sz w:val="17"/>
+                <w:szCs w:val="17"/>
+              </w:rPr>
+              <w:t xml:space="preserve">145.0 MB</w:t>
+            </w:r>
+          </w:p>
+        </w:tc>
+        <w:tc>
+          <w:tcPr>
+            <w:tcW w:w="1829" w:type="dxa"/>
+            <w:shd w:val="clear" w:color="auto" w:fill="FFFFFF"/>
+            <w:tcMar>
+              <w:top w:w="70" w:type="dxa"/>
+              <w:left w:w="110" w:type="dxa"/>
+              <w:bottom w:w="70" w:type="dxa"/>
+              <w:right w:w="110" w:type="dxa"/>
+            </w:tcMar>
+            <w:vAlign w:val="center"/>
+          </w:tcPr>
+          <w:p>
+            <w:pPr>
+              <w:spacing w:before="0" w:after="0" w:line="252" w:lineRule="auto"/>
+            </w:pPr>
+            <w:r>
+              <w:rPr>
+                <w:color w:val="17261F"/>
+                <w:sz w:val="17"/>
+                <w:szCs w:val="17"/>
+              </w:rPr>
+              <w:t xml:space="preserve">+408% (BEAM)</w:t>
+            </w:r>
+          </w:p>
+        </w:tc>
+      </w:tr>
+      <w:tr>
+        <w:trPr>
+          <w:cantSplit/>
+        </w:trPr>
+        <w:tc>
+          <w:tcPr>
+            <w:tcW w:w="1832" w:type="dxa"/>
+            <w:shd w:val="clear" w:color="auto" w:fill="F2F7F4"/>
+            <w:tcMar>
+              <w:top w:w="70" w:type="dxa"/>
+              <w:left w:w="110" w:type="dxa"/>
+              <w:bottom w:w="70" w:type="dxa"/>
+              <w:right w:w="110" w:type="dxa"/>
+            </w:tcMar>
+            <w:vAlign w:val="center"/>
+          </w:tcPr>
+          <w:p>
+            <w:pPr>
+              <w:spacing w:before="0" w:after="0" w:line="252" w:lineRule="auto"/>
+            </w:pPr>
+            <w:r>
+              <w:rPr>
+                <w:b/>
+                <w:bCs/>
+                <w:color w:val="0A5A3C"/>
+                <w:sz w:val="17"/>
+                <w:szCs w:val="17"/>
+              </w:rPr>
+              <w:t xml:space="preserve">Caché</w:t>
+            </w:r>
+          </w:p>
+        </w:tc>
+        <w:tc>
+          <w:tcPr>
+            <w:tcW w:w="1374" w:type="dxa"/>
+            <w:shd w:val="clear" w:color="auto" w:fill="F2F7F4"/>
+            <w:tcMar>
+              <w:top w:w="70" w:type="dxa"/>
+              <w:left w:w="110" w:type="dxa"/>
+              <w:bottom w:w="70" w:type="dxa"/>
+              <w:right w:w="110" w:type="dxa"/>
+            </w:tcMar>
+            <w:vAlign w:val="center"/>
+          </w:tcPr>
+          <w:p>
+            <w:pPr>
+              <w:spacing w:before="0" w:after="0" w:line="252" w:lineRule="auto"/>
+            </w:pPr>
+            <w:r>
+              <w:rPr>
+                <w:color w:val="17261F"/>
+                <w:sz w:val="17"/>
+                <w:szCs w:val="17"/>
+              </w:rPr>
+              <w:t xml:space="preserve">8.5 MB</w:t>
+            </w:r>
+          </w:p>
+        </w:tc>
+        <w:tc>
+          <w:tcPr>
+            <w:tcW w:w="1374" w:type="dxa"/>
+            <w:shd w:val="clear" w:color="auto" w:fill="F2F7F4"/>
+            <w:tcMar>
+              <w:top w:w="70" w:type="dxa"/>
+              <w:left w:w="110" w:type="dxa"/>
+              <w:bottom w:w="70" w:type="dxa"/>
+              <w:right w:w="110" w:type="dxa"/>
+            </w:tcMar>
+            <w:vAlign w:val="center"/>
+          </w:tcPr>
+          <w:p>
+            <w:pPr>
+              <w:spacing w:before="0" w:after="0" w:line="252" w:lineRule="auto"/>
+            </w:pPr>
+            <w:r>
+              <w:rPr>
+                <w:b/>
+                <w:bCs/>
+                <w:color w:val="17261F"/>
+                <w:sz w:val="17"/>
+                <w:szCs w:val="17"/>
+              </w:rPr>
+              <w:t xml:space="preserve">8.6 MB</w:t>
+            </w:r>
+          </w:p>
+        </w:tc>
+        <w:tc>
+          <w:tcPr>
+            <w:tcW w:w="1593" w:type="dxa"/>
+            <w:shd w:val="clear" w:color="auto" w:fill="F2F7F4"/>
+            <w:tcMar>
+              <w:top w:w="70" w:type="dxa"/>
+              <w:left w:w="110" w:type="dxa"/>
+              <w:bottom w:w="70" w:type="dxa"/>
+              <w:right w:w="110" w:type="dxa"/>
+            </w:tcMar>
+            <w:vAlign w:val="center"/>
+          </w:tcPr>
+          <w:p>
+            <w:pPr>
+              <w:spacing w:before="0" w:after="0" w:line="252" w:lineRule="auto"/>
+            </w:pPr>
+            <w:r>
+              <w:rPr>
+                <w:color w:val="17261F"/>
+                <w:sz w:val="17"/>
+                <w:szCs w:val="17"/>
+              </w:rPr>
+              <w:t xml:space="preserve">18.0 MB</w:t>
+            </w:r>
+          </w:p>
+        </w:tc>
+        <w:tc>
+          <w:tcPr>
+            <w:tcW w:w="1358" w:type="dxa"/>
+            <w:shd w:val="clear" w:color="auto" w:fill="F2F7F4"/>
+            <w:tcMar>
+              <w:top w:w="70" w:type="dxa"/>
+              <w:left w:w="110" w:type="dxa"/>
+              <w:bottom w:w="70" w:type="dxa"/>
+              <w:right w:w="110" w:type="dxa"/>
+            </w:tcMar>
+            <w:vAlign w:val="center"/>
+          </w:tcPr>
+          <w:p>
+            <w:pPr>
+              <w:spacing w:before="0" w:after="0" w:line="252" w:lineRule="auto"/>
+            </w:pPr>
+            <w:r>
+              <w:rPr>
+                <w:b/>
+                <w:bCs/>
+                <w:color w:val="17261F"/>
+                <w:sz w:val="17"/>
+                <w:szCs w:val="17"/>
+              </w:rPr>
+              <w:t xml:space="preserve">18.1 MB</w:t>
+            </w:r>
+          </w:p>
+        </w:tc>
+        <w:tc>
+          <w:tcPr>
+            <w:tcW w:w="1829" w:type="dxa"/>
+            <w:shd w:val="clear" w:color="auto" w:fill="F2F7F4"/>
+            <w:tcMar>
+              <w:top w:w="70" w:type="dxa"/>
+              <w:left w:w="110" w:type="dxa"/>
+              <w:bottom w:w="70" w:type="dxa"/>
+              <w:right w:w="110" w:type="dxa"/>
+            </w:tcMar>
+            <w:vAlign w:val="center"/>
+          </w:tcPr>
+          <w:p>
+            <w:pPr>
+              <w:spacing w:before="0" w:after="0" w:line="252" w:lineRule="auto"/>
+            </w:pPr>
+            <w:r>
+              <w:rPr>
+                <w:color w:val="17261F"/>
+                <w:sz w:val="17"/>
+                <w:szCs w:val="17"/>
+              </w:rPr>
+              <w:t xml:space="preserve">Paridad</w:t>
+            </w:r>
+          </w:p>
+        </w:tc>
+      </w:tr>
+      <w:tr>
+        <w:trPr>
+          <w:cantSplit/>
+        </w:trPr>
+        <w:tc>
+          <w:tcPr>
+            <w:tcW w:w="1832" w:type="dxa"/>
+            <w:shd w:val="clear" w:color="auto" w:fill="FFFFFF"/>
+            <w:tcMar>
+              <w:top w:w="70" w:type="dxa"/>
+              <w:left w:w="110" w:type="dxa"/>
+              <w:bottom w:w="70" w:type="dxa"/>
+              <w:right w:w="110" w:type="dxa"/>
+            </w:tcMar>
+            <w:vAlign w:val="center"/>
+          </w:tcPr>
+          <w:p>
+            <w:pPr>
+              <w:spacing w:before="0" w:after="0" w:line="252" w:lineRule="auto"/>
+            </w:pPr>
+            <w:r>
+              <w:rPr>
+                <w:b/>
+                <w:bCs/>
+                <w:color w:val="0A5A3C"/>
+                <w:sz w:val="17"/>
+                <w:szCs w:val="17"/>
+              </w:rPr>
+              <w:t xml:space="preserve">Simulador IoT</w:t>
+            </w:r>
+          </w:p>
+        </w:tc>
+        <w:tc>
+          <w:tcPr>
+            <w:tcW w:w="1374" w:type="dxa"/>
+            <w:shd w:val="clear" w:color="auto" w:fill="FFFFFF"/>
+            <w:tcMar>
+              <w:top w:w="70" w:type="dxa"/>
+              <w:left w:w="110" w:type="dxa"/>
+              <w:bottom w:w="70" w:type="dxa"/>
+              <w:right w:w="110" w:type="dxa"/>
+            </w:tcMar>
+            <w:vAlign w:val="center"/>
+          </w:tcPr>
+          <w:p>
+            <w:pPr>
+              <w:spacing w:before="0" w:after="0" w:line="252" w:lineRule="auto"/>
+            </w:pPr>
+            <w:r>
+              <w:rPr>
+                <w:color w:val="17261F"/>
+                <w:sz w:val="17"/>
+                <w:szCs w:val="17"/>
+              </w:rPr>
+              <w:t xml:space="preserve">82.4 MB</w:t>
+            </w:r>
+          </w:p>
+        </w:tc>
+        <w:tc>
+          <w:tcPr>
+            <w:tcW w:w="1374" w:type="dxa"/>
+            <w:shd w:val="clear" w:color="auto" w:fill="FFFFFF"/>
+            <w:tcMar>
+              <w:top w:w="70" w:type="dxa"/>
+              <w:left w:w="110" w:type="dxa"/>
+              <w:bottom w:w="70" w:type="dxa"/>
+              <w:right w:w="110" w:type="dxa"/>
+            </w:tcMar>
+            <w:vAlign w:val="center"/>
+          </w:tcPr>
+          <w:p>
+            <w:pPr>
+              <w:spacing w:before="0" w:after="0" w:line="252" w:lineRule="auto"/>
+            </w:pPr>
+            <w:r>
+              <w:rPr>
+                <w:b/>
+                <w:bCs/>
+                <w:color w:val="17261F"/>
+                <w:sz w:val="17"/>
+                <w:szCs w:val="17"/>
+              </w:rPr>
+              <w:t xml:space="preserve">14.8 MB</w:t>
+            </w:r>
+          </w:p>
+        </w:tc>
+        <w:tc>
+          <w:tcPr>
+            <w:tcW w:w="1593" w:type="dxa"/>
+            <w:shd w:val="clear" w:color="auto" w:fill="FFFFFF"/>
+            <w:tcMar>
+              <w:top w:w="70" w:type="dxa"/>
+              <w:left w:w="110" w:type="dxa"/>
+              <w:bottom w:w="70" w:type="dxa"/>
+              <w:right w:w="110" w:type="dxa"/>
+            </w:tcMar>
+            <w:vAlign w:val="center"/>
+          </w:tcPr>
+          <w:p>
+            <w:pPr>
+              <w:spacing w:before="0" w:after="0" w:line="252" w:lineRule="auto"/>
+            </w:pPr>
+            <w:r>
+              <w:rPr>
+                <w:color w:val="17261F"/>
+                <w:sz w:val="17"/>
+                <w:szCs w:val="17"/>
+              </w:rPr>
+              <w:t xml:space="preserve">145.0 MB</w:t>
+            </w:r>
+          </w:p>
+        </w:tc>
+        <w:tc>
+          <w:tcPr>
+            <w:tcW w:w="1358" w:type="dxa"/>
+            <w:shd w:val="clear" w:color="auto" w:fill="FFFFFF"/>
+            <w:tcMar>
+              <w:top w:w="70" w:type="dxa"/>
+              <w:left w:w="110" w:type="dxa"/>
+              <w:bottom w:w="70" w:type="dxa"/>
+              <w:right w:w="110" w:type="dxa"/>
+            </w:tcMar>
+            <w:vAlign w:val="center"/>
+          </w:tcPr>
+          <w:p>
+            <w:pPr>
+              <w:spacing w:before="0" w:after="0" w:line="252" w:lineRule="auto"/>
+            </w:pPr>
+            <w:r>
+              <w:rPr>
+                <w:b/>
+                <w:bCs/>
+                <w:color w:val="17261F"/>
+                <w:sz w:val="17"/>
+                <w:szCs w:val="17"/>
+              </w:rPr>
+              <w:t xml:space="preserve">22.0 MB</w:t>
+            </w:r>
+          </w:p>
+        </w:tc>
+        <w:tc>
+          <w:tcPr>
+            <w:tcW w:w="1829" w:type="dxa"/>
+            <w:shd w:val="clear" w:color="auto" w:fill="FFFFFF"/>
+            <w:tcMar>
+              <w:top w:w="70" w:type="dxa"/>
+              <w:left w:w="110" w:type="dxa"/>
+              <w:bottom w:w="70" w:type="dxa"/>
+              <w:right w:w="110" w:type="dxa"/>
+            </w:tcMar>
+            <w:vAlign w:val="center"/>
+          </w:tcPr>
+          <w:p>
+            <w:pPr>
+              <w:spacing w:before="0" w:after="0" w:line="252" w:lineRule="auto"/>
+            </w:pPr>
+            <w:r>
+              <w:rPr>
+                <w:b/>
+                <w:bCs/>
+                <w:color w:val="17261F"/>
+                <w:sz w:val="17"/>
+                <w:szCs w:val="17"/>
+              </w:rPr>
+              <w:t xml:space="preserve">-84.8%</w:t>
+            </w:r>
+          </w:p>
+        </w:tc>
+      </w:tr>
+      <w:tr>
+        <w:trPr>
+          <w:cantSplit/>
+        </w:trPr>
+        <w:tc>
+          <w:tcPr>
+            <w:tcW w:w="1832" w:type="dxa"/>
+            <w:shd w:val="clear" w:color="auto" w:fill="F2F7F4"/>
+            <w:tcMar>
+              <w:top w:w="70" w:type="dxa"/>
+              <w:left w:w="110" w:type="dxa"/>
+              <w:bottom w:w="70" w:type="dxa"/>
+              <w:right w:w="110" w:type="dxa"/>
+            </w:tcMar>
+            <w:vAlign w:val="center"/>
+          </w:tcPr>
+          <w:p>
+            <w:pPr>
+              <w:spacing w:before="0" w:after="0" w:line="252" w:lineRule="auto"/>
+            </w:pPr>
+            <w:r>
+              <w:rPr>
+                <w:b/>
+                <w:bCs/>
+                <w:color w:val="0A5A3C"/>
+                <w:sz w:val="17"/>
+                <w:szCs w:val="17"/>
+              </w:rPr>
+              <w:t xml:space="preserve">Frontend Web</w:t>
+            </w:r>
+          </w:p>
+        </w:tc>
+        <w:tc>
+          <w:tcPr>
+            <w:tcW w:w="1374" w:type="dxa"/>
+            <w:shd w:val="clear" w:color="auto" w:fill="F2F7F4"/>
+            <w:tcMar>
+              <w:top w:w="70" w:type="dxa"/>
+              <w:left w:w="110" w:type="dxa"/>
+              <w:bottom w:w="70" w:type="dxa"/>
+              <w:right w:w="110" w:type="dxa"/>
+            </w:tcMar>
+            <w:vAlign w:val="center"/>
+          </w:tcPr>
+          <w:p>
+            <w:pPr>
+              <w:spacing w:before="0" w:after="0" w:line="252" w:lineRule="auto"/>
+            </w:pPr>
+            <w:r>
+              <w:rPr>
+                <w:color w:val="17261F"/>
+                <w:sz w:val="17"/>
+                <w:szCs w:val="17"/>
+              </w:rPr>
+              <w:t xml:space="preserve">6.2 MB</w:t>
+            </w:r>
+          </w:p>
+        </w:tc>
+        <w:tc>
+          <w:tcPr>
+            <w:tcW w:w="1374" w:type="dxa"/>
+            <w:shd w:val="clear" w:color="auto" w:fill="F2F7F4"/>
+            <w:tcMar>
+              <w:top w:w="70" w:type="dxa"/>
+              <w:left w:w="110" w:type="dxa"/>
+              <w:bottom w:w="70" w:type="dxa"/>
+              <w:right w:w="110" w:type="dxa"/>
+            </w:tcMar>
+            <w:vAlign w:val="center"/>
+          </w:tcPr>
+          <w:p>
+            <w:pPr>
+              <w:spacing w:before="0" w:after="0" w:line="252" w:lineRule="auto"/>
+            </w:pPr>
+            <w:r>
+              <w:rPr>
+                <w:b/>
+                <w:bCs/>
+                <w:color w:val="17261F"/>
+                <w:sz w:val="17"/>
+                <w:szCs w:val="17"/>
+              </w:rPr>
+              <w:t xml:space="preserve">6.1 MB</w:t>
+            </w:r>
+          </w:p>
+        </w:tc>
+        <w:tc>
+          <w:tcPr>
+            <w:tcW w:w="1593" w:type="dxa"/>
+            <w:shd w:val="clear" w:color="auto" w:fill="F2F7F4"/>
+            <w:tcMar>
+              <w:top w:w="70" w:type="dxa"/>
+              <w:left w:w="110" w:type="dxa"/>
+              <w:bottom w:w="70" w:type="dxa"/>
+              <w:right w:w="110" w:type="dxa"/>
+            </w:tcMar>
+            <w:vAlign w:val="center"/>
+          </w:tcPr>
+          <w:p>
+            <w:pPr>
+              <w:spacing w:before="0" w:after="0" w:line="252" w:lineRule="auto"/>
+            </w:pPr>
+            <w:r>
+              <w:rPr>
+                <w:color w:val="17261F"/>
+                <w:sz w:val="17"/>
+                <w:szCs w:val="17"/>
+              </w:rPr>
+              <w:t xml:space="preserve">15.0 MB</w:t>
+            </w:r>
+          </w:p>
+        </w:tc>
+        <w:tc>
+          <w:tcPr>
+            <w:tcW w:w="1358" w:type="dxa"/>
+            <w:shd w:val="clear" w:color="auto" w:fill="F2F7F4"/>
+            <w:tcMar>
+              <w:top w:w="70" w:type="dxa"/>
+              <w:left w:w="110" w:type="dxa"/>
+              <w:bottom w:w="70" w:type="dxa"/>
+              <w:right w:w="110" w:type="dxa"/>
+            </w:tcMar>
+            <w:vAlign w:val="center"/>
+          </w:tcPr>
+          <w:p>
+            <w:pPr>
+              <w:spacing w:before="0" w:after="0" w:line="252" w:lineRule="auto"/>
+            </w:pPr>
+            <w:r>
+              <w:rPr>
+                <w:b/>
+                <w:bCs/>
+                <w:color w:val="17261F"/>
+                <w:sz w:val="17"/>
+                <w:szCs w:val="17"/>
+              </w:rPr>
+              <w:t xml:space="preserve">14.8 MB</w:t>
+            </w:r>
+          </w:p>
+        </w:tc>
+        <w:tc>
+          <w:tcPr>
+            <w:tcW w:w="1829" w:type="dxa"/>
+            <w:shd w:val="clear" w:color="auto" w:fill="F2F7F4"/>
+            <w:tcMar>
+              <w:top w:w="70" w:type="dxa"/>
+              <w:left w:w="110" w:type="dxa"/>
+              <w:bottom w:w="70" w:type="dxa"/>
+              <w:right w:w="110" w:type="dxa"/>
+            </w:tcMar>
+            <w:vAlign w:val="center"/>
+          </w:tcPr>
+          <w:p>
+            <w:pPr>
+              <w:spacing w:before="0" w:after="0" w:line="252" w:lineRule="auto"/>
+            </w:pPr>
+            <w:r>
+              <w:rPr>
+                <w:color w:val="17261F"/>
+                <w:sz w:val="17"/>
+                <w:szCs w:val="17"/>
+              </w:rPr>
+              <w:t xml:space="preserve">Paridad</w:t>
+            </w:r>
+          </w:p>
+        </w:tc>
+      </w:tr>
+      <w:tr>
+        <w:trPr>
+          <w:cantSplit/>
+        </w:trPr>
+        <w:tc>
+          <w:tcPr>
+            <w:tcW w:w="1832" w:type="dxa"/>
+            <w:shd w:val="clear" w:color="auto" w:fill="FFFFFF"/>
+            <w:tcMar>
+              <w:top w:w="70" w:type="dxa"/>
+              <w:left w:w="110" w:type="dxa"/>
+              <w:bottom w:w="70" w:type="dxa"/>
+              <w:right w:w="110" w:type="dxa"/>
+            </w:tcMar>
+            <w:vAlign w:val="center"/>
+          </w:tcPr>
+          <w:p>
+            <w:pPr>
+              <w:spacing w:before="0" w:after="0" w:line="252" w:lineRule="auto"/>
+            </w:pPr>
+            <w:r>
+              <w:rPr>
+                <w:b/>
+                <w:bCs/>
+                <w:color w:val="0A5A3C"/>
+                <w:sz w:val="17"/>
+                <w:szCs w:val="17"/>
+              </w:rPr>
+              <w:t xml:space="preserve">TOTAL STACK</w:t>
+            </w:r>
+          </w:p>
+        </w:tc>
+        <w:tc>
+          <w:tcPr>
+            <w:tcW w:w="1374" w:type="dxa"/>
+            <w:shd w:val="clear" w:color="auto" w:fill="FFFFFF"/>
+            <w:tcMar>
+              <w:top w:w="70" w:type="dxa"/>
+              <w:left w:w="110" w:type="dxa"/>
+              <w:bottom w:w="70" w:type="dxa"/>
+              <w:right w:w="110" w:type="dxa"/>
+            </w:tcMar>
+            <w:vAlign w:val="center"/>
+          </w:tcPr>
+          <w:p>
+            <w:pPr>
+              <w:spacing w:before="0" w:after="0" w:line="252" w:lineRule="auto"/>
+            </w:pPr>
+            <w:r>
+              <w:rPr>
+                <w:b/>
+                <w:bCs/>
+                <w:color w:val="17261F"/>
+                <w:sz w:val="17"/>
+                <w:szCs w:val="17"/>
+              </w:rPr>
+              <w:t xml:space="preserve">~709.6 MB</w:t>
+            </w:r>
+          </w:p>
+        </w:tc>
+        <w:tc>
+          <w:tcPr>
+            <w:tcW w:w="1374" w:type="dxa"/>
+            <w:shd w:val="clear" w:color="auto" w:fill="FFFFFF"/>
+            <w:tcMar>
+              <w:top w:w="70" w:type="dxa"/>
+              <w:left w:w="110" w:type="dxa"/>
+              <w:bottom w:w="70" w:type="dxa"/>
+              <w:right w:w="110" w:type="dxa"/>
+            </w:tcMar>
+            <w:vAlign w:val="center"/>
+          </w:tcPr>
+          <w:p>
+            <w:pPr>
+              <w:spacing w:before="0" w:after="0" w:line="252" w:lineRule="auto"/>
+            </w:pPr>
+            <w:r>
+              <w:rPr>
+                <w:b/>
+                <w:bCs/>
+                <w:color w:val="17261F"/>
+                <w:sz w:val="17"/>
+                <w:szCs w:val="17"/>
+              </w:rPr>
+              <w:t xml:space="preserve">~258.1 MB</w:t>
+            </w:r>
+          </w:p>
+        </w:tc>
+        <w:tc>
+          <w:tcPr>
+            <w:tcW w:w="1593" w:type="dxa"/>
+            <w:shd w:val="clear" w:color="auto" w:fill="FFFFFF"/>
+            <w:tcMar>
+              <w:top w:w="70" w:type="dxa"/>
+              <w:left w:w="110" w:type="dxa"/>
+              <w:bottom w:w="70" w:type="dxa"/>
+              <w:right w:w="110" w:type="dxa"/>
+            </w:tcMar>
+            <w:vAlign w:val="center"/>
+          </w:tcPr>
+          <w:p>
+            <w:pPr>
+              <w:spacing w:before="0" w:after="0" w:line="252" w:lineRule="auto"/>
+            </w:pPr>
+            <w:r>
+              <w:rPr>
+                <w:b/>
+                <w:bCs/>
+                <w:color w:val="17261F"/>
+                <w:sz w:val="17"/>
+                <w:szCs w:val="17"/>
+              </w:rPr>
+              <w:t xml:space="preserve">~1,306.5 MB</w:t>
+            </w:r>
+          </w:p>
+        </w:tc>
+        <w:tc>
+          <w:tcPr>
+            <w:tcW w:w="1358" w:type="dxa"/>
+            <w:shd w:val="clear" w:color="auto" w:fill="FFFFFF"/>
+            <w:tcMar>
+              <w:top w:w="70" w:type="dxa"/>
+              <w:left w:w="110" w:type="dxa"/>
+              <w:bottom w:w="70" w:type="dxa"/>
+              <w:right w:w="110" w:type="dxa"/>
+            </w:tcMar>
+            <w:vAlign w:val="center"/>
+          </w:tcPr>
+          <w:p>
+            <w:pPr>
+              <w:spacing w:before="0" w:after="0" w:line="252" w:lineRule="auto"/>
+            </w:pPr>
+            <w:r>
+              <w:rPr>
+                <w:b/>
+                <w:bCs/>
+                <w:color w:val="17261F"/>
+                <w:sz w:val="17"/>
+                <w:szCs w:val="17"/>
+              </w:rPr>
+              <w:t xml:space="preserve">~407.4 MB</w:t>
+            </w:r>
+          </w:p>
+        </w:tc>
+        <w:tc>
+          <w:tcPr>
+            <w:tcW w:w="1829" w:type="dxa"/>
+            <w:shd w:val="clear" w:color="auto" w:fill="FFFFFF"/>
+            <w:tcMar>
+              <w:top w:w="70" w:type="dxa"/>
+              <w:left w:w="110" w:type="dxa"/>
+              <w:bottom w:w="70" w:type="dxa"/>
+              <w:right w:w="110" w:type="dxa"/>
+            </w:tcMar>
+            <w:vAlign w:val="center"/>
+          </w:tcPr>
+          <w:p>
+            <w:pPr>
+              <w:spacing w:before="0" w:after="0" w:line="252" w:lineRule="auto"/>
+            </w:pPr>
+            <w:r>
+              <w:rPr>
+                <w:b/>
+                <w:bCs/>
+                <w:color w:val="17261F"/>
+                <w:sz w:val="17"/>
+                <w:szCs w:val="17"/>
+              </w:rPr>
+              <w:t xml:space="preserve">-68.8% Global</w:t>
             </w:r>
           </w:p>
         </w:tc>
@@ -5147,6 +6890,23 @@
     </w:p>
     <w:p>
       <w:pPr>
+        <w:pStyle w:val="Heading2"/>
+      </w:pPr>
+      <w:bookmarkStart w:id="120" w:name="sec_120"/>
+      <w:r>
+        <w:rPr>
+          <w:b/>
+          <w:bCs/>
+          <w:color w:val="067A52"/>
+          <w:sz w:val="25"/>
+          <w:szCs w:val="25"/>
+        </w:rPr>
+        <w:t xml:space="preserve">4.2. Latencia en Consultas Históricas bajo Carga (500 RPS)</w:t>
+      </w:r>
+      <w:bookmarkEnd w:id="120"/>
+    </w:p>
+    <w:p>
+      <w:pPr>
         <w:spacing w:before="0" w:after="140" w:line="288" w:lineRule="auto"/>
       </w:pPr>
       <w:r>
@@ -5155,20 +6915,16 @@
           <w:sz w:val="20"/>
           <w:szCs w:val="20"/>
         </w:rPr>
-        <w:t xml:space="preserve">Stack A (Spring Boot + MongoDB): p50: 28.4 ms  |  p95: 94.0 ms  |  p99: 185.2 ms  |  Throughput máximo: ~340 RPS</w:t>
-      </w:r>
-    </w:p>
-    <w:p>
-      <w:pPr>
-        <w:spacing w:before="0" w:after="140" w:line="288" w:lineRule="auto"/>
-      </w:pPr>
-      <w:r>
-        <w:rPr>
-          <w:color w:val="17261F"/>
-          <w:sz w:val="20"/>
-          <w:szCs w:val="20"/>
-        </w:rPr>
-        <w:t xml:space="preserve">Stack B (Go + TimescaleDB): p50:  3.2 ms  |  p95: 14.8 ms  |  p99:  28.5 ms  |  Throughput máximo: ~1,450 RPS (4.2x mayor)</w:t>
+        <w:t xml:space="preserve">Endpoint evaluado: </w:t>
+      </w:r>
+      <w:r>
+        <w:rPr>
+          <w:rFonts w:ascii="JetBrains Mono" w:hAnsi="JetBrains Mono" w:eastAsia="JetBrains Mono" w:cs="JetBrains Mono"/>
+          <w:color w:val="0A5A3C"/>
+          <w:sz w:val="18"/>
+          <w:szCs w:val="18"/>
+        </w:rPr>
+        <w:t xml:space="preserve">GET /api/v1/overview/series?metric=ph&amp;hours=24</w:t>
       </w:r>
     </w:p>
     <w:p>
@@ -5285,7 +7041,7 @@
                 <w:sz w:val="16"/>
                 <w:szCs w:val="16"/>
               </w:rPr>
-              <w:t xml:space="preserve"> </w:t>
+              <w:t xml:space="preserve">  Stack A (Spring Boot + MongoDB):</w:t>
             </w:r>
           </w:p>
           <w:p>
@@ -5299,7 +7055,7 @@
                 <w:sz w:val="16"/>
                 <w:szCs w:val="16"/>
               </w:rPr>
-              <w:t xml:space="preserve">### 4.3. Escalabilidad IoT (2 a 1,000 Cultivos Simultáneos)</w:t>
+              <w:t xml:space="preserve">    p50: 28.4 ms  |  p95: 94.0 ms  |  p99: 185.2 ms  |  Throughput máximo: ~340 RPS</w:t>
             </w:r>
           </w:p>
           <w:p>
@@ -5327,7 +7083,7 @@
                 <w:sz w:val="16"/>
                 <w:szCs w:val="16"/>
               </w:rPr>
-              <w:t xml:space="preserve">- **Python + Mosquitto (Estable):** Comienza a experimentar retrasos a partir de 250 cultivos. A 1,000 cultivos</w:t>
+              <w:t xml:space="preserve">  Stack B (Go + TimescaleDB):</w:t>
             </w:r>
           </w:p>
           <w:p>
@@ -5341,63 +7097,7 @@
                 <w:sz w:val="16"/>
                 <w:szCs w:val="16"/>
               </w:rPr>
-              <w:t xml:space="preserve">  acumula un lag superior a 4.5 segundos y pierde un 8.2% de los paquetes MQTT.</w:t>
-            </w:r>
-          </w:p>
-          <w:p>
-            <w:pPr>
-              <w:spacing w:before="0" w:after="0" w:line="252" w:lineRule="auto"/>
-            </w:pPr>
-            <w:r>
-              <w:rPr>
-                <w:rFonts w:ascii="JetBrains Mono" w:hAnsi="JetBrains Mono" w:eastAsia="JetBrains Mono" w:cs="JetBrains Mono"/>
-                <w:color w:val="17261F"/>
-                <w:sz w:val="16"/>
-                <w:szCs w:val="16"/>
-              </w:rPr>
-              <w:t xml:space="preserve">- **Rust + EMQX (BETA):** Mantiene una ingestión fluida con 1,000 cultivos virtuales publicando simultáneamente, con un</w:t>
-            </w:r>
-          </w:p>
-          <w:p>
-            <w:pPr>
-              <w:spacing w:before="0" w:after="0" w:line="252" w:lineRule="auto"/>
-            </w:pPr>
-            <w:r>
-              <w:rPr>
-                <w:rFonts w:ascii="JetBrains Mono" w:hAnsi="JetBrains Mono" w:eastAsia="JetBrains Mono" w:cs="JetBrains Mono"/>
-                <w:color w:val="17261F"/>
-                <w:sz w:val="16"/>
-                <w:szCs w:val="16"/>
-              </w:rPr>
-              <w:t xml:space="preserve">  retraso extremo a extremo de **24 ms**, un consumo de CPU del simulador del 3.4% y **cero pérdida de paquetes**.</w:t>
-            </w:r>
-          </w:p>
-          <w:p>
-            <w:pPr>
-              <w:spacing w:before="0" w:after="0" w:line="252" w:lineRule="auto"/>
-            </w:pPr>
-            <w:r>
-              <w:rPr>
-                <w:rFonts w:ascii="JetBrains Mono" w:hAnsi="JetBrains Mono" w:eastAsia="JetBrains Mono" w:cs="JetBrains Mono"/>
-                <w:color w:val="17261F"/>
-                <w:sz w:val="16"/>
-                <w:szCs w:val="16"/>
-              </w:rPr>
-              <w:t xml:space="preserve"> </w:t>
-            </w:r>
-          </w:p>
-          <w:p>
-            <w:pPr>
-              <w:spacing w:before="0" w:after="0" w:line="252" w:lineRule="auto"/>
-            </w:pPr>
-            <w:r>
-              <w:rPr>
-                <w:rFonts w:ascii="JetBrains Mono" w:hAnsi="JetBrains Mono" w:eastAsia="JetBrains Mono" w:cs="JetBrains Mono"/>
-                <w:color w:val="17261F"/>
-                <w:sz w:val="16"/>
-                <w:szCs w:val="16"/>
-              </w:rPr>
-              <w:t xml:space="preserve">&lt;!-- diagrama: SmartPot_48_AppSec_Isolation_Topology | titulo=Topología de seguridad, redes y aislamiento multi-tenant --&gt;</w:t>
+              <w:t xml:space="preserve">    p50:  3.2 ms  |  p95: 14.8 ms  |  p99:  28.5 ms  |  Throughput máximo: ~1,450 RPS (4.2x mayor)</w:t>
             </w:r>
           </w:p>
         </w:tc>
@@ -5413,118 +7113,578 @@
     </w:p>
     <w:p>
       <w:pPr>
-        <w:spacing w:before="0" w:after="140" w:line="288" w:lineRule="auto"/>
-      </w:pPr>
-      <w:r>
-        <w:rPr>
-          <w:color w:val="17261F"/>
-          <w:sz w:val="20"/>
-          <w:szCs w:val="20"/>
-        </w:rPr>
-        <w:t xml:space="preserve">flowchart TD subgraph PUBLIC_ZONE["Zona Pública (Enlace Local 127.0.0.1)"] PWA["PWA (SmartPot-Web-Solid)&lt;br/&gt;Nginx unprivileged (uid 101)&lt;br/&gt;CSP estricta · CORP same-origin&lt;br/&gt;Port 5173:8080"] API_PORT["API Gateway (Go 1.26)&lt;br/&gt;Scratch container&lt;br/&gt;Port 8091:8091"] BROKER_PORT["Broker Listener&lt;br/&gt;Port 1883 · WS 9001"] MAIL_PORT["Mailpit UI&lt;br/&gt;Port 8025:8025"] end</w:t>
-      </w:r>
-    </w:p>
-    <w:p>
-      <w:pPr>
-        <w:spacing w:before="0" w:after="140" w:line="288" w:lineRule="auto"/>
-      </w:pPr>
-      <w:r>
-        <w:rPr>
-          <w:color w:val="17261F"/>
-          <w:sz w:val="20"/>
-          <w:szCs w:val="20"/>
-        </w:rPr>
-        <w:t xml:space="preserve">subgraph INTERNAL_NETWORK["Red Interna Docker (internal: true / Sin Internet)"] direction TB API["SmartPot-API-Go&lt;br/&gt;RequestContext reciclado con sync.Pool&lt;br/&gt;Zero-alloc radix tree&lt;br/&gt;subtle.ConstantTimeCompare"] DB[("PostgreSQL 17 + TimescaleDB&lt;br/&gt;cap_drop: ALL + 5 caps mínimos&lt;br/&gt;Usuario smartpot sólo DML&lt;br/&gt;Port 5432")] VALKEY[("Valkey 9.1&lt;br/&gt;read_only: true · cap_drop: ALL&lt;br/&gt;Contraseñas obligatorias&lt;br/&gt;Port 6379")] EMQX["SmartPot-Broker-EMQX&lt;br/&gt;Auth webhook en caliente&lt;br/&gt;Dynamic ACL Rules"] AI["SmartPot-AI&lt;br/&gt;scikit-learn · Sugeno&lt;br/&gt;Port 8000"] end</w:t>
-      </w:r>
-    </w:p>
-    <w:p>
-      <w:pPr>
-        <w:spacing w:before="0" w:after="140" w:line="288" w:lineRule="auto"/>
-      </w:pPr>
-      <w:r>
-        <w:rPr>
-          <w:color w:val="17261F"/>
-          <w:sz w:val="20"/>
-          <w:szCs w:val="20"/>
-        </w:rPr>
-        <w:t xml:space="preserve">subgraph DEVICE_ISOLATION["Aislamiento Multi-Tenant MQTT"] DEV_A["Dispositivo Cultivo A&lt;br/&gt;Credenciales A"] DEV_B["Dispositivo Cultivo B&lt;br/&gt;Credenciales B"] ACL_ENGINE{"Motor ACL Dinámico&lt;br/&gt;EMQX 5.8"} end</w:t>
-      </w:r>
-    </w:p>
-    <w:p>
-      <w:pPr>
-        <w:spacing w:before="0" w:after="140" w:line="288" w:lineRule="auto"/>
-      </w:pPr>
-      <w:r>
-        <w:rPr>
-          <w:color w:val="17261F"/>
-          <w:sz w:val="20"/>
-          <w:szCs w:val="20"/>
-        </w:rPr>
-        <w:t xml:space="preserve">PWA --&gt;|HTTP :8091| API_PORT API_PORT --&gt; API API --&gt;|pgxpool / SQL parametrizado| DB API --&gt;|Rate limit &amp; Cache| VALKEY API -.-&gt;|POST /v1/insights| AI</w:t>
-      </w:r>
-    </w:p>
-    <w:p>
-      <w:pPr>
-        <w:spacing w:before="0" w:after="140" w:line="288" w:lineRule="auto"/>
-      </w:pPr>
-      <w:r>
-        <w:rPr>
-          <w:color w:val="17261F"/>
-          <w:sz w:val="20"/>
-          <w:szCs w:val="20"/>
-        </w:rPr>
-        <w:t xml:space="preserve">DEV_A --&gt;|smartpot/v1/CropA/</w:t>
+        <w:pStyle w:val="Heading2"/>
+      </w:pPr>
+      <w:bookmarkStart w:id="121" w:name="sec_121"/>
+      <w:r>
+        <w:rPr>
+          <w:b/>
+          <w:bCs/>
+          <w:color w:val="067A52"/>
+          <w:sz w:val="25"/>
+          <w:szCs w:val="25"/>
+        </w:rPr>
+        <w:t xml:space="preserve">4.3. Escalabilidad IoT (2 a 1,000 Cultivos Simultáneos)</w:t>
+      </w:r>
+      <w:bookmarkEnd w:id="121"/>
+    </w:p>
+    <w:p>
+      <w:pPr>
+        <w:numPr>
+          <w:ilvl w:val="0"/>
+          <w:numId w:val="1"/>
+        </w:numPr>
+        <w:ind w:left="360" w:hanging="260"/>
+        <w:spacing w:before="0" w:after="60" w:line="276" w:lineRule="auto"/>
+      </w:pPr>
+      <w:r>
+        <w:rPr>
+          <w:b/>
+          <w:bCs/>
+          <w:color w:val="17261F"/>
+          <w:sz w:val="20"/>
+          <w:szCs w:val="20"/>
+        </w:rPr>
+        <w:t xml:space="preserve">Python + Mosquitto (Estable):</w:t>
+      </w:r>
+      <w:r>
+        <w:rPr>
+          <w:color w:val="17261F"/>
+          <w:sz w:val="20"/>
+          <w:szCs w:val="20"/>
+        </w:rPr>
+        <w:t xml:space="preserve"> Comienza a experimentar retrasos a partir de 250 cultivos. A 1,000 cultivos acumula un lag superior a 4.5 segundos y pierde un 8.2% de los paquetes MQTT.</w:t>
+      </w:r>
+    </w:p>
+    <w:p>
+      <w:pPr>
+        <w:numPr>
+          <w:ilvl w:val="0"/>
+          <w:numId w:val="1"/>
+        </w:numPr>
+        <w:ind w:left="360" w:hanging="260"/>
+        <w:spacing w:before="0" w:after="60" w:line="276" w:lineRule="auto"/>
+      </w:pPr>
+      <w:r>
+        <w:rPr>
+          <w:b/>
+          <w:bCs/>
+          <w:color w:val="17261F"/>
+          <w:sz w:val="20"/>
+          <w:szCs w:val="20"/>
+        </w:rPr>
+        <w:t xml:space="preserve">Rust + EMQX (BETA):</w:t>
+      </w:r>
+      <w:r>
+        <w:rPr>
+          <w:color w:val="17261F"/>
+          <w:sz w:val="20"/>
+          <w:szCs w:val="20"/>
+        </w:rPr>
+        <w:t xml:space="preserve"> Mantiene una ingestión fluida con 1,000 cultivos virtuales publicando simultáneamente, con un retraso extremo a extremo de </w:t>
+      </w:r>
+      <w:r>
+        <w:rPr>
+          <w:b/>
+          <w:bCs/>
+          <w:color w:val="17261F"/>
+          <w:sz w:val="20"/>
+          <w:szCs w:val="20"/>
+        </w:rPr>
+        <w:t xml:space="preserve">24 ms</w:t>
+      </w:r>
+      <w:r>
+        <w:rPr>
+          <w:color w:val="17261F"/>
+          <w:sz w:val="20"/>
+          <w:szCs w:val="20"/>
+        </w:rPr>
+        <w:t xml:space="preserve">, un consumo de CPU del simulador del 3.4% y </w:t>
+      </w:r>
+      <w:r>
+        <w:rPr>
+          <w:b/>
+          <w:bCs/>
+          <w:color w:val="17261F"/>
+          <w:sz w:val="20"/>
+          <w:szCs w:val="20"/>
+        </w:rPr>
+        <w:t xml:space="preserve">cero pérdida de paquetes</w:t>
+      </w:r>
+      <w:r>
+        <w:rPr>
+          <w:color w:val="17261F"/>
+          <w:sz w:val="20"/>
+          <w:szCs w:val="20"/>
+        </w:rPr>
+        <w:t xml:space="preserve">.</w:t>
+      </w:r>
+    </w:p>
+    <w:p>
+      <w:pPr>
+        <w:spacing w:before="40" w:after="0" w:line="240" w:lineRule="auto"/>
+        <w:rPr>
+          <w:sz w:val="8"/>
+        </w:rPr>
+      </w:pPr>
+    </w:p>
+    <w:p>
+      <w:pPr>
+        <w:spacing w:before="0" w:after="0" w:line="240" w:lineRule="auto"/>
+        <w:rPr>
+          <w:sz w:val="2"/>
+        </w:rPr>
+        <w:sectPr>
+          <w:headerReference w:type="default" r:id="rIdHeader"/>
+          <w:footerReference w:type="default" r:id="rIdFooter"/>
+          <w:pgSz w:w="12240" w:h="15840"/>
+          <w:pgMar w:top="1700" w:right="1440" w:bottom="1440" w:left="1440" w:header="700" w:footer="620" w:gutter="0"/>
+          <w:cols w:space="720"/>
+        </w:sectPr>
+      </w:pPr>
+    </w:p>
+    <w:p>
+      <w:pPr>
+        <w:pStyle w:val="Heading2"/>
+      </w:pPr>
+      <w:bookmarkStart w:id="122" w:name="sec_122"/>
+      <w:r>
+        <w:rPr>
+          <w:b/>
+          <w:bCs/>
+          <w:color w:val="067A52"/>
+          <w:sz w:val="25"/>
+          <w:szCs w:val="25"/>
+        </w:rPr>
+        <w:t xml:space="preserve">4.4. Auditoría de Seguridad AppSec e IoT</w:t>
+      </w:r>
+      <w:bookmarkEnd w:id="122"/>
+    </w:p>
+    <w:p>
+      <w:pPr>
+        <w:keepNext/>
+        <w:spacing w:before="0" w:after="60" w:line="288" w:lineRule="auto"/>
+        <w:jc w:val="center"/>
+      </w:pPr>
+      <w:r>
+        <w:drawing>
+          <wp:inline distT="0" distB="0" distL="0" distR="0">
+            <wp:extent cx="6182657" cy="4318000"/>
+            <wp:docPr id="123" name="SmartPot_48_AppSec_Isolation_Topology"/>
+            <wp:cNvGraphicFramePr>
+              <a:graphicFrameLocks noChangeAspect="1"/>
+            </wp:cNvGraphicFramePr>
+            <a:graphic>
+              <a:graphicData uri="http://schemas.openxmlformats.org/drawingml/2006/picture">
+                <pic:pic>
+                  <pic:nvPicPr>
+                    <pic:cNvPr id="123" name="SmartPot_48_AppSec_Isolation_Topology"/>
+                    <pic:cNvPicPr/>
+                  </pic:nvPicPr>
+                  <pic:blipFill>
+                    <a:blip r:embed="rIdImg5"/>
+                    <a:stretch>
+                      <a:fillRect/>
+                    </a:stretch>
+                  </pic:blipFill>
+                  <pic:spPr>
+                    <a:xfrm>
+                      <a:off x="0" y="0"/>
+                      <a:ext cx="6182657" cy="4318000"/>
+                    </a:xfrm>
+                    <a:prstGeom prst="rect">
+                      <a:avLst/>
+                    </a:prstGeom>
+                  </pic:spPr>
+                </pic:pic>
+              </a:graphicData>
+            </a:graphic>
+          </wp:inline>
+        </w:drawing>
+      </w:r>
+    </w:p>
+    <w:p>
+      <w:pPr>
+        <w:spacing w:before="0" w:after="0" w:line="288" w:lineRule="auto"/>
+        <w:jc w:val="center"/>
+      </w:pPr>
+      <w:r>
+        <w:rPr>
+          <w:b/>
+          <w:bCs/>
+          <w:color w:val="067A52"/>
+          <w:sz w:val="16"/>
+          <w:szCs w:val="16"/>
+        </w:rPr>
+        <w:t xml:space="preserve">Figura 3</w:t>
       </w:r>
       <w:r>
         <w:rPr>
           <w:i/>
           <w:iCs/>
-          <w:color w:val="17261F"/>
-          <w:sz w:val="20"/>
-          <w:szCs w:val="20"/>
-        </w:rPr>
-        <w:t xml:space="preserve">| BROKER_PORT DEV_B --&gt;|smartpot/v1/CropB/</w:t>
-      </w:r>
-      <w:r>
-        <w:rPr>
-          <w:color w:val="17261F"/>
-          <w:sz w:val="20"/>
-          <w:szCs w:val="20"/>
-        </w:rPr>
-        <w:t xml:space="preserve">| BROKER_PORT BROKER_PORT --&gt; EMQX EMQX --&gt; ACL_ENGINE ACL_ENGINE --&gt;|Consulta clave y permisos| API ACL_ENGINE -- "Intentar Crop B" --&gt; DENY["RECHAZO 0x87&lt;br/&gt;Deny all '#'"]</w:t>
-      </w:r>
-    </w:p>
-    <w:p>
-      <w:pPr>
-        <w:spacing w:before="0" w:after="140" w:line="288" w:lineRule="auto"/>
-      </w:pPr>
-      <w:r>
-        <w:rPr>
-          <w:color w:val="17261F"/>
-          <w:sz w:val="20"/>
-          <w:szCs w:val="20"/>
-        </w:rPr>
-        <w:t xml:space="preserve">classDef core fill:#DDF5EA,stroke:#067A52,color:#17261F classDef platform fill:#E3F2FB,stroke:#1F6FA0,color:#17261F classDef store fill:#F2F7F4,stroke:#5B6B63,color:#17261F classDef device fill:#FDF4DD,stroke:#C98D12,color:#17261F classDef alert fill:#FBE4E4,stroke:#B83232,color:#17261F</w:t>
-      </w:r>
-    </w:p>
-    <w:p>
-      <w:pPr>
-        <w:spacing w:before="0" w:after="140" w:line="288" w:lineRule="auto"/>
-      </w:pPr>
-      <w:r>
-        <w:rPr>
-          <w:color w:val="17261F"/>
-          <w:sz w:val="20"/>
-          <w:szCs w:val="20"/>
-        </w:rPr>
-        <w:t xml:space="preserve">class API,API_PORT core class PWA platform class DB,VALKEY store class EMQX,DEV_A,DEV_B,BROKER_PORT,ACL_ENGINE device class DENY alert</w:t>
-      </w:r>
-    </w:p>
-    <w:p>
-      <w:pPr>
-        <w:spacing w:before="80" w:after="0" w:line="240" w:lineRule="auto"/>
+          <w:color w:val="5B6B63"/>
+          <w:sz w:val="16"/>
+          <w:szCs w:val="16"/>
+        </w:rPr>
+        <w:t xml:space="preserve">  ·  Topología de seguridad, redes y aislamiento multi-tenant</w:t>
+      </w:r>
+    </w:p>
+    <w:p>
+      <w:pPr>
+        <w:spacing w:before="0" w:after="0" w:line="240" w:lineRule="auto"/>
+        <w:rPr>
+          <w:sz w:val="2"/>
+        </w:rPr>
+        <w:sectPr>
+          <w:headerReference w:type="default" r:id="rIdHeader"/>
+          <w:footerReference w:type="default" r:id="rIdFooter"/>
+          <w:pgSz w:w="15840" w:h="12240" w:orient="landscape"/>
+          <w:pgMar w:top="1700" w:right="1440" w:bottom="1440" w:left="1440" w:header="700" w:footer="620" w:gutter="0"/>
+          <w:cols w:space="720"/>
+        </w:sectPr>
+      </w:pPr>
+    </w:p>
+    <w:p>
+      <w:pPr>
+        <w:numPr>
+          <w:ilvl w:val="0"/>
+          <w:numId w:val="2"/>
+        </w:numPr>
+        <w:ind w:left="360" w:hanging="260"/>
+        <w:spacing w:before="0" w:after="60" w:line="276" w:lineRule="auto"/>
+      </w:pPr>
+      <w:r>
+        <w:rPr>
+          <w:b/>
+          <w:bCs/>
+          <w:color w:val="17261F"/>
+          <w:sz w:val="20"/>
+          <w:szCs w:val="20"/>
+        </w:rPr>
+        <w:t xml:space="preserve">Aislamiento Multi-Tenant MQTT:</w:t>
+      </w:r>
+      <w:r>
+        <w:rPr>
+          <w:color w:val="17261F"/>
+          <w:sz w:val="20"/>
+          <w:szCs w:val="20"/>
+        </w:rPr>
+        <w:t xml:space="preserve"> Si un dispositivo intenta publicar o suscribirse al tópico de otro cultivo (</w:t>
+      </w:r>
+      <w:r>
+        <w:rPr>
+          <w:rFonts w:ascii="JetBrains Mono" w:hAnsi="JetBrains Mono" w:eastAsia="JetBrains Mono" w:cs="JetBrains Mono"/>
+          <w:color w:val="0A5A3C"/>
+          <w:sz w:val="18"/>
+          <w:szCs w:val="18"/>
+        </w:rPr>
+        <w:t xml:space="preserve">smartpot/v1/{otroCultivoId}/*</w:t>
+      </w:r>
+      <w:r>
+        <w:rPr>
+          <w:color w:val="17261F"/>
+          <w:sz w:val="20"/>
+          <w:szCs w:val="20"/>
+        </w:rPr>
+        <w:t xml:space="preserve">), el broker EMQX rechaza el paquete debido a la regla de denegación total </w:t>
+      </w:r>
+      <w:r>
+        <w:rPr>
+          <w:rFonts w:ascii="JetBrains Mono" w:hAnsi="JetBrains Mono" w:eastAsia="JetBrains Mono" w:cs="JetBrains Mono"/>
+          <w:color w:val="0A5A3C"/>
+          <w:sz w:val="18"/>
+          <w:szCs w:val="18"/>
+        </w:rPr>
+        <w:t xml:space="preserve">#</w:t>
+      </w:r>
+      <w:r>
+        <w:rPr>
+          <w:color w:val="17261F"/>
+          <w:sz w:val="20"/>
+          <w:szCs w:val="20"/>
+        </w:rPr>
+        <w:t xml:space="preserve">.</w:t>
+      </w:r>
+    </w:p>
+    <w:p>
+      <w:pPr>
+        <w:numPr>
+          <w:ilvl w:val="0"/>
+          <w:numId w:val="2"/>
+        </w:numPr>
+        <w:ind w:left="360" w:hanging="260"/>
+        <w:spacing w:before="0" w:after="60" w:line="276" w:lineRule="auto"/>
+      </w:pPr>
+      <w:r>
+        <w:rPr>
+          <w:b/>
+          <w:bCs/>
+          <w:color w:val="17261F"/>
+          <w:sz w:val="20"/>
+          <w:szCs w:val="20"/>
+        </w:rPr>
+        <w:t xml:space="preserve">Mitigación de BOLA / IDOR:</w:t>
+      </w:r>
+      <w:r>
+        <w:rPr>
+          <w:color w:val="17261F"/>
+          <w:sz w:val="20"/>
+          <w:szCs w:val="20"/>
+        </w:rPr>
+        <w:t xml:space="preserve"> Si un usuario intenta acceder al cultivo de otra cuenta, la API responde siempre con </w:t>
+      </w:r>
+      <w:r>
+        <w:rPr>
+          <w:rFonts w:ascii="JetBrains Mono" w:hAnsi="JetBrains Mono" w:eastAsia="JetBrains Mono" w:cs="JetBrains Mono"/>
+          <w:color w:val="0A5A3C"/>
+          <w:sz w:val="18"/>
+          <w:szCs w:val="18"/>
+        </w:rPr>
+        <w:t xml:space="preserve">404 El cultivo no existe</w:t>
+      </w:r>
+      <w:r>
+        <w:rPr>
+          <w:color w:val="17261F"/>
+          <w:sz w:val="20"/>
+          <w:szCs w:val="20"/>
+        </w:rPr>
+        <w:t xml:space="preserve">, evitando delatar la existencia de recursos ajenos.</w:t>
+      </w:r>
+    </w:p>
+    <w:p>
+      <w:pPr>
+        <w:numPr>
+          <w:ilvl w:val="0"/>
+          <w:numId w:val="2"/>
+        </w:numPr>
+        <w:ind w:left="360" w:hanging="260"/>
+        <w:spacing w:before="0" w:after="60" w:line="276" w:lineRule="auto"/>
+      </w:pPr>
+      <w:r>
+        <w:rPr>
+          <w:b/>
+          <w:bCs/>
+          <w:color w:val="17261F"/>
+          <w:sz w:val="20"/>
+          <w:szCs w:val="20"/>
+        </w:rPr>
+        <w:t xml:space="preserve">Resistencia a Inyección SQL:</w:t>
+      </w:r>
+      <w:r>
+        <w:rPr>
+          <w:color w:val="17261F"/>
+          <w:sz w:val="20"/>
+          <w:szCs w:val="20"/>
+        </w:rPr>
+        <w:t xml:space="preserve"> Todas las consultas en PostgreSQL se parametrizan mediante </w:t>
+      </w:r>
+      <w:r>
+        <w:rPr>
+          <w:rFonts w:ascii="JetBrains Mono" w:hAnsi="JetBrains Mono" w:eastAsia="JetBrains Mono" w:cs="JetBrains Mono"/>
+          <w:color w:val="0A5A3C"/>
+          <w:sz w:val="18"/>
+          <w:szCs w:val="18"/>
+        </w:rPr>
+        <w:t xml:space="preserve">$1, $2</w:t>
+      </w:r>
+      <w:r>
+        <w:rPr>
+          <w:color w:val="17261F"/>
+          <w:sz w:val="20"/>
+          <w:szCs w:val="20"/>
+        </w:rPr>
+        <w:t xml:space="preserve"> con la biblioteca </w:t>
+      </w:r>
+      <w:r>
+        <w:rPr>
+          <w:rFonts w:ascii="JetBrains Mono" w:hAnsi="JetBrains Mono" w:eastAsia="JetBrains Mono" w:cs="JetBrains Mono"/>
+          <w:color w:val="0A5A3C"/>
+          <w:sz w:val="18"/>
+          <w:szCs w:val="18"/>
+        </w:rPr>
+        <w:t xml:space="preserve">pgx</w:t>
+      </w:r>
+      <w:r>
+        <w:rPr>
+          <w:color w:val="17261F"/>
+          <w:sz w:val="20"/>
+          <w:szCs w:val="20"/>
+        </w:rPr>
+        <w:t xml:space="preserve">. Payloads como </w:t>
+      </w:r>
+      <w:r>
+        <w:rPr>
+          <w:rFonts w:ascii="JetBrains Mono" w:hAnsi="JetBrains Mono" w:eastAsia="JetBrains Mono" w:cs="JetBrains Mono"/>
+          <w:color w:val="0A5A3C"/>
+          <w:sz w:val="18"/>
+          <w:szCs w:val="18"/>
+        </w:rPr>
+        <w:t xml:space="preserve">' OR '1'='1</w:t>
+      </w:r>
+      <w:r>
+        <w:rPr>
+          <w:color w:val="17261F"/>
+          <w:sz w:val="20"/>
+          <w:szCs w:val="20"/>
+        </w:rPr>
+        <w:t xml:space="preserve"> se tratan como cadenas de texto literales sin posibilidad de ejecución arbitraria.</w:t>
+      </w:r>
+    </w:p>
+    <w:p>
+      <w:pPr>
+        <w:numPr>
+          <w:ilvl w:val="0"/>
+          <w:numId w:val="2"/>
+        </w:numPr>
+        <w:ind w:left="360" w:hanging="260"/>
+        <w:spacing w:before="0" w:after="60" w:line="276" w:lineRule="auto"/>
+      </w:pPr>
+      <w:r>
+        <w:rPr>
+          <w:b/>
+          <w:bCs/>
+          <w:color w:val="17261F"/>
+          <w:sz w:val="20"/>
+          <w:szCs w:val="20"/>
+        </w:rPr>
+        <w:t xml:space="preserve">Comparaciones en Tiempo Constante:</w:t>
+      </w:r>
+      <w:r>
+        <w:rPr>
+          <w:color w:val="17261F"/>
+          <w:sz w:val="20"/>
+          <w:szCs w:val="20"/>
+        </w:rPr>
+        <w:t xml:space="preserve"> Tanto Go (</w:t>
+      </w:r>
+      <w:r>
+        <w:rPr>
+          <w:rFonts w:ascii="JetBrains Mono" w:hAnsi="JetBrains Mono" w:eastAsia="JetBrains Mono" w:cs="JetBrains Mono"/>
+          <w:color w:val="0A5A3C"/>
+          <w:sz w:val="18"/>
+          <w:szCs w:val="18"/>
+        </w:rPr>
+        <w:t xml:space="preserve">crypto/subtle.ConstantTimeCompare</w:t>
+      </w:r>
+      <w:r>
+        <w:rPr>
+          <w:color w:val="17261F"/>
+          <w:sz w:val="20"/>
+          <w:szCs w:val="20"/>
+        </w:rPr>
+        <w:t xml:space="preserve">) como Rust (</w:t>
+      </w:r>
+      <w:r>
+        <w:rPr>
+          <w:rFonts w:ascii="JetBrains Mono" w:hAnsi="JetBrains Mono" w:eastAsia="JetBrains Mono" w:cs="JetBrains Mono"/>
+          <w:color w:val="0A5A3C"/>
+          <w:sz w:val="18"/>
+          <w:szCs w:val="18"/>
+        </w:rPr>
+        <w:t xml:space="preserve">subtle::ConstantTimeEq</w:t>
+      </w:r>
+      <w:r>
+        <w:rPr>
+          <w:color w:val="17261F"/>
+          <w:sz w:val="20"/>
+          <w:szCs w:val="20"/>
+        </w:rPr>
+        <w:t xml:space="preserve">) utilizan comparaciones resistentes a ataques de canal lateral de temporización.</w:t>
+      </w:r>
+    </w:p>
+    <w:p>
+      <w:pPr>
+        <w:numPr>
+          <w:ilvl w:val="0"/>
+          <w:numId w:val="2"/>
+        </w:numPr>
+        <w:ind w:left="360" w:hanging="260"/>
+        <w:spacing w:before="0" w:after="60" w:line="276" w:lineRule="auto"/>
+      </w:pPr>
+      <w:r>
+        <w:rPr>
+          <w:b/>
+          <w:bCs/>
+          <w:color w:val="17261F"/>
+          <w:sz w:val="20"/>
+          <w:szCs w:val="20"/>
+        </w:rPr>
+        <w:t xml:space="preserve">Endurecimiento de Contenedores:</w:t>
+      </w:r>
+      <w:r>
+        <w:rPr>
+          <w:color w:val="17261F"/>
+          <w:sz w:val="20"/>
+          <w:szCs w:val="20"/>
+        </w:rPr>
+        <w:t xml:space="preserve"> Todos los contenedores operan con </w:t>
+      </w:r>
+      <w:r>
+        <w:rPr>
+          <w:rFonts w:ascii="JetBrains Mono" w:hAnsi="JetBrains Mono" w:eastAsia="JetBrains Mono" w:cs="JetBrains Mono"/>
+          <w:color w:val="0A5A3C"/>
+          <w:sz w:val="18"/>
+          <w:szCs w:val="18"/>
+        </w:rPr>
+        <w:t xml:space="preserve">security_opt: [no-new-privileges:true]</w:t>
+      </w:r>
+      <w:r>
+        <w:rPr>
+          <w:color w:val="17261F"/>
+          <w:sz w:val="20"/>
+          <w:szCs w:val="20"/>
+        </w:rPr>
+        <w:t xml:space="preserve">, </w:t>
+      </w:r>
+      <w:r>
+        <w:rPr>
+          <w:rFonts w:ascii="JetBrains Mono" w:hAnsi="JetBrains Mono" w:eastAsia="JetBrains Mono" w:cs="JetBrains Mono"/>
+          <w:color w:val="0A5A3C"/>
+          <w:sz w:val="18"/>
+          <w:szCs w:val="18"/>
+        </w:rPr>
+        <w:t xml:space="preserve">cap_drop: [ALL]</w:t>
+      </w:r>
+      <w:r>
+        <w:rPr>
+          <w:color w:val="17261F"/>
+          <w:sz w:val="20"/>
+          <w:szCs w:val="20"/>
+        </w:rPr>
+        <w:t xml:space="preserve"> y usuarios no-root (</w:t>
+      </w:r>
+      <w:r>
+        <w:rPr>
+          <w:rFonts w:ascii="JetBrains Mono" w:hAnsi="JetBrains Mono" w:eastAsia="JetBrains Mono" w:cs="JetBrains Mono"/>
+          <w:color w:val="0A5A3C"/>
+          <w:sz w:val="18"/>
+          <w:szCs w:val="18"/>
+        </w:rPr>
+        <w:t xml:space="preserve">appuser</w:t>
+      </w:r>
+      <w:r>
+        <w:rPr>
+          <w:color w:val="17261F"/>
+          <w:sz w:val="20"/>
+          <w:szCs w:val="20"/>
+        </w:rPr>
+        <w:t xml:space="preserve"> UID 10001 y Nginx UID 101).</w:t>
+      </w:r>
+    </w:p>
+    <w:p>
+      <w:pPr>
+        <w:spacing w:before="40" w:after="0" w:line="240" w:lineRule="auto"/>
         <w:rPr>
           <w:sz w:val="8"/>
+        </w:rPr>
+      </w:pPr>
+    </w:p>
+    <w:p>
+      <w:pPr>
+        <w:pageBreakBefore/>
+        <w:spacing w:before="0" w:after="0" w:line="20" w:lineRule="exact"/>
+        <w:rPr>
+          <w:sz w:val="2"/>
         </w:rPr>
       </w:pPr>
     </w:p>
@@ -5559,32 +7719,963 @@
             <w:tcW w:w="9360" w:type="dxa"/>
             <w:shd w:val="clear" w:color="auto" w:fill="0B3D2B"/>
             <w:tcMar>
-              <w:top w:w="60" w:type="dxa"/>
-              <w:left w:w="200" w:type="dxa"/>
-              <w:bottom w:w="60" w:type="dxa"/>
-              <w:right w:w="200" w:type="dxa"/>
+              <w:top w:w="420" w:type="dxa"/>
+              <w:left w:w="480" w:type="dxa"/>
+              <w:bottom w:w="420" w:type="dxa"/>
+              <w:right w:w="480" w:type="dxa"/>
             </w:tcMar>
             <w:vAlign w:val="top"/>
           </w:tcPr>
           <w:p>
             <w:pPr>
+              <w:spacing w:before="0" w:after="80" w:line="288" w:lineRule="auto"/>
+            </w:pPr>
+            <w:r>
+              <w:rPr>
+                <w:b/>
+                <w:bCs/>
+                <w:caps/>
+                <w:color w:val="F2B632"/>
+                <w:spacing w:val="60"/>
+                <w:sz w:val="17"/>
+                <w:szCs w:val="17"/>
+              </w:rPr>
+              <w:t xml:space="preserve">PARTE V</w:t>
+            </w:r>
+          </w:p>
+          <w:p>
+            <w:pPr>
               <w:spacing w:before="0" w:after="0" w:line="240" w:lineRule="auto"/>
             </w:pPr>
             <w:r>
               <w:rPr>
-                <w:b/>
-                <w:bCs/>
-                <w:color w:val="7FDBB0"/>
-                <w:spacing w:val="40"/>
-                <w:sz w:val="14"/>
-                <w:szCs w:val="14"/>
-              </w:rPr>
-              <w:t xml:space="preserve">TEXTO</w:t>
+                <w:rFonts w:ascii="Century Gothic" w:hAnsi="Century Gothic" w:eastAsia="Century Gothic" w:cs="Century Gothic"/>
+                <w:b/>
+                <w:bCs/>
+                <w:color w:val="FFFFFF"/>
+                <w:sz w:val="44"/>
+                <w:szCs w:val="44"/>
+              </w:rPr>
+              <w:t xml:space="preserve">Quality Gates y Veredicto</w:t>
             </w:r>
           </w:p>
         </w:tc>
       </w:tr>
     </w:tbl>
+    <w:p>
+      <w:pPr>
+        <w:spacing w:before="240" w:after="0" w:line="240" w:lineRule="auto"/>
+        <w:rPr>
+          <w:sz w:val="8"/>
+        </w:rPr>
+      </w:pPr>
+    </w:p>
+    <w:p>
+      <w:pPr>
+        <w:keepNext/>
+        <w:spacing w:before="360" w:after="40" w:line="288" w:lineRule="auto"/>
+      </w:pPr>
+      <w:r>
+        <w:rPr>
+          <w:b/>
+          <w:bCs/>
+          <w:color w:val="009A64"/>
+          <w:spacing w:val="60"/>
+          <w:sz w:val="16"/>
+          <w:szCs w:val="16"/>
+        </w:rPr>
+        <w:t xml:space="preserve">SECCIÓN 05</w:t>
+      </w:r>
+    </w:p>
+    <w:p>
+      <w:pPr>
+        <w:pStyle w:val="Heading1"/>
+      </w:pPr>
+      <w:bookmarkStart w:id="124" w:name="sec_124"/>
+      <w:r>
+        <w:rPr>
+          <w:b/>
+          <w:bCs/>
+          <w:color w:val="0B3D2B"/>
+          <w:sz w:val="34"/>
+          <w:szCs w:val="34"/>
+        </w:rPr>
+        <w:t xml:space="preserve">Matriz de Quality Gates y Decisión de Release</w:t>
+      </w:r>
+      <w:bookmarkEnd w:id="124"/>
+    </w:p>
+    <w:p>
+      <w:pPr>
+        <w:keepNext/>
+        <w:spacing w:before="60" w:after="0" w:line="240" w:lineRule="auto"/>
+        <w:rPr>
+          <w:sz w:val="8"/>
+        </w:rPr>
+      </w:pPr>
+    </w:p>
+    <w:tbl>
+      <w:tblPr>
+        <w:tblW w:w="9360" w:type="dxa"/>
+        <w:tblBorders>
+          <w:top w:val="single" w:sz="4" w:space="0" w:color="D5E3DC"/>
+          <w:left w:val="single" w:sz="4" w:space="0" w:color="D5E3DC"/>
+          <w:bottom w:val="single" w:sz="4" w:space="0" w:color="D5E3DC"/>
+          <w:right w:val="single" w:sz="4" w:space="0" w:color="D5E3DC"/>
+          <w:insideH w:val="single" w:sz="4" w:space="0" w:color="D5E3DC"/>
+          <w:insideV w:val="single" w:sz="4" w:space="0" w:color="D5E3DC"/>
+        </w:tblBorders>
+        <w:tblLayout w:type="fixed"/>
+        <w:tblCellMar>
+          <w:left w:w="0" w:type="dxa"/>
+          <w:right w:w="0" w:type="dxa"/>
+        </w:tblCellMar>
+        <w:tblLook w:val="04A0" w:firstRow="1" w:firstColumn="1" w:noVBand="1"/>
+      </w:tblPr>
+      <w:tblGrid>
+        <w:gridCol w:w="2341"/>
+        <w:gridCol w:w="3346"/>
+        <w:gridCol w:w="2695"/>
+        <w:gridCol w:w="978"/>
+      </w:tblGrid>
+      <w:tr>
+        <w:trPr>
+          <w:cantSplit/>
+          <w:tblHeader/>
+        </w:trPr>
+        <w:tc>
+          <w:tcPr>
+            <w:tcW w:w="2341" w:type="dxa"/>
+            <w:shd w:val="clear" w:color="auto" w:fill="0B3D2B"/>
+            <w:tcMar>
+              <w:top w:w="70" w:type="dxa"/>
+              <w:left w:w="110" w:type="dxa"/>
+              <w:bottom w:w="70" w:type="dxa"/>
+              <w:right w:w="110" w:type="dxa"/>
+            </w:tcMar>
+            <w:vAlign w:val="center"/>
+          </w:tcPr>
+          <w:p>
+            <w:pPr>
+              <w:spacing w:before="0" w:after="0" w:line="252" w:lineRule="auto"/>
+            </w:pPr>
+            <w:r>
+              <w:rPr>
+                <w:b/>
+                <w:bCs/>
+                <w:color w:val="FFFFFF"/>
+                <w:spacing w:val="10"/>
+                <w:sz w:val="16"/>
+                <w:szCs w:val="16"/>
+              </w:rPr>
+              <w:t xml:space="preserve">QUALITY GATE</w:t>
+            </w:r>
+          </w:p>
+        </w:tc>
+        <w:tc>
+          <w:tcPr>
+            <w:tcW w:w="3346" w:type="dxa"/>
+            <w:shd w:val="clear" w:color="auto" w:fill="0B3D2B"/>
+            <w:tcMar>
+              <w:top w:w="70" w:type="dxa"/>
+              <w:left w:w="110" w:type="dxa"/>
+              <w:bottom w:w="70" w:type="dxa"/>
+              <w:right w:w="110" w:type="dxa"/>
+            </w:tcMar>
+            <w:vAlign w:val="center"/>
+          </w:tcPr>
+          <w:p>
+            <w:pPr>
+              <w:spacing w:before="0" w:after="0" w:line="252" w:lineRule="auto"/>
+            </w:pPr>
+            <w:r>
+              <w:rPr>
+                <w:b/>
+                <w:bCs/>
+                <w:color w:val="FFFFFF"/>
+                <w:spacing w:val="10"/>
+                <w:sz w:val="16"/>
+                <w:szCs w:val="16"/>
+              </w:rPr>
+              <w:t xml:space="preserve">CRITERIO DE ACEPTACIÓN</w:t>
+            </w:r>
+          </w:p>
+        </w:tc>
+        <w:tc>
+          <w:tcPr>
+            <w:tcW w:w="2695" w:type="dxa"/>
+            <w:shd w:val="clear" w:color="auto" w:fill="0B3D2B"/>
+            <w:tcMar>
+              <w:top w:w="70" w:type="dxa"/>
+              <w:left w:w="110" w:type="dxa"/>
+              <w:bottom w:w="70" w:type="dxa"/>
+              <w:right w:w="110" w:type="dxa"/>
+            </w:tcMar>
+            <w:vAlign w:val="center"/>
+          </w:tcPr>
+          <w:p>
+            <w:pPr>
+              <w:spacing w:before="0" w:after="0" w:line="252" w:lineRule="auto"/>
+            </w:pPr>
+            <w:r>
+              <w:rPr>
+                <w:b/>
+                <w:bCs/>
+                <w:color w:val="FFFFFF"/>
+                <w:spacing w:val="10"/>
+                <w:sz w:val="16"/>
+                <w:szCs w:val="16"/>
+              </w:rPr>
+              <w:t xml:space="preserve">MEDICIÓN REGISTRADA</w:t>
+            </w:r>
+          </w:p>
+        </w:tc>
+        <w:tc>
+          <w:tcPr>
+            <w:tcW w:w="978" w:type="dxa"/>
+            <w:shd w:val="clear" w:color="auto" w:fill="0B3D2B"/>
+            <w:tcMar>
+              <w:top w:w="70" w:type="dxa"/>
+              <w:left w:w="110" w:type="dxa"/>
+              <w:bottom w:w="70" w:type="dxa"/>
+              <w:right w:w="110" w:type="dxa"/>
+            </w:tcMar>
+            <w:vAlign w:val="center"/>
+          </w:tcPr>
+          <w:p>
+            <w:pPr>
+              <w:spacing w:before="0" w:after="0" w:line="252" w:lineRule="auto"/>
+            </w:pPr>
+            <w:r>
+              <w:rPr>
+                <w:b/>
+                <w:bCs/>
+                <w:color w:val="FFFFFF"/>
+                <w:spacing w:val="10"/>
+                <w:sz w:val="16"/>
+                <w:szCs w:val="16"/>
+              </w:rPr>
+              <w:t xml:space="preserve">ESTADO</w:t>
+            </w:r>
+          </w:p>
+        </w:tc>
+      </w:tr>
+      <w:tr>
+        <w:trPr>
+          <w:cantSplit/>
+        </w:trPr>
+        <w:tc>
+          <w:tcPr>
+            <w:tcW w:w="2341" w:type="dxa"/>
+            <w:shd w:val="clear" w:color="auto" w:fill="FFFFFF"/>
+            <w:tcMar>
+              <w:top w:w="70" w:type="dxa"/>
+              <w:left w:w="110" w:type="dxa"/>
+              <w:bottom w:w="70" w:type="dxa"/>
+              <w:right w:w="110" w:type="dxa"/>
+            </w:tcMar>
+            <w:vAlign w:val="center"/>
+          </w:tcPr>
+          <w:p>
+            <w:pPr>
+              <w:spacing w:before="0" w:after="0" w:line="252" w:lineRule="auto"/>
+            </w:pPr>
+            <w:r>
+              <w:rPr>
+                <w:b/>
+                <w:bCs/>
+                <w:color w:val="0A5A3C"/>
+                <w:sz w:val="17"/>
+                <w:szCs w:val="17"/>
+              </w:rPr>
+              <w:t xml:space="preserve">GATE-1: Paridad de Contratos REST</w:t>
+            </w:r>
+          </w:p>
+        </w:tc>
+        <w:tc>
+          <w:tcPr>
+            <w:tcW w:w="3346" w:type="dxa"/>
+            <w:shd w:val="clear" w:color="auto" w:fill="FFFFFF"/>
+            <w:tcMar>
+              <w:top w:w="70" w:type="dxa"/>
+              <w:left w:w="110" w:type="dxa"/>
+              <w:bottom w:w="70" w:type="dxa"/>
+              <w:right w:w="110" w:type="dxa"/>
+            </w:tcMar>
+            <w:vAlign w:val="center"/>
+          </w:tcPr>
+          <w:p>
+            <w:pPr>
+              <w:spacing w:before="0" w:after="0" w:line="252" w:lineRule="auto"/>
+            </w:pPr>
+            <w:r>
+              <w:rPr>
+                <w:color w:val="17261F"/>
+                <w:sz w:val="17"/>
+                <w:szCs w:val="17"/>
+              </w:rPr>
+              <w:t xml:space="preserve">100% paridad en status HTTP, esquemas y textos en español</w:t>
+            </w:r>
+          </w:p>
+        </w:tc>
+        <w:tc>
+          <w:tcPr>
+            <w:tcW w:w="2695" w:type="dxa"/>
+            <w:shd w:val="clear" w:color="auto" w:fill="FFFFFF"/>
+            <w:tcMar>
+              <w:top w:w="70" w:type="dxa"/>
+              <w:left w:w="110" w:type="dxa"/>
+              <w:bottom w:w="70" w:type="dxa"/>
+              <w:right w:w="110" w:type="dxa"/>
+            </w:tcMar>
+            <w:vAlign w:val="center"/>
+          </w:tcPr>
+          <w:p>
+            <w:pPr>
+              <w:spacing w:before="0" w:after="0" w:line="252" w:lineRule="auto"/>
+            </w:pPr>
+            <w:r>
+              <w:rPr>
+                <w:color w:val="17261F"/>
+                <w:sz w:val="17"/>
+                <w:szCs w:val="17"/>
+              </w:rPr>
+              <w:t xml:space="preserve">0 discrepancias detectadas</w:t>
+            </w:r>
+          </w:p>
+        </w:tc>
+        <w:tc>
+          <w:tcPr>
+            <w:tcW w:w="978" w:type="dxa"/>
+            <w:shd w:val="clear" w:color="auto" w:fill="FFFFFF"/>
+            <w:tcMar>
+              <w:top w:w="70" w:type="dxa"/>
+              <w:left w:w="110" w:type="dxa"/>
+              <w:bottom w:w="70" w:type="dxa"/>
+              <w:right w:w="110" w:type="dxa"/>
+            </w:tcMar>
+            <w:vAlign w:val="center"/>
+          </w:tcPr>
+          <w:p>
+            <w:pPr>
+              <w:spacing w:before="0" w:after="0" w:line="252" w:lineRule="auto"/>
+            </w:pPr>
+            <w:r>
+              <w:rPr>
+                <w:b/>
+                <w:bCs/>
+                <w:color w:val="17261F"/>
+                <w:sz w:val="17"/>
+                <w:szCs w:val="17"/>
+              </w:rPr>
+              <w:t xml:space="preserve">APROBADO</w:t>
+            </w:r>
+          </w:p>
+        </w:tc>
+      </w:tr>
+      <w:tr>
+        <w:trPr>
+          <w:cantSplit/>
+        </w:trPr>
+        <w:tc>
+          <w:tcPr>
+            <w:tcW w:w="2341" w:type="dxa"/>
+            <w:shd w:val="clear" w:color="auto" w:fill="F2F7F4"/>
+            <w:tcMar>
+              <w:top w:w="70" w:type="dxa"/>
+              <w:left w:w="110" w:type="dxa"/>
+              <w:bottom w:w="70" w:type="dxa"/>
+              <w:right w:w="110" w:type="dxa"/>
+            </w:tcMar>
+            <w:vAlign w:val="center"/>
+          </w:tcPr>
+          <w:p>
+            <w:pPr>
+              <w:spacing w:before="0" w:after="0" w:line="252" w:lineRule="auto"/>
+            </w:pPr>
+            <w:r>
+              <w:rPr>
+                <w:b/>
+                <w:bCs/>
+                <w:color w:val="0A5A3C"/>
+                <w:sz w:val="17"/>
+                <w:szCs w:val="17"/>
+              </w:rPr>
+              <w:t xml:space="preserve">GATE-2: Persistencia e Hipertablas</w:t>
+            </w:r>
+          </w:p>
+        </w:tc>
+        <w:tc>
+          <w:tcPr>
+            <w:tcW w:w="3346" w:type="dxa"/>
+            <w:shd w:val="clear" w:color="auto" w:fill="F2F7F4"/>
+            <w:tcMar>
+              <w:top w:w="70" w:type="dxa"/>
+              <w:left w:w="110" w:type="dxa"/>
+              <w:bottom w:w="70" w:type="dxa"/>
+              <w:right w:w="110" w:type="dxa"/>
+            </w:tcMar>
+            <w:vAlign w:val="center"/>
+          </w:tcPr>
+          <w:p>
+            <w:pPr>
+              <w:spacing w:before="0" w:after="0" w:line="252" w:lineRule="auto"/>
+            </w:pPr>
+            <w:r>
+              <w:rPr>
+                <w:color w:val="17261F"/>
+                <w:sz w:val="17"/>
+                <w:szCs w:val="17"/>
+              </w:rPr>
+              <w:t xml:space="preserve">Agregaciones de series temporales con delta $\le 0.001$</w:t>
+            </w:r>
+          </w:p>
+        </w:tc>
+        <w:tc>
+          <w:tcPr>
+            <w:tcW w:w="2695" w:type="dxa"/>
+            <w:shd w:val="clear" w:color="auto" w:fill="F2F7F4"/>
+            <w:tcMar>
+              <w:top w:w="70" w:type="dxa"/>
+              <w:left w:w="110" w:type="dxa"/>
+              <w:bottom w:w="70" w:type="dxa"/>
+              <w:right w:w="110" w:type="dxa"/>
+            </w:tcMar>
+            <w:vAlign w:val="center"/>
+          </w:tcPr>
+          <w:p>
+            <w:pPr>
+              <w:spacing w:before="0" w:after="0" w:line="252" w:lineRule="auto"/>
+            </w:pPr>
+            <w:r>
+              <w:rPr>
+                <w:color w:val="17261F"/>
+                <w:sz w:val="17"/>
+                <w:szCs w:val="17"/>
+              </w:rPr>
+              <w:t xml:space="preserve">Delta numérico real $\le 0.0001$</w:t>
+            </w:r>
+          </w:p>
+        </w:tc>
+        <w:tc>
+          <w:tcPr>
+            <w:tcW w:w="978" w:type="dxa"/>
+            <w:shd w:val="clear" w:color="auto" w:fill="F2F7F4"/>
+            <w:tcMar>
+              <w:top w:w="70" w:type="dxa"/>
+              <w:left w:w="110" w:type="dxa"/>
+              <w:bottom w:w="70" w:type="dxa"/>
+              <w:right w:w="110" w:type="dxa"/>
+            </w:tcMar>
+            <w:vAlign w:val="center"/>
+          </w:tcPr>
+          <w:p>
+            <w:pPr>
+              <w:spacing w:before="0" w:after="0" w:line="252" w:lineRule="auto"/>
+            </w:pPr>
+            <w:r>
+              <w:rPr>
+                <w:b/>
+                <w:bCs/>
+                <w:color w:val="17261F"/>
+                <w:sz w:val="17"/>
+                <w:szCs w:val="17"/>
+              </w:rPr>
+              <w:t xml:space="preserve">APROBADO</w:t>
+            </w:r>
+          </w:p>
+        </w:tc>
+      </w:tr>
+      <w:tr>
+        <w:trPr>
+          <w:cantSplit/>
+        </w:trPr>
+        <w:tc>
+          <w:tcPr>
+            <w:tcW w:w="2341" w:type="dxa"/>
+            <w:shd w:val="clear" w:color="auto" w:fill="FFFFFF"/>
+            <w:tcMar>
+              <w:top w:w="70" w:type="dxa"/>
+              <w:left w:w="110" w:type="dxa"/>
+              <w:bottom w:w="70" w:type="dxa"/>
+              <w:right w:w="110" w:type="dxa"/>
+            </w:tcMar>
+            <w:vAlign w:val="center"/>
+          </w:tcPr>
+          <w:p>
+            <w:pPr>
+              <w:spacing w:before="0" w:after="0" w:line="252" w:lineRule="auto"/>
+            </w:pPr>
+            <w:r>
+              <w:rPr>
+                <w:b/>
+                <w:bCs/>
+                <w:color w:val="0A5A3C"/>
+                <w:sz w:val="17"/>
+                <w:szCs w:val="17"/>
+              </w:rPr>
+              <w:t xml:space="preserve">GATE-3: Aislamiento y Seguridad IoT</w:t>
+            </w:r>
+          </w:p>
+        </w:tc>
+        <w:tc>
+          <w:tcPr>
+            <w:tcW w:w="3346" w:type="dxa"/>
+            <w:shd w:val="clear" w:color="auto" w:fill="FFFFFF"/>
+            <w:tcMar>
+              <w:top w:w="70" w:type="dxa"/>
+              <w:left w:w="110" w:type="dxa"/>
+              <w:bottom w:w="70" w:type="dxa"/>
+              <w:right w:w="110" w:type="dxa"/>
+            </w:tcMar>
+            <w:vAlign w:val="center"/>
+          </w:tcPr>
+          <w:p>
+            <w:pPr>
+              <w:spacing w:before="0" w:after="0" w:line="252" w:lineRule="auto"/>
+            </w:pPr>
+            <w:r>
+              <w:rPr>
+                <w:color w:val="17261F"/>
+                <w:sz w:val="17"/>
+                <w:szCs w:val="17"/>
+              </w:rPr>
+              <w:t xml:space="preserve">Denegación total de comodines y tópicos cruzados</w:t>
+            </w:r>
+          </w:p>
+        </w:tc>
+        <w:tc>
+          <w:tcPr>
+            <w:tcW w:w="2695" w:type="dxa"/>
+            <w:shd w:val="clear" w:color="auto" w:fill="FFFFFF"/>
+            <w:tcMar>
+              <w:top w:w="70" w:type="dxa"/>
+              <w:left w:w="110" w:type="dxa"/>
+              <w:bottom w:w="70" w:type="dxa"/>
+              <w:right w:w="110" w:type="dxa"/>
+            </w:tcMar>
+            <w:vAlign w:val="center"/>
+          </w:tcPr>
+          <w:p>
+            <w:pPr>
+              <w:spacing w:before="0" w:after="0" w:line="252" w:lineRule="auto"/>
+            </w:pPr>
+            <w:r>
+              <w:rPr>
+                <w:color w:val="17261F"/>
+                <w:sz w:val="17"/>
+                <w:szCs w:val="17"/>
+              </w:rPr>
+              <w:t xml:space="preserve">ACLs dinámicas activas en EMQX y Mosquitto</w:t>
+            </w:r>
+          </w:p>
+        </w:tc>
+        <w:tc>
+          <w:tcPr>
+            <w:tcW w:w="978" w:type="dxa"/>
+            <w:shd w:val="clear" w:color="auto" w:fill="FFFFFF"/>
+            <w:tcMar>
+              <w:top w:w="70" w:type="dxa"/>
+              <w:left w:w="110" w:type="dxa"/>
+              <w:bottom w:w="70" w:type="dxa"/>
+              <w:right w:w="110" w:type="dxa"/>
+            </w:tcMar>
+            <w:vAlign w:val="center"/>
+          </w:tcPr>
+          <w:p>
+            <w:pPr>
+              <w:spacing w:before="0" w:after="0" w:line="252" w:lineRule="auto"/>
+            </w:pPr>
+            <w:r>
+              <w:rPr>
+                <w:b/>
+                <w:bCs/>
+                <w:color w:val="17261F"/>
+                <w:sz w:val="17"/>
+                <w:szCs w:val="17"/>
+              </w:rPr>
+              <w:t xml:space="preserve">APROBADO</w:t>
+            </w:r>
+          </w:p>
+        </w:tc>
+      </w:tr>
+      <w:tr>
+        <w:trPr>
+          <w:cantSplit/>
+        </w:trPr>
+        <w:tc>
+          <w:tcPr>
+            <w:tcW w:w="2341" w:type="dxa"/>
+            <w:shd w:val="clear" w:color="auto" w:fill="F2F7F4"/>
+            <w:tcMar>
+              <w:top w:w="70" w:type="dxa"/>
+              <w:left w:w="110" w:type="dxa"/>
+              <w:bottom w:w="70" w:type="dxa"/>
+              <w:right w:w="110" w:type="dxa"/>
+            </w:tcMar>
+            <w:vAlign w:val="center"/>
+          </w:tcPr>
+          <w:p>
+            <w:pPr>
+              <w:spacing w:before="0" w:after="0" w:line="252" w:lineRule="auto"/>
+            </w:pPr>
+            <w:r>
+              <w:rPr>
+                <w:b/>
+                <w:bCs/>
+                <w:color w:val="0A5A3C"/>
+                <w:sz w:val="17"/>
+                <w:szCs w:val="17"/>
+              </w:rPr>
+              <w:t xml:space="preserve">GATE-4: Eficiencia de Memoria</w:t>
+            </w:r>
+          </w:p>
+        </w:tc>
+        <w:tc>
+          <w:tcPr>
+            <w:tcW w:w="3346" w:type="dxa"/>
+            <w:shd w:val="clear" w:color="auto" w:fill="F2F7F4"/>
+            <w:tcMar>
+              <w:top w:w="70" w:type="dxa"/>
+              <w:left w:w="110" w:type="dxa"/>
+              <w:bottom w:w="70" w:type="dxa"/>
+              <w:right w:w="110" w:type="dxa"/>
+            </w:tcMar>
+            <w:vAlign w:val="center"/>
+          </w:tcPr>
+          <w:p>
+            <w:pPr>
+              <w:spacing w:before="0" w:after="0" w:line="252" w:lineRule="auto"/>
+            </w:pPr>
+            <w:r>
+              <w:rPr>
+                <w:color w:val="17261F"/>
+                <w:sz w:val="17"/>
+                <w:szCs w:val="17"/>
+              </w:rPr>
+              <w:t xml:space="preserve">Reducción de huella de RAM global &gt; 50%</w:t>
+            </w:r>
+          </w:p>
+        </w:tc>
+        <w:tc>
+          <w:tcPr>
+            <w:tcW w:w="2695" w:type="dxa"/>
+            <w:shd w:val="clear" w:color="auto" w:fill="F2F7F4"/>
+            <w:tcMar>
+              <w:top w:w="70" w:type="dxa"/>
+              <w:left w:w="110" w:type="dxa"/>
+              <w:bottom w:w="70" w:type="dxa"/>
+              <w:right w:w="110" w:type="dxa"/>
+            </w:tcMar>
+            <w:vAlign w:val="center"/>
+          </w:tcPr>
+          <w:p>
+            <w:pPr>
+              <w:spacing w:before="0" w:after="0" w:line="252" w:lineRule="auto"/>
+            </w:pPr>
+            <w:r>
+              <w:rPr>
+                <w:b/>
+                <w:bCs/>
+                <w:color w:val="17261F"/>
+                <w:sz w:val="17"/>
+                <w:szCs w:val="17"/>
+              </w:rPr>
+              <w:t xml:space="preserve">-68.8% global (-93.1% en API)</w:t>
+            </w:r>
+          </w:p>
+        </w:tc>
+        <w:tc>
+          <w:tcPr>
+            <w:tcW w:w="978" w:type="dxa"/>
+            <w:shd w:val="clear" w:color="auto" w:fill="F2F7F4"/>
+            <w:tcMar>
+              <w:top w:w="70" w:type="dxa"/>
+              <w:left w:w="110" w:type="dxa"/>
+              <w:bottom w:w="70" w:type="dxa"/>
+              <w:right w:w="110" w:type="dxa"/>
+            </w:tcMar>
+            <w:vAlign w:val="center"/>
+          </w:tcPr>
+          <w:p>
+            <w:pPr>
+              <w:spacing w:before="0" w:after="0" w:line="252" w:lineRule="auto"/>
+            </w:pPr>
+            <w:r>
+              <w:rPr>
+                <w:b/>
+                <w:bCs/>
+                <w:color w:val="17261F"/>
+                <w:sz w:val="17"/>
+                <w:szCs w:val="17"/>
+              </w:rPr>
+              <w:t xml:space="preserve">APROBADO</w:t>
+            </w:r>
+          </w:p>
+        </w:tc>
+      </w:tr>
+      <w:tr>
+        <w:trPr>
+          <w:cantSplit/>
+        </w:trPr>
+        <w:tc>
+          <w:tcPr>
+            <w:tcW w:w="2341" w:type="dxa"/>
+            <w:shd w:val="clear" w:color="auto" w:fill="FFFFFF"/>
+            <w:tcMar>
+              <w:top w:w="70" w:type="dxa"/>
+              <w:left w:w="110" w:type="dxa"/>
+              <w:bottom w:w="70" w:type="dxa"/>
+              <w:right w:w="110" w:type="dxa"/>
+            </w:tcMar>
+            <w:vAlign w:val="center"/>
+          </w:tcPr>
+          <w:p>
+            <w:pPr>
+              <w:spacing w:before="0" w:after="0" w:line="252" w:lineRule="auto"/>
+            </w:pPr>
+            <w:r>
+              <w:rPr>
+                <w:b/>
+                <w:bCs/>
+                <w:color w:val="0A5A3C"/>
+                <w:sz w:val="17"/>
+                <w:szCs w:val="17"/>
+              </w:rPr>
+              <w:t xml:space="preserve">GATE-5: Latencia bajo Carga</w:t>
+            </w:r>
+          </w:p>
+        </w:tc>
+        <w:tc>
+          <w:tcPr>
+            <w:tcW w:w="3346" w:type="dxa"/>
+            <w:shd w:val="clear" w:color="auto" w:fill="FFFFFF"/>
+            <w:tcMar>
+              <w:top w:w="70" w:type="dxa"/>
+              <w:left w:w="110" w:type="dxa"/>
+              <w:bottom w:w="70" w:type="dxa"/>
+              <w:right w:w="110" w:type="dxa"/>
+            </w:tcMar>
+            <w:vAlign w:val="center"/>
+          </w:tcPr>
+          <w:p>
+            <w:pPr>
+              <w:spacing w:before="0" w:after="0" w:line="252" w:lineRule="auto"/>
+            </w:pPr>
+            <w:r>
+              <w:rPr>
+                <w:color w:val="17261F"/>
+                <w:sz w:val="17"/>
+                <w:szCs w:val="17"/>
+              </w:rPr>
+              <w:t xml:space="preserve">Latencia $p_{95} \le 50\text{ ms}$ a 500 RPS</w:t>
+            </w:r>
+          </w:p>
+        </w:tc>
+        <w:tc>
+          <w:tcPr>
+            <w:tcW w:w="2695" w:type="dxa"/>
+            <w:shd w:val="clear" w:color="auto" w:fill="FFFFFF"/>
+            <w:tcMar>
+              <w:top w:w="70" w:type="dxa"/>
+              <w:left w:w="110" w:type="dxa"/>
+              <w:bottom w:w="70" w:type="dxa"/>
+              <w:right w:w="110" w:type="dxa"/>
+            </w:tcMar>
+            <w:vAlign w:val="center"/>
+          </w:tcPr>
+          <w:p>
+            <w:pPr>
+              <w:spacing w:before="0" w:after="0" w:line="252" w:lineRule="auto"/>
+            </w:pPr>
+            <w:r>
+              <w:rPr>
+                <w:b/>
+                <w:bCs/>
+                <w:color w:val="17261F"/>
+                <w:sz w:val="17"/>
+                <w:szCs w:val="17"/>
+              </w:rPr>
+              <w:t xml:space="preserve">14.8 ms</w:t>
+            </w:r>
+            <w:r>
+              <w:rPr>
+                <w:color w:val="17261F"/>
+                <w:sz w:val="17"/>
+                <w:szCs w:val="17"/>
+              </w:rPr>
+              <w:t xml:space="preserve"> (vs 94.0 ms en Estable)</w:t>
+            </w:r>
+          </w:p>
+        </w:tc>
+        <w:tc>
+          <w:tcPr>
+            <w:tcW w:w="978" w:type="dxa"/>
+            <w:shd w:val="clear" w:color="auto" w:fill="FFFFFF"/>
+            <w:tcMar>
+              <w:top w:w="70" w:type="dxa"/>
+              <w:left w:w="110" w:type="dxa"/>
+              <w:bottom w:w="70" w:type="dxa"/>
+              <w:right w:w="110" w:type="dxa"/>
+            </w:tcMar>
+            <w:vAlign w:val="center"/>
+          </w:tcPr>
+          <w:p>
+            <w:pPr>
+              <w:spacing w:before="0" w:after="0" w:line="252" w:lineRule="auto"/>
+            </w:pPr>
+            <w:r>
+              <w:rPr>
+                <w:b/>
+                <w:bCs/>
+                <w:color w:val="17261F"/>
+                <w:sz w:val="17"/>
+                <w:szCs w:val="17"/>
+              </w:rPr>
+              <w:t xml:space="preserve">APROBADO</w:t>
+            </w:r>
+          </w:p>
+        </w:tc>
+      </w:tr>
+      <w:tr>
+        <w:trPr>
+          <w:cantSplit/>
+        </w:trPr>
+        <w:tc>
+          <w:tcPr>
+            <w:tcW w:w="2341" w:type="dxa"/>
+            <w:shd w:val="clear" w:color="auto" w:fill="F2F7F4"/>
+            <w:tcMar>
+              <w:top w:w="70" w:type="dxa"/>
+              <w:left w:w="110" w:type="dxa"/>
+              <w:bottom w:w="70" w:type="dxa"/>
+              <w:right w:w="110" w:type="dxa"/>
+            </w:tcMar>
+            <w:vAlign w:val="center"/>
+          </w:tcPr>
+          <w:p>
+            <w:pPr>
+              <w:spacing w:before="0" w:after="0" w:line="252" w:lineRule="auto"/>
+            </w:pPr>
+            <w:r>
+              <w:rPr>
+                <w:b/>
+                <w:bCs/>
+                <w:color w:val="0A5A3C"/>
+                <w:sz w:val="17"/>
+                <w:szCs w:val="17"/>
+              </w:rPr>
+              <w:t xml:space="preserve">GATE-6: Rendimiento Frontend</w:t>
+            </w:r>
+          </w:p>
+        </w:tc>
+        <w:tc>
+          <w:tcPr>
+            <w:tcW w:w="3346" w:type="dxa"/>
+            <w:shd w:val="clear" w:color="auto" w:fill="F2F7F4"/>
+            <w:tcMar>
+              <w:top w:w="70" w:type="dxa"/>
+              <w:left w:w="110" w:type="dxa"/>
+              <w:bottom w:w="70" w:type="dxa"/>
+              <w:right w:w="110" w:type="dxa"/>
+            </w:tcMar>
+            <w:vAlign w:val="center"/>
+          </w:tcPr>
+          <w:p>
+            <w:pPr>
+              <w:spacing w:before="0" w:after="0" w:line="252" w:lineRule="auto"/>
+            </w:pPr>
+            <w:r>
+              <w:rPr>
+                <w:color w:val="17261F"/>
+                <w:sz w:val="17"/>
+                <w:szCs w:val="17"/>
+              </w:rPr>
+              <w:t xml:space="preserve">Bundle gzip transferido $\le 100\text{ kB}$</w:t>
+            </w:r>
+          </w:p>
+        </w:tc>
+        <w:tc>
+          <w:tcPr>
+            <w:tcW w:w="2695" w:type="dxa"/>
+            <w:shd w:val="clear" w:color="auto" w:fill="F2F7F4"/>
+            <w:tcMar>
+              <w:top w:w="70" w:type="dxa"/>
+              <w:left w:w="110" w:type="dxa"/>
+              <w:bottom w:w="70" w:type="dxa"/>
+              <w:right w:w="110" w:type="dxa"/>
+            </w:tcMar>
+            <w:vAlign w:val="center"/>
+          </w:tcPr>
+          <w:p>
+            <w:pPr>
+              <w:spacing w:before="0" w:after="0" w:line="252" w:lineRule="auto"/>
+            </w:pPr>
+            <w:r>
+              <w:rPr>
+                <w:b/>
+                <w:bCs/>
+                <w:color w:val="17261F"/>
+                <w:sz w:val="17"/>
+                <w:szCs w:val="17"/>
+              </w:rPr>
+              <w:t xml:space="preserve">71.52 kB</w:t>
+            </w:r>
+            <w:r>
+              <w:rPr>
+                <w:color w:val="17261F"/>
+                <w:sz w:val="17"/>
+                <w:szCs w:val="17"/>
+              </w:rPr>
+              <w:t xml:space="preserve"> en SolidJS (vs 240 kB en React)</w:t>
+            </w:r>
+          </w:p>
+        </w:tc>
+        <w:tc>
+          <w:tcPr>
+            <w:tcW w:w="978" w:type="dxa"/>
+            <w:shd w:val="clear" w:color="auto" w:fill="F2F7F4"/>
+            <w:tcMar>
+              <w:top w:w="70" w:type="dxa"/>
+              <w:left w:w="110" w:type="dxa"/>
+              <w:bottom w:w="70" w:type="dxa"/>
+              <w:right w:w="110" w:type="dxa"/>
+            </w:tcMar>
+            <w:vAlign w:val="center"/>
+          </w:tcPr>
+          <w:p>
+            <w:pPr>
+              <w:spacing w:before="0" w:after="0" w:line="252" w:lineRule="auto"/>
+            </w:pPr>
+            <w:r>
+              <w:rPr>
+                <w:b/>
+                <w:bCs/>
+                <w:color w:val="17261F"/>
+                <w:sz w:val="17"/>
+                <w:szCs w:val="17"/>
+              </w:rPr>
+              <w:t xml:space="preserve">APROBADO</w:t>
+            </w:r>
+          </w:p>
+        </w:tc>
+      </w:tr>
+    </w:tbl>
+    <w:p>
+      <w:pPr>
+        <w:spacing w:before="160" w:after="0" w:line="240" w:lineRule="auto"/>
+        <w:rPr>
+          <w:sz w:val="8"/>
+        </w:rPr>
+      </w:pPr>
+    </w:p>
+    <w:p>
+      <w:pPr>
+        <w:spacing w:before="80" w:after="0" w:line="240" w:lineRule="auto"/>
+        <w:rPr>
+          <w:sz w:val="8"/>
+        </w:rPr>
+      </w:pPr>
+    </w:p>
     <w:tbl>
       <w:tblPr>
         <w:tblW w:w="9360" w:type="dxa"/>
@@ -5614,447 +8705,45 @@
         <w:tc>
           <w:tcPr>
             <w:tcW w:w="9360" w:type="dxa"/>
-            <w:shd w:val="clear" w:color="auto" w:fill="F7FAF8"/>
-            <w:tcMar>
-              <w:top w:w="120" w:type="dxa"/>
-              <w:left w:w="200" w:type="dxa"/>
-              <w:bottom w:w="120" w:type="dxa"/>
-              <w:right w:w="200" w:type="dxa"/>
+            <w:tcBorders>
+              <w:left w:val="single" w:sz="24" w:space="0" w:color="00B074"/>
+            </w:tcBorders>
+            <w:shd w:val="clear" w:color="auto" w:fill="EEFAF4"/>
+            <w:tcMar>
+              <w:top w:w="140" w:type="dxa"/>
+              <w:left w:w="220" w:type="dxa"/>
+              <w:bottom w:w="140" w:type="dxa"/>
+              <w:right w:w="220" w:type="dxa"/>
             </w:tcMar>
             <w:vAlign w:val="top"/>
           </w:tcPr>
           <w:p>
             <w:pPr>
-              <w:spacing w:before="0" w:after="0" w:line="252" w:lineRule="auto"/>
-            </w:pPr>
-            <w:r>
-              <w:rPr>
-                <w:rFonts w:ascii="JetBrains Mono" w:hAnsi="JetBrains Mono" w:eastAsia="JetBrains Mono" w:cs="JetBrains Mono"/>
-                <w:color w:val="17261F"/>
-                <w:sz w:val="16"/>
-                <w:szCs w:val="16"/>
-              </w:rPr>
-              <w:t xml:space="preserve"> </w:t>
-            </w:r>
-          </w:p>
-          <w:p>
-            <w:pPr>
-              <w:spacing w:before="0" w:after="0" w:line="252" w:lineRule="auto"/>
-            </w:pPr>
-            <w:r>
-              <w:rPr>
-                <w:rFonts w:ascii="JetBrains Mono" w:hAnsi="JetBrains Mono" w:eastAsia="JetBrains Mono" w:cs="JetBrains Mono"/>
-                <w:color w:val="17261F"/>
-                <w:sz w:val="16"/>
-                <w:szCs w:val="16"/>
-              </w:rPr>
-              <w:t xml:space="preserve">### 4.4. Auditoría de Seguridad AppSec e IoT</w:t>
-            </w:r>
-          </w:p>
-          <w:p>
-            <w:pPr>
-              <w:spacing w:before="0" w:after="0" w:line="252" w:lineRule="auto"/>
-            </w:pPr>
-            <w:r>
-              <w:rPr>
-                <w:rFonts w:ascii="JetBrains Mono" w:hAnsi="JetBrains Mono" w:eastAsia="JetBrains Mono" w:cs="JetBrains Mono"/>
-                <w:color w:val="17261F"/>
-                <w:sz w:val="16"/>
-                <w:szCs w:val="16"/>
-              </w:rPr>
-              <w:t xml:space="preserve"> </w:t>
-            </w:r>
-          </w:p>
-          <w:p>
-            <w:pPr>
-              <w:spacing w:before="0" w:after="0" w:line="252" w:lineRule="auto"/>
-            </w:pPr>
-            <w:r>
-              <w:rPr>
-                <w:rFonts w:ascii="JetBrains Mono" w:hAnsi="JetBrains Mono" w:eastAsia="JetBrains Mono" w:cs="JetBrains Mono"/>
-                <w:color w:val="17261F"/>
-                <w:sz w:val="16"/>
-                <w:szCs w:val="16"/>
-              </w:rPr>
-              <w:t xml:space="preserve">1. **Aislamiento Multi-Tenant MQTT:** Si un dispositivo intenta publicar o suscribirse al tópico de otro cultivo</w:t>
-            </w:r>
-          </w:p>
-          <w:p>
-            <w:pPr>
-              <w:spacing w:before="0" w:after="0" w:line="252" w:lineRule="auto"/>
-            </w:pPr>
-            <w:r>
-              <w:rPr>
-                <w:rFonts w:ascii="JetBrains Mono" w:hAnsi="JetBrains Mono" w:eastAsia="JetBrains Mono" w:cs="JetBrains Mono"/>
-                <w:color w:val="17261F"/>
-                <w:sz w:val="16"/>
-                <w:szCs w:val="16"/>
-              </w:rPr>
-              <w:t xml:space="preserve">   (`smartpot/v1/{otroCultivoId}/*`), el broker EMQX rechaza el paquete debido a la regla de denegación total `#`.</w:t>
-            </w:r>
-          </w:p>
-          <w:p>
-            <w:pPr>
-              <w:spacing w:before="0" w:after="0" w:line="252" w:lineRule="auto"/>
-            </w:pPr>
-            <w:r>
-              <w:rPr>
-                <w:rFonts w:ascii="JetBrains Mono" w:hAnsi="JetBrains Mono" w:eastAsia="JetBrains Mono" w:cs="JetBrains Mono"/>
-                <w:color w:val="17261F"/>
-                <w:sz w:val="16"/>
-                <w:szCs w:val="16"/>
-              </w:rPr>
-              <w:t xml:space="preserve">2. **Mitigación de BOLA / IDOR:** Si un usuario intenta acceder al cultivo de otra cuenta, la API responde siempre con</w:t>
-            </w:r>
-          </w:p>
-          <w:p>
-            <w:pPr>
-              <w:spacing w:before="0" w:after="0" w:line="252" w:lineRule="auto"/>
-            </w:pPr>
-            <w:r>
-              <w:rPr>
-                <w:rFonts w:ascii="JetBrains Mono" w:hAnsi="JetBrains Mono" w:eastAsia="JetBrains Mono" w:cs="JetBrains Mono"/>
-                <w:color w:val="17261F"/>
-                <w:sz w:val="16"/>
-                <w:szCs w:val="16"/>
-              </w:rPr>
-              <w:t xml:space="preserve">   `404 El cultivo no existe`, evitando delatar la existencia de recursos ajenos.</w:t>
-            </w:r>
-          </w:p>
-          <w:p>
-            <w:pPr>
-              <w:spacing w:before="0" w:after="0" w:line="252" w:lineRule="auto"/>
-            </w:pPr>
-            <w:r>
-              <w:rPr>
-                <w:rFonts w:ascii="JetBrains Mono" w:hAnsi="JetBrains Mono" w:eastAsia="JetBrains Mono" w:cs="JetBrains Mono"/>
-                <w:color w:val="17261F"/>
-                <w:sz w:val="16"/>
-                <w:szCs w:val="16"/>
-              </w:rPr>
-              <w:t xml:space="preserve">3. **Resistencia a Inyección SQL:** Todas las consultas en PostgreSQL se parametrizan mediante `$1, $2` con la biblioteca</w:t>
-            </w:r>
-          </w:p>
-          <w:p>
-            <w:pPr>
-              <w:spacing w:before="0" w:after="0" w:line="252" w:lineRule="auto"/>
-            </w:pPr>
-            <w:r>
-              <w:rPr>
-                <w:rFonts w:ascii="JetBrains Mono" w:hAnsi="JetBrains Mono" w:eastAsia="JetBrains Mono" w:cs="JetBrains Mono"/>
-                <w:color w:val="17261F"/>
-                <w:sz w:val="16"/>
-                <w:szCs w:val="16"/>
-              </w:rPr>
-              <w:t xml:space="preserve">   `pgx`. Payloads como `' OR '1'='1` se tratan como cadenas de texto literales sin posibilidad de ejecución arbitraria.</w:t>
-            </w:r>
-          </w:p>
-          <w:p>
-            <w:pPr>
-              <w:spacing w:before="0" w:after="0" w:line="252" w:lineRule="auto"/>
-            </w:pPr>
-            <w:r>
-              <w:rPr>
-                <w:rFonts w:ascii="JetBrains Mono" w:hAnsi="JetBrains Mono" w:eastAsia="JetBrains Mono" w:cs="JetBrains Mono"/>
-                <w:color w:val="17261F"/>
-                <w:sz w:val="16"/>
-                <w:szCs w:val="16"/>
-              </w:rPr>
-              <w:t xml:space="preserve">4. **Comparaciones en Tiempo Constante:** Tanto Go (`crypto/subtle.ConstantTimeCompare`) como Rust</w:t>
-            </w:r>
-          </w:p>
-          <w:p>
-            <w:pPr>
-              <w:spacing w:before="0" w:after="0" w:line="252" w:lineRule="auto"/>
-            </w:pPr>
-            <w:r>
-              <w:rPr>
-                <w:rFonts w:ascii="JetBrains Mono" w:hAnsi="JetBrains Mono" w:eastAsia="JetBrains Mono" w:cs="JetBrains Mono"/>
-                <w:color w:val="17261F"/>
-                <w:sz w:val="16"/>
-                <w:szCs w:val="16"/>
-              </w:rPr>
-              <w:t xml:space="preserve">   (`subtle::ConstantTimeEq`) utilizan comparaciones resistentes a ataques de canal lateral de temporización.</w:t>
-            </w:r>
-          </w:p>
-          <w:p>
-            <w:pPr>
-              <w:spacing w:before="0" w:after="0" w:line="252" w:lineRule="auto"/>
-            </w:pPr>
-            <w:r>
-              <w:rPr>
-                <w:rFonts w:ascii="JetBrains Mono" w:hAnsi="JetBrains Mono" w:eastAsia="JetBrains Mono" w:cs="JetBrains Mono"/>
-                <w:color w:val="17261F"/>
-                <w:sz w:val="16"/>
-                <w:szCs w:val="16"/>
-              </w:rPr>
-              <w:t xml:space="preserve">5. **Endurecimiento de Contenedores:** Todos los contenedores operan con `security_opt: [no-new-privileges:true]`,</w:t>
-            </w:r>
-          </w:p>
-          <w:p>
-            <w:pPr>
-              <w:spacing w:before="0" w:after="0" w:line="252" w:lineRule="auto"/>
-            </w:pPr>
-            <w:r>
-              <w:rPr>
-                <w:rFonts w:ascii="JetBrains Mono" w:hAnsi="JetBrains Mono" w:eastAsia="JetBrains Mono" w:cs="JetBrains Mono"/>
-                <w:color w:val="17261F"/>
-                <w:sz w:val="16"/>
-                <w:szCs w:val="16"/>
-              </w:rPr>
-              <w:t xml:space="preserve">   `cap_drop: [ALL]` y usuarios no-root (`appuser` UID 10001 y Nginx UID 101).</w:t>
-            </w:r>
-          </w:p>
-          <w:p>
-            <w:pPr>
-              <w:spacing w:before="0" w:after="0" w:line="252" w:lineRule="auto"/>
-            </w:pPr>
-            <w:r>
-              <w:rPr>
-                <w:rFonts w:ascii="JetBrains Mono" w:hAnsi="JetBrains Mono" w:eastAsia="JetBrains Mono" w:cs="JetBrains Mono"/>
-                <w:color w:val="17261F"/>
-                <w:sz w:val="16"/>
-                <w:szCs w:val="16"/>
-              </w:rPr>
-              <w:t xml:space="preserve"> </w:t>
-            </w:r>
-          </w:p>
-          <w:p>
-            <w:pPr>
-              <w:spacing w:before="0" w:after="0" w:line="252" w:lineRule="auto"/>
-            </w:pPr>
-            <w:r>
-              <w:rPr>
-                <w:rFonts w:ascii="JetBrains Mono" w:hAnsi="JetBrains Mono" w:eastAsia="JetBrains Mono" w:cs="JetBrains Mono"/>
-                <w:color w:val="17261F"/>
-                <w:sz w:val="16"/>
-                <w:szCs w:val="16"/>
-              </w:rPr>
-              <w:t xml:space="preserve">&lt;!-- parte: PARTE V | Quality Gates y Veredicto --&gt;</w:t>
-            </w:r>
-          </w:p>
-          <w:p>
-            <w:pPr>
-              <w:spacing w:before="0" w:after="0" w:line="252" w:lineRule="auto"/>
-            </w:pPr>
-            <w:r>
-              <w:rPr>
-                <w:rFonts w:ascii="JetBrains Mono" w:hAnsi="JetBrains Mono" w:eastAsia="JetBrains Mono" w:cs="JetBrains Mono"/>
-                <w:color w:val="17261F"/>
-                <w:sz w:val="16"/>
-                <w:szCs w:val="16"/>
-              </w:rPr>
-              <w:t xml:space="preserve"> </w:t>
-            </w:r>
-          </w:p>
-          <w:p>
-            <w:pPr>
-              <w:spacing w:before="0" w:after="0" w:line="252" w:lineRule="auto"/>
-            </w:pPr>
-            <w:r>
-              <w:rPr>
-                <w:rFonts w:ascii="JetBrains Mono" w:hAnsi="JetBrains Mono" w:eastAsia="JetBrains Mono" w:cs="JetBrains Mono"/>
-                <w:color w:val="17261F"/>
-                <w:sz w:val="16"/>
-                <w:szCs w:val="16"/>
-              </w:rPr>
-              <w:t xml:space="preserve">## 5. Matriz de Quality Gates y Decisión de Release</w:t>
-            </w:r>
-          </w:p>
-          <w:p>
-            <w:pPr>
-              <w:spacing w:before="0" w:after="0" w:line="252" w:lineRule="auto"/>
-            </w:pPr>
-            <w:r>
-              <w:rPr>
-                <w:rFonts w:ascii="JetBrains Mono" w:hAnsi="JetBrains Mono" w:eastAsia="JetBrains Mono" w:cs="JetBrains Mono"/>
-                <w:color w:val="17261F"/>
-                <w:sz w:val="16"/>
-                <w:szCs w:val="16"/>
-              </w:rPr>
-              <w:t xml:space="preserve"> </w:t>
-            </w:r>
-          </w:p>
-          <w:p>
-            <w:pPr>
-              <w:spacing w:before="0" w:after="0" w:line="252" w:lineRule="auto"/>
-            </w:pPr>
-            <w:r>
-              <w:rPr>
-                <w:rFonts w:ascii="JetBrains Mono" w:hAnsi="JetBrains Mono" w:eastAsia="JetBrains Mono" w:cs="JetBrains Mono"/>
-                <w:color w:val="17261F"/>
-                <w:sz w:val="16"/>
-                <w:szCs w:val="16"/>
-              </w:rPr>
-              <w:t xml:space="preserve">| Quality Gate | Criterio de Aceptación | Medición Registrada | Estado |</w:t>
-            </w:r>
-          </w:p>
-          <w:p>
-            <w:pPr>
-              <w:spacing w:before="0" w:after="0" w:line="252" w:lineRule="auto"/>
-            </w:pPr>
-            <w:r>
-              <w:rPr>
-                <w:rFonts w:ascii="JetBrains Mono" w:hAnsi="JetBrains Mono" w:eastAsia="JetBrains Mono" w:cs="JetBrains Mono"/>
-                <w:color w:val="17261F"/>
-                <w:sz w:val="16"/>
-                <w:szCs w:val="16"/>
-              </w:rPr>
-              <w:t xml:space="preserve">| :--- | :--- | :--- | :---: |</w:t>
-            </w:r>
-          </w:p>
-          <w:p>
-            <w:pPr>
-              <w:spacing w:before="0" w:after="0" w:line="252" w:lineRule="auto"/>
-            </w:pPr>
-            <w:r>
-              <w:rPr>
-                <w:rFonts w:ascii="JetBrains Mono" w:hAnsi="JetBrains Mono" w:eastAsia="JetBrains Mono" w:cs="JetBrains Mono"/>
-                <w:color w:val="17261F"/>
-                <w:sz w:val="16"/>
-                <w:szCs w:val="16"/>
-              </w:rPr>
-              <w:t xml:space="preserve">| **GATE-1: Paridad de Contratos REST** | 100% paridad en status HTTP, esquemas y textos en español | 0 discrepancias detectadas | **APROBADO** |</w:t>
-            </w:r>
-          </w:p>
-          <w:p>
-            <w:pPr>
-              <w:spacing w:before="0" w:after="0" w:line="252" w:lineRule="auto"/>
-            </w:pPr>
-            <w:r>
-              <w:rPr>
-                <w:rFonts w:ascii="JetBrains Mono" w:hAnsi="JetBrains Mono" w:eastAsia="JetBrains Mono" w:cs="JetBrains Mono"/>
-                <w:color w:val="17261F"/>
-                <w:sz w:val="16"/>
-                <w:szCs w:val="16"/>
-              </w:rPr>
-              <w:t xml:space="preserve">| **GATE-2: Persistencia e Hipertablas** | Agregaciones de series temporales con delta $\le 0.001$ | Delta numérico real $\le 0.0001$ | **APROBADO** |</w:t>
-            </w:r>
-          </w:p>
-          <w:p>
-            <w:pPr>
-              <w:spacing w:before="0" w:after="0" w:line="252" w:lineRule="auto"/>
-            </w:pPr>
-            <w:r>
-              <w:rPr>
-                <w:rFonts w:ascii="JetBrains Mono" w:hAnsi="JetBrains Mono" w:eastAsia="JetBrains Mono" w:cs="JetBrains Mono"/>
-                <w:color w:val="17261F"/>
-                <w:sz w:val="16"/>
-                <w:szCs w:val="16"/>
-              </w:rPr>
-              <w:t xml:space="preserve">| **GATE-3: Aislamiento y Seguridad IoT** | Denegación total de comodines y tópicos cruzados | ACLs dinámicas activas en EMQX y Mosquitto | **APROBADO** |</w:t>
-            </w:r>
-          </w:p>
-          <w:p>
-            <w:pPr>
-              <w:spacing w:before="0" w:after="0" w:line="252" w:lineRule="auto"/>
-            </w:pPr>
-            <w:r>
-              <w:rPr>
-                <w:rFonts w:ascii="JetBrains Mono" w:hAnsi="JetBrains Mono" w:eastAsia="JetBrains Mono" w:cs="JetBrains Mono"/>
-                <w:color w:val="17261F"/>
-                <w:sz w:val="16"/>
-                <w:szCs w:val="16"/>
-              </w:rPr>
-              <w:t xml:space="preserve">| **GATE-4: Eficiencia de Memoria** | Reducción de huella de RAM global &gt; 50% | **-68.8% global (-93.1% en API)** | **APROBADO** |</w:t>
-            </w:r>
-          </w:p>
-          <w:p>
-            <w:pPr>
-              <w:spacing w:before="0" w:after="0" w:line="252" w:lineRule="auto"/>
-            </w:pPr>
-            <w:r>
-              <w:rPr>
-                <w:rFonts w:ascii="JetBrains Mono" w:hAnsi="JetBrains Mono" w:eastAsia="JetBrains Mono" w:cs="JetBrains Mono"/>
-                <w:color w:val="17261F"/>
-                <w:sz w:val="16"/>
-                <w:szCs w:val="16"/>
-              </w:rPr>
-              <w:t xml:space="preserve">| **GATE-5: Latencia bajo Carga** | Latencia $p_{95} \le 50\text{ ms}$ a 500 RPS | **14.8 ms** (vs 94.0 ms en Estable) | **APROBADO** |</w:t>
-            </w:r>
-          </w:p>
-          <w:p>
-            <w:pPr>
-              <w:spacing w:before="0" w:after="0" w:line="252" w:lineRule="auto"/>
-            </w:pPr>
-            <w:r>
-              <w:rPr>
-                <w:rFonts w:ascii="JetBrains Mono" w:hAnsi="JetBrains Mono" w:eastAsia="JetBrains Mono" w:cs="JetBrains Mono"/>
-                <w:color w:val="17261F"/>
-                <w:sz w:val="16"/>
-                <w:szCs w:val="16"/>
-              </w:rPr>
-              <w:t xml:space="preserve">| **GATE-6: Rendimiento Frontend** | Bundle gzip transferido $\le 100\text{ kB}$ | **71.52 kB** en SolidJS (vs 240 kB en React) | **APROBADO** |</w:t>
-            </w:r>
-          </w:p>
-          <w:p>
-            <w:pPr>
-              <w:spacing w:before="0" w:after="0" w:line="252" w:lineRule="auto"/>
-            </w:pPr>
-            <w:r>
-              <w:rPr>
-                <w:rFonts w:ascii="JetBrains Mono" w:hAnsi="JetBrains Mono" w:eastAsia="JetBrains Mono" w:cs="JetBrains Mono"/>
-                <w:color w:val="17261F"/>
-                <w:sz w:val="16"/>
-                <w:szCs w:val="16"/>
-              </w:rPr>
-              <w:t xml:space="preserve"> </w:t>
-            </w:r>
-          </w:p>
-          <w:p>
-            <w:pPr>
-              <w:spacing w:before="0" w:after="0" w:line="252" w:lineRule="auto"/>
-            </w:pPr>
-            <w:r>
-              <w:rPr>
-                <w:rFonts w:ascii="JetBrains Mono" w:hAnsi="JetBrains Mono" w:eastAsia="JetBrains Mono" w:cs="JetBrains Mono"/>
-                <w:color w:val="17261F"/>
-                <w:sz w:val="16"/>
-                <w:szCs w:val="16"/>
-              </w:rPr>
-              <w:t xml:space="preserve">&gt; [!TIP]</w:t>
-            </w:r>
-          </w:p>
-          <w:p>
-            <w:pPr>
-              <w:spacing w:before="0" w:after="0" w:line="252" w:lineRule="auto"/>
-            </w:pPr>
-            <w:r>
-              <w:rPr>
-                <w:rFonts w:ascii="JetBrains Mono" w:hAnsi="JetBrains Mono" w:eastAsia="JetBrains Mono" w:cs="JetBrains Mono"/>
-                <w:color w:val="17261F"/>
-                <w:sz w:val="16"/>
-                <w:szCs w:val="16"/>
-              </w:rPr>
-              <w:t xml:space="preserve">&gt; **Veredicto Técnico:** **APROBADO PARA CORTE A PRODUCCIÓN.**</w:t>
-            </w:r>
-          </w:p>
-          <w:p>
-            <w:pPr>
-              <w:spacing w:before="0" w:after="0" w:line="252" w:lineRule="auto"/>
-            </w:pPr>
-            <w:r>
-              <w:rPr>
-                <w:rFonts w:ascii="JetBrains Mono" w:hAnsi="JetBrains Mono" w:eastAsia="JetBrains Mono" w:cs="JetBrains Mono"/>
-                <w:color w:val="17261F"/>
-                <w:sz w:val="16"/>
-                <w:szCs w:val="16"/>
-              </w:rPr>
-              <w:t xml:space="preserve">&gt; El stack BETA es funcionalmente idéntico para el cliente y los dispositivos, cuadruplica la capacidad de procesamiento</w:t>
-            </w:r>
-          </w:p>
-          <w:p>
-            <w:pPr>
-              <w:spacing w:before="0" w:after="0" w:line="252" w:lineRule="auto"/>
-            </w:pPr>
-            <w:r>
-              <w:rPr>
-                <w:rFonts w:ascii="JetBrains Mono" w:hAnsi="JetBrains Mono" w:eastAsia="JetBrains Mono" w:cs="JetBrains Mono"/>
-                <w:color w:val="17261F"/>
-                <w:sz w:val="16"/>
-                <w:szCs w:val="16"/>
-              </w:rPr>
-              <w:t xml:space="preserve">&gt; concurrente y disminuye los costos operativos de infraestructura a más de la mitad.</w:t>
+              <w:spacing w:before="0" w:after="60" w:line="240" w:lineRule="auto"/>
+            </w:pPr>
+            <w:r>
+              <w:rPr>
+                <w:b/>
+                <w:bCs/>
+                <w:color w:val="067A52"/>
+                <w:spacing w:val="40"/>
+                <w:sz w:val="15"/>
+                <w:szCs w:val="15"/>
+              </w:rPr>
+              <w:t xml:space="preserve">VEREDICTO TÉCNICO:** **APROBADO PARA CORTE A PRODUCCIÓN</w:t>
+            </w:r>
+          </w:p>
+          <w:p>
+            <w:pPr>
+              <w:spacing w:before="0" w:after="0" w:line="276" w:lineRule="auto"/>
+            </w:pPr>
+            <w:r>
+              <w:rPr>
+                <w:color w:val="17261F"/>
+                <w:sz w:val="18"/>
+                <w:szCs w:val="18"/>
+              </w:rPr>
+              <w:t xml:space="preserve">El stack BETA es funcionalmente idéntico para el cliente y los dispositivos, cuadruplica la capacidad de procesamiento concurrente y disminuye los costos operativos de infraestructura a más de la mitad.</w:t>
             </w:r>
           </w:p>
         </w:tc>
@@ -6073,7 +8762,6 @@
       <w:footerReference w:type="default" r:id="rIdFooter"/>
       <w:pgSz w:w="12240" w:h="15840"/>
       <w:pgMar w:top="1700" w:right="1440" w:bottom="1440" w:left="1440" w:header="700" w:footer="620" w:gutter="0"/>
-      <w:pgNumType w:start="2"/>
       <w:cols w:space="720"/>
     </w:sectPr>
   </w:body>
@@ -6166,7 +8854,7 @@
             <w:drawing>
               <wp:inline distT="0" distB="0" distL="0" distR="0">
                 <wp:extent cx="180000" cy="180000"/>
-                <wp:docPr id="114" name="Icono"/>
+                <wp:docPr id="125" name="Icono"/>
                 <wp:cNvGraphicFramePr>
                   <a:graphicFrameLocks noChangeAspect="1"/>
                 </wp:cNvGraphicFramePr>
@@ -6174,11 +8862,11 @@
                   <a:graphicData uri="http://schemas.openxmlformats.org/drawingml/2006/picture">
                     <pic:pic>
                       <pic:nvPicPr>
-                        <pic:cNvPr id="114" name="Icono"/>
+                        <pic:cNvPr id="125" name="Icono"/>
                         <pic:cNvPicPr/>
                       </pic:nvPicPr>
                       <pic:blipFill>
-                        <a:blip r:embed="rIdImg5"/>
+                        <a:blip r:embed="rIdImg6"/>
                         <a:stretch>
                           <a:fillRect/>
                         </a:stretch>

--- a/docs/SmartPot_QA_Audit_AB.docx
+++ b/docs/SmartPot_QA_Audit_AB.docx
@@ -1384,7 +1384,105 @@
             <w:sz w:val="21"/>
             <w:szCs w:val="21"/>
           </w:rPr>
-          <w:t xml:space="preserve">5. Matriz de Quality Gates y Decisión de Release</w:t>
+          <w:t xml:space="preserve">6. Refactorización Hexagonal, Optimización Extrema y Blindaje (Fase 21)</w:t>
+        </w:r>
+      </w:hyperlink>
+    </w:p>
+    <w:p>
+      <w:pPr>
+        <w:ind w:left="420"/>
+        <w:spacing w:before="0" w:after="30" w:line="252" w:lineRule="auto"/>
+      </w:pPr>
+      <w:hyperlink w:anchor="sec_125" w:history="1">
+        <w:r>
+          <w:rPr>
+            <w:color w:val="17261F"/>
+            <w:sz w:val="18"/>
+            <w:szCs w:val="18"/>
+          </w:rPr>
+          <w:t xml:space="preserve">6.1 Base de Datos de Series Temporales (SmartPot-DB-Postgre)</w:t>
+        </w:r>
+      </w:hyperlink>
+    </w:p>
+    <w:p>
+      <w:pPr>
+        <w:ind w:left="420"/>
+        <w:spacing w:before="0" w:after="30" w:line="252" w:lineRule="auto"/>
+      </w:pPr>
+      <w:hyperlink w:anchor="sec_126" w:history="1">
+        <w:r>
+          <w:rPr>
+            <w:color w:val="17261F"/>
+            <w:sz w:val="18"/>
+            <w:szCs w:val="18"/>
+          </w:rPr>
+          <w:t xml:space="preserve">6.2 API de Alto Rendimiento (SmartPot-API-Go)</w:t>
+        </w:r>
+      </w:hyperlink>
+    </w:p>
+    <w:p>
+      <w:pPr>
+        <w:ind w:left="420"/>
+        <w:spacing w:before="0" w:after="30" w:line="252" w:lineRule="auto"/>
+      </w:pPr>
+      <w:hyperlink w:anchor="sec_127" w:history="1">
+        <w:r>
+          <w:rPr>
+            <w:color w:val="17261F"/>
+            <w:sz w:val="18"/>
+            <w:szCs w:val="18"/>
+          </w:rPr>
+          <w:t xml:space="preserve">6.3 Simulador Físico Ultrarrápido (SmartPot-DataGenerator-Rust)</w:t>
+        </w:r>
+      </w:hyperlink>
+    </w:p>
+    <w:p>
+      <w:pPr>
+        <w:ind w:left="420"/>
+        <w:spacing w:before="0" w:after="30" w:line="252" w:lineRule="auto"/>
+      </w:pPr>
+      <w:hyperlink w:anchor="sec_128" w:history="1">
+        <w:r>
+          <w:rPr>
+            <w:color w:val="17261F"/>
+            <w:sz w:val="18"/>
+            <w:szCs w:val="18"/>
+          </w:rPr>
+          <w:t xml:space="preserve">6.4 Servidor de Borde y Frontend Reactivo (SmartPot-Web-Solid)</w:t>
+        </w:r>
+      </w:hyperlink>
+    </w:p>
+    <w:p>
+      <w:pPr>
+        <w:ind w:left="420"/>
+        <w:spacing w:before="0" w:after="30" w:line="252" w:lineRule="auto"/>
+      </w:pPr>
+      <w:hyperlink w:anchor="sec_129" w:history="1">
+        <w:r>
+          <w:rPr>
+            <w:color w:val="17261F"/>
+            <w:sz w:val="18"/>
+            <w:szCs w:val="18"/>
+          </w:rPr>
+          <w:t xml:space="preserve">6.5 Blindaje y Cuotas de Recursos en Docker (demo-beta/compose.yaml)</w:t>
+        </w:r>
+      </w:hyperlink>
+    </w:p>
+    <w:p>
+      <w:pPr>
+        <w:ind w:left="0"/>
+        <w:spacing w:before="100" w:after="30" w:line="252" w:lineRule="auto"/>
+      </w:pPr>
+      <w:hyperlink w:anchor="sec_130" w:history="1">
+        <w:r>
+          <w:rPr>
+            <w:b/>
+            <w:bCs/>
+            <w:color w:val="0B3D2B"/>
+            <w:sz w:val="21"/>
+            <w:szCs w:val="21"/>
+          </w:rPr>
+          <w:t xml:space="preserve">7. Matriz de Quality Gates y Decisión de Release</w:t>
         </w:r>
       </w:hyperlink>
     </w:p>
@@ -7740,7 +7838,7 @@
                 <w:sz w:val="17"/>
                 <w:szCs w:val="17"/>
               </w:rPr>
-              <w:t xml:space="preserve">PARTE V</w:t>
+              <w:t xml:space="preserve">PARTE VI</w:t>
             </w:r>
           </w:p>
           <w:p>
@@ -7756,7 +7854,7 @@
                 <w:sz w:val="44"/>
                 <w:szCs w:val="44"/>
               </w:rPr>
-              <w:t xml:space="preserve">Quality Gates y Veredicto</w:t>
+              <w:t xml:space="preserve">Optimización Extrema y Hardening</w:t>
             </w:r>
           </w:p>
         </w:tc>
@@ -7784,7 +7882,7 @@
           <w:sz w:val="16"/>
           <w:szCs w:val="16"/>
         </w:rPr>
-        <w:t xml:space="preserve">SECCIÓN 05</w:t>
+        <w:t xml:space="preserve">SECCIÓN 06</w:t>
       </w:r>
     </w:p>
     <w:p>
@@ -7800,9 +7898,1970 @@
           <w:sz w:val="34"/>
           <w:szCs w:val="34"/>
         </w:rPr>
-        <w:t xml:space="preserve">Matriz de Quality Gates y Decisión de Release</w:t>
+        <w:t xml:space="preserve">Refactorización Hexagonal, Optimización Extrema y Blindaje (Fase 21)</w:t>
       </w:r>
       <w:bookmarkEnd w:id="124"/>
+    </w:p>
+    <w:p>
+      <w:pPr>
+        <w:spacing w:before="0" w:after="140" w:line="288" w:lineRule="auto"/>
+      </w:pPr>
+      <w:r>
+        <w:rPr>
+          <w:color w:val="17261F"/>
+          <w:sz w:val="20"/>
+          <w:szCs w:val="20"/>
+        </w:rPr>
+        <w:t xml:space="preserve">Tras la validación de paridad inicial 1:1, se ejecutó una fase de refactorización profunda para exprimir el rendimiento nativo cercano a máquina y blindar la infraestructura en los 7 repositorios:</w:t>
+      </w:r>
+    </w:p>
+    <w:p>
+      <w:pPr>
+        <w:pStyle w:val="Heading2"/>
+      </w:pPr>
+      <w:bookmarkStart w:id="125" w:name="sec_125"/>
+      <w:r>
+        <w:rPr>
+          <w:b/>
+          <w:bCs/>
+          <w:color w:val="067A52"/>
+          <w:sz w:val="25"/>
+          <w:szCs w:val="25"/>
+        </w:rPr>
+        <w:t xml:space="preserve">6.1 Base de Datos de Series Temporales (</w:t>
+      </w:r>
+      <w:r>
+        <w:rPr>
+          <w:rFonts w:ascii="JetBrains Mono" w:hAnsi="JetBrains Mono" w:eastAsia="JetBrains Mono" w:cs="JetBrains Mono"/>
+          <w:b/>
+          <w:bCs/>
+          <w:color w:val="0A5A3C"/>
+          <w:sz w:val="23"/>
+          <w:szCs w:val="23"/>
+        </w:rPr>
+        <w:t xml:space="preserve">SmartPot-DB-Postgre</w:t>
+      </w:r>
+      <w:r>
+        <w:rPr>
+          <w:b/>
+          <w:bCs/>
+          <w:color w:val="067A52"/>
+          <w:sz w:val="25"/>
+          <w:szCs w:val="25"/>
+        </w:rPr>
+        <w:t xml:space="preserve">)</w:t>
+      </w:r>
+      <w:bookmarkEnd w:id="125"/>
+    </w:p>
+    <w:p>
+      <w:pPr>
+        <w:numPr>
+          <w:ilvl w:val="0"/>
+          <w:numId w:val="2"/>
+        </w:numPr>
+        <w:ind w:left="360" w:hanging="260"/>
+        <w:spacing w:before="0" w:after="60" w:line="276" w:lineRule="auto"/>
+      </w:pPr>
+      <w:r>
+        <w:rPr>
+          <w:b/>
+          <w:bCs/>
+          <w:color w:val="17261F"/>
+          <w:sz w:val="20"/>
+          <w:szCs w:val="20"/>
+        </w:rPr>
+        <w:t xml:space="preserve">Compresión Columnar Nativa en TimescaleDB:</w:t>
+      </w:r>
+    </w:p>
+    <w:p>
+      <w:pPr>
+        <w:numPr>
+          <w:ilvl w:val="0"/>
+          <w:numId w:val="1"/>
+        </w:numPr>
+        <w:ind w:left="360" w:hanging="260"/>
+        <w:spacing w:before="0" w:after="60" w:line="276" w:lineRule="auto"/>
+      </w:pPr>
+      <w:r>
+        <w:rPr>
+          <w:color w:val="17261F"/>
+          <w:sz w:val="20"/>
+          <w:szCs w:val="20"/>
+        </w:rPr>
+        <w:t xml:space="preserve">Se activó la compresión nativa sobre la hipertabla </w:t>
+      </w:r>
+      <w:r>
+        <w:rPr>
+          <w:rFonts w:ascii="JetBrains Mono" w:hAnsi="JetBrains Mono" w:eastAsia="JetBrains Mono" w:cs="JetBrains Mono"/>
+          <w:color w:val="0A5A3C"/>
+          <w:sz w:val="18"/>
+          <w:szCs w:val="18"/>
+        </w:rPr>
+        <w:t xml:space="preserve">readings</w:t>
+      </w:r>
+      <w:r>
+        <w:rPr>
+          <w:color w:val="17261F"/>
+          <w:sz w:val="20"/>
+          <w:szCs w:val="20"/>
+        </w:rPr>
+        <w:t xml:space="preserve"> (</w:t>
+      </w:r>
+      <w:r>
+        <w:rPr>
+          <w:rFonts w:ascii="JetBrains Mono" w:hAnsi="JetBrains Mono" w:eastAsia="JetBrains Mono" w:cs="JetBrains Mono"/>
+          <w:color w:val="0A5A3C"/>
+          <w:sz w:val="18"/>
+          <w:szCs w:val="18"/>
+        </w:rPr>
+        <w:t xml:space="preserve">timescaledb.compress</w:t>
+      </w:r>
+      <w:r>
+        <w:rPr>
+          <w:color w:val="17261F"/>
+          <w:sz w:val="20"/>
+          <w:szCs w:val="20"/>
+        </w:rPr>
+        <w:t xml:space="preserve">, </w:t>
+      </w:r>
+      <w:r>
+        <w:rPr>
+          <w:rFonts w:ascii="JetBrains Mono" w:hAnsi="JetBrains Mono" w:eastAsia="JetBrains Mono" w:cs="JetBrains Mono"/>
+          <w:color w:val="0A5A3C"/>
+          <w:sz w:val="18"/>
+          <w:szCs w:val="18"/>
+        </w:rPr>
+        <w:t xml:space="preserve">compress_segmentby = 'crop_id'</w:t>
+      </w:r>
+      <w:r>
+        <w:rPr>
+          <w:color w:val="17261F"/>
+          <w:sz w:val="20"/>
+          <w:szCs w:val="20"/>
+        </w:rPr>
+        <w:t xml:space="preserve">, </w:t>
+      </w:r>
+      <w:r>
+        <w:rPr>
+          <w:rFonts w:ascii="JetBrains Mono" w:hAnsi="JetBrains Mono" w:eastAsia="JetBrains Mono" w:cs="JetBrains Mono"/>
+          <w:color w:val="0A5A3C"/>
+          <w:sz w:val="18"/>
+          <w:szCs w:val="18"/>
+        </w:rPr>
+        <w:t xml:space="preserve">compress_orderby = 'measured_at DESC'</w:t>
+      </w:r>
+      <w:r>
+        <w:rPr>
+          <w:color w:val="17261F"/>
+          <w:sz w:val="20"/>
+          <w:szCs w:val="20"/>
+        </w:rPr>
+        <w:t xml:space="preserve">).</w:t>
+      </w:r>
+    </w:p>
+    <w:p>
+      <w:pPr>
+        <w:numPr>
+          <w:ilvl w:val="0"/>
+          <w:numId w:val="1"/>
+        </w:numPr>
+        <w:ind w:left="360" w:hanging="260"/>
+        <w:spacing w:before="0" w:after="60" w:line="276" w:lineRule="auto"/>
+      </w:pPr>
+      <w:r>
+        <w:rPr>
+          <w:color w:val="17261F"/>
+          <w:sz w:val="20"/>
+          <w:szCs w:val="20"/>
+        </w:rPr>
+        <w:t xml:space="preserve">Política automática de compresión (</w:t>
+      </w:r>
+      <w:r>
+        <w:rPr>
+          <w:rFonts w:ascii="JetBrains Mono" w:hAnsi="JetBrains Mono" w:eastAsia="JetBrains Mono" w:cs="JetBrains Mono"/>
+          <w:color w:val="0A5A3C"/>
+          <w:sz w:val="18"/>
+          <w:szCs w:val="18"/>
+        </w:rPr>
+        <w:t xml:space="preserve">add_compression_policy</w:t>
+      </w:r>
+      <w:r>
+        <w:rPr>
+          <w:color w:val="17261F"/>
+          <w:sz w:val="20"/>
+          <w:szCs w:val="20"/>
+        </w:rPr>
+        <w:t xml:space="preserve">) para particiones mayores a 30 días, alcanzando más del </w:t>
+      </w:r>
+      <w:r>
+        <w:rPr>
+          <w:b/>
+          <w:bCs/>
+          <w:color w:val="17261F"/>
+          <w:sz w:val="20"/>
+          <w:szCs w:val="20"/>
+        </w:rPr>
+        <w:t xml:space="preserve">90%</w:t>
+      </w:r>
+      <w:r>
+        <w:rPr>
+          <w:color w:val="17261F"/>
+          <w:sz w:val="20"/>
+          <w:szCs w:val="20"/>
+        </w:rPr>
+        <w:t xml:space="preserve"> de reducción en disco para datos históricos.</w:t>
+      </w:r>
+    </w:p>
+    <w:p>
+      <w:pPr>
+        <w:numPr>
+          <w:ilvl w:val="0"/>
+          <w:numId w:val="2"/>
+        </w:numPr>
+        <w:ind w:left="360" w:hanging="260"/>
+        <w:spacing w:before="0" w:after="60" w:line="276" w:lineRule="auto"/>
+      </w:pPr>
+      <w:r>
+        <w:rPr>
+          <w:b/>
+          <w:bCs/>
+          <w:color w:val="17261F"/>
+          <w:sz w:val="20"/>
+          <w:szCs w:val="20"/>
+        </w:rPr>
+        <w:t xml:space="preserve">Vistas Materializadas Continuas (</w:t>
+      </w:r>
+      <w:r>
+        <w:rPr>
+          <w:rFonts w:ascii="JetBrains Mono" w:hAnsi="JetBrains Mono" w:eastAsia="JetBrains Mono" w:cs="JetBrains Mono"/>
+          <w:b/>
+          <w:bCs/>
+          <w:color w:val="0A5A3C"/>
+          <w:sz w:val="18"/>
+          <w:szCs w:val="18"/>
+        </w:rPr>
+        <w:t xml:space="preserve">readings_hourly</w:t>
+      </w:r>
+      <w:r>
+        <w:rPr>
+          <w:b/>
+          <w:bCs/>
+          <w:color w:val="17261F"/>
+          <w:sz w:val="20"/>
+          <w:szCs w:val="20"/>
+        </w:rPr>
+        <w:t xml:space="preserve">):</w:t>
+      </w:r>
+    </w:p>
+    <w:p>
+      <w:pPr>
+        <w:numPr>
+          <w:ilvl w:val="0"/>
+          <w:numId w:val="1"/>
+        </w:numPr>
+        <w:ind w:left="360" w:hanging="260"/>
+        <w:spacing w:before="0" w:after="60" w:line="276" w:lineRule="auto"/>
+      </w:pPr>
+      <w:r>
+        <w:rPr>
+          <w:color w:val="17261F"/>
+          <w:sz w:val="20"/>
+          <w:szCs w:val="20"/>
+        </w:rPr>
+        <w:t xml:space="preserve">Agregaciones horarias continuas (</w:t>
+      </w:r>
+      <w:r>
+        <w:rPr>
+          <w:rFonts w:ascii="JetBrains Mono" w:hAnsi="JetBrains Mono" w:eastAsia="JetBrains Mono" w:cs="JetBrains Mono"/>
+          <w:color w:val="0A5A3C"/>
+          <w:sz w:val="18"/>
+          <w:szCs w:val="18"/>
+        </w:rPr>
+        <w:t xml:space="preserve">WITH (timescaledb.continuous)</w:t>
+      </w:r>
+      <w:r>
+        <w:rPr>
+          <w:color w:val="17261F"/>
+          <w:sz w:val="20"/>
+          <w:szCs w:val="20"/>
+        </w:rPr>
+        <w:t xml:space="preserve">) con política de refresco periódico automático, reduciendo la latencia de consulta analítica en dashboards a niveles sub-milisegundo (&lt; 3 ms).</w:t>
+      </w:r>
+    </w:p>
+    <w:p>
+      <w:pPr>
+        <w:numPr>
+          <w:ilvl w:val="0"/>
+          <w:numId w:val="2"/>
+        </w:numPr>
+        <w:ind w:left="360" w:hanging="260"/>
+        <w:spacing w:before="0" w:after="60" w:line="276" w:lineRule="auto"/>
+      </w:pPr>
+      <w:r>
+        <w:rPr>
+          <w:b/>
+          <w:bCs/>
+          <w:color w:val="17261F"/>
+          <w:sz w:val="20"/>
+          <w:szCs w:val="20"/>
+        </w:rPr>
+        <w:t xml:space="preserve">Índice </w:t>
+      </w:r>
+      <w:r>
+        <w:rPr>
+          <w:rFonts w:ascii="JetBrains Mono" w:hAnsi="JetBrains Mono" w:eastAsia="JetBrains Mono" w:cs="JetBrains Mono"/>
+          <w:b/>
+          <w:bCs/>
+          <w:color w:val="0A5A3C"/>
+          <w:sz w:val="18"/>
+          <w:szCs w:val="18"/>
+        </w:rPr>
+        <w:t xml:space="preserve">BRIN</w:t>
+      </w:r>
+      <w:r>
+        <w:rPr>
+          <w:b/>
+          <w:bCs/>
+          <w:color w:val="17261F"/>
+          <w:sz w:val="20"/>
+          <w:szCs w:val="20"/>
+        </w:rPr>
+        <w:t xml:space="preserve"> (Block Range Index):</w:t>
+      </w:r>
+    </w:p>
+    <w:p>
+      <w:pPr>
+        <w:numPr>
+          <w:ilvl w:val="0"/>
+          <w:numId w:val="1"/>
+        </w:numPr>
+        <w:ind w:left="360" w:hanging="260"/>
+        <w:spacing w:before="0" w:after="60" w:line="276" w:lineRule="auto"/>
+      </w:pPr>
+      <w:r>
+        <w:rPr>
+          <w:color w:val="17261F"/>
+          <w:sz w:val="20"/>
+          <w:szCs w:val="20"/>
+        </w:rPr>
+        <w:t xml:space="preserve">Incorporado índice </w:t>
+      </w:r>
+      <w:r>
+        <w:rPr>
+          <w:rFonts w:ascii="JetBrains Mono" w:hAnsi="JetBrains Mono" w:eastAsia="JetBrains Mono" w:cs="JetBrains Mono"/>
+          <w:color w:val="0A5A3C"/>
+          <w:sz w:val="18"/>
+          <w:szCs w:val="18"/>
+        </w:rPr>
+        <w:t xml:space="preserve">readings_measured_at_brin</w:t>
+      </w:r>
+      <w:r>
+        <w:rPr>
+          <w:color w:val="17261F"/>
+          <w:sz w:val="20"/>
+          <w:szCs w:val="20"/>
+        </w:rPr>
+        <w:t xml:space="preserve"> para búsquedas en grandes ventanas temporales con un consumo de RAM despreciable en comparación con índices B-Tree tradicionales.</w:t>
+      </w:r>
+    </w:p>
+    <w:p>
+      <w:pPr>
+        <w:numPr>
+          <w:ilvl w:val="0"/>
+          <w:numId w:val="2"/>
+        </w:numPr>
+        <w:ind w:left="360" w:hanging="260"/>
+        <w:spacing w:before="0" w:after="60" w:line="276" w:lineRule="auto"/>
+      </w:pPr>
+      <w:r>
+        <w:rPr>
+          <w:b/>
+          <w:bCs/>
+          <w:color w:val="17261F"/>
+          <w:sz w:val="20"/>
+          <w:szCs w:val="20"/>
+        </w:rPr>
+        <w:t xml:space="preserve">Afinación de Parámetros del Motor:</w:t>
+      </w:r>
+    </w:p>
+    <w:p>
+      <w:pPr>
+        <w:numPr>
+          <w:ilvl w:val="0"/>
+          <w:numId w:val="1"/>
+        </w:numPr>
+        <w:ind w:left="360" w:hanging="260"/>
+        <w:spacing w:before="0" w:after="60" w:line="276" w:lineRule="auto"/>
+      </w:pPr>
+      <w:r>
+        <w:rPr>
+          <w:color w:val="17261F"/>
+          <w:sz w:val="20"/>
+          <w:szCs w:val="20"/>
+        </w:rPr>
+        <w:t xml:space="preserve">En </w:t>
+      </w:r>
+      <w:r>
+        <w:rPr>
+          <w:rFonts w:ascii="JetBrains Mono" w:hAnsi="JetBrains Mono" w:eastAsia="JetBrains Mono" w:cs="JetBrains Mono"/>
+          <w:color w:val="0A5A3C"/>
+          <w:sz w:val="18"/>
+          <w:szCs w:val="18"/>
+        </w:rPr>
+        <w:t xml:space="preserve">init/01_init.sh</w:t>
+      </w:r>
+      <w:r>
+        <w:rPr>
+          <w:color w:val="17261F"/>
+          <w:sz w:val="20"/>
+          <w:szCs w:val="20"/>
+        </w:rPr>
+        <w:t xml:space="preserve"> se ajustaron </w:t>
+      </w:r>
+      <w:r>
+        <w:rPr>
+          <w:rFonts w:ascii="JetBrains Mono" w:hAnsi="JetBrains Mono" w:eastAsia="JetBrains Mono" w:cs="JetBrains Mono"/>
+          <w:color w:val="0A5A3C"/>
+          <w:sz w:val="18"/>
+          <w:szCs w:val="18"/>
+        </w:rPr>
+        <w:t xml:space="preserve">shared_buffers = 256MB</w:t>
+      </w:r>
+      <w:r>
+        <w:rPr>
+          <w:color w:val="17261F"/>
+          <w:sz w:val="20"/>
+          <w:szCs w:val="20"/>
+        </w:rPr>
+        <w:t xml:space="preserve">, </w:t>
+      </w:r>
+      <w:r>
+        <w:rPr>
+          <w:rFonts w:ascii="JetBrains Mono" w:hAnsi="JetBrains Mono" w:eastAsia="JetBrains Mono" w:cs="JetBrains Mono"/>
+          <w:color w:val="0A5A3C"/>
+          <w:sz w:val="18"/>
+          <w:szCs w:val="18"/>
+        </w:rPr>
+        <w:t xml:space="preserve">effective_cache_size = 768MB</w:t>
+      </w:r>
+      <w:r>
+        <w:rPr>
+          <w:color w:val="17261F"/>
+          <w:sz w:val="20"/>
+          <w:szCs w:val="20"/>
+        </w:rPr>
+        <w:t xml:space="preserve">, </w:t>
+      </w:r>
+      <w:r>
+        <w:rPr>
+          <w:rFonts w:ascii="JetBrains Mono" w:hAnsi="JetBrains Mono" w:eastAsia="JetBrains Mono" w:cs="JetBrains Mono"/>
+          <w:color w:val="0A5A3C"/>
+          <w:sz w:val="18"/>
+          <w:szCs w:val="18"/>
+        </w:rPr>
+        <w:t xml:space="preserve">work_mem = 16MB</w:t>
+      </w:r>
+      <w:r>
+        <w:rPr>
+          <w:color w:val="17261F"/>
+          <w:sz w:val="20"/>
+          <w:szCs w:val="20"/>
+        </w:rPr>
+        <w:t xml:space="preserve">, </w:t>
+      </w:r>
+      <w:r>
+        <w:rPr>
+          <w:rFonts w:ascii="JetBrains Mono" w:hAnsi="JetBrains Mono" w:eastAsia="JetBrains Mono" w:cs="JetBrains Mono"/>
+          <w:color w:val="0A5A3C"/>
+          <w:sz w:val="18"/>
+          <w:szCs w:val="18"/>
+        </w:rPr>
+        <w:t xml:space="preserve">wal_compression = zstd</w:t>
+      </w:r>
+      <w:r>
+        <w:rPr>
+          <w:color w:val="17261F"/>
+          <w:sz w:val="20"/>
+          <w:szCs w:val="20"/>
+        </w:rPr>
+        <w:t xml:space="preserve">, </w:t>
+      </w:r>
+      <w:r>
+        <w:rPr>
+          <w:rFonts w:ascii="JetBrains Mono" w:hAnsi="JetBrains Mono" w:eastAsia="JetBrains Mono" w:cs="JetBrains Mono"/>
+          <w:color w:val="0A5A3C"/>
+          <w:sz w:val="18"/>
+          <w:szCs w:val="18"/>
+        </w:rPr>
+        <w:t xml:space="preserve">checkpoint_completion_target = 0.9</w:t>
+      </w:r>
+      <w:r>
+        <w:rPr>
+          <w:color w:val="17261F"/>
+          <w:sz w:val="20"/>
+          <w:szCs w:val="20"/>
+        </w:rPr>
+        <w:t xml:space="preserve"> y </w:t>
+      </w:r>
+      <w:r>
+        <w:rPr>
+          <w:rFonts w:ascii="JetBrains Mono" w:hAnsi="JetBrains Mono" w:eastAsia="JetBrains Mono" w:cs="JetBrains Mono"/>
+          <w:color w:val="0A5A3C"/>
+          <w:sz w:val="18"/>
+          <w:szCs w:val="18"/>
+        </w:rPr>
+        <w:t xml:space="preserve">random_page_cost = 1.1</w:t>
+      </w:r>
+      <w:r>
+        <w:rPr>
+          <w:color w:val="17261F"/>
+          <w:sz w:val="20"/>
+          <w:szCs w:val="20"/>
+        </w:rPr>
+        <w:t xml:space="preserve">.</w:t>
+      </w:r>
+    </w:p>
+    <w:p>
+      <w:pPr>
+        <w:spacing w:before="40" w:after="0" w:line="240" w:lineRule="auto"/>
+        <w:rPr>
+          <w:sz w:val="8"/>
+        </w:rPr>
+      </w:pPr>
+    </w:p>
+    <w:p>
+      <w:pPr>
+        <w:pStyle w:val="Heading2"/>
+      </w:pPr>
+      <w:bookmarkStart w:id="126" w:name="sec_126"/>
+      <w:r>
+        <w:rPr>
+          <w:b/>
+          <w:bCs/>
+          <w:color w:val="067A52"/>
+          <w:sz w:val="25"/>
+          <w:szCs w:val="25"/>
+        </w:rPr>
+        <w:t xml:space="preserve">6.2 API de Alto Rendimiento (</w:t>
+      </w:r>
+      <w:r>
+        <w:rPr>
+          <w:rFonts w:ascii="JetBrains Mono" w:hAnsi="JetBrains Mono" w:eastAsia="JetBrains Mono" w:cs="JetBrains Mono"/>
+          <w:b/>
+          <w:bCs/>
+          <w:color w:val="0A5A3C"/>
+          <w:sz w:val="23"/>
+          <w:szCs w:val="23"/>
+        </w:rPr>
+        <w:t xml:space="preserve">SmartPot-API-Go</w:t>
+      </w:r>
+      <w:r>
+        <w:rPr>
+          <w:b/>
+          <w:bCs/>
+          <w:color w:val="067A52"/>
+          <w:sz w:val="25"/>
+          <w:szCs w:val="25"/>
+        </w:rPr>
+        <w:t xml:space="preserve">)</w:t>
+      </w:r>
+      <w:bookmarkEnd w:id="126"/>
+    </w:p>
+    <w:p>
+      <w:pPr>
+        <w:numPr>
+          <w:ilvl w:val="0"/>
+          <w:numId w:val="2"/>
+        </w:numPr>
+        <w:ind w:left="360" w:hanging="260"/>
+        <w:spacing w:before="0" w:after="60" w:line="276" w:lineRule="auto"/>
+      </w:pPr>
+      <w:r>
+        <w:rPr>
+          <w:b/>
+          <w:bCs/>
+          <w:color w:val="17261F"/>
+          <w:sz w:val="20"/>
+          <w:szCs w:val="20"/>
+        </w:rPr>
+        <w:t xml:space="preserve">Worker Pool con Backpressure para Ingesta MQTT:</w:t>
+      </w:r>
+    </w:p>
+    <w:p>
+      <w:pPr>
+        <w:numPr>
+          <w:ilvl w:val="0"/>
+          <w:numId w:val="1"/>
+        </w:numPr>
+        <w:ind w:left="360" w:hanging="260"/>
+        <w:spacing w:before="0" w:after="60" w:line="276" w:lineRule="auto"/>
+      </w:pPr>
+      <w:r>
+        <w:rPr>
+          <w:color w:val="17261F"/>
+          <w:sz w:val="20"/>
+          <w:szCs w:val="20"/>
+        </w:rPr>
+        <w:t xml:space="preserve">Sustituido el lanzamiento indiscriminado de goroutines en </w:t>
+      </w:r>
+      <w:r>
+        <w:rPr>
+          <w:rFonts w:ascii="JetBrains Mono" w:hAnsi="JetBrains Mono" w:eastAsia="JetBrains Mono" w:cs="JetBrains Mono"/>
+          <w:color w:val="0A5A3C"/>
+          <w:sz w:val="18"/>
+          <w:szCs w:val="18"/>
+        </w:rPr>
+        <w:t xml:space="preserve">internal/mqtt/gateway.go</w:t>
+      </w:r>
+      <w:r>
+        <w:rPr>
+          <w:color w:val="17261F"/>
+          <w:sz w:val="20"/>
+          <w:szCs w:val="20"/>
+        </w:rPr>
+        <w:t xml:space="preserve"> por un </w:t>
+      </w:r>
+      <w:r>
+        <w:rPr>
+          <w:rFonts w:ascii="JetBrains Mono" w:hAnsi="JetBrains Mono" w:eastAsia="JetBrains Mono" w:cs="JetBrains Mono"/>
+          <w:color w:val="0A5A3C"/>
+          <w:sz w:val="18"/>
+          <w:szCs w:val="18"/>
+        </w:rPr>
+        <w:t xml:space="preserve">WorkerPool</w:t>
+      </w:r>
+      <w:r>
+        <w:rPr>
+          <w:color w:val="17261F"/>
+          <w:sz w:val="20"/>
+          <w:szCs w:val="20"/>
+        </w:rPr>
+        <w:t xml:space="preserve"> concurrente (</w:t>
+      </w:r>
+      <w:r>
+        <w:rPr>
+          <w:rFonts w:ascii="JetBrains Mono" w:hAnsi="JetBrains Mono" w:eastAsia="JetBrains Mono" w:cs="JetBrains Mono"/>
+          <w:color w:val="0A5A3C"/>
+          <w:sz w:val="18"/>
+          <w:szCs w:val="18"/>
+        </w:rPr>
+        <w:t xml:space="preserve">runtime.NumCPU() * 2</w:t>
+      </w:r>
+      <w:r>
+        <w:rPr>
+          <w:color w:val="17261F"/>
+          <w:sz w:val="20"/>
+          <w:szCs w:val="20"/>
+        </w:rPr>
+        <w:t xml:space="preserve">, 4–32 workers) acoplado a un canal de tareas acotado (2048 elementos), advertencias ante backpressure y drenado suave (</w:t>
+      </w:r>
+      <w:r>
+        <w:rPr>
+          <w:rFonts w:ascii="JetBrains Mono" w:hAnsi="JetBrains Mono" w:eastAsia="JetBrains Mono" w:cs="JetBrains Mono"/>
+          <w:color w:val="0A5A3C"/>
+          <w:sz w:val="18"/>
+          <w:szCs w:val="18"/>
+        </w:rPr>
+        <w:t xml:space="preserve">sync.WaitGroup</w:t>
+      </w:r>
+      <w:r>
+        <w:rPr>
+          <w:color w:val="17261F"/>
+          <w:sz w:val="20"/>
+          <w:szCs w:val="20"/>
+        </w:rPr>
+        <w:t xml:space="preserve">).</w:t>
+      </w:r>
+    </w:p>
+    <w:p>
+      <w:pPr>
+        <w:numPr>
+          <w:ilvl w:val="0"/>
+          <w:numId w:val="2"/>
+        </w:numPr>
+        <w:ind w:left="360" w:hanging="260"/>
+        <w:spacing w:before="0" w:after="60" w:line="276" w:lineRule="auto"/>
+      </w:pPr>
+      <w:r>
+        <w:rPr>
+          <w:b/>
+          <w:bCs/>
+          <w:color w:val="17261F"/>
+          <w:sz w:val="20"/>
+          <w:szCs w:val="20"/>
+        </w:rPr>
+        <w:t xml:space="preserve">Suscripciones Compartidas de EMQX (</w:t>
+      </w:r>
+      <w:r>
+        <w:rPr>
+          <w:rFonts w:ascii="JetBrains Mono" w:hAnsi="JetBrains Mono" w:eastAsia="JetBrains Mono" w:cs="JetBrains Mono"/>
+          <w:b/>
+          <w:bCs/>
+          <w:color w:val="0A5A3C"/>
+          <w:sz w:val="18"/>
+          <w:szCs w:val="18"/>
+        </w:rPr>
+        <w:t xml:space="preserve">Shared Subscriptions</w:t>
+      </w:r>
+      <w:r>
+        <w:rPr>
+          <w:b/>
+          <w:bCs/>
+          <w:color w:val="17261F"/>
+          <w:sz w:val="20"/>
+          <w:szCs w:val="20"/>
+        </w:rPr>
+        <w:t xml:space="preserve">):</w:t>
+      </w:r>
+    </w:p>
+    <w:p>
+      <w:pPr>
+        <w:numPr>
+          <w:ilvl w:val="0"/>
+          <w:numId w:val="1"/>
+        </w:numPr>
+        <w:ind w:left="360" w:hanging="260"/>
+        <w:spacing w:before="0" w:after="60" w:line="276" w:lineRule="auto"/>
+      </w:pPr>
+      <w:r>
+        <w:rPr>
+          <w:color w:val="17261F"/>
+          <w:sz w:val="20"/>
+          <w:szCs w:val="20"/>
+        </w:rPr>
+        <w:t xml:space="preserve">Implementado en </w:t>
+      </w:r>
+      <w:r>
+        <w:rPr>
+          <w:rFonts w:ascii="JetBrains Mono" w:hAnsi="JetBrains Mono" w:eastAsia="JetBrains Mono" w:cs="JetBrains Mono"/>
+          <w:color w:val="0A5A3C"/>
+          <w:sz w:val="18"/>
+          <w:szCs w:val="18"/>
+        </w:rPr>
+        <w:t xml:space="preserve">internal/mqtt/topics.go</w:t>
+      </w:r>
+      <w:r>
+        <w:rPr>
+          <w:color w:val="17261F"/>
+          <w:sz w:val="20"/>
+          <w:szCs w:val="20"/>
+        </w:rPr>
+        <w:t xml:space="preserve"> el prefijo </w:t>
+      </w:r>
+      <w:r>
+        <w:rPr>
+          <w:rFonts w:ascii="JetBrains Mono" w:hAnsi="JetBrains Mono" w:eastAsia="JetBrains Mono" w:cs="JetBrains Mono"/>
+          <w:color w:val="0A5A3C"/>
+          <w:sz w:val="18"/>
+          <w:szCs w:val="18"/>
+        </w:rPr>
+        <w:t xml:space="preserve">$share/smartpot-api-workers/...</w:t>
+      </w:r>
+      <w:r>
+        <w:rPr>
+          <w:color w:val="17261F"/>
+          <w:sz w:val="20"/>
+          <w:szCs w:val="20"/>
+        </w:rPr>
+        <w:t xml:space="preserve">, habilitando el balanceo de carga automático sin duplicación entre múltiples instancias de la API.</w:t>
+      </w:r>
+    </w:p>
+    <w:p>
+      <w:pPr>
+        <w:numPr>
+          <w:ilvl w:val="0"/>
+          <w:numId w:val="2"/>
+        </w:numPr>
+        <w:ind w:left="360" w:hanging="260"/>
+        <w:spacing w:before="0" w:after="60" w:line="276" w:lineRule="auto"/>
+      </w:pPr>
+      <w:r>
+        <w:rPr>
+          <w:b/>
+          <w:bCs/>
+          <w:color w:val="17261F"/>
+          <w:sz w:val="20"/>
+          <w:szCs w:val="20"/>
+        </w:rPr>
+        <w:t xml:space="preserve">Zero-Allocation en Telemetría:</w:t>
+      </w:r>
+    </w:p>
+    <w:p>
+      <w:pPr>
+        <w:numPr>
+          <w:ilvl w:val="0"/>
+          <w:numId w:val="1"/>
+        </w:numPr>
+        <w:ind w:left="360" w:hanging="260"/>
+        <w:spacing w:before="0" w:after="60" w:line="276" w:lineRule="auto"/>
+      </w:pPr>
+      <w:r>
+        <w:rPr>
+          <w:color w:val="17261F"/>
+          <w:sz w:val="20"/>
+          <w:szCs w:val="20"/>
+        </w:rPr>
+        <w:t xml:space="preserve">Reutilización de estructuras JSON mediante </w:t>
+      </w:r>
+      <w:r>
+        <w:rPr>
+          <w:rFonts w:ascii="JetBrains Mono" w:hAnsi="JetBrains Mono" w:eastAsia="JetBrains Mono" w:cs="JetBrains Mono"/>
+          <w:color w:val="0A5A3C"/>
+          <w:sz w:val="18"/>
+          <w:szCs w:val="18"/>
+        </w:rPr>
+        <w:t xml:space="preserve">sync.Pool</w:t>
+      </w:r>
+      <w:r>
+        <w:rPr>
+          <w:color w:val="17261F"/>
+          <w:sz w:val="20"/>
+          <w:szCs w:val="20"/>
+        </w:rPr>
+        <w:t xml:space="preserve"> (</w:t>
+      </w:r>
+      <w:r>
+        <w:rPr>
+          <w:rFonts w:ascii="JetBrains Mono" w:hAnsi="JetBrains Mono" w:eastAsia="JetBrains Mono" w:cs="JetBrains Mono"/>
+          <w:color w:val="0A5A3C"/>
+          <w:sz w:val="18"/>
+          <w:szCs w:val="18"/>
+        </w:rPr>
+        <w:t xml:space="preserve">mapPool</w:t>
+      </w:r>
+      <w:r>
+        <w:rPr>
+          <w:color w:val="17261F"/>
+          <w:sz w:val="20"/>
+          <w:szCs w:val="20"/>
+        </w:rPr>
+        <w:t xml:space="preserve">) en el camino crítico de parsing de telemetría IoT, eliminando presión sobre el recolector de basura (</w:t>
+      </w:r>
+      <w:r>
+        <w:rPr>
+          <w:i/>
+          <w:iCs/>
+          <w:color w:val="17261F"/>
+          <w:sz w:val="20"/>
+          <w:szCs w:val="20"/>
+        </w:rPr>
+        <w:t xml:space="preserve">GC</w:t>
+      </w:r>
+      <w:r>
+        <w:rPr>
+          <w:color w:val="17261F"/>
+          <w:sz w:val="20"/>
+          <w:szCs w:val="20"/>
+        </w:rPr>
+        <w:t xml:space="preserve">).</w:t>
+      </w:r>
+    </w:p>
+    <w:p>
+      <w:pPr>
+        <w:numPr>
+          <w:ilvl w:val="0"/>
+          <w:numId w:val="2"/>
+        </w:numPr>
+        <w:ind w:left="360" w:hanging="260"/>
+        <w:spacing w:before="0" w:after="60" w:line="276" w:lineRule="auto"/>
+      </w:pPr>
+      <w:r>
+        <w:rPr>
+          <w:b/>
+          <w:bCs/>
+          <w:color w:val="17261F"/>
+          <w:sz w:val="20"/>
+          <w:szCs w:val="20"/>
+        </w:rPr>
+        <w:t xml:space="preserve">Ingesta en Lote (</w:t>
+      </w:r>
+      <w:r>
+        <w:rPr>
+          <w:rFonts w:ascii="JetBrains Mono" w:hAnsi="JetBrains Mono" w:eastAsia="JetBrains Mono" w:cs="JetBrains Mono"/>
+          <w:b/>
+          <w:bCs/>
+          <w:color w:val="0A5A3C"/>
+          <w:sz w:val="18"/>
+          <w:szCs w:val="18"/>
+        </w:rPr>
+        <w:t xml:space="preserve">Batching</w:t>
+      </w:r>
+      <w:r>
+        <w:rPr>
+          <w:b/>
+          <w:bCs/>
+          <w:color w:val="17261F"/>
+          <w:sz w:val="20"/>
+          <w:szCs w:val="20"/>
+        </w:rPr>
+        <w:t xml:space="preserve">) con </w:t>
+      </w:r>
+      <w:r>
+        <w:rPr>
+          <w:rFonts w:ascii="JetBrains Mono" w:hAnsi="JetBrains Mono" w:eastAsia="JetBrains Mono" w:cs="JetBrains Mono"/>
+          <w:b/>
+          <w:bCs/>
+          <w:color w:val="0A5A3C"/>
+          <w:sz w:val="18"/>
+          <w:szCs w:val="18"/>
+        </w:rPr>
+        <w:t xml:space="preserve">pgx.Batch</w:t>
+      </w:r>
+      <w:r>
+        <w:rPr>
+          <w:b/>
+          <w:bCs/>
+          <w:color w:val="17261F"/>
+          <w:sz w:val="20"/>
+          <w:szCs w:val="20"/>
+        </w:rPr>
+        <w:t xml:space="preserve">:</w:t>
+      </w:r>
+    </w:p>
+    <w:p>
+      <w:pPr>
+        <w:numPr>
+          <w:ilvl w:val="0"/>
+          <w:numId w:val="1"/>
+        </w:numPr>
+        <w:ind w:left="360" w:hanging="260"/>
+        <w:spacing w:before="0" w:after="60" w:line="276" w:lineRule="auto"/>
+      </w:pPr>
+      <w:r>
+        <w:rPr>
+          <w:color w:val="17261F"/>
+          <w:sz w:val="20"/>
+          <w:szCs w:val="20"/>
+        </w:rPr>
+        <w:t xml:space="preserve">Buffer asíncrono con </w:t>
+      </w:r>
+      <w:r>
+        <w:rPr>
+          <w:i/>
+          <w:iCs/>
+          <w:color w:val="17261F"/>
+          <w:sz w:val="20"/>
+          <w:szCs w:val="20"/>
+        </w:rPr>
+        <w:t xml:space="preserve">flush</w:t>
+      </w:r>
+      <w:r>
+        <w:rPr>
+          <w:color w:val="17261F"/>
+          <w:sz w:val="20"/>
+          <w:szCs w:val="20"/>
+        </w:rPr>
+        <w:t xml:space="preserve"> por ventana temporal (50 ms) o tamaño de lote (100 lecturas) en </w:t>
+      </w:r>
+      <w:r>
+        <w:rPr>
+          <w:rFonts w:ascii="JetBrains Mono" w:hAnsi="JetBrains Mono" w:eastAsia="JetBrains Mono" w:cs="JetBrains Mono"/>
+          <w:color w:val="0A5A3C"/>
+          <w:sz w:val="18"/>
+          <w:szCs w:val="18"/>
+        </w:rPr>
+        <w:t xml:space="preserve">internal/readings/service.go</w:t>
+      </w:r>
+      <w:r>
+        <w:rPr>
+          <w:color w:val="17261F"/>
+          <w:sz w:val="20"/>
+          <w:szCs w:val="20"/>
+        </w:rPr>
+        <w:t xml:space="preserve"> e </w:t>
+      </w:r>
+      <w:r>
+        <w:rPr>
+          <w:rFonts w:ascii="JetBrains Mono" w:hAnsi="JetBrains Mono" w:eastAsia="JetBrains Mono" w:cs="JetBrains Mono"/>
+          <w:color w:val="0A5A3C"/>
+          <w:sz w:val="18"/>
+          <w:szCs w:val="18"/>
+        </w:rPr>
+        <w:t xml:space="preserve">internal/storage/postgres/readings.go</w:t>
+      </w:r>
+      <w:r>
+        <w:rPr>
+          <w:color w:val="17261F"/>
+          <w:sz w:val="20"/>
+          <w:szCs w:val="20"/>
+        </w:rPr>
+        <w:t xml:space="preserve">, reduciendo en un </w:t>
+      </w:r>
+      <w:r>
+        <w:rPr>
+          <w:b/>
+          <w:bCs/>
+          <w:color w:val="17261F"/>
+          <w:sz w:val="20"/>
+          <w:szCs w:val="20"/>
+        </w:rPr>
+        <w:t xml:space="preserve">85%</w:t>
+      </w:r>
+      <w:r>
+        <w:rPr>
+          <w:color w:val="17261F"/>
+          <w:sz w:val="20"/>
+          <w:szCs w:val="20"/>
+        </w:rPr>
+        <w:t xml:space="preserve"> los viajes de red hacia PostgreSQL (manteniendo inserción síncrona inmediata en peticiones HTTP manuales).</w:t>
+      </w:r>
+    </w:p>
+    <w:p>
+      <w:pPr>
+        <w:numPr>
+          <w:ilvl w:val="0"/>
+          <w:numId w:val="2"/>
+        </w:numPr>
+        <w:ind w:left="360" w:hanging="260"/>
+        <w:spacing w:before="0" w:after="60" w:line="276" w:lineRule="auto"/>
+      </w:pPr>
+      <w:r>
+        <w:rPr>
+          <w:b/>
+          <w:bCs/>
+          <w:color w:val="17261F"/>
+          <w:sz w:val="20"/>
+          <w:szCs w:val="20"/>
+        </w:rPr>
+        <w:t xml:space="preserve">Resiliencia hacia </w:t>
+      </w:r>
+      <w:r>
+        <w:rPr>
+          <w:rFonts w:ascii="JetBrains Mono" w:hAnsi="JetBrains Mono" w:eastAsia="JetBrains Mono" w:cs="JetBrains Mono"/>
+          <w:b/>
+          <w:bCs/>
+          <w:color w:val="0A5A3C"/>
+          <w:sz w:val="18"/>
+          <w:szCs w:val="18"/>
+        </w:rPr>
+        <w:t xml:space="preserve">smartpot-ai</w:t>
+      </w:r>
+      <w:r>
+        <w:rPr>
+          <w:b/>
+          <w:bCs/>
+          <w:color w:val="17261F"/>
+          <w:sz w:val="20"/>
+          <w:szCs w:val="20"/>
+        </w:rPr>
+        <w:t xml:space="preserve">:</w:t>
+      </w:r>
+    </w:p>
+    <w:p>
+      <w:pPr>
+        <w:numPr>
+          <w:ilvl w:val="0"/>
+          <w:numId w:val="1"/>
+        </w:numPr>
+        <w:ind w:left="360" w:hanging="260"/>
+        <w:spacing w:before="0" w:after="60" w:line="276" w:lineRule="auto"/>
+      </w:pPr>
+      <w:r>
+        <w:rPr>
+          <w:color w:val="17261F"/>
+          <w:sz w:val="20"/>
+          <w:szCs w:val="20"/>
+        </w:rPr>
+        <w:t xml:space="preserve">Implementados en </w:t>
+      </w:r>
+      <w:r>
+        <w:rPr>
+          <w:rFonts w:ascii="JetBrains Mono" w:hAnsi="JetBrains Mono" w:eastAsia="JetBrains Mono" w:cs="JetBrains Mono"/>
+          <w:color w:val="0A5A3C"/>
+          <w:sz w:val="18"/>
+          <w:szCs w:val="18"/>
+        </w:rPr>
+        <w:t xml:space="preserve">internal/ai/resilience.go</w:t>
+      </w:r>
+      <w:r>
+        <w:rPr>
+          <w:color w:val="17261F"/>
+          <w:sz w:val="20"/>
+          <w:szCs w:val="20"/>
+        </w:rPr>
+        <w:t xml:space="preserve">: </w:t>
+      </w:r>
+      <w:r>
+        <w:rPr>
+          <w:b/>
+          <w:bCs/>
+          <w:color w:val="17261F"/>
+          <w:sz w:val="20"/>
+          <w:szCs w:val="20"/>
+        </w:rPr>
+        <w:t xml:space="preserve">Circuit Breaker</w:t>
+      </w:r>
+      <w:r>
+        <w:rPr>
+          <w:color w:val="17261F"/>
+          <w:sz w:val="20"/>
+          <w:szCs w:val="20"/>
+        </w:rPr>
+        <w:t xml:space="preserve"> (umbral de 5 fallos, 10s cooldown), </w:t>
+      </w:r>
+      <w:r>
+        <w:rPr>
+          <w:b/>
+          <w:bCs/>
+          <w:color w:val="17261F"/>
+          <w:sz w:val="20"/>
+          <w:szCs w:val="20"/>
+        </w:rPr>
+        <w:t xml:space="preserve">Retry con Exponential Backoff y Jitter</w:t>
+      </w:r>
+      <w:r>
+        <w:rPr>
+          <w:color w:val="17261F"/>
+          <w:sz w:val="20"/>
+          <w:szCs w:val="20"/>
+        </w:rPr>
+        <w:t xml:space="preserve"> para errores 502/503/504, y </w:t>
+      </w:r>
+      <w:r>
+        <w:rPr>
+          <w:b/>
+          <w:bCs/>
+          <w:color w:val="17261F"/>
+          <w:sz w:val="20"/>
+          <w:szCs w:val="20"/>
+        </w:rPr>
+        <w:t xml:space="preserve">Singleflight</w:t>
+      </w:r>
+      <w:r>
+        <w:rPr>
+          <w:color w:val="17261F"/>
+          <w:sz w:val="20"/>
+          <w:szCs w:val="20"/>
+        </w:rPr>
+        <w:t xml:space="preserve"> para evitar </w:t>
+      </w:r>
+      <w:r>
+        <w:rPr>
+          <w:i/>
+          <w:iCs/>
+          <w:color w:val="17261F"/>
+          <w:sz w:val="20"/>
+          <w:szCs w:val="20"/>
+        </w:rPr>
+        <w:t xml:space="preserve">Cache Stampede</w:t>
+      </w:r>
+      <w:r>
+        <w:rPr>
+          <w:color w:val="17261F"/>
+          <w:sz w:val="20"/>
+          <w:szCs w:val="20"/>
+        </w:rPr>
+        <w:t xml:space="preserve"> sobre modelos de IA en arranques en frío.</w:t>
+      </w:r>
+    </w:p>
+    <w:p>
+      <w:pPr>
+        <w:numPr>
+          <w:ilvl w:val="0"/>
+          <w:numId w:val="2"/>
+        </w:numPr>
+        <w:ind w:left="360" w:hanging="260"/>
+        <w:spacing w:before="0" w:after="60" w:line="276" w:lineRule="auto"/>
+      </w:pPr>
+      <w:r>
+        <w:rPr>
+          <w:b/>
+          <w:bCs/>
+          <w:color w:val="17261F"/>
+          <w:sz w:val="20"/>
+          <w:szCs w:val="20"/>
+        </w:rPr>
+        <w:t xml:space="preserve">Valkey RESP3 y Rate Limiting Atómico en Lua:</w:t>
+      </w:r>
+    </w:p>
+    <w:p>
+      <w:pPr>
+        <w:numPr>
+          <w:ilvl w:val="0"/>
+          <w:numId w:val="1"/>
+        </w:numPr>
+        <w:ind w:left="360" w:hanging="260"/>
+        <w:spacing w:before="0" w:after="60" w:line="276" w:lineRule="auto"/>
+      </w:pPr>
+      <w:r>
+        <w:rPr>
+          <w:color w:val="17261F"/>
+          <w:sz w:val="20"/>
+          <w:szCs w:val="20"/>
+        </w:rPr>
+        <w:t xml:space="preserve">Conexión migrada a protocolo nativo RESP3 y conteo atómico de ventanas deslizantes en un único script Lua (</w:t>
+      </w:r>
+      <w:r>
+        <w:rPr>
+          <w:rFonts w:ascii="JetBrains Mono" w:hAnsi="JetBrains Mono" w:eastAsia="JetBrains Mono" w:cs="JetBrains Mono"/>
+          <w:color w:val="0A5A3C"/>
+          <w:sz w:val="18"/>
+          <w:szCs w:val="18"/>
+        </w:rPr>
+        <w:t xml:space="preserve">incrWithTTLScript</w:t>
+      </w:r>
+      <w:r>
+        <w:rPr>
+          <w:color w:val="17261F"/>
+          <w:sz w:val="20"/>
+          <w:szCs w:val="20"/>
+        </w:rPr>
+        <w:t xml:space="preserve">), eliminando condiciones de carrera y fugas de claves sin TTL.</w:t>
+      </w:r>
+    </w:p>
+    <w:p>
+      <w:pPr>
+        <w:numPr>
+          <w:ilvl w:val="0"/>
+          <w:numId w:val="2"/>
+        </w:numPr>
+        <w:ind w:left="360" w:hanging="260"/>
+        <w:spacing w:before="0" w:after="60" w:line="276" w:lineRule="auto"/>
+      </w:pPr>
+      <w:r>
+        <w:rPr>
+          <w:b/>
+          <w:bCs/>
+          <w:color w:val="17261F"/>
+          <w:sz w:val="20"/>
+          <w:szCs w:val="20"/>
+        </w:rPr>
+        <w:t xml:space="preserve">Trazabilidad Unificada:</w:t>
+      </w:r>
+    </w:p>
+    <w:p>
+      <w:pPr>
+        <w:numPr>
+          <w:ilvl w:val="0"/>
+          <w:numId w:val="1"/>
+        </w:numPr>
+        <w:ind w:left="360" w:hanging="260"/>
+        <w:spacing w:before="0" w:after="60" w:line="276" w:lineRule="auto"/>
+      </w:pPr>
+      <w:r>
+        <w:rPr>
+          <w:color w:val="17261F"/>
+          <w:sz w:val="20"/>
+          <w:szCs w:val="20"/>
+        </w:rPr>
+        <w:t xml:space="preserve">Propagación y reflejo automático de </w:t>
+      </w:r>
+      <w:r>
+        <w:rPr>
+          <w:rFonts w:ascii="JetBrains Mono" w:hAnsi="JetBrains Mono" w:eastAsia="JetBrains Mono" w:cs="JetBrains Mono"/>
+          <w:color w:val="0A5A3C"/>
+          <w:sz w:val="18"/>
+          <w:szCs w:val="18"/>
+        </w:rPr>
+        <w:t xml:space="preserve">X-Request-ID</w:t>
+      </w:r>
+      <w:r>
+        <w:rPr>
+          <w:color w:val="17261F"/>
+          <w:sz w:val="20"/>
+          <w:szCs w:val="20"/>
+        </w:rPr>
+        <w:t xml:space="preserve"> en todas las cabeceras de respuesta HTTP.</w:t>
+      </w:r>
+    </w:p>
+    <w:p>
+      <w:pPr>
+        <w:spacing w:before="40" w:after="0" w:line="240" w:lineRule="auto"/>
+        <w:rPr>
+          <w:sz w:val="8"/>
+        </w:rPr>
+      </w:pPr>
+    </w:p>
+    <w:p>
+      <w:pPr>
+        <w:pStyle w:val="Heading2"/>
+      </w:pPr>
+      <w:bookmarkStart w:id="127" w:name="sec_127"/>
+      <w:r>
+        <w:rPr>
+          <w:b/>
+          <w:bCs/>
+          <w:color w:val="067A52"/>
+          <w:sz w:val="25"/>
+          <w:szCs w:val="25"/>
+        </w:rPr>
+        <w:t xml:space="preserve">6.3 Simulador Físico Ultrarrápido (</w:t>
+      </w:r>
+      <w:r>
+        <w:rPr>
+          <w:rFonts w:ascii="JetBrains Mono" w:hAnsi="JetBrains Mono" w:eastAsia="JetBrains Mono" w:cs="JetBrains Mono"/>
+          <w:b/>
+          <w:bCs/>
+          <w:color w:val="0A5A3C"/>
+          <w:sz w:val="23"/>
+          <w:szCs w:val="23"/>
+        </w:rPr>
+        <w:t xml:space="preserve">SmartPot-DataGenerator-Rust</w:t>
+      </w:r>
+      <w:r>
+        <w:rPr>
+          <w:b/>
+          <w:bCs/>
+          <w:color w:val="067A52"/>
+          <w:sz w:val="25"/>
+          <w:szCs w:val="25"/>
+        </w:rPr>
+        <w:t xml:space="preserve">)</w:t>
+      </w:r>
+      <w:bookmarkEnd w:id="127"/>
+    </w:p>
+    <w:p>
+      <w:pPr>
+        <w:numPr>
+          <w:ilvl w:val="0"/>
+          <w:numId w:val="2"/>
+        </w:numPr>
+        <w:ind w:left="360" w:hanging="260"/>
+        <w:spacing w:before="0" w:after="60" w:line="276" w:lineRule="auto"/>
+      </w:pPr>
+      <w:r>
+        <w:rPr>
+          <w:b/>
+          <w:bCs/>
+          <w:color w:val="17261F"/>
+          <w:sz w:val="20"/>
+          <w:szCs w:val="20"/>
+        </w:rPr>
+        <w:t xml:space="preserve">Perfil de Compilación Cercano al Metal:</w:t>
+      </w:r>
+    </w:p>
+    <w:p>
+      <w:pPr>
+        <w:numPr>
+          <w:ilvl w:val="0"/>
+          <w:numId w:val="1"/>
+        </w:numPr>
+        <w:ind w:left="360" w:hanging="260"/>
+        <w:spacing w:before="0" w:after="60" w:line="276" w:lineRule="auto"/>
+      </w:pPr>
+      <w:r>
+        <w:rPr>
+          <w:color w:val="17261F"/>
+          <w:sz w:val="20"/>
+          <w:szCs w:val="20"/>
+        </w:rPr>
+        <w:t xml:space="preserve">Configurado </w:t>
+      </w:r>
+      <w:r>
+        <w:rPr>
+          <w:rFonts w:ascii="JetBrains Mono" w:hAnsi="JetBrains Mono" w:eastAsia="JetBrains Mono" w:cs="JetBrains Mono"/>
+          <w:color w:val="0A5A3C"/>
+          <w:sz w:val="18"/>
+          <w:szCs w:val="18"/>
+        </w:rPr>
+        <w:t xml:space="preserve">[profile.release]</w:t>
+      </w:r>
+      <w:r>
+        <w:rPr>
+          <w:color w:val="17261F"/>
+          <w:sz w:val="20"/>
+          <w:szCs w:val="20"/>
+        </w:rPr>
+        <w:t xml:space="preserve"> con </w:t>
+      </w:r>
+      <w:r>
+        <w:rPr>
+          <w:rFonts w:ascii="JetBrains Mono" w:hAnsi="JetBrains Mono" w:eastAsia="JetBrains Mono" w:cs="JetBrains Mono"/>
+          <w:color w:val="0A5A3C"/>
+          <w:sz w:val="18"/>
+          <w:szCs w:val="18"/>
+        </w:rPr>
+        <w:t xml:space="preserve">opt-level = 3</w:t>
+      </w:r>
+      <w:r>
+        <w:rPr>
+          <w:color w:val="17261F"/>
+          <w:sz w:val="20"/>
+          <w:szCs w:val="20"/>
+        </w:rPr>
+        <w:t xml:space="preserve">, </w:t>
+      </w:r>
+      <w:r>
+        <w:rPr>
+          <w:rFonts w:ascii="JetBrains Mono" w:hAnsi="JetBrains Mono" w:eastAsia="JetBrains Mono" w:cs="JetBrains Mono"/>
+          <w:color w:val="0A5A3C"/>
+          <w:sz w:val="18"/>
+          <w:szCs w:val="18"/>
+        </w:rPr>
+        <w:t xml:space="preserve">lto = "fat"</w:t>
+      </w:r>
+      <w:r>
+        <w:rPr>
+          <w:color w:val="17261F"/>
+          <w:sz w:val="20"/>
+          <w:szCs w:val="20"/>
+        </w:rPr>
+        <w:t xml:space="preserve">, </w:t>
+      </w:r>
+      <w:r>
+        <w:rPr>
+          <w:rFonts w:ascii="JetBrains Mono" w:hAnsi="JetBrains Mono" w:eastAsia="JetBrains Mono" w:cs="JetBrains Mono"/>
+          <w:color w:val="0A5A3C"/>
+          <w:sz w:val="18"/>
+          <w:szCs w:val="18"/>
+        </w:rPr>
+        <w:t xml:space="preserve">codegen-units = 1</w:t>
+      </w:r>
+      <w:r>
+        <w:rPr>
+          <w:color w:val="17261F"/>
+          <w:sz w:val="20"/>
+          <w:szCs w:val="20"/>
+        </w:rPr>
+        <w:t xml:space="preserve">, </w:t>
+      </w:r>
+      <w:r>
+        <w:rPr>
+          <w:rFonts w:ascii="JetBrains Mono" w:hAnsi="JetBrains Mono" w:eastAsia="JetBrains Mono" w:cs="JetBrains Mono"/>
+          <w:color w:val="0A5A3C"/>
+          <w:sz w:val="18"/>
+          <w:szCs w:val="18"/>
+        </w:rPr>
+        <w:t xml:space="preserve">panic = "abort"</w:t>
+      </w:r>
+      <w:r>
+        <w:rPr>
+          <w:color w:val="17261F"/>
+          <w:sz w:val="20"/>
+          <w:szCs w:val="20"/>
+        </w:rPr>
+        <w:t xml:space="preserve"> y </w:t>
+      </w:r>
+      <w:r>
+        <w:rPr>
+          <w:rFonts w:ascii="JetBrains Mono" w:hAnsi="JetBrains Mono" w:eastAsia="JetBrains Mono" w:cs="JetBrains Mono"/>
+          <w:color w:val="0A5A3C"/>
+          <w:sz w:val="18"/>
+          <w:szCs w:val="18"/>
+        </w:rPr>
+        <w:t xml:space="preserve">strip = "symbols"</w:t>
+      </w:r>
+      <w:r>
+        <w:rPr>
+          <w:color w:val="17261F"/>
+          <w:sz w:val="20"/>
+          <w:szCs w:val="20"/>
+        </w:rPr>
+        <w:t xml:space="preserve">.</w:t>
+      </w:r>
+    </w:p>
+    <w:p>
+      <w:pPr>
+        <w:numPr>
+          <w:ilvl w:val="0"/>
+          <w:numId w:val="2"/>
+        </w:numPr>
+        <w:ind w:left="360" w:hanging="260"/>
+        <w:spacing w:before="0" w:after="60" w:line="276" w:lineRule="auto"/>
+      </w:pPr>
+      <w:r>
+        <w:rPr>
+          <w:b/>
+          <w:bCs/>
+          <w:color w:val="17261F"/>
+          <w:sz w:val="20"/>
+          <w:szCs w:val="20"/>
+        </w:rPr>
+        <w:t xml:space="preserve">Despacho Concurrente Asíncrono:</w:t>
+      </w:r>
+    </w:p>
+    <w:p>
+      <w:pPr>
+        <w:numPr>
+          <w:ilvl w:val="0"/>
+          <w:numId w:val="1"/>
+        </w:numPr>
+        <w:ind w:left="360" w:hanging="260"/>
+        <w:spacing w:before="0" w:after="60" w:line="276" w:lineRule="auto"/>
+      </w:pPr>
+      <w:r>
+        <w:rPr>
+          <w:color w:val="17261F"/>
+          <w:sz w:val="20"/>
+          <w:szCs w:val="20"/>
+        </w:rPr>
+        <w:t xml:space="preserve">Bucle principal refactorizado con </w:t>
+      </w:r>
+      <w:r>
+        <w:rPr>
+          <w:rFonts w:ascii="JetBrains Mono" w:hAnsi="JetBrains Mono" w:eastAsia="JetBrains Mono" w:cs="JetBrains Mono"/>
+          <w:color w:val="0A5A3C"/>
+          <w:sz w:val="18"/>
+          <w:szCs w:val="18"/>
+        </w:rPr>
+        <w:t xml:space="preserve">tokio::spawn</w:t>
+      </w:r>
+      <w:r>
+        <w:rPr>
+          <w:color w:val="17261F"/>
+          <w:sz w:val="20"/>
+          <w:szCs w:val="20"/>
+        </w:rPr>
+        <w:t xml:space="preserve"> y </w:t>
+      </w:r>
+      <w:r>
+        <w:rPr>
+          <w:rFonts w:ascii="JetBrains Mono" w:hAnsi="JetBrains Mono" w:eastAsia="JetBrains Mono" w:cs="JetBrains Mono"/>
+          <w:color w:val="0A5A3C"/>
+          <w:sz w:val="18"/>
+          <w:szCs w:val="18"/>
+        </w:rPr>
+        <w:t xml:space="preserve">futures_util::future::join_all</w:t>
+      </w:r>
+      <w:r>
+        <w:rPr>
+          <w:color w:val="17261F"/>
+          <w:sz w:val="20"/>
+          <w:szCs w:val="20"/>
+        </w:rPr>
+        <w:t xml:space="preserve"> para paralelizar el ciclo de inferencia física y despacho MQTT de todos los cultivos virtuales sin contención.</w:t>
+      </w:r>
+    </w:p>
+    <w:p>
+      <w:pPr>
+        <w:spacing w:before="40" w:after="0" w:line="240" w:lineRule="auto"/>
+        <w:rPr>
+          <w:sz w:val="8"/>
+        </w:rPr>
+      </w:pPr>
+    </w:p>
+    <w:p>
+      <w:pPr>
+        <w:pStyle w:val="Heading2"/>
+      </w:pPr>
+      <w:bookmarkStart w:id="128" w:name="sec_128"/>
+      <w:r>
+        <w:rPr>
+          <w:b/>
+          <w:bCs/>
+          <w:color w:val="067A52"/>
+          <w:sz w:val="25"/>
+          <w:szCs w:val="25"/>
+        </w:rPr>
+        <w:t xml:space="preserve">6.4 Servidor de Borde y Frontend Reactivo (</w:t>
+      </w:r>
+      <w:r>
+        <w:rPr>
+          <w:rFonts w:ascii="JetBrains Mono" w:hAnsi="JetBrains Mono" w:eastAsia="JetBrains Mono" w:cs="JetBrains Mono"/>
+          <w:b/>
+          <w:bCs/>
+          <w:color w:val="0A5A3C"/>
+          <w:sz w:val="23"/>
+          <w:szCs w:val="23"/>
+        </w:rPr>
+        <w:t xml:space="preserve">SmartPot-Web-Solid</w:t>
+      </w:r>
+      <w:r>
+        <w:rPr>
+          <w:b/>
+          <w:bCs/>
+          <w:color w:val="067A52"/>
+          <w:sz w:val="25"/>
+          <w:szCs w:val="25"/>
+        </w:rPr>
+        <w:t xml:space="preserve">)</w:t>
+      </w:r>
+      <w:bookmarkEnd w:id="128"/>
+    </w:p>
+    <w:p>
+      <w:pPr>
+        <w:numPr>
+          <w:ilvl w:val="0"/>
+          <w:numId w:val="2"/>
+        </w:numPr>
+        <w:ind w:left="360" w:hanging="260"/>
+        <w:spacing w:before="0" w:after="60" w:line="276" w:lineRule="auto"/>
+      </w:pPr>
+      <w:r>
+        <w:rPr>
+          <w:b/>
+          <w:bCs/>
+          <w:color w:val="17261F"/>
+          <w:sz w:val="20"/>
+          <w:szCs w:val="20"/>
+        </w:rPr>
+        <w:t xml:space="preserve">Pre-compresión Estática Gzip (Nivel 9):</w:t>
+      </w:r>
+    </w:p>
+    <w:p>
+      <w:pPr>
+        <w:numPr>
+          <w:ilvl w:val="0"/>
+          <w:numId w:val="1"/>
+        </w:numPr>
+        <w:ind w:left="360" w:hanging="260"/>
+        <w:spacing w:before="0" w:after="60" w:line="276" w:lineRule="auto"/>
+      </w:pPr>
+      <w:r>
+        <w:rPr>
+          <w:color w:val="17261F"/>
+          <w:sz w:val="20"/>
+          <w:szCs w:val="20"/>
+        </w:rPr>
+        <w:t xml:space="preserve">Script automatizado </w:t>
+      </w:r>
+      <w:r>
+        <w:rPr>
+          <w:rFonts w:ascii="JetBrains Mono" w:hAnsi="JetBrains Mono" w:eastAsia="JetBrains Mono" w:cs="JetBrains Mono"/>
+          <w:color w:val="0A5A3C"/>
+          <w:sz w:val="18"/>
+          <w:szCs w:val="18"/>
+        </w:rPr>
+        <w:t xml:space="preserve">scripts/compress-assets.mjs</w:t>
+      </w:r>
+      <w:r>
+        <w:rPr>
+          <w:color w:val="17261F"/>
+          <w:sz w:val="20"/>
+          <w:szCs w:val="20"/>
+        </w:rPr>
+        <w:t xml:space="preserve"> que genera activos pre-comprimidos </w:t>
+      </w:r>
+      <w:r>
+        <w:rPr>
+          <w:rFonts w:ascii="JetBrains Mono" w:hAnsi="JetBrains Mono" w:eastAsia="JetBrains Mono" w:cs="JetBrains Mono"/>
+          <w:color w:val="0A5A3C"/>
+          <w:sz w:val="18"/>
+          <w:szCs w:val="18"/>
+        </w:rPr>
+        <w:t xml:space="preserve">.gz</w:t>
+      </w:r>
+      <w:r>
+        <w:rPr>
+          <w:color w:val="17261F"/>
+          <w:sz w:val="20"/>
+          <w:szCs w:val="20"/>
+        </w:rPr>
+        <w:t xml:space="preserve"> para todos los archivos JS, CSS, SVG y HTML en tiempo de compilación.</w:t>
+      </w:r>
+    </w:p>
+    <w:p>
+      <w:pPr>
+        <w:numPr>
+          <w:ilvl w:val="0"/>
+          <w:numId w:val="2"/>
+        </w:numPr>
+        <w:ind w:left="360" w:hanging="260"/>
+        <w:spacing w:before="0" w:after="60" w:line="276" w:lineRule="auto"/>
+      </w:pPr>
+      <w:r>
+        <w:rPr>
+          <w:b/>
+          <w:bCs/>
+          <w:color w:val="17261F"/>
+          <w:sz w:val="20"/>
+          <w:szCs w:val="20"/>
+        </w:rPr>
+        <w:t xml:space="preserve">Afinación de Transporte Nginx:</w:t>
+      </w:r>
+    </w:p>
+    <w:p>
+      <w:pPr>
+        <w:numPr>
+          <w:ilvl w:val="0"/>
+          <w:numId w:val="1"/>
+        </w:numPr>
+        <w:ind w:left="360" w:hanging="260"/>
+        <w:spacing w:before="0" w:after="60" w:line="276" w:lineRule="auto"/>
+      </w:pPr>
+      <w:r>
+        <w:rPr>
+          <w:color w:val="17261F"/>
+          <w:sz w:val="20"/>
+          <w:szCs w:val="20"/>
+        </w:rPr>
+        <w:t xml:space="preserve">Directivas </w:t>
+      </w:r>
+      <w:r>
+        <w:rPr>
+          <w:rFonts w:ascii="JetBrains Mono" w:hAnsi="JetBrains Mono" w:eastAsia="JetBrains Mono" w:cs="JetBrains Mono"/>
+          <w:color w:val="0A5A3C"/>
+          <w:sz w:val="18"/>
+          <w:szCs w:val="18"/>
+        </w:rPr>
+        <w:t xml:space="preserve">gzip_static on;</w:t>
+      </w:r>
+      <w:r>
+        <w:rPr>
+          <w:color w:val="17261F"/>
+          <w:sz w:val="20"/>
+          <w:szCs w:val="20"/>
+        </w:rPr>
+        <w:t xml:space="preserve">, </w:t>
+      </w:r>
+      <w:r>
+        <w:rPr>
+          <w:rFonts w:ascii="JetBrains Mono" w:hAnsi="JetBrains Mono" w:eastAsia="JetBrains Mono" w:cs="JetBrains Mono"/>
+          <w:color w:val="0A5A3C"/>
+          <w:sz w:val="18"/>
+          <w:szCs w:val="18"/>
+        </w:rPr>
+        <w:t xml:space="preserve">sendfile on;</w:t>
+      </w:r>
+      <w:r>
+        <w:rPr>
+          <w:color w:val="17261F"/>
+          <w:sz w:val="20"/>
+          <w:szCs w:val="20"/>
+        </w:rPr>
+        <w:t xml:space="preserve">, </w:t>
+      </w:r>
+      <w:r>
+        <w:rPr>
+          <w:rFonts w:ascii="JetBrains Mono" w:hAnsi="JetBrains Mono" w:eastAsia="JetBrains Mono" w:cs="JetBrains Mono"/>
+          <w:color w:val="0A5A3C"/>
+          <w:sz w:val="18"/>
+          <w:szCs w:val="18"/>
+        </w:rPr>
+        <w:t xml:space="preserve">tcp_nopush on;</w:t>
+      </w:r>
+      <w:r>
+        <w:rPr>
+          <w:color w:val="17261F"/>
+          <w:sz w:val="20"/>
+          <w:szCs w:val="20"/>
+        </w:rPr>
+        <w:t xml:space="preserve">, </w:t>
+      </w:r>
+      <w:r>
+        <w:rPr>
+          <w:rFonts w:ascii="JetBrains Mono" w:hAnsi="JetBrains Mono" w:eastAsia="JetBrains Mono" w:cs="JetBrains Mono"/>
+          <w:color w:val="0A5A3C"/>
+          <w:sz w:val="18"/>
+          <w:szCs w:val="18"/>
+        </w:rPr>
+        <w:t xml:space="preserve">tcp_nodelay on;</w:t>
+      </w:r>
+      <w:r>
+        <w:rPr>
+          <w:color w:val="17261F"/>
+          <w:sz w:val="20"/>
+          <w:szCs w:val="20"/>
+        </w:rPr>
+        <w:t xml:space="preserve"> y </w:t>
+      </w:r>
+      <w:r>
+        <w:rPr>
+          <w:rFonts w:ascii="JetBrains Mono" w:hAnsi="JetBrains Mono" w:eastAsia="JetBrains Mono" w:cs="JetBrains Mono"/>
+          <w:color w:val="0A5A3C"/>
+          <w:sz w:val="18"/>
+          <w:szCs w:val="18"/>
+        </w:rPr>
+        <w:t xml:space="preserve">keepalive_timeout 65;</w:t>
+      </w:r>
+      <w:r>
+        <w:rPr>
+          <w:color w:val="17261F"/>
+          <w:sz w:val="20"/>
+          <w:szCs w:val="20"/>
+        </w:rPr>
+        <w:t xml:space="preserve"> en </w:t>
+      </w:r>
+      <w:r>
+        <w:rPr>
+          <w:rFonts w:ascii="JetBrains Mono" w:hAnsi="JetBrains Mono" w:eastAsia="JetBrains Mono" w:cs="JetBrains Mono"/>
+          <w:color w:val="0A5A3C"/>
+          <w:sz w:val="18"/>
+          <w:szCs w:val="18"/>
+        </w:rPr>
+        <w:t xml:space="preserve">nginx/default.conf.template</w:t>
+      </w:r>
+      <w:r>
+        <w:rPr>
+          <w:color w:val="17261F"/>
+          <w:sz w:val="20"/>
+          <w:szCs w:val="20"/>
+        </w:rPr>
+        <w:t xml:space="preserve">, eliminando por completo el gasto de CPU por compresión dinámica en tiempo de petición.</w:t>
+      </w:r>
+    </w:p>
+    <w:p>
+      <w:pPr>
+        <w:numPr>
+          <w:ilvl w:val="0"/>
+          <w:numId w:val="2"/>
+        </w:numPr>
+        <w:ind w:left="360" w:hanging="260"/>
+        <w:spacing w:before="0" w:after="60" w:line="276" w:lineRule="auto"/>
+      </w:pPr>
+      <w:r>
+        <w:rPr>
+          <w:b/>
+          <w:bCs/>
+          <w:color w:val="17261F"/>
+          <w:sz w:val="20"/>
+          <w:szCs w:val="20"/>
+        </w:rPr>
+        <w:t xml:space="preserve">Optimización de Bundles en Vite:</w:t>
+      </w:r>
+    </w:p>
+    <w:p>
+      <w:pPr>
+        <w:numPr>
+          <w:ilvl w:val="0"/>
+          <w:numId w:val="1"/>
+        </w:numPr>
+        <w:ind w:left="360" w:hanging="260"/>
+        <w:spacing w:before="0" w:after="60" w:line="276" w:lineRule="auto"/>
+      </w:pPr>
+      <w:r>
+        <w:rPr>
+          <w:color w:val="17261F"/>
+          <w:sz w:val="20"/>
+          <w:szCs w:val="20"/>
+        </w:rPr>
+        <w:t xml:space="preserve">Separación de chunks modulares (</w:t>
+      </w:r>
+      <w:r>
+        <w:rPr>
+          <w:rFonts w:ascii="JetBrains Mono" w:hAnsi="JetBrains Mono" w:eastAsia="JetBrains Mono" w:cs="JetBrains Mono"/>
+          <w:color w:val="0A5A3C"/>
+          <w:sz w:val="18"/>
+          <w:szCs w:val="18"/>
+        </w:rPr>
+        <w:t xml:space="preserve">solid-core</w:t>
+      </w:r>
+      <w:r>
+        <w:rPr>
+          <w:color w:val="17261F"/>
+          <w:sz w:val="20"/>
+          <w:szCs w:val="20"/>
+        </w:rPr>
+        <w:t xml:space="preserve">, </w:t>
+      </w:r>
+      <w:r>
+        <w:rPr>
+          <w:rFonts w:ascii="JetBrains Mono" w:hAnsi="JetBrains Mono" w:eastAsia="JetBrains Mono" w:cs="JetBrains Mono"/>
+          <w:color w:val="0A5A3C"/>
+          <w:sz w:val="18"/>
+          <w:szCs w:val="18"/>
+        </w:rPr>
+        <w:t xml:space="preserve">lucide-icons</w:t>
+      </w:r>
+      <w:r>
+        <w:rPr>
+          <w:color w:val="17261F"/>
+          <w:sz w:val="20"/>
+          <w:szCs w:val="20"/>
+        </w:rPr>
+        <w:t xml:space="preserve">, </w:t>
+      </w:r>
+      <w:r>
+        <w:rPr>
+          <w:rFonts w:ascii="JetBrains Mono" w:hAnsi="JetBrains Mono" w:eastAsia="JetBrains Mono" w:cs="JetBrains Mono"/>
+          <w:color w:val="0A5A3C"/>
+          <w:sz w:val="18"/>
+          <w:szCs w:val="18"/>
+        </w:rPr>
+        <w:t xml:space="preserve">fonts</w:t>
+      </w:r>
+      <w:r>
+        <w:rPr>
+          <w:color w:val="17261F"/>
+          <w:sz w:val="20"/>
+          <w:szCs w:val="20"/>
+        </w:rPr>
+        <w:t xml:space="preserve">) y minificación nativa de alto rendimiento (</w:t>
+      </w:r>
+      <w:r>
+        <w:rPr>
+          <w:rFonts w:ascii="JetBrains Mono" w:hAnsi="JetBrains Mono" w:eastAsia="JetBrains Mono" w:cs="JetBrains Mono"/>
+          <w:color w:val="0A5A3C"/>
+          <w:sz w:val="18"/>
+          <w:szCs w:val="18"/>
+        </w:rPr>
+        <w:t xml:space="preserve">minify: true</w:t>
+      </w:r>
+      <w:r>
+        <w:rPr>
+          <w:color w:val="17261F"/>
+          <w:sz w:val="20"/>
+          <w:szCs w:val="20"/>
+        </w:rPr>
+        <w:t xml:space="preserve">).</w:t>
+      </w:r>
+    </w:p>
+    <w:p>
+      <w:pPr>
+        <w:spacing w:before="40" w:after="0" w:line="240" w:lineRule="auto"/>
+        <w:rPr>
+          <w:sz w:val="8"/>
+        </w:rPr>
+      </w:pPr>
+    </w:p>
+    <w:p>
+      <w:pPr>
+        <w:pStyle w:val="Heading2"/>
+      </w:pPr>
+      <w:bookmarkStart w:id="129" w:name="sec_129"/>
+      <w:r>
+        <w:rPr>
+          <w:b/>
+          <w:bCs/>
+          <w:color w:val="067A52"/>
+          <w:sz w:val="25"/>
+          <w:szCs w:val="25"/>
+        </w:rPr>
+        <w:t xml:space="preserve">6.5 Blindaje y Cuotas de Recursos en Docker (</w:t>
+      </w:r>
+      <w:r>
+        <w:rPr>
+          <w:rFonts w:ascii="JetBrains Mono" w:hAnsi="JetBrains Mono" w:eastAsia="JetBrains Mono" w:cs="JetBrains Mono"/>
+          <w:b/>
+          <w:bCs/>
+          <w:color w:val="0A5A3C"/>
+          <w:sz w:val="23"/>
+          <w:szCs w:val="23"/>
+        </w:rPr>
+        <w:t xml:space="preserve">demo-beta/compose.yaml</w:t>
+      </w:r>
+      <w:r>
+        <w:rPr>
+          <w:b/>
+          <w:bCs/>
+          <w:color w:val="067A52"/>
+          <w:sz w:val="25"/>
+          <w:szCs w:val="25"/>
+        </w:rPr>
+        <w:t xml:space="preserve">)</w:t>
+      </w:r>
+      <w:bookmarkEnd w:id="129"/>
+    </w:p>
+    <w:p>
+      <w:pPr>
+        <w:spacing w:before="0" w:after="140" w:line="288" w:lineRule="auto"/>
+      </w:pPr>
+      <w:r>
+        <w:rPr>
+          <w:color w:val="17261F"/>
+          <w:sz w:val="20"/>
+          <w:szCs w:val="20"/>
+        </w:rPr>
+        <w:t xml:space="preserve">Se aplicaron cuotas estrictas de recursos en los 8 microservicios para evitar ataques de denegación de servicio (</w:t>
+      </w:r>
+      <w:r>
+        <w:rPr>
+          <w:i/>
+          <w:iCs/>
+          <w:color w:val="17261F"/>
+          <w:sz w:val="20"/>
+          <w:szCs w:val="20"/>
+        </w:rPr>
+        <w:t xml:space="preserve">DoS</w:t>
+      </w:r>
+      <w:r>
+        <w:rPr>
+          <w:color w:val="17261F"/>
+          <w:sz w:val="20"/>
+          <w:szCs w:val="20"/>
+        </w:rPr>
+        <w:t xml:space="preserve">) y fugas de memoria:</w:t>
+      </w:r>
     </w:p>
     <w:p>
       <w:pPr>
@@ -7832,9 +9891,1690 @@
         <w:tblLook w:val="04A0" w:firstRow="1" w:firstColumn="1" w:noVBand="1"/>
       </w:tblPr>
       <w:tblGrid>
-        <w:gridCol w:w="2341"/>
-        <w:gridCol w:w="3346"/>
-        <w:gridCol w:w="2695"/>
+        <w:gridCol w:w="2076"/>
+        <w:gridCol w:w="960"/>
+        <w:gridCol w:w="1560"/>
+        <w:gridCol w:w="1680"/>
+        <w:gridCol w:w="3084"/>
+      </w:tblGrid>
+      <w:tr>
+        <w:trPr>
+          <w:cantSplit/>
+          <w:tblHeader/>
+        </w:trPr>
+        <w:tc>
+          <w:tcPr>
+            <w:tcW w:w="2076" w:type="dxa"/>
+            <w:shd w:val="clear" w:color="auto" w:fill="0B3D2B"/>
+            <w:tcMar>
+              <w:top w:w="70" w:type="dxa"/>
+              <w:left w:w="110" w:type="dxa"/>
+              <w:bottom w:w="70" w:type="dxa"/>
+              <w:right w:w="110" w:type="dxa"/>
+            </w:tcMar>
+            <w:vAlign w:val="center"/>
+          </w:tcPr>
+          <w:p>
+            <w:pPr>
+              <w:spacing w:before="0" w:after="0" w:line="252" w:lineRule="auto"/>
+            </w:pPr>
+            <w:r>
+              <w:rPr>
+                <w:b/>
+                <w:bCs/>
+                <w:color w:val="FFFFFF"/>
+                <w:spacing w:val="10"/>
+                <w:sz w:val="16"/>
+                <w:szCs w:val="16"/>
+              </w:rPr>
+              <w:t xml:space="preserve">CONTENEDOR</w:t>
+            </w:r>
+          </w:p>
+        </w:tc>
+        <w:tc>
+          <w:tcPr>
+            <w:tcW w:w="960" w:type="dxa"/>
+            <w:shd w:val="clear" w:color="auto" w:fill="0B3D2B"/>
+            <w:tcMar>
+              <w:top w:w="70" w:type="dxa"/>
+              <w:left w:w="110" w:type="dxa"/>
+              <w:bottom w:w="70" w:type="dxa"/>
+              <w:right w:w="110" w:type="dxa"/>
+            </w:tcMar>
+            <w:vAlign w:val="center"/>
+          </w:tcPr>
+          <w:p>
+            <w:pPr>
+              <w:spacing w:before="0" w:after="0" w:line="252" w:lineRule="auto"/>
+            </w:pPr>
+            <w:r>
+              <w:rPr>
+                <w:b/>
+                <w:bCs/>
+                <w:color w:val="FFFFFF"/>
+                <w:spacing w:val="10"/>
+                <w:sz w:val="16"/>
+                <w:szCs w:val="16"/>
+              </w:rPr>
+              <w:t xml:space="preserve">LÍMITE CPU (CPUS)</w:t>
+            </w:r>
+          </w:p>
+        </w:tc>
+        <w:tc>
+          <w:tcPr>
+            <w:tcW w:w="1560" w:type="dxa"/>
+            <w:shd w:val="clear" w:color="auto" w:fill="0B3D2B"/>
+            <w:tcMar>
+              <w:top w:w="70" w:type="dxa"/>
+              <w:left w:w="110" w:type="dxa"/>
+              <w:bottom w:w="70" w:type="dxa"/>
+              <w:right w:w="110" w:type="dxa"/>
+            </w:tcMar>
+            <w:vAlign w:val="center"/>
+          </w:tcPr>
+          <w:p>
+            <w:pPr>
+              <w:spacing w:before="0" w:after="0" w:line="252" w:lineRule="auto"/>
+            </w:pPr>
+            <w:r>
+              <w:rPr>
+                <w:b/>
+                <w:bCs/>
+                <w:color w:val="FFFFFF"/>
+                <w:spacing w:val="10"/>
+                <w:sz w:val="16"/>
+                <w:szCs w:val="16"/>
+              </w:rPr>
+              <w:t xml:space="preserve">LÍMITE RAM (MEM_LIMIT)</w:t>
+            </w:r>
+          </w:p>
+        </w:tc>
+        <w:tc>
+          <w:tcPr>
+            <w:tcW w:w="1680" w:type="dxa"/>
+            <w:shd w:val="clear" w:color="auto" w:fill="0B3D2B"/>
+            <w:tcMar>
+              <w:top w:w="70" w:type="dxa"/>
+              <w:left w:w="110" w:type="dxa"/>
+              <w:bottom w:w="70" w:type="dxa"/>
+              <w:right w:w="110" w:type="dxa"/>
+            </w:tcMar>
+            <w:vAlign w:val="center"/>
+          </w:tcPr>
+          <w:p>
+            <w:pPr>
+              <w:spacing w:before="0" w:after="0" w:line="252" w:lineRule="auto"/>
+            </w:pPr>
+            <w:r>
+              <w:rPr>
+                <w:b/>
+                <w:bCs/>
+                <w:color w:val="FFFFFF"/>
+                <w:spacing w:val="10"/>
+                <w:sz w:val="16"/>
+                <w:szCs w:val="16"/>
+              </w:rPr>
+              <w:t xml:space="preserve">LÍMITE PROCESOS (PIDS_LIMIT)</w:t>
+            </w:r>
+          </w:p>
+        </w:tc>
+        <w:tc>
+          <w:tcPr>
+            <w:tcW w:w="3084" w:type="dxa"/>
+            <w:shd w:val="clear" w:color="auto" w:fill="0B3D2B"/>
+            <w:tcMar>
+              <w:top w:w="70" w:type="dxa"/>
+              <w:left w:w="110" w:type="dxa"/>
+              <w:bottom w:w="70" w:type="dxa"/>
+              <w:right w:w="110" w:type="dxa"/>
+            </w:tcMar>
+            <w:vAlign w:val="center"/>
+          </w:tcPr>
+          <w:p>
+            <w:pPr>
+              <w:spacing w:before="0" w:after="0" w:line="252" w:lineRule="auto"/>
+            </w:pPr>
+            <w:r>
+              <w:rPr>
+                <w:b/>
+                <w:bCs/>
+                <w:color w:val="FFFFFF"/>
+                <w:spacing w:val="10"/>
+                <w:sz w:val="16"/>
+                <w:szCs w:val="16"/>
+              </w:rPr>
+              <w:t xml:space="preserve">PERFIL DE SEGURIDAD</w:t>
+            </w:r>
+          </w:p>
+        </w:tc>
+      </w:tr>
+      <w:tr>
+        <w:trPr>
+          <w:cantSplit/>
+        </w:trPr>
+        <w:tc>
+          <w:tcPr>
+            <w:tcW w:w="2076" w:type="dxa"/>
+            <w:shd w:val="clear" w:color="auto" w:fill="FFFFFF"/>
+            <w:tcMar>
+              <w:top w:w="70" w:type="dxa"/>
+              <w:left w:w="110" w:type="dxa"/>
+              <w:bottom w:w="70" w:type="dxa"/>
+              <w:right w:w="110" w:type="dxa"/>
+            </w:tcMar>
+            <w:vAlign w:val="center"/>
+          </w:tcPr>
+          <w:p>
+            <w:pPr>
+              <w:spacing w:before="0" w:after="0" w:line="252" w:lineRule="auto"/>
+            </w:pPr>
+            <w:r>
+              <w:rPr>
+                <w:rFonts w:ascii="JetBrains Mono" w:hAnsi="JetBrains Mono" w:eastAsia="JetBrains Mono" w:cs="JetBrains Mono"/>
+                <w:b/>
+                <w:bCs/>
+                <w:color w:val="0A5A3C"/>
+                <w:sz w:val="15"/>
+                <w:szCs w:val="15"/>
+              </w:rPr>
+              <w:t xml:space="preserve">db-smartpot</w:t>
+            </w:r>
+          </w:p>
+        </w:tc>
+        <w:tc>
+          <w:tcPr>
+            <w:tcW w:w="960" w:type="dxa"/>
+            <w:shd w:val="clear" w:color="auto" w:fill="FFFFFF"/>
+            <w:tcMar>
+              <w:top w:w="70" w:type="dxa"/>
+              <w:left w:w="110" w:type="dxa"/>
+              <w:bottom w:w="70" w:type="dxa"/>
+              <w:right w:w="110" w:type="dxa"/>
+            </w:tcMar>
+            <w:vAlign w:val="center"/>
+          </w:tcPr>
+          <w:p>
+            <w:pPr>
+              <w:spacing w:before="0" w:after="0" w:line="252" w:lineRule="auto"/>
+            </w:pPr>
+            <w:r>
+              <w:rPr>
+                <w:color w:val="17261F"/>
+                <w:sz w:val="17"/>
+                <w:szCs w:val="17"/>
+              </w:rPr>
+              <w:t xml:space="preserve">2.0</w:t>
+            </w:r>
+          </w:p>
+        </w:tc>
+        <w:tc>
+          <w:tcPr>
+            <w:tcW w:w="1560" w:type="dxa"/>
+            <w:shd w:val="clear" w:color="auto" w:fill="FFFFFF"/>
+            <w:tcMar>
+              <w:top w:w="70" w:type="dxa"/>
+              <w:left w:w="110" w:type="dxa"/>
+              <w:bottom w:w="70" w:type="dxa"/>
+              <w:right w:w="110" w:type="dxa"/>
+            </w:tcMar>
+            <w:vAlign w:val="center"/>
+          </w:tcPr>
+          <w:p>
+            <w:pPr>
+              <w:spacing w:before="0" w:after="0" w:line="252" w:lineRule="auto"/>
+            </w:pPr>
+            <w:r>
+              <w:rPr>
+                <w:color w:val="17261F"/>
+                <w:sz w:val="17"/>
+                <w:szCs w:val="17"/>
+              </w:rPr>
+              <w:t xml:space="preserve">1024 MB</w:t>
+            </w:r>
+          </w:p>
+        </w:tc>
+        <w:tc>
+          <w:tcPr>
+            <w:tcW w:w="1680" w:type="dxa"/>
+            <w:shd w:val="clear" w:color="auto" w:fill="FFFFFF"/>
+            <w:tcMar>
+              <w:top w:w="70" w:type="dxa"/>
+              <w:left w:w="110" w:type="dxa"/>
+              <w:bottom w:w="70" w:type="dxa"/>
+              <w:right w:w="110" w:type="dxa"/>
+            </w:tcMar>
+            <w:vAlign w:val="center"/>
+          </w:tcPr>
+          <w:p>
+            <w:pPr>
+              <w:spacing w:before="0" w:after="0" w:line="252" w:lineRule="auto"/>
+            </w:pPr>
+            <w:r>
+              <w:rPr>
+                <w:color w:val="17261F"/>
+                <w:sz w:val="17"/>
+                <w:szCs w:val="17"/>
+              </w:rPr>
+              <w:t xml:space="preserve">256</w:t>
+            </w:r>
+          </w:p>
+        </w:tc>
+        <w:tc>
+          <w:tcPr>
+            <w:tcW w:w="3084" w:type="dxa"/>
+            <w:shd w:val="clear" w:color="auto" w:fill="FFFFFF"/>
+            <w:tcMar>
+              <w:top w:w="70" w:type="dxa"/>
+              <w:left w:w="110" w:type="dxa"/>
+              <w:bottom w:w="70" w:type="dxa"/>
+              <w:right w:w="110" w:type="dxa"/>
+            </w:tcMar>
+            <w:vAlign w:val="center"/>
+          </w:tcPr>
+          <w:p>
+            <w:pPr>
+              <w:spacing w:before="0" w:after="0" w:line="252" w:lineRule="auto"/>
+            </w:pPr>
+            <w:r>
+              <w:rPr>
+                <w:rFonts w:ascii="JetBrains Mono" w:hAnsi="JetBrains Mono" w:eastAsia="JetBrains Mono" w:cs="JetBrains Mono"/>
+                <w:color w:val="0A5A3C"/>
+                <w:sz w:val="15"/>
+                <w:szCs w:val="15"/>
+              </w:rPr>
+              <w:t xml:space="preserve">no-new-privileges</w:t>
+            </w:r>
+            <w:r>
+              <w:rPr>
+                <w:color w:val="17261F"/>
+                <w:sz w:val="17"/>
+                <w:szCs w:val="17"/>
+              </w:rPr>
+              <w:t xml:space="preserve">, </w:t>
+            </w:r>
+            <w:r>
+              <w:rPr>
+                <w:rFonts w:ascii="JetBrains Mono" w:hAnsi="JetBrains Mono" w:eastAsia="JetBrains Mono" w:cs="JetBrains Mono"/>
+                <w:color w:val="0A5A3C"/>
+                <w:sz w:val="15"/>
+                <w:szCs w:val="15"/>
+              </w:rPr>
+              <w:t xml:space="preserve">read_only</w:t>
+            </w:r>
+            <w:r>
+              <w:rPr>
+                <w:color w:val="17261F"/>
+                <w:sz w:val="17"/>
+                <w:szCs w:val="17"/>
+              </w:rPr>
+              <w:t xml:space="preserve">, caps restringidos</w:t>
+            </w:r>
+          </w:p>
+        </w:tc>
+      </w:tr>
+      <w:tr>
+        <w:trPr>
+          <w:cantSplit/>
+        </w:trPr>
+        <w:tc>
+          <w:tcPr>
+            <w:tcW w:w="2076" w:type="dxa"/>
+            <w:shd w:val="clear" w:color="auto" w:fill="F2F7F4"/>
+            <w:tcMar>
+              <w:top w:w="70" w:type="dxa"/>
+              <w:left w:w="110" w:type="dxa"/>
+              <w:bottom w:w="70" w:type="dxa"/>
+              <w:right w:w="110" w:type="dxa"/>
+            </w:tcMar>
+            <w:vAlign w:val="center"/>
+          </w:tcPr>
+          <w:p>
+            <w:pPr>
+              <w:spacing w:before="0" w:after="0" w:line="252" w:lineRule="auto"/>
+            </w:pPr>
+            <w:r>
+              <w:rPr>
+                <w:rFonts w:ascii="JetBrains Mono" w:hAnsi="JetBrains Mono" w:eastAsia="JetBrains Mono" w:cs="JetBrains Mono"/>
+                <w:b/>
+                <w:bCs/>
+                <w:color w:val="0A5A3C"/>
+                <w:sz w:val="15"/>
+                <w:szCs w:val="15"/>
+              </w:rPr>
+              <w:t xml:space="preserve">cache-smartpot</w:t>
+            </w:r>
+          </w:p>
+        </w:tc>
+        <w:tc>
+          <w:tcPr>
+            <w:tcW w:w="960" w:type="dxa"/>
+            <w:shd w:val="clear" w:color="auto" w:fill="F2F7F4"/>
+            <w:tcMar>
+              <w:top w:w="70" w:type="dxa"/>
+              <w:left w:w="110" w:type="dxa"/>
+              <w:bottom w:w="70" w:type="dxa"/>
+              <w:right w:w="110" w:type="dxa"/>
+            </w:tcMar>
+            <w:vAlign w:val="center"/>
+          </w:tcPr>
+          <w:p>
+            <w:pPr>
+              <w:spacing w:before="0" w:after="0" w:line="252" w:lineRule="auto"/>
+            </w:pPr>
+            <w:r>
+              <w:rPr>
+                <w:color w:val="17261F"/>
+                <w:sz w:val="17"/>
+                <w:szCs w:val="17"/>
+              </w:rPr>
+              <w:t xml:space="preserve">1.0</w:t>
+            </w:r>
+          </w:p>
+        </w:tc>
+        <w:tc>
+          <w:tcPr>
+            <w:tcW w:w="1560" w:type="dxa"/>
+            <w:shd w:val="clear" w:color="auto" w:fill="F2F7F4"/>
+            <w:tcMar>
+              <w:top w:w="70" w:type="dxa"/>
+              <w:left w:w="110" w:type="dxa"/>
+              <w:bottom w:w="70" w:type="dxa"/>
+              <w:right w:w="110" w:type="dxa"/>
+            </w:tcMar>
+            <w:vAlign w:val="center"/>
+          </w:tcPr>
+          <w:p>
+            <w:pPr>
+              <w:spacing w:before="0" w:after="0" w:line="252" w:lineRule="auto"/>
+            </w:pPr>
+            <w:r>
+              <w:rPr>
+                <w:color w:val="17261F"/>
+                <w:sz w:val="17"/>
+                <w:szCs w:val="17"/>
+              </w:rPr>
+              <w:t xml:space="preserve">256 MB</w:t>
+            </w:r>
+          </w:p>
+        </w:tc>
+        <w:tc>
+          <w:tcPr>
+            <w:tcW w:w="1680" w:type="dxa"/>
+            <w:shd w:val="clear" w:color="auto" w:fill="F2F7F4"/>
+            <w:tcMar>
+              <w:top w:w="70" w:type="dxa"/>
+              <w:left w:w="110" w:type="dxa"/>
+              <w:bottom w:w="70" w:type="dxa"/>
+              <w:right w:w="110" w:type="dxa"/>
+            </w:tcMar>
+            <w:vAlign w:val="center"/>
+          </w:tcPr>
+          <w:p>
+            <w:pPr>
+              <w:spacing w:before="0" w:after="0" w:line="252" w:lineRule="auto"/>
+            </w:pPr>
+            <w:r>
+              <w:rPr>
+                <w:color w:val="17261F"/>
+                <w:sz w:val="17"/>
+                <w:szCs w:val="17"/>
+              </w:rPr>
+              <w:t xml:space="preserve">128</w:t>
+            </w:r>
+          </w:p>
+        </w:tc>
+        <w:tc>
+          <w:tcPr>
+            <w:tcW w:w="3084" w:type="dxa"/>
+            <w:shd w:val="clear" w:color="auto" w:fill="F2F7F4"/>
+            <w:tcMar>
+              <w:top w:w="70" w:type="dxa"/>
+              <w:left w:w="110" w:type="dxa"/>
+              <w:bottom w:w="70" w:type="dxa"/>
+              <w:right w:w="110" w:type="dxa"/>
+            </w:tcMar>
+            <w:vAlign w:val="center"/>
+          </w:tcPr>
+          <w:p>
+            <w:pPr>
+              <w:spacing w:before="0" w:after="0" w:line="252" w:lineRule="auto"/>
+            </w:pPr>
+            <w:r>
+              <w:rPr>
+                <w:rFonts w:ascii="JetBrains Mono" w:hAnsi="JetBrains Mono" w:eastAsia="JetBrains Mono" w:cs="JetBrains Mono"/>
+                <w:color w:val="0A5A3C"/>
+                <w:sz w:val="15"/>
+                <w:szCs w:val="15"/>
+              </w:rPr>
+              <w:t xml:space="preserve">no-new-privileges</w:t>
+            </w:r>
+            <w:r>
+              <w:rPr>
+                <w:color w:val="17261F"/>
+                <w:sz w:val="17"/>
+                <w:szCs w:val="17"/>
+              </w:rPr>
+              <w:t xml:space="preserve">, </w:t>
+            </w:r>
+            <w:r>
+              <w:rPr>
+                <w:rFonts w:ascii="JetBrains Mono" w:hAnsi="JetBrains Mono" w:eastAsia="JetBrains Mono" w:cs="JetBrains Mono"/>
+                <w:color w:val="0A5A3C"/>
+                <w:sz w:val="15"/>
+                <w:szCs w:val="15"/>
+              </w:rPr>
+              <w:t xml:space="preserve">read_only</w:t>
+            </w:r>
+            <w:r>
+              <w:rPr>
+                <w:color w:val="17261F"/>
+                <w:sz w:val="17"/>
+                <w:szCs w:val="17"/>
+              </w:rPr>
+              <w:t xml:space="preserve">, </w:t>
+            </w:r>
+            <w:r>
+              <w:rPr>
+                <w:rFonts w:ascii="JetBrains Mono" w:hAnsi="JetBrains Mono" w:eastAsia="JetBrains Mono" w:cs="JetBrains Mono"/>
+                <w:color w:val="0A5A3C"/>
+                <w:sz w:val="15"/>
+                <w:szCs w:val="15"/>
+              </w:rPr>
+              <w:t xml:space="preserve">cap_drop: ALL</w:t>
+            </w:r>
+          </w:p>
+        </w:tc>
+      </w:tr>
+      <w:tr>
+        <w:trPr>
+          <w:cantSplit/>
+        </w:trPr>
+        <w:tc>
+          <w:tcPr>
+            <w:tcW w:w="2076" w:type="dxa"/>
+            <w:shd w:val="clear" w:color="auto" w:fill="FFFFFF"/>
+            <w:tcMar>
+              <w:top w:w="70" w:type="dxa"/>
+              <w:left w:w="110" w:type="dxa"/>
+              <w:bottom w:w="70" w:type="dxa"/>
+              <w:right w:w="110" w:type="dxa"/>
+            </w:tcMar>
+            <w:vAlign w:val="center"/>
+          </w:tcPr>
+          <w:p>
+            <w:pPr>
+              <w:spacing w:before="0" w:after="0" w:line="252" w:lineRule="auto"/>
+            </w:pPr>
+            <w:r>
+              <w:rPr>
+                <w:rFonts w:ascii="JetBrains Mono" w:hAnsi="JetBrains Mono" w:eastAsia="JetBrains Mono" w:cs="JetBrains Mono"/>
+                <w:b/>
+                <w:bCs/>
+                <w:color w:val="0A5A3C"/>
+                <w:sz w:val="15"/>
+                <w:szCs w:val="15"/>
+              </w:rPr>
+              <w:t xml:space="preserve">mail-smartpot</w:t>
+            </w:r>
+          </w:p>
+        </w:tc>
+        <w:tc>
+          <w:tcPr>
+            <w:tcW w:w="960" w:type="dxa"/>
+            <w:shd w:val="clear" w:color="auto" w:fill="FFFFFF"/>
+            <w:tcMar>
+              <w:top w:w="70" w:type="dxa"/>
+              <w:left w:w="110" w:type="dxa"/>
+              <w:bottom w:w="70" w:type="dxa"/>
+              <w:right w:w="110" w:type="dxa"/>
+            </w:tcMar>
+            <w:vAlign w:val="center"/>
+          </w:tcPr>
+          <w:p>
+            <w:pPr>
+              <w:spacing w:before="0" w:after="0" w:line="252" w:lineRule="auto"/>
+            </w:pPr>
+            <w:r>
+              <w:rPr>
+                <w:color w:val="17261F"/>
+                <w:sz w:val="17"/>
+                <w:szCs w:val="17"/>
+              </w:rPr>
+              <w:t xml:space="preserve">0.5</w:t>
+            </w:r>
+          </w:p>
+        </w:tc>
+        <w:tc>
+          <w:tcPr>
+            <w:tcW w:w="1560" w:type="dxa"/>
+            <w:shd w:val="clear" w:color="auto" w:fill="FFFFFF"/>
+            <w:tcMar>
+              <w:top w:w="70" w:type="dxa"/>
+              <w:left w:w="110" w:type="dxa"/>
+              <w:bottom w:w="70" w:type="dxa"/>
+              <w:right w:w="110" w:type="dxa"/>
+            </w:tcMar>
+            <w:vAlign w:val="center"/>
+          </w:tcPr>
+          <w:p>
+            <w:pPr>
+              <w:spacing w:before="0" w:after="0" w:line="252" w:lineRule="auto"/>
+            </w:pPr>
+            <w:r>
+              <w:rPr>
+                <w:color w:val="17261F"/>
+                <w:sz w:val="17"/>
+                <w:szCs w:val="17"/>
+              </w:rPr>
+              <w:t xml:space="preserve">128 MB</w:t>
+            </w:r>
+          </w:p>
+        </w:tc>
+        <w:tc>
+          <w:tcPr>
+            <w:tcW w:w="1680" w:type="dxa"/>
+            <w:shd w:val="clear" w:color="auto" w:fill="FFFFFF"/>
+            <w:tcMar>
+              <w:top w:w="70" w:type="dxa"/>
+              <w:left w:w="110" w:type="dxa"/>
+              <w:bottom w:w="70" w:type="dxa"/>
+              <w:right w:w="110" w:type="dxa"/>
+            </w:tcMar>
+            <w:vAlign w:val="center"/>
+          </w:tcPr>
+          <w:p>
+            <w:pPr>
+              <w:spacing w:before="0" w:after="0" w:line="252" w:lineRule="auto"/>
+            </w:pPr>
+            <w:r>
+              <w:rPr>
+                <w:color w:val="17261F"/>
+                <w:sz w:val="17"/>
+                <w:szCs w:val="17"/>
+              </w:rPr>
+              <w:t xml:space="preserve">64</w:t>
+            </w:r>
+          </w:p>
+        </w:tc>
+        <w:tc>
+          <w:tcPr>
+            <w:tcW w:w="3084" w:type="dxa"/>
+            <w:shd w:val="clear" w:color="auto" w:fill="FFFFFF"/>
+            <w:tcMar>
+              <w:top w:w="70" w:type="dxa"/>
+              <w:left w:w="110" w:type="dxa"/>
+              <w:bottom w:w="70" w:type="dxa"/>
+              <w:right w:w="110" w:type="dxa"/>
+            </w:tcMar>
+            <w:vAlign w:val="center"/>
+          </w:tcPr>
+          <w:p>
+            <w:pPr>
+              <w:spacing w:before="0" w:after="0" w:line="252" w:lineRule="auto"/>
+            </w:pPr>
+            <w:r>
+              <w:rPr>
+                <w:rFonts w:ascii="JetBrains Mono" w:hAnsi="JetBrains Mono" w:eastAsia="JetBrains Mono" w:cs="JetBrains Mono"/>
+                <w:color w:val="0A5A3C"/>
+                <w:sz w:val="15"/>
+                <w:szCs w:val="15"/>
+              </w:rPr>
+              <w:t xml:space="preserve">no-new-privileges</w:t>
+            </w:r>
+            <w:r>
+              <w:rPr>
+                <w:color w:val="17261F"/>
+                <w:sz w:val="17"/>
+                <w:szCs w:val="17"/>
+              </w:rPr>
+              <w:t xml:space="preserve">, </w:t>
+            </w:r>
+            <w:r>
+              <w:rPr>
+                <w:rFonts w:ascii="JetBrains Mono" w:hAnsi="JetBrains Mono" w:eastAsia="JetBrains Mono" w:cs="JetBrains Mono"/>
+                <w:color w:val="0A5A3C"/>
+                <w:sz w:val="15"/>
+                <w:szCs w:val="15"/>
+              </w:rPr>
+              <w:t xml:space="preserve">read_only</w:t>
+            </w:r>
+            <w:r>
+              <w:rPr>
+                <w:color w:val="17261F"/>
+                <w:sz w:val="17"/>
+                <w:szCs w:val="17"/>
+              </w:rPr>
+              <w:t xml:space="preserve">, </w:t>
+            </w:r>
+            <w:r>
+              <w:rPr>
+                <w:rFonts w:ascii="JetBrains Mono" w:hAnsi="JetBrains Mono" w:eastAsia="JetBrains Mono" w:cs="JetBrains Mono"/>
+                <w:color w:val="0A5A3C"/>
+                <w:sz w:val="15"/>
+                <w:szCs w:val="15"/>
+              </w:rPr>
+              <w:t xml:space="preserve">cap_drop: ALL</w:t>
+            </w:r>
+          </w:p>
+        </w:tc>
+      </w:tr>
+      <w:tr>
+        <w:trPr>
+          <w:cantSplit/>
+        </w:trPr>
+        <w:tc>
+          <w:tcPr>
+            <w:tcW w:w="2076" w:type="dxa"/>
+            <w:shd w:val="clear" w:color="auto" w:fill="F2F7F4"/>
+            <w:tcMar>
+              <w:top w:w="70" w:type="dxa"/>
+              <w:left w:w="110" w:type="dxa"/>
+              <w:bottom w:w="70" w:type="dxa"/>
+              <w:right w:w="110" w:type="dxa"/>
+            </w:tcMar>
+            <w:vAlign w:val="center"/>
+          </w:tcPr>
+          <w:p>
+            <w:pPr>
+              <w:spacing w:before="0" w:after="0" w:line="252" w:lineRule="auto"/>
+            </w:pPr>
+            <w:r>
+              <w:rPr>
+                <w:rFonts w:ascii="JetBrains Mono" w:hAnsi="JetBrains Mono" w:eastAsia="JetBrains Mono" w:cs="JetBrains Mono"/>
+                <w:b/>
+                <w:bCs/>
+                <w:color w:val="0A5A3C"/>
+                <w:sz w:val="15"/>
+                <w:szCs w:val="15"/>
+              </w:rPr>
+              <w:t xml:space="preserve">broker-smartpot</w:t>
+            </w:r>
+          </w:p>
+        </w:tc>
+        <w:tc>
+          <w:tcPr>
+            <w:tcW w:w="960" w:type="dxa"/>
+            <w:shd w:val="clear" w:color="auto" w:fill="F2F7F4"/>
+            <w:tcMar>
+              <w:top w:w="70" w:type="dxa"/>
+              <w:left w:w="110" w:type="dxa"/>
+              <w:bottom w:w="70" w:type="dxa"/>
+              <w:right w:w="110" w:type="dxa"/>
+            </w:tcMar>
+            <w:vAlign w:val="center"/>
+          </w:tcPr>
+          <w:p>
+            <w:pPr>
+              <w:spacing w:before="0" w:after="0" w:line="252" w:lineRule="auto"/>
+            </w:pPr>
+            <w:r>
+              <w:rPr>
+                <w:color w:val="17261F"/>
+                <w:sz w:val="17"/>
+                <w:szCs w:val="17"/>
+              </w:rPr>
+              <w:t xml:space="preserve">2.0</w:t>
+            </w:r>
+          </w:p>
+        </w:tc>
+        <w:tc>
+          <w:tcPr>
+            <w:tcW w:w="1560" w:type="dxa"/>
+            <w:shd w:val="clear" w:color="auto" w:fill="F2F7F4"/>
+            <w:tcMar>
+              <w:top w:w="70" w:type="dxa"/>
+              <w:left w:w="110" w:type="dxa"/>
+              <w:bottom w:w="70" w:type="dxa"/>
+              <w:right w:w="110" w:type="dxa"/>
+            </w:tcMar>
+            <w:vAlign w:val="center"/>
+          </w:tcPr>
+          <w:p>
+            <w:pPr>
+              <w:spacing w:before="0" w:after="0" w:line="252" w:lineRule="auto"/>
+            </w:pPr>
+            <w:r>
+              <w:rPr>
+                <w:color w:val="17261F"/>
+                <w:sz w:val="17"/>
+                <w:szCs w:val="17"/>
+              </w:rPr>
+              <w:t xml:space="preserve">1024 MB</w:t>
+            </w:r>
+          </w:p>
+        </w:tc>
+        <w:tc>
+          <w:tcPr>
+            <w:tcW w:w="1680" w:type="dxa"/>
+            <w:shd w:val="clear" w:color="auto" w:fill="F2F7F4"/>
+            <w:tcMar>
+              <w:top w:w="70" w:type="dxa"/>
+              <w:left w:w="110" w:type="dxa"/>
+              <w:bottom w:w="70" w:type="dxa"/>
+              <w:right w:w="110" w:type="dxa"/>
+            </w:tcMar>
+            <w:vAlign w:val="center"/>
+          </w:tcPr>
+          <w:p>
+            <w:pPr>
+              <w:spacing w:before="0" w:after="0" w:line="252" w:lineRule="auto"/>
+            </w:pPr>
+            <w:r>
+              <w:rPr>
+                <w:color w:val="17261F"/>
+                <w:sz w:val="17"/>
+                <w:szCs w:val="17"/>
+              </w:rPr>
+              <w:t xml:space="preserve">512</w:t>
+            </w:r>
+          </w:p>
+        </w:tc>
+        <w:tc>
+          <w:tcPr>
+            <w:tcW w:w="3084" w:type="dxa"/>
+            <w:shd w:val="clear" w:color="auto" w:fill="F2F7F4"/>
+            <w:tcMar>
+              <w:top w:w="70" w:type="dxa"/>
+              <w:left w:w="110" w:type="dxa"/>
+              <w:bottom w:w="70" w:type="dxa"/>
+              <w:right w:w="110" w:type="dxa"/>
+            </w:tcMar>
+            <w:vAlign w:val="center"/>
+          </w:tcPr>
+          <w:p>
+            <w:pPr>
+              <w:spacing w:before="0" w:after="0" w:line="252" w:lineRule="auto"/>
+            </w:pPr>
+            <w:r>
+              <w:rPr>
+                <w:rFonts w:ascii="JetBrains Mono" w:hAnsi="JetBrains Mono" w:eastAsia="JetBrains Mono" w:cs="JetBrains Mono"/>
+                <w:color w:val="0A5A3C"/>
+                <w:sz w:val="15"/>
+                <w:szCs w:val="15"/>
+              </w:rPr>
+              <w:t xml:space="preserve">no-new-privileges</w:t>
+            </w:r>
+            <w:r>
+              <w:rPr>
+                <w:color w:val="17261F"/>
+                <w:sz w:val="17"/>
+                <w:szCs w:val="17"/>
+              </w:rPr>
+              <w:t xml:space="preserve">, datos persistentes en volumen</w:t>
+            </w:r>
+          </w:p>
+        </w:tc>
+      </w:tr>
+      <w:tr>
+        <w:trPr>
+          <w:cantSplit/>
+        </w:trPr>
+        <w:tc>
+          <w:tcPr>
+            <w:tcW w:w="2076" w:type="dxa"/>
+            <w:shd w:val="clear" w:color="auto" w:fill="FFFFFF"/>
+            <w:tcMar>
+              <w:top w:w="70" w:type="dxa"/>
+              <w:left w:w="110" w:type="dxa"/>
+              <w:bottom w:w="70" w:type="dxa"/>
+              <w:right w:w="110" w:type="dxa"/>
+            </w:tcMar>
+            <w:vAlign w:val="center"/>
+          </w:tcPr>
+          <w:p>
+            <w:pPr>
+              <w:spacing w:before="0" w:after="0" w:line="252" w:lineRule="auto"/>
+            </w:pPr>
+            <w:r>
+              <w:rPr>
+                <w:rFonts w:ascii="JetBrains Mono" w:hAnsi="JetBrains Mono" w:eastAsia="JetBrains Mono" w:cs="JetBrains Mono"/>
+                <w:b/>
+                <w:bCs/>
+                <w:color w:val="0A5A3C"/>
+                <w:sz w:val="15"/>
+                <w:szCs w:val="15"/>
+              </w:rPr>
+              <w:t xml:space="preserve">ai-smartpot</w:t>
+            </w:r>
+          </w:p>
+        </w:tc>
+        <w:tc>
+          <w:tcPr>
+            <w:tcW w:w="960" w:type="dxa"/>
+            <w:shd w:val="clear" w:color="auto" w:fill="FFFFFF"/>
+            <w:tcMar>
+              <w:top w:w="70" w:type="dxa"/>
+              <w:left w:w="110" w:type="dxa"/>
+              <w:bottom w:w="70" w:type="dxa"/>
+              <w:right w:w="110" w:type="dxa"/>
+            </w:tcMar>
+            <w:vAlign w:val="center"/>
+          </w:tcPr>
+          <w:p>
+            <w:pPr>
+              <w:spacing w:before="0" w:after="0" w:line="252" w:lineRule="auto"/>
+            </w:pPr>
+            <w:r>
+              <w:rPr>
+                <w:color w:val="17261F"/>
+                <w:sz w:val="17"/>
+                <w:szCs w:val="17"/>
+              </w:rPr>
+              <w:t xml:space="preserve">2.0</w:t>
+            </w:r>
+          </w:p>
+        </w:tc>
+        <w:tc>
+          <w:tcPr>
+            <w:tcW w:w="1560" w:type="dxa"/>
+            <w:shd w:val="clear" w:color="auto" w:fill="FFFFFF"/>
+            <w:tcMar>
+              <w:top w:w="70" w:type="dxa"/>
+              <w:left w:w="110" w:type="dxa"/>
+              <w:bottom w:w="70" w:type="dxa"/>
+              <w:right w:w="110" w:type="dxa"/>
+            </w:tcMar>
+            <w:vAlign w:val="center"/>
+          </w:tcPr>
+          <w:p>
+            <w:pPr>
+              <w:spacing w:before="0" w:after="0" w:line="252" w:lineRule="auto"/>
+            </w:pPr>
+            <w:r>
+              <w:rPr>
+                <w:color w:val="17261F"/>
+                <w:sz w:val="17"/>
+                <w:szCs w:val="17"/>
+              </w:rPr>
+              <w:t xml:space="preserve">768 MB</w:t>
+            </w:r>
+          </w:p>
+        </w:tc>
+        <w:tc>
+          <w:tcPr>
+            <w:tcW w:w="1680" w:type="dxa"/>
+            <w:shd w:val="clear" w:color="auto" w:fill="FFFFFF"/>
+            <w:tcMar>
+              <w:top w:w="70" w:type="dxa"/>
+              <w:left w:w="110" w:type="dxa"/>
+              <w:bottom w:w="70" w:type="dxa"/>
+              <w:right w:w="110" w:type="dxa"/>
+            </w:tcMar>
+            <w:vAlign w:val="center"/>
+          </w:tcPr>
+          <w:p>
+            <w:pPr>
+              <w:spacing w:before="0" w:after="0" w:line="252" w:lineRule="auto"/>
+            </w:pPr>
+            <w:r>
+              <w:rPr>
+                <w:color w:val="17261F"/>
+                <w:sz w:val="17"/>
+                <w:szCs w:val="17"/>
+              </w:rPr>
+              <w:t xml:space="preserve">128</w:t>
+            </w:r>
+          </w:p>
+        </w:tc>
+        <w:tc>
+          <w:tcPr>
+            <w:tcW w:w="3084" w:type="dxa"/>
+            <w:shd w:val="clear" w:color="auto" w:fill="FFFFFF"/>
+            <w:tcMar>
+              <w:top w:w="70" w:type="dxa"/>
+              <w:left w:w="110" w:type="dxa"/>
+              <w:bottom w:w="70" w:type="dxa"/>
+              <w:right w:w="110" w:type="dxa"/>
+            </w:tcMar>
+            <w:vAlign w:val="center"/>
+          </w:tcPr>
+          <w:p>
+            <w:pPr>
+              <w:spacing w:before="0" w:after="0" w:line="252" w:lineRule="auto"/>
+            </w:pPr>
+            <w:r>
+              <w:rPr>
+                <w:rFonts w:ascii="JetBrains Mono" w:hAnsi="JetBrains Mono" w:eastAsia="JetBrains Mono" w:cs="JetBrains Mono"/>
+                <w:color w:val="0A5A3C"/>
+                <w:sz w:val="15"/>
+                <w:szCs w:val="15"/>
+              </w:rPr>
+              <w:t xml:space="preserve">no-new-privileges</w:t>
+            </w:r>
+            <w:r>
+              <w:rPr>
+                <w:color w:val="17261F"/>
+                <w:sz w:val="17"/>
+                <w:szCs w:val="17"/>
+              </w:rPr>
+              <w:t xml:space="preserve">, </w:t>
+            </w:r>
+            <w:r>
+              <w:rPr>
+                <w:rFonts w:ascii="JetBrains Mono" w:hAnsi="JetBrains Mono" w:eastAsia="JetBrains Mono" w:cs="JetBrains Mono"/>
+                <w:color w:val="0A5A3C"/>
+                <w:sz w:val="15"/>
+                <w:szCs w:val="15"/>
+              </w:rPr>
+              <w:t xml:space="preserve">read_only</w:t>
+            </w:r>
+            <w:r>
+              <w:rPr>
+                <w:color w:val="17261F"/>
+                <w:sz w:val="17"/>
+                <w:szCs w:val="17"/>
+              </w:rPr>
+              <w:t xml:space="preserve">, </w:t>
+            </w:r>
+            <w:r>
+              <w:rPr>
+                <w:rFonts w:ascii="JetBrains Mono" w:hAnsi="JetBrains Mono" w:eastAsia="JetBrains Mono" w:cs="JetBrains Mono"/>
+                <w:color w:val="0A5A3C"/>
+                <w:sz w:val="15"/>
+                <w:szCs w:val="15"/>
+              </w:rPr>
+              <w:t xml:space="preserve">cap_drop: ALL</w:t>
+            </w:r>
+          </w:p>
+        </w:tc>
+      </w:tr>
+      <w:tr>
+        <w:trPr>
+          <w:cantSplit/>
+        </w:trPr>
+        <w:tc>
+          <w:tcPr>
+            <w:tcW w:w="2076" w:type="dxa"/>
+            <w:shd w:val="clear" w:color="auto" w:fill="F2F7F4"/>
+            <w:tcMar>
+              <w:top w:w="70" w:type="dxa"/>
+              <w:left w:w="110" w:type="dxa"/>
+              <w:bottom w:w="70" w:type="dxa"/>
+              <w:right w:w="110" w:type="dxa"/>
+            </w:tcMar>
+            <w:vAlign w:val="center"/>
+          </w:tcPr>
+          <w:p>
+            <w:pPr>
+              <w:spacing w:before="0" w:after="0" w:line="252" w:lineRule="auto"/>
+            </w:pPr>
+            <w:r>
+              <w:rPr>
+                <w:rFonts w:ascii="JetBrains Mono" w:hAnsi="JetBrains Mono" w:eastAsia="JetBrains Mono" w:cs="JetBrains Mono"/>
+                <w:b/>
+                <w:bCs/>
+                <w:color w:val="0A5A3C"/>
+                <w:sz w:val="15"/>
+                <w:szCs w:val="15"/>
+              </w:rPr>
+              <w:t xml:space="preserve">api-smartpot</w:t>
+            </w:r>
+          </w:p>
+        </w:tc>
+        <w:tc>
+          <w:tcPr>
+            <w:tcW w:w="960" w:type="dxa"/>
+            <w:shd w:val="clear" w:color="auto" w:fill="F2F7F4"/>
+            <w:tcMar>
+              <w:top w:w="70" w:type="dxa"/>
+              <w:left w:w="110" w:type="dxa"/>
+              <w:bottom w:w="70" w:type="dxa"/>
+              <w:right w:w="110" w:type="dxa"/>
+            </w:tcMar>
+            <w:vAlign w:val="center"/>
+          </w:tcPr>
+          <w:p>
+            <w:pPr>
+              <w:spacing w:before="0" w:after="0" w:line="252" w:lineRule="auto"/>
+            </w:pPr>
+            <w:r>
+              <w:rPr>
+                <w:color w:val="17261F"/>
+                <w:sz w:val="17"/>
+                <w:szCs w:val="17"/>
+              </w:rPr>
+              <w:t xml:space="preserve">2.0</w:t>
+            </w:r>
+          </w:p>
+        </w:tc>
+        <w:tc>
+          <w:tcPr>
+            <w:tcW w:w="1560" w:type="dxa"/>
+            <w:shd w:val="clear" w:color="auto" w:fill="F2F7F4"/>
+            <w:tcMar>
+              <w:top w:w="70" w:type="dxa"/>
+              <w:left w:w="110" w:type="dxa"/>
+              <w:bottom w:w="70" w:type="dxa"/>
+              <w:right w:w="110" w:type="dxa"/>
+            </w:tcMar>
+            <w:vAlign w:val="center"/>
+          </w:tcPr>
+          <w:p>
+            <w:pPr>
+              <w:spacing w:before="0" w:after="0" w:line="252" w:lineRule="auto"/>
+            </w:pPr>
+            <w:r>
+              <w:rPr>
+                <w:color w:val="17261F"/>
+                <w:sz w:val="17"/>
+                <w:szCs w:val="17"/>
+              </w:rPr>
+              <w:t xml:space="preserve">512 MB</w:t>
+            </w:r>
+          </w:p>
+        </w:tc>
+        <w:tc>
+          <w:tcPr>
+            <w:tcW w:w="1680" w:type="dxa"/>
+            <w:shd w:val="clear" w:color="auto" w:fill="F2F7F4"/>
+            <w:tcMar>
+              <w:top w:w="70" w:type="dxa"/>
+              <w:left w:w="110" w:type="dxa"/>
+              <w:bottom w:w="70" w:type="dxa"/>
+              <w:right w:w="110" w:type="dxa"/>
+            </w:tcMar>
+            <w:vAlign w:val="center"/>
+          </w:tcPr>
+          <w:p>
+            <w:pPr>
+              <w:spacing w:before="0" w:after="0" w:line="252" w:lineRule="auto"/>
+            </w:pPr>
+            <w:r>
+              <w:rPr>
+                <w:color w:val="17261F"/>
+                <w:sz w:val="17"/>
+                <w:szCs w:val="17"/>
+              </w:rPr>
+              <w:t xml:space="preserve">256</w:t>
+            </w:r>
+          </w:p>
+        </w:tc>
+        <w:tc>
+          <w:tcPr>
+            <w:tcW w:w="3084" w:type="dxa"/>
+            <w:shd w:val="clear" w:color="auto" w:fill="F2F7F4"/>
+            <w:tcMar>
+              <w:top w:w="70" w:type="dxa"/>
+              <w:left w:w="110" w:type="dxa"/>
+              <w:bottom w:w="70" w:type="dxa"/>
+              <w:right w:w="110" w:type="dxa"/>
+            </w:tcMar>
+            <w:vAlign w:val="center"/>
+          </w:tcPr>
+          <w:p>
+            <w:pPr>
+              <w:spacing w:before="0" w:after="0" w:line="252" w:lineRule="auto"/>
+            </w:pPr>
+            <w:r>
+              <w:rPr>
+                <w:rFonts w:ascii="JetBrains Mono" w:hAnsi="JetBrains Mono" w:eastAsia="JetBrains Mono" w:cs="JetBrains Mono"/>
+                <w:color w:val="0A5A3C"/>
+                <w:sz w:val="15"/>
+                <w:szCs w:val="15"/>
+              </w:rPr>
+              <w:t xml:space="preserve">no-new-privileges</w:t>
+            </w:r>
+            <w:r>
+              <w:rPr>
+                <w:color w:val="17261F"/>
+                <w:sz w:val="17"/>
+                <w:szCs w:val="17"/>
+              </w:rPr>
+              <w:t xml:space="preserve">, </w:t>
+            </w:r>
+            <w:r>
+              <w:rPr>
+                <w:rFonts w:ascii="JetBrains Mono" w:hAnsi="JetBrains Mono" w:eastAsia="JetBrains Mono" w:cs="JetBrains Mono"/>
+                <w:color w:val="0A5A3C"/>
+                <w:sz w:val="15"/>
+                <w:szCs w:val="15"/>
+              </w:rPr>
+              <w:t xml:space="preserve">read_only</w:t>
+            </w:r>
+            <w:r>
+              <w:rPr>
+                <w:color w:val="17261F"/>
+                <w:sz w:val="17"/>
+                <w:szCs w:val="17"/>
+              </w:rPr>
+              <w:t xml:space="preserve">, </w:t>
+            </w:r>
+            <w:r>
+              <w:rPr>
+                <w:rFonts w:ascii="JetBrains Mono" w:hAnsi="JetBrains Mono" w:eastAsia="JetBrains Mono" w:cs="JetBrains Mono"/>
+                <w:color w:val="0A5A3C"/>
+                <w:sz w:val="15"/>
+                <w:szCs w:val="15"/>
+              </w:rPr>
+              <w:t xml:space="preserve">cap_drop: ALL</w:t>
+            </w:r>
+          </w:p>
+        </w:tc>
+      </w:tr>
+      <w:tr>
+        <w:trPr>
+          <w:cantSplit/>
+        </w:trPr>
+        <w:tc>
+          <w:tcPr>
+            <w:tcW w:w="2076" w:type="dxa"/>
+            <w:shd w:val="clear" w:color="auto" w:fill="FFFFFF"/>
+            <w:tcMar>
+              <w:top w:w="70" w:type="dxa"/>
+              <w:left w:w="110" w:type="dxa"/>
+              <w:bottom w:w="70" w:type="dxa"/>
+              <w:right w:w="110" w:type="dxa"/>
+            </w:tcMar>
+            <w:vAlign w:val="center"/>
+          </w:tcPr>
+          <w:p>
+            <w:pPr>
+              <w:spacing w:before="0" w:after="0" w:line="252" w:lineRule="auto"/>
+            </w:pPr>
+            <w:r>
+              <w:rPr>
+                <w:rFonts w:ascii="JetBrains Mono" w:hAnsi="JetBrains Mono" w:eastAsia="JetBrains Mono" w:cs="JetBrains Mono"/>
+                <w:b/>
+                <w:bCs/>
+                <w:color w:val="0A5A3C"/>
+                <w:sz w:val="15"/>
+                <w:szCs w:val="15"/>
+              </w:rPr>
+              <w:t xml:space="preserve">web-smartpot</w:t>
+            </w:r>
+          </w:p>
+        </w:tc>
+        <w:tc>
+          <w:tcPr>
+            <w:tcW w:w="960" w:type="dxa"/>
+            <w:shd w:val="clear" w:color="auto" w:fill="FFFFFF"/>
+            <w:tcMar>
+              <w:top w:w="70" w:type="dxa"/>
+              <w:left w:w="110" w:type="dxa"/>
+              <w:bottom w:w="70" w:type="dxa"/>
+              <w:right w:w="110" w:type="dxa"/>
+            </w:tcMar>
+            <w:vAlign w:val="center"/>
+          </w:tcPr>
+          <w:p>
+            <w:pPr>
+              <w:spacing w:before="0" w:after="0" w:line="252" w:lineRule="auto"/>
+            </w:pPr>
+            <w:r>
+              <w:rPr>
+                <w:color w:val="17261F"/>
+                <w:sz w:val="17"/>
+                <w:szCs w:val="17"/>
+              </w:rPr>
+              <w:t xml:space="preserve">1.0</w:t>
+            </w:r>
+          </w:p>
+        </w:tc>
+        <w:tc>
+          <w:tcPr>
+            <w:tcW w:w="1560" w:type="dxa"/>
+            <w:shd w:val="clear" w:color="auto" w:fill="FFFFFF"/>
+            <w:tcMar>
+              <w:top w:w="70" w:type="dxa"/>
+              <w:left w:w="110" w:type="dxa"/>
+              <w:bottom w:w="70" w:type="dxa"/>
+              <w:right w:w="110" w:type="dxa"/>
+            </w:tcMar>
+            <w:vAlign w:val="center"/>
+          </w:tcPr>
+          <w:p>
+            <w:pPr>
+              <w:spacing w:before="0" w:after="0" w:line="252" w:lineRule="auto"/>
+            </w:pPr>
+            <w:r>
+              <w:rPr>
+                <w:color w:val="17261F"/>
+                <w:sz w:val="17"/>
+                <w:szCs w:val="17"/>
+              </w:rPr>
+              <w:t xml:space="preserve">128 MB</w:t>
+            </w:r>
+          </w:p>
+        </w:tc>
+        <w:tc>
+          <w:tcPr>
+            <w:tcW w:w="1680" w:type="dxa"/>
+            <w:shd w:val="clear" w:color="auto" w:fill="FFFFFF"/>
+            <w:tcMar>
+              <w:top w:w="70" w:type="dxa"/>
+              <w:left w:w="110" w:type="dxa"/>
+              <w:bottom w:w="70" w:type="dxa"/>
+              <w:right w:w="110" w:type="dxa"/>
+            </w:tcMar>
+            <w:vAlign w:val="center"/>
+          </w:tcPr>
+          <w:p>
+            <w:pPr>
+              <w:spacing w:before="0" w:after="0" w:line="252" w:lineRule="auto"/>
+            </w:pPr>
+            <w:r>
+              <w:rPr>
+                <w:color w:val="17261F"/>
+                <w:sz w:val="17"/>
+                <w:szCs w:val="17"/>
+              </w:rPr>
+              <w:t xml:space="preserve">128</w:t>
+            </w:r>
+          </w:p>
+        </w:tc>
+        <w:tc>
+          <w:tcPr>
+            <w:tcW w:w="3084" w:type="dxa"/>
+            <w:shd w:val="clear" w:color="auto" w:fill="FFFFFF"/>
+            <w:tcMar>
+              <w:top w:w="70" w:type="dxa"/>
+              <w:left w:w="110" w:type="dxa"/>
+              <w:bottom w:w="70" w:type="dxa"/>
+              <w:right w:w="110" w:type="dxa"/>
+            </w:tcMar>
+            <w:vAlign w:val="center"/>
+          </w:tcPr>
+          <w:p>
+            <w:pPr>
+              <w:spacing w:before="0" w:after="0" w:line="252" w:lineRule="auto"/>
+            </w:pPr>
+            <w:r>
+              <w:rPr>
+                <w:rFonts w:ascii="JetBrains Mono" w:hAnsi="JetBrains Mono" w:eastAsia="JetBrains Mono" w:cs="JetBrains Mono"/>
+                <w:color w:val="0A5A3C"/>
+                <w:sz w:val="15"/>
+                <w:szCs w:val="15"/>
+              </w:rPr>
+              <w:t xml:space="preserve">no-new-privileges</w:t>
+            </w:r>
+            <w:r>
+              <w:rPr>
+                <w:color w:val="17261F"/>
+                <w:sz w:val="17"/>
+                <w:szCs w:val="17"/>
+              </w:rPr>
+              <w:t xml:space="preserve">, </w:t>
+            </w:r>
+            <w:r>
+              <w:rPr>
+                <w:rFonts w:ascii="JetBrains Mono" w:hAnsi="JetBrains Mono" w:eastAsia="JetBrains Mono" w:cs="JetBrains Mono"/>
+                <w:color w:val="0A5A3C"/>
+                <w:sz w:val="15"/>
+                <w:szCs w:val="15"/>
+              </w:rPr>
+              <w:t xml:space="preserve">read_only</w:t>
+            </w:r>
+            <w:r>
+              <w:rPr>
+                <w:color w:val="17261F"/>
+                <w:sz w:val="17"/>
+                <w:szCs w:val="17"/>
+              </w:rPr>
+              <w:t xml:space="preserve">, </w:t>
+            </w:r>
+            <w:r>
+              <w:rPr>
+                <w:rFonts w:ascii="JetBrains Mono" w:hAnsi="JetBrains Mono" w:eastAsia="JetBrains Mono" w:cs="JetBrains Mono"/>
+                <w:color w:val="0A5A3C"/>
+                <w:sz w:val="15"/>
+                <w:szCs w:val="15"/>
+              </w:rPr>
+              <w:t xml:space="preserve">cap_drop: ALL</w:t>
+            </w:r>
+          </w:p>
+        </w:tc>
+      </w:tr>
+      <w:tr>
+        <w:trPr>
+          <w:cantSplit/>
+        </w:trPr>
+        <w:tc>
+          <w:tcPr>
+            <w:tcW w:w="2076" w:type="dxa"/>
+            <w:shd w:val="clear" w:color="auto" w:fill="F2F7F4"/>
+            <w:tcMar>
+              <w:top w:w="70" w:type="dxa"/>
+              <w:left w:w="110" w:type="dxa"/>
+              <w:bottom w:w="70" w:type="dxa"/>
+              <w:right w:w="110" w:type="dxa"/>
+            </w:tcMar>
+            <w:vAlign w:val="center"/>
+          </w:tcPr>
+          <w:p>
+            <w:pPr>
+              <w:spacing w:before="0" w:after="0" w:line="252" w:lineRule="auto"/>
+            </w:pPr>
+            <w:r>
+              <w:rPr>
+                <w:rFonts w:ascii="JetBrains Mono" w:hAnsi="JetBrains Mono" w:eastAsia="JetBrains Mono" w:cs="JetBrains Mono"/>
+                <w:b/>
+                <w:bCs/>
+                <w:color w:val="0A5A3C"/>
+                <w:sz w:val="15"/>
+                <w:szCs w:val="15"/>
+              </w:rPr>
+              <w:t xml:space="preserve">simulator-smartpot</w:t>
+            </w:r>
+          </w:p>
+        </w:tc>
+        <w:tc>
+          <w:tcPr>
+            <w:tcW w:w="960" w:type="dxa"/>
+            <w:shd w:val="clear" w:color="auto" w:fill="F2F7F4"/>
+            <w:tcMar>
+              <w:top w:w="70" w:type="dxa"/>
+              <w:left w:w="110" w:type="dxa"/>
+              <w:bottom w:w="70" w:type="dxa"/>
+              <w:right w:w="110" w:type="dxa"/>
+            </w:tcMar>
+            <w:vAlign w:val="center"/>
+          </w:tcPr>
+          <w:p>
+            <w:pPr>
+              <w:spacing w:before="0" w:after="0" w:line="252" w:lineRule="auto"/>
+            </w:pPr>
+            <w:r>
+              <w:rPr>
+                <w:color w:val="17261F"/>
+                <w:sz w:val="17"/>
+                <w:szCs w:val="17"/>
+              </w:rPr>
+              <w:t xml:space="preserve">1.0</w:t>
+            </w:r>
+          </w:p>
+        </w:tc>
+        <w:tc>
+          <w:tcPr>
+            <w:tcW w:w="1560" w:type="dxa"/>
+            <w:shd w:val="clear" w:color="auto" w:fill="F2F7F4"/>
+            <w:tcMar>
+              <w:top w:w="70" w:type="dxa"/>
+              <w:left w:w="110" w:type="dxa"/>
+              <w:bottom w:w="70" w:type="dxa"/>
+              <w:right w:w="110" w:type="dxa"/>
+            </w:tcMar>
+            <w:vAlign w:val="center"/>
+          </w:tcPr>
+          <w:p>
+            <w:pPr>
+              <w:spacing w:before="0" w:after="0" w:line="252" w:lineRule="auto"/>
+            </w:pPr>
+            <w:r>
+              <w:rPr>
+                <w:color w:val="17261F"/>
+                <w:sz w:val="17"/>
+                <w:szCs w:val="17"/>
+              </w:rPr>
+              <w:t xml:space="preserve">128 MB</w:t>
+            </w:r>
+          </w:p>
+        </w:tc>
+        <w:tc>
+          <w:tcPr>
+            <w:tcW w:w="1680" w:type="dxa"/>
+            <w:shd w:val="clear" w:color="auto" w:fill="F2F7F4"/>
+            <w:tcMar>
+              <w:top w:w="70" w:type="dxa"/>
+              <w:left w:w="110" w:type="dxa"/>
+              <w:bottom w:w="70" w:type="dxa"/>
+              <w:right w:w="110" w:type="dxa"/>
+            </w:tcMar>
+            <w:vAlign w:val="center"/>
+          </w:tcPr>
+          <w:p>
+            <w:pPr>
+              <w:spacing w:before="0" w:after="0" w:line="252" w:lineRule="auto"/>
+            </w:pPr>
+            <w:r>
+              <w:rPr>
+                <w:color w:val="17261F"/>
+                <w:sz w:val="17"/>
+                <w:szCs w:val="17"/>
+              </w:rPr>
+              <w:t xml:space="preserve">128</w:t>
+            </w:r>
+          </w:p>
+        </w:tc>
+        <w:tc>
+          <w:tcPr>
+            <w:tcW w:w="3084" w:type="dxa"/>
+            <w:shd w:val="clear" w:color="auto" w:fill="F2F7F4"/>
+            <w:tcMar>
+              <w:top w:w="70" w:type="dxa"/>
+              <w:left w:w="110" w:type="dxa"/>
+              <w:bottom w:w="70" w:type="dxa"/>
+              <w:right w:w="110" w:type="dxa"/>
+            </w:tcMar>
+            <w:vAlign w:val="center"/>
+          </w:tcPr>
+          <w:p>
+            <w:pPr>
+              <w:spacing w:before="0" w:after="0" w:line="252" w:lineRule="auto"/>
+            </w:pPr>
+            <w:r>
+              <w:rPr>
+                <w:rFonts w:ascii="JetBrains Mono" w:hAnsi="JetBrains Mono" w:eastAsia="JetBrains Mono" w:cs="JetBrains Mono"/>
+                <w:color w:val="0A5A3C"/>
+                <w:sz w:val="15"/>
+                <w:szCs w:val="15"/>
+              </w:rPr>
+              <w:t xml:space="preserve">no-new-privileges</w:t>
+            </w:r>
+            <w:r>
+              <w:rPr>
+                <w:color w:val="17261F"/>
+                <w:sz w:val="17"/>
+                <w:szCs w:val="17"/>
+              </w:rPr>
+              <w:t xml:space="preserve">, </w:t>
+            </w:r>
+            <w:r>
+              <w:rPr>
+                <w:rFonts w:ascii="JetBrains Mono" w:hAnsi="JetBrains Mono" w:eastAsia="JetBrains Mono" w:cs="JetBrains Mono"/>
+                <w:color w:val="0A5A3C"/>
+                <w:sz w:val="15"/>
+                <w:szCs w:val="15"/>
+              </w:rPr>
+              <w:t xml:space="preserve">read_only</w:t>
+            </w:r>
+            <w:r>
+              <w:rPr>
+                <w:color w:val="17261F"/>
+                <w:sz w:val="17"/>
+                <w:szCs w:val="17"/>
+              </w:rPr>
+              <w:t xml:space="preserve">, </w:t>
+            </w:r>
+            <w:r>
+              <w:rPr>
+                <w:rFonts w:ascii="JetBrains Mono" w:hAnsi="JetBrains Mono" w:eastAsia="JetBrains Mono" w:cs="JetBrains Mono"/>
+                <w:color w:val="0A5A3C"/>
+                <w:sz w:val="15"/>
+                <w:szCs w:val="15"/>
+              </w:rPr>
+              <w:t xml:space="preserve">cap_drop: ALL</w:t>
+            </w:r>
+          </w:p>
+        </w:tc>
+      </w:tr>
+    </w:tbl>
+    <w:p>
+      <w:pPr>
+        <w:spacing w:before="160" w:after="0" w:line="240" w:lineRule="auto"/>
+        <w:rPr>
+          <w:sz w:val="8"/>
+        </w:rPr>
+      </w:pPr>
+    </w:p>
+    <w:p>
+      <w:pPr>
+        <w:spacing w:before="0" w:after="140" w:line="288" w:lineRule="auto"/>
+      </w:pPr>
+      <w:r>
+        <w:rPr>
+          <w:color w:val="17261F"/>
+          <w:sz w:val="20"/>
+          <w:szCs w:val="20"/>
+        </w:rPr>
+        <w:t xml:space="preserve">---</w:t>
+      </w:r>
+    </w:p>
+    <w:p>
+      <w:pPr>
+        <w:pageBreakBefore/>
+        <w:spacing w:before="0" w:after="0" w:line="20" w:lineRule="exact"/>
+        <w:rPr>
+          <w:sz w:val="2"/>
+        </w:rPr>
+      </w:pPr>
+    </w:p>
+    <w:tbl>
+      <w:tblPr>
+        <w:tblW w:w="9360" w:type="dxa"/>
+        <w:tblInd w:w="0" w:type="dxa"/>
+        <w:tblBorders>
+          <w:top w:val="nil"/>
+          <w:left w:val="nil"/>
+          <w:bottom w:val="nil"/>
+          <w:right w:val="nil"/>
+          <w:insideH w:val="nil"/>
+          <w:insideV w:val="nil"/>
+        </w:tblBorders>
+        <w:tblLayout w:type="fixed"/>
+        <w:tblCellMar>
+          <w:left w:w="0" w:type="dxa"/>
+          <w:right w:w="0" w:type="dxa"/>
+        </w:tblCellMar>
+        <w:tblLook w:val="0000" w:firstRow="0" w:lastRow="0" w:firstColumn="0" w:lastColumn="0" w:noHBand="1" w:noVBand="1"/>
+      </w:tblPr>
+      <w:tblGrid>
+        <w:gridCol w:w="9360"/>
+      </w:tblGrid>
+      <w:tr>
+        <w:trPr>
+          <w:cantSplit/>
+        </w:trPr>
+        <w:tc>
+          <w:tcPr>
+            <w:tcW w:w="9360" w:type="dxa"/>
+            <w:shd w:val="clear" w:color="auto" w:fill="0B3D2B"/>
+            <w:tcMar>
+              <w:top w:w="420" w:type="dxa"/>
+              <w:left w:w="480" w:type="dxa"/>
+              <w:bottom w:w="420" w:type="dxa"/>
+              <w:right w:w="480" w:type="dxa"/>
+            </w:tcMar>
+            <w:vAlign w:val="top"/>
+          </w:tcPr>
+          <w:p>
+            <w:pPr>
+              <w:spacing w:before="0" w:after="80" w:line="288" w:lineRule="auto"/>
+            </w:pPr>
+            <w:r>
+              <w:rPr>
+                <w:b/>
+                <w:bCs/>
+                <w:caps/>
+                <w:color w:val="F2B632"/>
+                <w:spacing w:val="60"/>
+                <w:sz w:val="17"/>
+                <w:szCs w:val="17"/>
+              </w:rPr>
+              <w:t xml:space="preserve">PARTE VII</w:t>
+            </w:r>
+          </w:p>
+          <w:p>
+            <w:pPr>
+              <w:spacing w:before="0" w:after="0" w:line="240" w:lineRule="auto"/>
+            </w:pPr>
+            <w:r>
+              <w:rPr>
+                <w:rFonts w:ascii="Century Gothic" w:hAnsi="Century Gothic" w:eastAsia="Century Gothic" w:cs="Century Gothic"/>
+                <w:b/>
+                <w:bCs/>
+                <w:color w:val="FFFFFF"/>
+                <w:sz w:val="44"/>
+                <w:szCs w:val="44"/>
+              </w:rPr>
+              <w:t xml:space="preserve">Quality Gates y Veredicto</w:t>
+            </w:r>
+          </w:p>
+        </w:tc>
+      </w:tr>
+    </w:tbl>
+    <w:p>
+      <w:pPr>
+        <w:spacing w:before="240" w:after="0" w:line="240" w:lineRule="auto"/>
+        <w:rPr>
+          <w:sz w:val="8"/>
+        </w:rPr>
+      </w:pPr>
+    </w:p>
+    <w:p>
+      <w:pPr>
+        <w:keepNext/>
+        <w:spacing w:before="360" w:after="40" w:line="288" w:lineRule="auto"/>
+      </w:pPr>
+      <w:r>
+        <w:rPr>
+          <w:b/>
+          <w:bCs/>
+          <w:color w:val="009A64"/>
+          <w:spacing w:val="60"/>
+          <w:sz w:val="16"/>
+          <w:szCs w:val="16"/>
+        </w:rPr>
+        <w:t xml:space="preserve">SECCIÓN 07</w:t>
+      </w:r>
+    </w:p>
+    <w:p>
+      <w:pPr>
+        <w:pStyle w:val="Heading1"/>
+      </w:pPr>
+      <w:bookmarkStart w:id="130" w:name="sec_130"/>
+      <w:r>
+        <w:rPr>
+          <w:b/>
+          <w:bCs/>
+          <w:color w:val="0B3D2B"/>
+          <w:sz w:val="34"/>
+          <w:szCs w:val="34"/>
+        </w:rPr>
+        <w:t xml:space="preserve">Matriz de Quality Gates y Decisión de Release</w:t>
+      </w:r>
+      <w:bookmarkEnd w:id="130"/>
+    </w:p>
+    <w:p>
+      <w:pPr>
+        <w:keepNext/>
+        <w:spacing w:before="60" w:after="0" w:line="240" w:lineRule="auto"/>
+        <w:rPr>
+          <w:sz w:val="8"/>
+        </w:rPr>
+      </w:pPr>
+    </w:p>
+    <w:tbl>
+      <w:tblPr>
+        <w:tblW w:w="9360" w:type="dxa"/>
+        <w:tblBorders>
+          <w:top w:val="single" w:sz="4" w:space="0" w:color="D5E3DC"/>
+          <w:left w:val="single" w:sz="4" w:space="0" w:color="D5E3DC"/>
+          <w:bottom w:val="single" w:sz="4" w:space="0" w:color="D5E3DC"/>
+          <w:right w:val="single" w:sz="4" w:space="0" w:color="D5E3DC"/>
+          <w:insideH w:val="single" w:sz="4" w:space="0" w:color="D5E3DC"/>
+          <w:insideV w:val="single" w:sz="4" w:space="0" w:color="D5E3DC"/>
+        </w:tblBorders>
+        <w:tblLayout w:type="fixed"/>
+        <w:tblCellMar>
+          <w:left w:w="0" w:type="dxa"/>
+          <w:right w:w="0" w:type="dxa"/>
+        </w:tblCellMar>
+        <w:tblLook w:val="04A0" w:firstRow="1" w:firstColumn="1" w:noVBand="1"/>
+      </w:tblPr>
+      <w:tblGrid>
+        <w:gridCol w:w="2216"/>
+        <w:gridCol w:w="2915"/>
+        <w:gridCol w:w="3251"/>
         <w:gridCol w:w="978"/>
       </w:tblGrid>
       <w:tr>
@@ -7844,7 +11584,7 @@
         </w:trPr>
         <w:tc>
           <w:tcPr>
-            <w:tcW w:w="2341" w:type="dxa"/>
+            <w:tcW w:w="2216" w:type="dxa"/>
             <w:shd w:val="clear" w:color="auto" w:fill="0B3D2B"/>
             <w:tcMar>
               <w:top w:w="70" w:type="dxa"/>
@@ -7873,7 +11613,7 @@
         </w:tc>
         <w:tc>
           <w:tcPr>
-            <w:tcW w:w="3346" w:type="dxa"/>
+            <w:tcW w:w="2915" w:type="dxa"/>
             <w:shd w:val="clear" w:color="auto" w:fill="0B3D2B"/>
             <w:tcMar>
               <w:top w:w="70" w:type="dxa"/>
@@ -7902,7 +11642,7 @@
         </w:tc>
         <w:tc>
           <w:tcPr>
-            <w:tcW w:w="2695" w:type="dxa"/>
+            <w:tcW w:w="3251" w:type="dxa"/>
             <w:shd w:val="clear" w:color="auto" w:fill="0B3D2B"/>
             <w:tcMar>
               <w:top w:w="70" w:type="dxa"/>
@@ -7965,7 +11705,7 @@
         </w:trPr>
         <w:tc>
           <w:tcPr>
-            <w:tcW w:w="2341" w:type="dxa"/>
+            <w:tcW w:w="2216" w:type="dxa"/>
             <w:shd w:val="clear" w:color="auto" w:fill="FFFFFF"/>
             <w:tcMar>
               <w:top w:w="70" w:type="dxa"/>
@@ -7993,7 +11733,7 @@
         </w:tc>
         <w:tc>
           <w:tcPr>
-            <w:tcW w:w="3346" w:type="dxa"/>
+            <w:tcW w:w="2915" w:type="dxa"/>
             <w:shd w:val="clear" w:color="auto" w:fill="FFFFFF"/>
             <w:tcMar>
               <w:top w:w="70" w:type="dxa"/>
@@ -8019,7 +11759,7 @@
         </w:tc>
         <w:tc>
           <w:tcPr>
-            <w:tcW w:w="2695" w:type="dxa"/>
+            <w:tcW w:w="3251" w:type="dxa"/>
             <w:shd w:val="clear" w:color="auto" w:fill="FFFFFF"/>
             <w:tcMar>
               <w:top w:w="70" w:type="dxa"/>
@@ -8078,7 +11818,7 @@
         </w:trPr>
         <w:tc>
           <w:tcPr>
-            <w:tcW w:w="2341" w:type="dxa"/>
+            <w:tcW w:w="2216" w:type="dxa"/>
             <w:shd w:val="clear" w:color="auto" w:fill="F2F7F4"/>
             <w:tcMar>
               <w:top w:w="70" w:type="dxa"/>
@@ -8106,7 +11846,7 @@
         </w:tc>
         <w:tc>
           <w:tcPr>
-            <w:tcW w:w="3346" w:type="dxa"/>
+            <w:tcW w:w="2915" w:type="dxa"/>
             <w:shd w:val="clear" w:color="auto" w:fill="F2F7F4"/>
             <w:tcMar>
               <w:top w:w="70" w:type="dxa"/>
@@ -8132,7 +11872,7 @@
         </w:tc>
         <w:tc>
           <w:tcPr>
-            <w:tcW w:w="2695" w:type="dxa"/>
+            <w:tcW w:w="3251" w:type="dxa"/>
             <w:shd w:val="clear" w:color="auto" w:fill="F2F7F4"/>
             <w:tcMar>
               <w:top w:w="70" w:type="dxa"/>
@@ -8191,7 +11931,7 @@
         </w:trPr>
         <w:tc>
           <w:tcPr>
-            <w:tcW w:w="2341" w:type="dxa"/>
+            <w:tcW w:w="2216" w:type="dxa"/>
             <w:shd w:val="clear" w:color="auto" w:fill="FFFFFF"/>
             <w:tcMar>
               <w:top w:w="70" w:type="dxa"/>
@@ -8219,7 +11959,7 @@
         </w:tc>
         <w:tc>
           <w:tcPr>
-            <w:tcW w:w="3346" w:type="dxa"/>
+            <w:tcW w:w="2915" w:type="dxa"/>
             <w:shd w:val="clear" w:color="auto" w:fill="FFFFFF"/>
             <w:tcMar>
               <w:top w:w="70" w:type="dxa"/>
@@ -8245,7 +11985,7 @@
         </w:tc>
         <w:tc>
           <w:tcPr>
-            <w:tcW w:w="2695" w:type="dxa"/>
+            <w:tcW w:w="3251" w:type="dxa"/>
             <w:shd w:val="clear" w:color="auto" w:fill="FFFFFF"/>
             <w:tcMar>
               <w:top w:w="70" w:type="dxa"/>
@@ -8304,7 +12044,7 @@
         </w:trPr>
         <w:tc>
           <w:tcPr>
-            <w:tcW w:w="2341" w:type="dxa"/>
+            <w:tcW w:w="2216" w:type="dxa"/>
             <w:shd w:val="clear" w:color="auto" w:fill="F2F7F4"/>
             <w:tcMar>
               <w:top w:w="70" w:type="dxa"/>
@@ -8332,7 +12072,7 @@
         </w:tc>
         <w:tc>
           <w:tcPr>
-            <w:tcW w:w="3346" w:type="dxa"/>
+            <w:tcW w:w="2915" w:type="dxa"/>
             <w:shd w:val="clear" w:color="auto" w:fill="F2F7F4"/>
             <w:tcMar>
               <w:top w:w="70" w:type="dxa"/>
@@ -8358,7 +12098,7 @@
         </w:tc>
         <w:tc>
           <w:tcPr>
-            <w:tcW w:w="2695" w:type="dxa"/>
+            <w:tcW w:w="3251" w:type="dxa"/>
             <w:shd w:val="clear" w:color="auto" w:fill="F2F7F4"/>
             <w:tcMar>
               <w:top w:w="70" w:type="dxa"/>
@@ -8419,7 +12159,7 @@
         </w:trPr>
         <w:tc>
           <w:tcPr>
-            <w:tcW w:w="2341" w:type="dxa"/>
+            <w:tcW w:w="2216" w:type="dxa"/>
             <w:shd w:val="clear" w:color="auto" w:fill="FFFFFF"/>
             <w:tcMar>
               <w:top w:w="70" w:type="dxa"/>
@@ -8441,13 +12181,13 @@
                 <w:sz w:val="17"/>
                 <w:szCs w:val="17"/>
               </w:rPr>
-              <w:t xml:space="preserve">GATE-5: Latencia bajo Carga</w:t>
-            </w:r>
-          </w:p>
-        </w:tc>
-        <w:tc>
-          <w:tcPr>
-            <w:tcW w:w="3346" w:type="dxa"/>
+              <w:t xml:space="preserve">GATE-5: Latencia Series Temporales</w:t>
+            </w:r>
+          </w:p>
+        </w:tc>
+        <w:tc>
+          <w:tcPr>
+            <w:tcW w:w="2915" w:type="dxa"/>
             <w:shd w:val="clear" w:color="auto" w:fill="FFFFFF"/>
             <w:tcMar>
               <w:top w:w="70" w:type="dxa"/>
@@ -8467,13 +12207,13 @@
                 <w:sz w:val="17"/>
                 <w:szCs w:val="17"/>
               </w:rPr>
-              <w:t xml:space="preserve">Latencia $p_{95} \le 50\text{ ms}$ a 500 RPS</w:t>
-            </w:r>
-          </w:p>
-        </w:tc>
-        <w:tc>
-          <w:tcPr>
-            <w:tcW w:w="2695" w:type="dxa"/>
+              <w:t xml:space="preserve">Latencia $p_{95} \le 50\text{ ms}$ en agregación temporal</w:t>
+            </w:r>
+          </w:p>
+        </w:tc>
+        <w:tc>
+          <w:tcPr>
+            <w:tcW w:w="3251" w:type="dxa"/>
             <w:shd w:val="clear" w:color="auto" w:fill="FFFFFF"/>
             <w:tcMar>
               <w:top w:w="70" w:type="dxa"/>
@@ -8495,15 +12235,15 @@
                 <w:sz w:val="17"/>
                 <w:szCs w:val="17"/>
               </w:rPr>
-              <w:t xml:space="preserve">14.8 ms</w:t>
-            </w:r>
-            <w:r>
-              <w:rPr>
-                <w:color w:val="17261F"/>
-                <w:sz w:val="17"/>
-                <w:szCs w:val="17"/>
-              </w:rPr>
-              <w:t xml:space="preserve"> (vs 94.0 ms en Estable)</w:t>
+              <w:t xml:space="preserve">$p_{50} = 3.63\text{ ms}$, $p_{95} = 26.54\text{ ms}$</w:t>
+            </w:r>
+            <w:r>
+              <w:rPr>
+                <w:color w:val="17261F"/>
+                <w:sz w:val="17"/>
+                <w:szCs w:val="17"/>
+              </w:rPr>
+              <w:t xml:space="preserve"> (vs &gt; 250 ms)</w:t>
             </w:r>
           </w:p>
         </w:tc>
@@ -8542,7 +12282,7 @@
         </w:trPr>
         <w:tc>
           <w:tcPr>
-            <w:tcW w:w="2341" w:type="dxa"/>
+            <w:tcW w:w="2216" w:type="dxa"/>
             <w:shd w:val="clear" w:color="auto" w:fill="F2F7F4"/>
             <w:tcMar>
               <w:top w:w="70" w:type="dxa"/>
@@ -8570,7 +12310,7 @@
         </w:tc>
         <w:tc>
           <w:tcPr>
-            <w:tcW w:w="3346" w:type="dxa"/>
+            <w:tcW w:w="2915" w:type="dxa"/>
             <w:shd w:val="clear" w:color="auto" w:fill="F2F7F4"/>
             <w:tcMar>
               <w:top w:w="70" w:type="dxa"/>
@@ -8596,7 +12336,7 @@
         </w:tc>
         <w:tc>
           <w:tcPr>
-            <w:tcW w:w="2695" w:type="dxa"/>
+            <w:tcW w:w="3251" w:type="dxa"/>
             <w:shd w:val="clear" w:color="auto" w:fill="F2F7F4"/>
             <w:tcMar>
               <w:top w:w="70" w:type="dxa"/>
@@ -8634,6 +12374,119 @@
           <w:tcPr>
             <w:tcW w:w="978" w:type="dxa"/>
             <w:shd w:val="clear" w:color="auto" w:fill="F2F7F4"/>
+            <w:tcMar>
+              <w:top w:w="70" w:type="dxa"/>
+              <w:left w:w="110" w:type="dxa"/>
+              <w:bottom w:w="70" w:type="dxa"/>
+              <w:right w:w="110" w:type="dxa"/>
+            </w:tcMar>
+            <w:vAlign w:val="center"/>
+          </w:tcPr>
+          <w:p>
+            <w:pPr>
+              <w:spacing w:before="0" w:after="0" w:line="252" w:lineRule="auto"/>
+            </w:pPr>
+            <w:r>
+              <w:rPr>
+                <w:b/>
+                <w:bCs/>
+                <w:color w:val="17261F"/>
+                <w:sz w:val="17"/>
+                <w:szCs w:val="17"/>
+              </w:rPr>
+              <w:t xml:space="preserve">APROBADO</w:t>
+            </w:r>
+          </w:p>
+        </w:tc>
+      </w:tr>
+      <w:tr>
+        <w:trPr>
+          <w:cantSplit/>
+        </w:trPr>
+        <w:tc>
+          <w:tcPr>
+            <w:tcW w:w="2216" w:type="dxa"/>
+            <w:shd w:val="clear" w:color="auto" w:fill="FFFFFF"/>
+            <w:tcMar>
+              <w:top w:w="70" w:type="dxa"/>
+              <w:left w:w="110" w:type="dxa"/>
+              <w:bottom w:w="70" w:type="dxa"/>
+              <w:right w:w="110" w:type="dxa"/>
+            </w:tcMar>
+            <w:vAlign w:val="center"/>
+          </w:tcPr>
+          <w:p>
+            <w:pPr>
+              <w:spacing w:before="0" w:after="0" w:line="252" w:lineRule="auto"/>
+            </w:pPr>
+            <w:r>
+              <w:rPr>
+                <w:b/>
+                <w:bCs/>
+                <w:color w:val="0A5A3C"/>
+                <w:sz w:val="17"/>
+                <w:szCs w:val="17"/>
+              </w:rPr>
+              <w:t xml:space="preserve">GATE-7: Ingesta Batching y Resiliencia</w:t>
+            </w:r>
+          </w:p>
+        </w:tc>
+        <w:tc>
+          <w:tcPr>
+            <w:tcW w:w="2915" w:type="dxa"/>
+            <w:shd w:val="clear" w:color="auto" w:fill="FFFFFF"/>
+            <w:tcMar>
+              <w:top w:w="70" w:type="dxa"/>
+              <w:left w:w="110" w:type="dxa"/>
+              <w:bottom w:w="70" w:type="dxa"/>
+              <w:right w:w="110" w:type="dxa"/>
+            </w:tcMar>
+            <w:vAlign w:val="center"/>
+          </w:tcPr>
+          <w:p>
+            <w:pPr>
+              <w:spacing w:before="0" w:after="0" w:line="252" w:lineRule="auto"/>
+            </w:pPr>
+            <w:r>
+              <w:rPr>
+                <w:color w:val="17261F"/>
+                <w:sz w:val="17"/>
+                <w:szCs w:val="17"/>
+              </w:rPr>
+              <w:t xml:space="preserve">Worker pool acotado, pgx.Batch 50ms y circuit breaker</w:t>
+            </w:r>
+          </w:p>
+        </w:tc>
+        <w:tc>
+          <w:tcPr>
+            <w:tcW w:w="3251" w:type="dxa"/>
+            <w:shd w:val="clear" w:color="auto" w:fill="FFFFFF"/>
+            <w:tcMar>
+              <w:top w:w="70" w:type="dxa"/>
+              <w:left w:w="110" w:type="dxa"/>
+              <w:bottom w:w="70" w:type="dxa"/>
+              <w:right w:w="110" w:type="dxa"/>
+            </w:tcMar>
+            <w:vAlign w:val="center"/>
+          </w:tcPr>
+          <w:p>
+            <w:pPr>
+              <w:spacing w:before="0" w:after="0" w:line="252" w:lineRule="auto"/>
+            </w:pPr>
+            <w:r>
+              <w:rPr>
+                <w:color w:val="17261F"/>
+                <w:sz w:val="17"/>
+                <w:szCs w:val="17"/>
+              </w:rPr>
+              <w:t xml:space="preserve">Cero saturación de goroutines; 0 stampede</w:t>
+            </w:r>
+          </w:p>
+        </w:tc>
+        <w:tc>
+          <w:tcPr>
+            <w:tcW w:w="978" w:type="dxa"/>
+            <w:shd w:val="clear" w:color="auto" w:fill="FFFFFF"/>
             <w:tcMar>
               <w:top w:w="70" w:type="dxa"/>
               <w:left w:w="110" w:type="dxa"/>
@@ -8854,7 +12707,7 @@
             <w:drawing>
               <wp:inline distT="0" distB="0" distL="0" distR="0">
                 <wp:extent cx="180000" cy="180000"/>
-                <wp:docPr id="125" name="Icono"/>
+                <wp:docPr id="131" name="Icono"/>
                 <wp:cNvGraphicFramePr>
                   <a:graphicFrameLocks noChangeAspect="1"/>
                 </wp:cNvGraphicFramePr>
@@ -8862,7 +12715,7 @@
                   <a:graphicData uri="http://schemas.openxmlformats.org/drawingml/2006/picture">
                     <pic:pic>
                       <pic:nvPicPr>
-                        <pic:cNvPr id="125" name="Icono"/>
+                        <pic:cNvPr id="131" name="Icono"/>
                         <pic:cNvPicPr/>
                       </pic:nvPicPr>
                       <pic:blipFill>

--- a/docs/SmartPot_QA_Audit_AB.docx
+++ b/docs/SmartPot_QA_Audit_AB.docx
@@ -1464,16 +1464,32 @@
             <w:sz w:val="18"/>
             <w:szCs w:val="18"/>
           </w:rPr>
-          <w:t xml:space="preserve">6.5 Blindaje y Cuotas de Recursos en Docker (demo-beta/compose.yaml)</w:t>
+          <w:t xml:space="preserve">6.5 Broker EMQX Optimizado (SmartPot-Broker-EMQX)</w:t>
         </w:r>
       </w:hyperlink>
     </w:p>
     <w:p>
       <w:pPr>
+        <w:ind w:left="420"/>
+        <w:spacing w:before="0" w:after="30" w:line="252" w:lineRule="auto"/>
+      </w:pPr>
+      <w:hyperlink w:anchor="sec_130" w:history="1">
+        <w:r>
+          <w:rPr>
+            <w:color w:val="17261F"/>
+            <w:sz w:val="18"/>
+            <w:szCs w:val="18"/>
+          </w:rPr>
+          <w:t xml:space="preserve">6.6 Blindaje y Cuotas de Recursos en Docker (demo-beta/compose.yaml)</w:t>
+        </w:r>
+      </w:hyperlink>
+    </w:p>
+    <w:p>
+      <w:pPr>
         <w:ind w:left="0"/>
         <w:spacing w:before="100" w:after="30" w:line="252" w:lineRule="auto"/>
       </w:pPr>
-      <w:hyperlink w:anchor="sec_130" w:history="1">
+      <w:hyperlink w:anchor="sec_131" w:history="1">
         <w:r>
           <w:rPr>
             <w:b/>
@@ -5878,7 +5894,7 @@
                 <w:sz w:val="17"/>
                 <w:szCs w:val="17"/>
               </w:rPr>
-              <w:t xml:space="preserve">18.2 MB</w:t>
+              <w:t xml:space="preserve">12.2 MB</w:t>
             </w:r>
           </w:p>
         </w:tc>
@@ -5932,7 +5948,7 @@
                 <w:sz w:val="17"/>
                 <w:szCs w:val="17"/>
               </w:rPr>
-              <w:t xml:space="preserve">42.5 MB</w:t>
+              <w:t xml:space="preserve">38.4 MB</w:t>
             </w:r>
           </w:p>
         </w:tc>
@@ -5960,7 +5976,7 @@
                 <w:sz w:val="17"/>
                 <w:szCs w:val="17"/>
               </w:rPr>
-              <w:t xml:space="preserve">-93.1%</w:t>
+              <w:t xml:space="preserve">-96.8%</w:t>
             </w:r>
           </w:p>
         </w:tc>
@@ -6047,7 +6063,7 @@
                 <w:sz w:val="17"/>
                 <w:szCs w:val="17"/>
               </w:rPr>
-              <w:t xml:space="preserve">92.4 MB</w:t>
+              <w:t xml:space="preserve">151.4 MB</w:t>
             </w:r>
           </w:p>
         </w:tc>
@@ -6101,7 +6117,7 @@
                 <w:sz w:val="17"/>
                 <w:szCs w:val="17"/>
               </w:rPr>
-              <w:t xml:space="preserve">165.0 MB</w:t>
+              <w:t xml:space="preserve">172.0 MB</w:t>
             </w:r>
           </w:p>
         </w:tc>
@@ -6129,7 +6145,7 @@
                 <w:sz w:val="17"/>
                 <w:szCs w:val="17"/>
               </w:rPr>
-              <w:t xml:space="preserve">-65.6%</w:t>
+              <w:t xml:space="preserve">-29.6%</w:t>
             </w:r>
           </w:p>
         </w:tc>
@@ -6216,7 +6232,7 @@
                 <w:sz w:val="17"/>
                 <w:szCs w:val="17"/>
               </w:rPr>
-              <w:t xml:space="preserve">118.0 MB</w:t>
+              <w:t xml:space="preserve">193.6 MB</w:t>
             </w:r>
           </w:p>
         </w:tc>
@@ -6270,7 +6286,7 @@
                 <w:sz w:val="17"/>
                 <w:szCs w:val="17"/>
               </w:rPr>
-              <w:t xml:space="preserve">145.0 MB</w:t>
+              <w:t xml:space="preserve">210.0 MB</w:t>
             </w:r>
           </w:p>
         </w:tc>
@@ -6296,7 +6312,7 @@
                 <w:sz w:val="17"/>
                 <w:szCs w:val="17"/>
               </w:rPr>
-              <w:t xml:space="preserve">+408% (BEAM)</w:t>
+              <w:t xml:space="preserve">BEAM VM</w:t>
             </w:r>
           </w:p>
         </w:tc>
@@ -6383,7 +6399,7 @@
                 <w:sz w:val="17"/>
                 <w:szCs w:val="17"/>
               </w:rPr>
-              <w:t xml:space="preserve">8.6 MB</w:t>
+              <w:t xml:space="preserve">3.6 MB</w:t>
             </w:r>
           </w:p>
         </w:tc>
@@ -6437,7 +6453,7 @@
                 <w:sz w:val="17"/>
                 <w:szCs w:val="17"/>
               </w:rPr>
-              <w:t xml:space="preserve">18.1 MB</w:t>
+              <w:t xml:space="preserve">12.5 MB</w:t>
             </w:r>
           </w:p>
         </w:tc>
@@ -6459,11 +6475,13 @@
             </w:pPr>
             <w:r>
               <w:rPr>
-                <w:color w:val="17261F"/>
-                <w:sz w:val="17"/>
-                <w:szCs w:val="17"/>
-              </w:rPr>
-              <w:t xml:space="preserve">Paridad</w:t>
+                <w:b/>
+                <w:bCs/>
+                <w:color w:val="17261F"/>
+                <w:sz w:val="17"/>
+                <w:szCs w:val="17"/>
+              </w:rPr>
+              <w:t xml:space="preserve">-57.6%</w:t>
             </w:r>
           </w:p>
         </w:tc>
@@ -6550,7 +6568,7 @@
                 <w:sz w:val="17"/>
                 <w:szCs w:val="17"/>
               </w:rPr>
-              <w:t xml:space="preserve">14.8 MB</w:t>
+              <w:t xml:space="preserve">1.3 MB</w:t>
             </w:r>
           </w:p>
         </w:tc>
@@ -6604,7 +6622,7 @@
                 <w:sz w:val="17"/>
                 <w:szCs w:val="17"/>
               </w:rPr>
-              <w:t xml:space="preserve">22.0 MB</w:t>
+              <w:t xml:space="preserve">8.2 MB</w:t>
             </w:r>
           </w:p>
         </w:tc>
@@ -6632,7 +6650,7 @@
                 <w:sz w:val="17"/>
                 <w:szCs w:val="17"/>
               </w:rPr>
-              <w:t xml:space="preserve">-84.8%</w:t>
+              <w:t xml:space="preserve">-98.4%</w:t>
             </w:r>
           </w:p>
         </w:tc>
@@ -6719,7 +6737,7 @@
                 <w:sz w:val="17"/>
                 <w:szCs w:val="17"/>
               </w:rPr>
-              <w:t xml:space="preserve">6.1 MB</w:t>
+              <w:t xml:space="preserve">7.6 MB</w:t>
             </w:r>
           </w:p>
         </w:tc>
@@ -6773,7 +6791,7 @@
                 <w:sz w:val="17"/>
                 <w:szCs w:val="17"/>
               </w:rPr>
-              <w:t xml:space="preserve">14.8 MB</w:t>
+              <w:t xml:space="preserve">12.0 MB</w:t>
             </w:r>
           </w:p>
         </w:tc>
@@ -6888,7 +6906,7 @@
                 <w:sz w:val="17"/>
                 <w:szCs w:val="17"/>
               </w:rPr>
-              <w:t xml:space="preserve">~258.1 MB</w:t>
+              <w:t xml:space="preserve">~369.7 MB</w:t>
             </w:r>
           </w:p>
         </w:tc>
@@ -6944,7 +6962,7 @@
                 <w:sz w:val="17"/>
                 <w:szCs w:val="17"/>
               </w:rPr>
-              <w:t xml:space="preserve">~407.4 MB</w:t>
+              <w:t xml:space="preserve">~453.1 MB</w:t>
             </w:r>
           </w:p>
         </w:tc>
@@ -6972,7 +6990,7 @@
                 <w:sz w:val="17"/>
                 <w:szCs w:val="17"/>
               </w:rPr>
-              <w:t xml:space="preserve">-68.8% Global</w:t>
+              <w:t xml:space="preserve">-47.9% Global</w:t>
             </w:r>
           </w:p>
         </w:tc>
@@ -7181,7 +7199,7 @@
                 <w:sz w:val="16"/>
                 <w:szCs w:val="16"/>
               </w:rPr>
-              <w:t xml:space="preserve">  Stack B (Go + TimescaleDB):</w:t>
+              <w:t xml:space="preserve">  Stack B (Go + TimescaleDB + Valkey Series Cache):</w:t>
             </w:r>
           </w:p>
           <w:p>
@@ -7195,7 +7213,7 @@
                 <w:sz w:val="16"/>
                 <w:szCs w:val="16"/>
               </w:rPr>
-              <w:t xml:space="preserve">    p50:  3.2 ms  |  p95: 14.8 ms  |  p99:  28.5 ms  |  Throughput máximo: ~1,450 RPS (4.2x mayor)</w:t>
+              <w:t xml:space="preserve">    p50:  3.4 ms  |  p95: 17.58 ms |  p99:  26.53 ms |  Throughput máximo: ~1,850 RPS (5.4x mayor)</w:t>
             </w:r>
           </w:p>
         </w:tc>
@@ -8205,7 +8223,7 @@
           <w:sz w:val="20"/>
           <w:szCs w:val="20"/>
         </w:rPr>
-        <w:t xml:space="preserve">Índice </w:t>
+        <w:t xml:space="preserve">Índice Cubriente con </w:t>
       </w:r>
       <w:r>
         <w:rPr>
@@ -8216,7 +8234,7 @@
           <w:sz w:val="18"/>
           <w:szCs w:val="18"/>
         </w:rPr>
-        <w:t xml:space="preserve">BRIN</w:t>
+        <w:t xml:space="preserve">INCLUDE</w:t>
       </w:r>
       <w:r>
         <w:rPr>
@@ -8226,7 +8244,28 @@
           <w:sz w:val="20"/>
           <w:szCs w:val="20"/>
         </w:rPr>
-        <w:t xml:space="preserve"> (Block Range Index):</w:t>
+        <w:t xml:space="preserve"> y </w:t>
+      </w:r>
+      <w:r>
+        <w:rPr>
+          <w:rFonts w:ascii="JetBrains Mono" w:hAnsi="JetBrains Mono" w:eastAsia="JetBrains Mono" w:cs="JetBrains Mono"/>
+          <w:b/>
+          <w:bCs/>
+          <w:color w:val="0A5A3C"/>
+          <w:sz w:val="18"/>
+          <w:szCs w:val="18"/>
+        </w:rPr>
+        <w:t xml:space="preserve">BRIN</w:t>
+      </w:r>
+      <w:r>
+        <w:rPr>
+          <w:b/>
+          <w:bCs/>
+          <w:color w:val="17261F"/>
+          <w:sz w:val="20"/>
+          <w:szCs w:val="20"/>
+        </w:rPr>
+        <w:t xml:space="preserve">:</w:t>
       </w:r>
     </w:p>
     <w:p>
@@ -8244,7 +8283,7 @@
           <w:sz w:val="20"/>
           <w:szCs w:val="20"/>
         </w:rPr>
-        <w:t xml:space="preserve">Incorporado índice </w:t>
+        <w:t xml:space="preserve">Incorporado índice cubriente </w:t>
       </w:r>
       <w:r>
         <w:rPr>
@@ -8253,6 +8292,59 @@
           <w:sz w:val="18"/>
           <w:szCs w:val="18"/>
         </w:rPr>
+        <w:t xml:space="preserve">CREATE INDEX readings_crop_measured_covering ON readings (crop_id, measured_at DESC) INCLUDE (temperature, humidity, brightness, ph, tds, atmosphere, soil_moisture);</w:t>
+      </w:r>
+      <w:r>
+        <w:rPr>
+          <w:color w:val="17261F"/>
+          <w:sz w:val="20"/>
+          <w:szCs w:val="20"/>
+        </w:rPr>
+        <w:t xml:space="preserve"> permitiendo </w:t>
+      </w:r>
+      <w:r>
+        <w:rPr>
+          <w:i/>
+          <w:iCs/>
+          <w:color w:val="17261F"/>
+          <w:sz w:val="20"/>
+          <w:szCs w:val="20"/>
+        </w:rPr>
+        <w:t xml:space="preserve">Index-Only Scans</w:t>
+      </w:r>
+      <w:r>
+        <w:rPr>
+          <w:color w:val="17261F"/>
+          <w:sz w:val="20"/>
+          <w:szCs w:val="20"/>
+        </w:rPr>
+        <w:t xml:space="preserve"> masivos sin tocar páginas del heap de tabla.</w:t>
+      </w:r>
+    </w:p>
+    <w:p>
+      <w:pPr>
+        <w:numPr>
+          <w:ilvl w:val="0"/>
+          <w:numId w:val="1"/>
+        </w:numPr>
+        <w:ind w:left="360" w:hanging="260"/>
+        <w:spacing w:before="0" w:after="60" w:line="276" w:lineRule="auto"/>
+      </w:pPr>
+      <w:r>
+        <w:rPr>
+          <w:color w:val="17261F"/>
+          <w:sz w:val="20"/>
+          <w:szCs w:val="20"/>
+        </w:rPr>
+        <w:t xml:space="preserve">Índice </w:t>
+      </w:r>
+      <w:r>
+        <w:rPr>
+          <w:rFonts w:ascii="JetBrains Mono" w:hAnsi="JetBrains Mono" w:eastAsia="JetBrains Mono" w:cs="JetBrains Mono"/>
+          <w:color w:val="0A5A3C"/>
+          <w:sz w:val="18"/>
+          <w:szCs w:val="18"/>
+        </w:rPr>
         <w:t xml:space="preserve">readings_measured_at_brin</w:t>
       </w:r>
       <w:r>
@@ -8261,7 +8353,7 @@
           <w:sz w:val="20"/>
           <w:szCs w:val="20"/>
         </w:rPr>
-        <w:t xml:space="preserve"> para búsquedas en grandes ventanas temporales con un consumo de RAM despreciable en comparación con índices B-Tree tradicionales.</w:t>
+        <w:t xml:space="preserve"> para búsquedas en grandes ventanas temporales con un consumo de RAM despreciable.</w:t>
       </w:r>
     </w:p>
     <w:p>
@@ -8683,7 +8775,28 @@
           <w:sz w:val="20"/>
           <w:szCs w:val="20"/>
         </w:rPr>
-        <w:t xml:space="preserve">Zero-Allocation en Telemetría:</w:t>
+        <w:t xml:space="preserve">Zero-Allocation en Telemetría y Micro-Batching con </w:t>
+      </w:r>
+      <w:r>
+        <w:rPr>
+          <w:rFonts w:ascii="JetBrains Mono" w:hAnsi="JetBrains Mono" w:eastAsia="JetBrains Mono" w:cs="JetBrains Mono"/>
+          <w:b/>
+          <w:bCs/>
+          <w:color w:val="0A5A3C"/>
+          <w:sz w:val="18"/>
+          <w:szCs w:val="18"/>
+        </w:rPr>
+        <w:t xml:space="preserve">sync.Pool</w:t>
+      </w:r>
+      <w:r>
+        <w:rPr>
+          <w:b/>
+          <w:bCs/>
+          <w:color w:val="17261F"/>
+          <w:sz w:val="20"/>
+          <w:szCs w:val="20"/>
+        </w:rPr>
+        <w:t xml:space="preserve">:</w:t>
       </w:r>
     </w:p>
     <w:p>
@@ -8701,7 +8814,7 @@
           <w:sz w:val="20"/>
           <w:szCs w:val="20"/>
         </w:rPr>
-        <w:t xml:space="preserve">Reutilización de estructuras JSON mediante </w:t>
+        <w:t xml:space="preserve">Reutilización de estructuras JSON y slices de lotes mediante </w:t>
       </w:r>
       <w:r>
         <w:rPr>
@@ -8735,7 +8848,24 @@
           <w:sz w:val="20"/>
           <w:szCs w:val="20"/>
         </w:rPr>
-        <w:t xml:space="preserve">) en el camino crítico de parsing de telemetría IoT, eliminando presión sobre el recolector de basura (</w:t>
+        <w:t xml:space="preserve">, </w:t>
+      </w:r>
+      <w:r>
+        <w:rPr>
+          <w:rFonts w:ascii="JetBrains Mono" w:hAnsi="JetBrains Mono" w:eastAsia="JetBrains Mono" w:cs="JetBrains Mono"/>
+          <w:color w:val="0A5A3C"/>
+          <w:sz w:val="18"/>
+          <w:szCs w:val="18"/>
+        </w:rPr>
+        <w:t xml:space="preserve">batchSlicePool</w:t>
+      </w:r>
+      <w:r>
+        <w:rPr>
+          <w:color w:val="17261F"/>
+          <w:sz w:val="20"/>
+          <w:szCs w:val="20"/>
+        </w:rPr>
+        <w:t xml:space="preserve">) en el camino crítico de ingesta IoT, eliminando pausas de recolección de basura (</w:t>
       </w:r>
       <w:r>
         <w:rPr>
@@ -8754,6 +8884,59 @@
           <w:szCs w:val="20"/>
         </w:rPr>
         <w:t xml:space="preserve">).</w:t>
+      </w:r>
+    </w:p>
+    <w:p>
+      <w:pPr>
+        <w:numPr>
+          <w:ilvl w:val="0"/>
+          <w:numId w:val="1"/>
+        </w:numPr>
+        <w:ind w:left="360" w:hanging="260"/>
+        <w:spacing w:before="0" w:after="60" w:line="276" w:lineRule="auto"/>
+      </w:pPr>
+      <w:r>
+        <w:rPr>
+          <w:color w:val="17261F"/>
+          <w:sz w:val="20"/>
+          <w:szCs w:val="20"/>
+        </w:rPr>
+        <w:t xml:space="preserve">Micro-batching ultracorto con ventana temporal de </w:t>
+      </w:r>
+      <w:r>
+        <w:rPr>
+          <w:b/>
+          <w:bCs/>
+          <w:color w:val="17261F"/>
+          <w:sz w:val="20"/>
+          <w:szCs w:val="20"/>
+        </w:rPr>
+        <w:t xml:space="preserve">10 ms</w:t>
+      </w:r>
+      <w:r>
+        <w:rPr>
+          <w:color w:val="17261F"/>
+          <w:sz w:val="20"/>
+          <w:szCs w:val="20"/>
+        </w:rPr>
+        <w:t xml:space="preserve"> o umbral de 100 lecturas con inserción eficiente vía </w:t>
+      </w:r>
+      <w:r>
+        <w:rPr>
+          <w:rFonts w:ascii="JetBrains Mono" w:hAnsi="JetBrains Mono" w:eastAsia="JetBrains Mono" w:cs="JetBrains Mono"/>
+          <w:color w:val="0A5A3C"/>
+          <w:sz w:val="18"/>
+          <w:szCs w:val="18"/>
+        </w:rPr>
+        <w:t xml:space="preserve">pgx.Batch</w:t>
+      </w:r>
+      <w:r>
+        <w:rPr>
+          <w:color w:val="17261F"/>
+          <w:sz w:val="20"/>
+          <w:szCs w:val="20"/>
+        </w:rPr>
+        <w:t xml:space="preserve">.</w:t>
       </w:r>
     </w:p>
     <w:p>
@@ -8773,7 +8956,7 @@
           <w:sz w:val="20"/>
           <w:szCs w:val="20"/>
         </w:rPr>
-        <w:t xml:space="preserve">Ingesta en Lote (</w:t>
+        <w:t xml:space="preserve">Caché en Memoria de Última Lectura (</w:t>
       </w:r>
       <w:r>
         <w:rPr>
@@ -8784,7 +8967,7 @@
           <w:sz w:val="18"/>
           <w:szCs w:val="18"/>
         </w:rPr>
-        <w:t xml:space="preserve">Batching</w:t>
+        <w:t xml:space="preserve">sync.Map</w:t>
       </w:r>
       <w:r>
         <w:rPr>
@@ -8794,28 +8977,7 @@
           <w:sz w:val="20"/>
           <w:szCs w:val="20"/>
         </w:rPr>
-        <w:t xml:space="preserve">) con </w:t>
-      </w:r>
-      <w:r>
-        <w:rPr>
-          <w:rFonts w:ascii="JetBrains Mono" w:hAnsi="JetBrains Mono" w:eastAsia="JetBrains Mono" w:cs="JetBrains Mono"/>
-          <w:b/>
-          <w:bCs/>
-          <w:color w:val="0A5A3C"/>
-          <w:sz w:val="18"/>
-          <w:szCs w:val="18"/>
-        </w:rPr>
-        <w:t xml:space="preserve">pgx.Batch</w:t>
-      </w:r>
-      <w:r>
-        <w:rPr>
-          <w:b/>
-          <w:bCs/>
-          <w:color w:val="17261F"/>
-          <w:sz w:val="20"/>
-          <w:szCs w:val="20"/>
-        </w:rPr>
-        <w:t xml:space="preserve">:</w:t>
+        <w:t xml:space="preserve">):</w:t>
       </w:r>
     </w:p>
     <w:p>
@@ -8833,25 +8995,7 @@
           <w:sz w:val="20"/>
           <w:szCs w:val="20"/>
         </w:rPr>
-        <w:t xml:space="preserve">Buffer asíncrono con </w:t>
-      </w:r>
-      <w:r>
-        <w:rPr>
-          <w:i/>
-          <w:iCs/>
-          <w:color w:val="17261F"/>
-          <w:sz w:val="20"/>
-          <w:szCs w:val="20"/>
-        </w:rPr>
-        <w:t xml:space="preserve">flush</w:t>
-      </w:r>
-      <w:r>
-        <w:rPr>
-          <w:color w:val="17261F"/>
-          <w:sz w:val="20"/>
-          <w:szCs w:val="20"/>
-        </w:rPr>
-        <w:t xml:space="preserve"> por ventana temporal (50 ms) o tamaño de lote (100 lecturas) en </w:t>
+        <w:t xml:space="preserve">Resolución instantánea de </w:t>
       </w:r>
       <w:r>
         <w:rPr>
@@ -8860,50 +9004,15 @@
           <w:sz w:val="18"/>
           <w:szCs w:val="18"/>
         </w:rPr>
-        <w:t xml:space="preserve">internal/readings/service.go</w:t>
-      </w:r>
-      <w:r>
-        <w:rPr>
-          <w:color w:val="17261F"/>
-          <w:sz w:val="20"/>
-          <w:szCs w:val="20"/>
-        </w:rPr>
-        <w:t xml:space="preserve"> e </w:t>
-      </w:r>
-      <w:r>
-        <w:rPr>
-          <w:rFonts w:ascii="JetBrains Mono" w:hAnsi="JetBrains Mono" w:eastAsia="JetBrains Mono" w:cs="JetBrains Mono"/>
-          <w:color w:val="0A5A3C"/>
-          <w:sz w:val="18"/>
-          <w:szCs w:val="18"/>
-        </w:rPr>
-        <w:t xml:space="preserve">internal/storage/postgres/readings.go</w:t>
-      </w:r>
-      <w:r>
-        <w:rPr>
-          <w:color w:val="17261F"/>
-          <w:sz w:val="20"/>
-          <w:szCs w:val="20"/>
-        </w:rPr>
-        <w:t xml:space="preserve">, reduciendo en un </w:t>
-      </w:r>
-      <w:r>
-        <w:rPr>
-          <w:b/>
-          <w:bCs/>
-          <w:color w:val="17261F"/>
-          <w:sz w:val="20"/>
-          <w:szCs w:val="20"/>
-        </w:rPr>
-        <w:t xml:space="preserve">85%</w:t>
-      </w:r>
-      <w:r>
-        <w:rPr>
-          <w:color w:val="17261F"/>
-          <w:sz w:val="20"/>
-          <w:szCs w:val="20"/>
-        </w:rPr>
-        <w:t xml:space="preserve"> los viajes de red hacia PostgreSQL (manteniendo inserción síncrona inmediata en peticiones HTTP manuales).</w:t>
+        <w:t xml:space="preserve">GET /api/v1/crops/{id}/readings/latest</w:t>
+      </w:r>
+      <w:r>
+        <w:rPr>
+          <w:color w:val="17261F"/>
+          <w:sz w:val="20"/>
+          <w:szCs w:val="20"/>
+        </w:rPr>
+        <w:t xml:space="preserve"> directamente de memoria (&lt; 0.1 ms), garantizando cero retraso perceptible sin depender del flush del batch hacia la base de datos.</w:t>
       </w:r>
     </w:p>
     <w:p>
@@ -8923,28 +9032,7 @@
           <w:sz w:val="20"/>
           <w:szCs w:val="20"/>
         </w:rPr>
-        <w:t xml:space="preserve">Resiliencia hacia </w:t>
-      </w:r>
-      <w:r>
-        <w:rPr>
-          <w:rFonts w:ascii="JetBrains Mono" w:hAnsi="JetBrains Mono" w:eastAsia="JetBrains Mono" w:cs="JetBrains Mono"/>
-          <w:b/>
-          <w:bCs/>
-          <w:color w:val="0A5A3C"/>
-          <w:sz w:val="18"/>
-          <w:szCs w:val="18"/>
-        </w:rPr>
-        <w:t xml:space="preserve">smartpot-ai</w:t>
-      </w:r>
-      <w:r>
-        <w:rPr>
-          <w:b/>
-          <w:bCs/>
-          <w:color w:val="17261F"/>
-          <w:sz w:val="20"/>
-          <w:szCs w:val="20"/>
-        </w:rPr>
-        <w:t xml:space="preserve">:</w:t>
+        <w:t xml:space="preserve">Caché Inteligente de Autenticación de Dispositivos e Invalidación Reactiva:</w:t>
       </w:r>
     </w:p>
     <w:p>
@@ -8962,7 +9050,7 @@
           <w:sz w:val="20"/>
           <w:szCs w:val="20"/>
         </w:rPr>
-        <w:t xml:space="preserve">Implementados en </w:t>
+        <w:t xml:space="preserve">Endpoint </w:t>
       </w:r>
       <w:r>
         <w:rPr>
@@ -8971,87 +9059,66 @@
           <w:sz w:val="18"/>
           <w:szCs w:val="18"/>
         </w:rPr>
-        <w:t xml:space="preserve">internal/ai/resilience.go</w:t>
-      </w:r>
-      <w:r>
-        <w:rPr>
-          <w:color w:val="17261F"/>
-          <w:sz w:val="20"/>
-          <w:szCs w:val="20"/>
-        </w:rPr>
-        <w:t xml:space="preserve">: </w:t>
-      </w:r>
-      <w:r>
-        <w:rPr>
-          <w:b/>
-          <w:bCs/>
-          <w:color w:val="17261F"/>
-          <w:sz w:val="20"/>
-          <w:szCs w:val="20"/>
-        </w:rPr>
-        <w:t xml:space="preserve">Circuit Breaker</w:t>
-      </w:r>
-      <w:r>
-        <w:rPr>
-          <w:color w:val="17261F"/>
-          <w:sz w:val="20"/>
-          <w:szCs w:val="20"/>
-        </w:rPr>
-        <w:t xml:space="preserve"> (umbral de 5 fallos, 10s cooldown), </w:t>
-      </w:r>
-      <w:r>
-        <w:rPr>
-          <w:b/>
-          <w:bCs/>
-          <w:color w:val="17261F"/>
-          <w:sz w:val="20"/>
-          <w:szCs w:val="20"/>
-        </w:rPr>
-        <w:t xml:space="preserve">Retry con Exponential Backoff y Jitter</w:t>
-      </w:r>
-      <w:r>
-        <w:rPr>
-          <w:color w:val="17261F"/>
-          <w:sz w:val="20"/>
-          <w:szCs w:val="20"/>
-        </w:rPr>
-        <w:t xml:space="preserve"> para errores 502/503/504, y </w:t>
-      </w:r>
-      <w:r>
-        <w:rPr>
-          <w:b/>
-          <w:bCs/>
-          <w:color w:val="17261F"/>
-          <w:sz w:val="20"/>
-          <w:szCs w:val="20"/>
-        </w:rPr>
-        <w:t xml:space="preserve">Singleflight</w:t>
-      </w:r>
-      <w:r>
-        <w:rPr>
-          <w:color w:val="17261F"/>
-          <w:sz w:val="20"/>
-          <w:szCs w:val="20"/>
-        </w:rPr>
-        <w:t xml:space="preserve"> para evitar </w:t>
-      </w:r>
-      <w:r>
-        <w:rPr>
-          <w:i/>
-          <w:iCs/>
-          <w:color w:val="17261F"/>
-          <w:sz w:val="20"/>
-          <w:szCs w:val="20"/>
-        </w:rPr>
-        <w:t xml:space="preserve">Cache Stampede</w:t>
-      </w:r>
-      <w:r>
-        <w:rPr>
-          <w:color w:val="17261F"/>
-          <w:sz w:val="20"/>
-          <w:szCs w:val="20"/>
-        </w:rPr>
-        <w:t xml:space="preserve"> sobre modelos de IA en arranques en frío.</w:t>
+        <w:t xml:space="preserve">/internal/mqtt/authn</w:t>
+      </w:r>
+      <w:r>
+        <w:rPr>
+          <w:color w:val="17261F"/>
+          <w:sz w:val="20"/>
+          <w:szCs w:val="20"/>
+        </w:rPr>
+        <w:t xml:space="preserve"> acelerado con clave de dispositivo en caché Valkey (</w:t>
+      </w:r>
+      <w:r>
+        <w:rPr>
+          <w:rFonts w:ascii="JetBrains Mono" w:hAnsi="JetBrains Mono" w:eastAsia="JetBrains Mono" w:cs="JetBrains Mono"/>
+          <w:color w:val="0A5A3C"/>
+          <w:sz w:val="18"/>
+          <w:szCs w:val="18"/>
+        </w:rPr>
+        <w:t xml:space="preserve">crop:key:{id}</w:t>
+      </w:r>
+      <w:r>
+        <w:rPr>
+          <w:color w:val="17261F"/>
+          <w:sz w:val="20"/>
+          <w:szCs w:val="20"/>
+        </w:rPr>
+        <w:t xml:space="preserve">) por 5 minutos, con invalidación atómica y corte de sesiones ante eventos </w:t>
+      </w:r>
+      <w:r>
+        <w:rPr>
+          <w:rFonts w:ascii="JetBrains Mono" w:hAnsi="JetBrains Mono" w:eastAsia="JetBrains Mono" w:cs="JetBrains Mono"/>
+          <w:color w:val="0A5A3C"/>
+          <w:sz w:val="18"/>
+          <w:szCs w:val="18"/>
+        </w:rPr>
+        <w:t xml:space="preserve">crops.DeletedEvent</w:t>
+      </w:r>
+      <w:r>
+        <w:rPr>
+          <w:color w:val="17261F"/>
+          <w:sz w:val="20"/>
+          <w:szCs w:val="20"/>
+        </w:rPr>
+        <w:t xml:space="preserve"> y </w:t>
+      </w:r>
+      <w:r>
+        <w:rPr>
+          <w:rFonts w:ascii="JetBrains Mono" w:hAnsi="JetBrains Mono" w:eastAsia="JetBrains Mono" w:cs="JetBrains Mono"/>
+          <w:color w:val="0A5A3C"/>
+          <w:sz w:val="18"/>
+          <w:szCs w:val="18"/>
+        </w:rPr>
+        <w:t xml:space="preserve">crops.DeviceKeyRotatedEvent</w:t>
+      </w:r>
+      <w:r>
+        <w:rPr>
+          <w:color w:val="17261F"/>
+          <w:sz w:val="20"/>
+          <w:szCs w:val="20"/>
+        </w:rPr>
+        <w:t xml:space="preserve">.</w:t>
       </w:r>
     </w:p>
     <w:p>
@@ -9071,7 +9138,28 @@
           <w:sz w:val="20"/>
           <w:szCs w:val="20"/>
         </w:rPr>
-        <w:t xml:space="preserve">Valkey RESP3 y Rate Limiting Atómico en Lua:</w:t>
+        <w:t xml:space="preserve">Caché de Series Horarias y Resiliencia hacia </w:t>
+      </w:r>
+      <w:r>
+        <w:rPr>
+          <w:rFonts w:ascii="JetBrains Mono" w:hAnsi="JetBrains Mono" w:eastAsia="JetBrains Mono" w:cs="JetBrains Mono"/>
+          <w:b/>
+          <w:bCs/>
+          <w:color w:val="0A5A3C"/>
+          <w:sz w:val="18"/>
+          <w:szCs w:val="18"/>
+        </w:rPr>
+        <w:t xml:space="preserve">smartpot-ai</w:t>
+      </w:r>
+      <w:r>
+        <w:rPr>
+          <w:b/>
+          <w:bCs/>
+          <w:color w:val="17261F"/>
+          <w:sz w:val="20"/>
+          <w:szCs w:val="20"/>
+        </w:rPr>
+        <w:t xml:space="preserve">:</w:t>
       </w:r>
     </w:p>
     <w:p>
@@ -9089,7 +9177,7 @@
           <w:sz w:val="20"/>
           <w:szCs w:val="20"/>
         </w:rPr>
-        <w:t xml:space="preserve">Conexión migrada a protocolo nativo RESP3 y conteo atómico de ventanas deslizantes en un único script Lua (</w:t>
+        <w:t xml:space="preserve">Respuestas de series calculadas (</w:t>
       </w:r>
       <w:r>
         <w:rPr>
@@ -9098,15 +9186,122 @@
           <w:sz w:val="18"/>
           <w:szCs w:val="18"/>
         </w:rPr>
-        <w:t xml:space="preserve">incrWithTTLScript</w:t>
-      </w:r>
-      <w:r>
-        <w:rPr>
-          <w:color w:val="17261F"/>
-          <w:sz w:val="20"/>
-          <w:szCs w:val="20"/>
-        </w:rPr>
-        <w:t xml:space="preserve">), eliminando condiciones de carrera y fugas de claves sin TTL.</w:t>
+        <w:t xml:space="preserve">smartpot:series:...</w:t>
+      </w:r>
+      <w:r>
+        <w:rPr>
+          <w:color w:val="17261F"/>
+          <w:sz w:val="20"/>
+          <w:szCs w:val="20"/>
+        </w:rPr>
+        <w:t xml:space="preserve">) cacheadas en Valkey (TTL 60s) con fallback local.</w:t>
+      </w:r>
+    </w:p>
+    <w:p>
+      <w:pPr>
+        <w:numPr>
+          <w:ilvl w:val="0"/>
+          <w:numId w:val="1"/>
+        </w:numPr>
+        <w:ind w:left="360" w:hanging="260"/>
+        <w:spacing w:before="0" w:after="60" w:line="276" w:lineRule="auto"/>
+      </w:pPr>
+      <w:r>
+        <w:rPr>
+          <w:color w:val="17261F"/>
+          <w:sz w:val="20"/>
+          <w:szCs w:val="20"/>
+        </w:rPr>
+        <w:t xml:space="preserve">Evaluación de diagnósticos (</w:t>
+      </w:r>
+      <w:r>
+        <w:rPr>
+          <w:rFonts w:ascii="JetBrains Mono" w:hAnsi="JetBrains Mono" w:eastAsia="JetBrains Mono" w:cs="JetBrains Mono"/>
+          <w:color w:val="0A5A3C"/>
+          <w:sz w:val="18"/>
+          <w:szCs w:val="18"/>
+        </w:rPr>
+        <w:t xml:space="preserve">smartpot:insights:...</w:t>
+      </w:r>
+      <w:r>
+        <w:rPr>
+          <w:color w:val="17261F"/>
+          <w:sz w:val="20"/>
+          <w:szCs w:val="20"/>
+        </w:rPr>
+        <w:t xml:space="preserve">) cacheada en Valkey y protegida con </w:t>
+      </w:r>
+      <w:r>
+        <w:rPr>
+          <w:b/>
+          <w:bCs/>
+          <w:color w:val="17261F"/>
+          <w:sz w:val="20"/>
+          <w:szCs w:val="20"/>
+        </w:rPr>
+        <w:t xml:space="preserve">Singleflight</w:t>
+      </w:r>
+      <w:r>
+        <w:rPr>
+          <w:color w:val="17261F"/>
+          <w:sz w:val="20"/>
+          <w:szCs w:val="20"/>
+        </w:rPr>
+        <w:t xml:space="preserve">, </w:t>
+      </w:r>
+      <w:r>
+        <w:rPr>
+          <w:b/>
+          <w:bCs/>
+          <w:color w:val="17261F"/>
+          <w:sz w:val="20"/>
+          <w:szCs w:val="20"/>
+        </w:rPr>
+        <w:t xml:space="preserve">Circuit Breaker</w:t>
+      </w:r>
+      <w:r>
+        <w:rPr>
+          <w:color w:val="17261F"/>
+          <w:sz w:val="20"/>
+          <w:szCs w:val="20"/>
+        </w:rPr>
+        <w:t xml:space="preserve"> (umbral 5 fallos, 10s cooldown) y </w:t>
+      </w:r>
+      <w:r>
+        <w:rPr>
+          <w:b/>
+          <w:bCs/>
+          <w:color w:val="17261F"/>
+          <w:sz w:val="20"/>
+          <w:szCs w:val="20"/>
+        </w:rPr>
+        <w:t xml:space="preserve">Exponential Backoff con Jitter</w:t>
+      </w:r>
+      <w:r>
+        <w:rPr>
+          <w:color w:val="17261F"/>
+          <w:sz w:val="20"/>
+          <w:szCs w:val="20"/>
+        </w:rPr>
+        <w:t xml:space="preserve"> para evitar </w:t>
+      </w:r>
+      <w:r>
+        <w:rPr>
+          <w:i/>
+          <w:iCs/>
+          <w:color w:val="17261F"/>
+          <w:sz w:val="20"/>
+          <w:szCs w:val="20"/>
+        </w:rPr>
+        <w:t xml:space="preserve">Cache Stampede</w:t>
+      </w:r>
+      <w:r>
+        <w:rPr>
+          <w:color w:val="17261F"/>
+          <w:sz w:val="20"/>
+          <w:szCs w:val="20"/>
+        </w:rPr>
+        <w:t xml:space="preserve">.</w:t>
       </w:r>
     </w:p>
     <w:p>
@@ -9126,7 +9321,7 @@
           <w:sz w:val="20"/>
           <w:szCs w:val="20"/>
         </w:rPr>
-        <w:t xml:space="preserve">Trazabilidad Unificada:</w:t>
+        <w:t xml:space="preserve">Valkey RESP3 y Rate Limiting Atómico en Lua:</w:t>
       </w:r>
     </w:p>
     <w:p>
@@ -9144,7 +9339,7 @@
           <w:sz w:val="20"/>
           <w:szCs w:val="20"/>
         </w:rPr>
-        <w:t xml:space="preserve">Propagación y reflejo automático de </w:t>
+        <w:t xml:space="preserve">Conexión migrada a protocolo nativo RESP3 y conteo atómico de ventanas deslizantes en un único script Lua (</w:t>
       </w:r>
       <w:r>
         <w:rPr>
@@ -9153,62 +9348,16 @@
           <w:sz w:val="18"/>
           <w:szCs w:val="18"/>
         </w:rPr>
-        <w:t xml:space="preserve">X-Request-ID</w:t>
-      </w:r>
-      <w:r>
-        <w:rPr>
-          <w:color w:val="17261F"/>
-          <w:sz w:val="20"/>
-          <w:szCs w:val="20"/>
-        </w:rPr>
-        <w:t xml:space="preserve"> en todas las cabeceras de respuesta HTTP.</w:t>
-      </w:r>
-    </w:p>
-    <w:p>
-      <w:pPr>
-        <w:spacing w:before="40" w:after="0" w:line="240" w:lineRule="auto"/>
-        <w:rPr>
-          <w:sz w:val="8"/>
-        </w:rPr>
-      </w:pPr>
-    </w:p>
-    <w:p>
-      <w:pPr>
-        <w:pStyle w:val="Heading2"/>
-      </w:pPr>
-      <w:bookmarkStart w:id="127" w:name="sec_127"/>
-      <w:r>
-        <w:rPr>
-          <w:b/>
-          <w:bCs/>
-          <w:color w:val="067A52"/>
-          <w:sz w:val="25"/>
-          <w:szCs w:val="25"/>
-        </w:rPr>
-        <w:t xml:space="preserve">6.3 Simulador Físico Ultrarrápido (</w:t>
-      </w:r>
-      <w:r>
-        <w:rPr>
-          <w:rFonts w:ascii="JetBrains Mono" w:hAnsi="JetBrains Mono" w:eastAsia="JetBrains Mono" w:cs="JetBrains Mono"/>
-          <w:b/>
-          <w:bCs/>
-          <w:color w:val="0A5A3C"/>
-          <w:sz w:val="23"/>
-          <w:szCs w:val="23"/>
-        </w:rPr>
-        <w:t xml:space="preserve">SmartPot-DataGenerator-Rust</w:t>
-      </w:r>
-      <w:r>
-        <w:rPr>
-          <w:b/>
-          <w:bCs/>
-          <w:color w:val="067A52"/>
-          <w:sz w:val="25"/>
-          <w:szCs w:val="25"/>
-        </w:rPr>
-        <w:t xml:space="preserve">)</w:t>
-      </w:r>
-      <w:bookmarkEnd w:id="127"/>
+        <w:t xml:space="preserve">incrWithTTLScript</w:t>
+      </w:r>
+      <w:r>
+        <w:rPr>
+          <w:color w:val="17261F"/>
+          <w:sz w:val="20"/>
+          <w:szCs w:val="20"/>
+        </w:rPr>
+        <w:t xml:space="preserve">), eliminando condiciones de carrera.</w:t>
+      </w:r>
     </w:p>
     <w:p>
       <w:pPr>
@@ -9227,7 +9376,7 @@
           <w:sz w:val="20"/>
           <w:szCs w:val="20"/>
         </w:rPr>
-        <w:t xml:space="preserve">Perfil de Compilación Cercano al Metal:</w:t>
+        <w:t xml:space="preserve">Trazabilidad Unificada:</w:t>
       </w:r>
     </w:p>
     <w:p>
@@ -9245,7 +9394,7 @@
           <w:sz w:val="20"/>
           <w:szCs w:val="20"/>
         </w:rPr>
-        <w:t xml:space="preserve">Configurado </w:t>
+        <w:t xml:space="preserve">Propagación y reflejo automático de </w:t>
       </w:r>
       <w:r>
         <w:rPr>
@@ -9254,101 +9403,62 @@
           <w:sz w:val="18"/>
           <w:szCs w:val="18"/>
         </w:rPr>
-        <w:t xml:space="preserve">[profile.release]</w:t>
-      </w:r>
-      <w:r>
-        <w:rPr>
-          <w:color w:val="17261F"/>
-          <w:sz w:val="20"/>
-          <w:szCs w:val="20"/>
-        </w:rPr>
-        <w:t xml:space="preserve"> con </w:t>
-      </w:r>
-      <w:r>
-        <w:rPr>
-          <w:rFonts w:ascii="JetBrains Mono" w:hAnsi="JetBrains Mono" w:eastAsia="JetBrains Mono" w:cs="JetBrains Mono"/>
-          <w:color w:val="0A5A3C"/>
-          <w:sz w:val="18"/>
-          <w:szCs w:val="18"/>
-        </w:rPr>
-        <w:t xml:space="preserve">opt-level = 3</w:t>
-      </w:r>
-      <w:r>
-        <w:rPr>
-          <w:color w:val="17261F"/>
-          <w:sz w:val="20"/>
-          <w:szCs w:val="20"/>
-        </w:rPr>
-        <w:t xml:space="preserve">, </w:t>
-      </w:r>
-      <w:r>
-        <w:rPr>
-          <w:rFonts w:ascii="JetBrains Mono" w:hAnsi="JetBrains Mono" w:eastAsia="JetBrains Mono" w:cs="JetBrains Mono"/>
-          <w:color w:val="0A5A3C"/>
-          <w:sz w:val="18"/>
-          <w:szCs w:val="18"/>
-        </w:rPr>
-        <w:t xml:space="preserve">lto = "fat"</w:t>
-      </w:r>
-      <w:r>
-        <w:rPr>
-          <w:color w:val="17261F"/>
-          <w:sz w:val="20"/>
-          <w:szCs w:val="20"/>
-        </w:rPr>
-        <w:t xml:space="preserve">, </w:t>
-      </w:r>
-      <w:r>
-        <w:rPr>
-          <w:rFonts w:ascii="JetBrains Mono" w:hAnsi="JetBrains Mono" w:eastAsia="JetBrains Mono" w:cs="JetBrains Mono"/>
-          <w:color w:val="0A5A3C"/>
-          <w:sz w:val="18"/>
-          <w:szCs w:val="18"/>
-        </w:rPr>
-        <w:t xml:space="preserve">codegen-units = 1</w:t>
-      </w:r>
-      <w:r>
-        <w:rPr>
-          <w:color w:val="17261F"/>
-          <w:sz w:val="20"/>
-          <w:szCs w:val="20"/>
-        </w:rPr>
-        <w:t xml:space="preserve">, </w:t>
-      </w:r>
-      <w:r>
-        <w:rPr>
-          <w:rFonts w:ascii="JetBrains Mono" w:hAnsi="JetBrains Mono" w:eastAsia="JetBrains Mono" w:cs="JetBrains Mono"/>
-          <w:color w:val="0A5A3C"/>
-          <w:sz w:val="18"/>
-          <w:szCs w:val="18"/>
-        </w:rPr>
-        <w:t xml:space="preserve">panic = "abort"</w:t>
-      </w:r>
-      <w:r>
-        <w:rPr>
-          <w:color w:val="17261F"/>
-          <w:sz w:val="20"/>
-          <w:szCs w:val="20"/>
-        </w:rPr>
-        <w:t xml:space="preserve"> y </w:t>
-      </w:r>
-      <w:r>
-        <w:rPr>
-          <w:rFonts w:ascii="JetBrains Mono" w:hAnsi="JetBrains Mono" w:eastAsia="JetBrains Mono" w:cs="JetBrains Mono"/>
-          <w:color w:val="0A5A3C"/>
-          <w:sz w:val="18"/>
-          <w:szCs w:val="18"/>
-        </w:rPr>
-        <w:t xml:space="preserve">strip = "symbols"</w:t>
-      </w:r>
-      <w:r>
-        <w:rPr>
-          <w:color w:val="17261F"/>
-          <w:sz w:val="20"/>
-          <w:szCs w:val="20"/>
-        </w:rPr>
-        <w:t xml:space="preserve">.</w:t>
-      </w:r>
+        <w:t xml:space="preserve">X-Request-ID</w:t>
+      </w:r>
+      <w:r>
+        <w:rPr>
+          <w:color w:val="17261F"/>
+          <w:sz w:val="20"/>
+          <w:szCs w:val="20"/>
+        </w:rPr>
+        <w:t xml:space="preserve"> en todas las cabeceras de respuesta HTTP.</w:t>
+      </w:r>
+    </w:p>
+    <w:p>
+      <w:pPr>
+        <w:spacing w:before="40" w:after="0" w:line="240" w:lineRule="auto"/>
+        <w:rPr>
+          <w:sz w:val="8"/>
+        </w:rPr>
+      </w:pPr>
+    </w:p>
+    <w:p>
+      <w:pPr>
+        <w:pStyle w:val="Heading2"/>
+      </w:pPr>
+      <w:bookmarkStart w:id="127" w:name="sec_127"/>
+      <w:r>
+        <w:rPr>
+          <w:b/>
+          <w:bCs/>
+          <w:color w:val="067A52"/>
+          <w:sz w:val="25"/>
+          <w:szCs w:val="25"/>
+        </w:rPr>
+        <w:t xml:space="preserve">6.3 Simulador Físico Ultrarrápido (</w:t>
+      </w:r>
+      <w:r>
+        <w:rPr>
+          <w:rFonts w:ascii="JetBrains Mono" w:hAnsi="JetBrains Mono" w:eastAsia="JetBrains Mono" w:cs="JetBrains Mono"/>
+          <w:b/>
+          <w:bCs/>
+          <w:color w:val="0A5A3C"/>
+          <w:sz w:val="23"/>
+          <w:szCs w:val="23"/>
+        </w:rPr>
+        <w:t xml:space="preserve">SmartPot-DataGenerator-Rust</w:t>
+      </w:r>
+      <w:r>
+        <w:rPr>
+          <w:b/>
+          <w:bCs/>
+          <w:color w:val="067A52"/>
+          <w:sz w:val="25"/>
+          <w:szCs w:val="25"/>
+        </w:rPr>
+        <w:t xml:space="preserve">)</w:t>
+      </w:r>
+      <w:bookmarkEnd w:id="127"/>
     </w:p>
     <w:p>
       <w:pPr>
@@ -9367,7 +9477,7 @@
           <w:sz w:val="20"/>
           <w:szCs w:val="20"/>
         </w:rPr>
-        <w:t xml:space="preserve">Despacho Concurrente Asíncrono:</w:t>
+        <w:t xml:space="preserve">Perfil de Compilación Cercano al Metal:</w:t>
       </w:r>
     </w:p>
     <w:p>
@@ -9385,7 +9495,7 @@
           <w:sz w:val="20"/>
           <w:szCs w:val="20"/>
         </w:rPr>
-        <w:t xml:space="preserve">Bucle principal refactorizado con </w:t>
+        <w:t xml:space="preserve">Configurado </w:t>
       </w:r>
       <w:r>
         <w:rPr>
@@ -9394,15 +9504,15 @@
           <w:sz w:val="18"/>
           <w:szCs w:val="18"/>
         </w:rPr>
-        <w:t xml:space="preserve">tokio::spawn</w:t>
-      </w:r>
-      <w:r>
-        <w:rPr>
-          <w:color w:val="17261F"/>
-          <w:sz w:val="20"/>
-          <w:szCs w:val="20"/>
-        </w:rPr>
-        <w:t xml:space="preserve"> y </w:t>
+        <w:t xml:space="preserve">[profile.release]</w:t>
+      </w:r>
+      <w:r>
+        <w:rPr>
+          <w:color w:val="17261F"/>
+          <w:sz w:val="20"/>
+          <w:szCs w:val="20"/>
+        </w:rPr>
+        <w:t xml:space="preserve"> con </w:t>
       </w:r>
       <w:r>
         <w:rPr>
@@ -9411,62 +9521,84 @@
           <w:sz w:val="18"/>
           <w:szCs w:val="18"/>
         </w:rPr>
-        <w:t xml:space="preserve">futures_util::future::join_all</w:t>
-      </w:r>
-      <w:r>
-        <w:rPr>
-          <w:color w:val="17261F"/>
-          <w:sz w:val="20"/>
-          <w:szCs w:val="20"/>
-        </w:rPr>
-        <w:t xml:space="preserve"> para paralelizar el ciclo de inferencia física y despacho MQTT de todos los cultivos virtuales sin contención.</w:t>
-      </w:r>
-    </w:p>
-    <w:p>
-      <w:pPr>
-        <w:spacing w:before="40" w:after="0" w:line="240" w:lineRule="auto"/>
-        <w:rPr>
-          <w:sz w:val="8"/>
-        </w:rPr>
-      </w:pPr>
-    </w:p>
-    <w:p>
-      <w:pPr>
-        <w:pStyle w:val="Heading2"/>
-      </w:pPr>
-      <w:bookmarkStart w:id="128" w:name="sec_128"/>
-      <w:r>
-        <w:rPr>
-          <w:b/>
-          <w:bCs/>
-          <w:color w:val="067A52"/>
-          <w:sz w:val="25"/>
-          <w:szCs w:val="25"/>
-        </w:rPr>
-        <w:t xml:space="preserve">6.4 Servidor de Borde y Frontend Reactivo (</w:t>
-      </w:r>
-      <w:r>
-        <w:rPr>
-          <w:rFonts w:ascii="JetBrains Mono" w:hAnsi="JetBrains Mono" w:eastAsia="JetBrains Mono" w:cs="JetBrains Mono"/>
-          <w:b/>
-          <w:bCs/>
-          <w:color w:val="0A5A3C"/>
-          <w:sz w:val="23"/>
-          <w:szCs w:val="23"/>
-        </w:rPr>
-        <w:t xml:space="preserve">SmartPot-Web-Solid</w:t>
-      </w:r>
-      <w:r>
-        <w:rPr>
-          <w:b/>
-          <w:bCs/>
-          <w:color w:val="067A52"/>
-          <w:sz w:val="25"/>
-          <w:szCs w:val="25"/>
-        </w:rPr>
-        <w:t xml:space="preserve">)</w:t>
-      </w:r>
-      <w:bookmarkEnd w:id="128"/>
+        <w:t xml:space="preserve">opt-level = 3</w:t>
+      </w:r>
+      <w:r>
+        <w:rPr>
+          <w:color w:val="17261F"/>
+          <w:sz w:val="20"/>
+          <w:szCs w:val="20"/>
+        </w:rPr>
+        <w:t xml:space="preserve">, </w:t>
+      </w:r>
+      <w:r>
+        <w:rPr>
+          <w:rFonts w:ascii="JetBrains Mono" w:hAnsi="JetBrains Mono" w:eastAsia="JetBrains Mono" w:cs="JetBrains Mono"/>
+          <w:color w:val="0A5A3C"/>
+          <w:sz w:val="18"/>
+          <w:szCs w:val="18"/>
+        </w:rPr>
+        <w:t xml:space="preserve">lto = "fat"</w:t>
+      </w:r>
+      <w:r>
+        <w:rPr>
+          <w:color w:val="17261F"/>
+          <w:sz w:val="20"/>
+          <w:szCs w:val="20"/>
+        </w:rPr>
+        <w:t xml:space="preserve">, </w:t>
+      </w:r>
+      <w:r>
+        <w:rPr>
+          <w:rFonts w:ascii="JetBrains Mono" w:hAnsi="JetBrains Mono" w:eastAsia="JetBrains Mono" w:cs="JetBrains Mono"/>
+          <w:color w:val="0A5A3C"/>
+          <w:sz w:val="18"/>
+          <w:szCs w:val="18"/>
+        </w:rPr>
+        <w:t xml:space="preserve">codegen-units = 1</w:t>
+      </w:r>
+      <w:r>
+        <w:rPr>
+          <w:color w:val="17261F"/>
+          <w:sz w:val="20"/>
+          <w:szCs w:val="20"/>
+        </w:rPr>
+        <w:t xml:space="preserve">, </w:t>
+      </w:r>
+      <w:r>
+        <w:rPr>
+          <w:rFonts w:ascii="JetBrains Mono" w:hAnsi="JetBrains Mono" w:eastAsia="JetBrains Mono" w:cs="JetBrains Mono"/>
+          <w:color w:val="0A5A3C"/>
+          <w:sz w:val="18"/>
+          <w:szCs w:val="18"/>
+        </w:rPr>
+        <w:t xml:space="preserve">panic = "abort"</w:t>
+      </w:r>
+      <w:r>
+        <w:rPr>
+          <w:color w:val="17261F"/>
+          <w:sz w:val="20"/>
+          <w:szCs w:val="20"/>
+        </w:rPr>
+        <w:t xml:space="preserve"> y </w:t>
+      </w:r>
+      <w:r>
+        <w:rPr>
+          <w:rFonts w:ascii="JetBrains Mono" w:hAnsi="JetBrains Mono" w:eastAsia="JetBrains Mono" w:cs="JetBrains Mono"/>
+          <w:color w:val="0A5A3C"/>
+          <w:sz w:val="18"/>
+          <w:szCs w:val="18"/>
+        </w:rPr>
+        <w:t xml:space="preserve">strip = "symbols"</w:t>
+      </w:r>
+      <w:r>
+        <w:rPr>
+          <w:color w:val="17261F"/>
+          <w:sz w:val="20"/>
+          <w:szCs w:val="20"/>
+        </w:rPr>
+        <w:t xml:space="preserve">.</w:t>
+      </w:r>
     </w:p>
     <w:p>
       <w:pPr>
@@ -9485,7 +9617,7 @@
           <w:sz w:val="20"/>
           <w:szCs w:val="20"/>
         </w:rPr>
-        <w:t xml:space="preserve">Pre-compresión Estática Gzip (Nivel 9):</w:t>
+        <w:t xml:space="preserve">Despacho Concurrente Asíncrono:</w:t>
       </w:r>
     </w:p>
     <w:p>
@@ -9503,7 +9635,7 @@
           <w:sz w:val="20"/>
           <w:szCs w:val="20"/>
         </w:rPr>
-        <w:t xml:space="preserve">Script automatizado </w:t>
+        <w:t xml:space="preserve">Bucle principal refactorizado con </w:t>
       </w:r>
       <w:r>
         <w:rPr>
@@ -9512,15 +9644,15 @@
           <w:sz w:val="18"/>
           <w:szCs w:val="18"/>
         </w:rPr>
-        <w:t xml:space="preserve">scripts/compress-assets.mjs</w:t>
-      </w:r>
-      <w:r>
-        <w:rPr>
-          <w:color w:val="17261F"/>
-          <w:sz w:val="20"/>
-          <w:szCs w:val="20"/>
-        </w:rPr>
-        <w:t xml:space="preserve"> que genera activos pre-comprimidos </w:t>
+        <w:t xml:space="preserve">tokio::spawn</w:t>
+      </w:r>
+      <w:r>
+        <w:rPr>
+          <w:color w:val="17261F"/>
+          <w:sz w:val="20"/>
+          <w:szCs w:val="20"/>
+        </w:rPr>
+        <w:t xml:space="preserve"> y </w:t>
       </w:r>
       <w:r>
         <w:rPr>
@@ -9529,16 +9661,62 @@
           <w:sz w:val="18"/>
           <w:szCs w:val="18"/>
         </w:rPr>
-        <w:t xml:space="preserve">.gz</w:t>
-      </w:r>
-      <w:r>
-        <w:rPr>
-          <w:color w:val="17261F"/>
-          <w:sz w:val="20"/>
-          <w:szCs w:val="20"/>
-        </w:rPr>
-        <w:t xml:space="preserve"> para todos los archivos JS, CSS, SVG y HTML en tiempo de compilación.</w:t>
-      </w:r>
+        <w:t xml:space="preserve">futures_util::future::join_all</w:t>
+      </w:r>
+      <w:r>
+        <w:rPr>
+          <w:color w:val="17261F"/>
+          <w:sz w:val="20"/>
+          <w:szCs w:val="20"/>
+        </w:rPr>
+        <w:t xml:space="preserve"> para paralelizar el ciclo de inferencia física y despacho MQTT de todos los cultivos virtuales sin contención.</w:t>
+      </w:r>
+    </w:p>
+    <w:p>
+      <w:pPr>
+        <w:spacing w:before="40" w:after="0" w:line="240" w:lineRule="auto"/>
+        <w:rPr>
+          <w:sz w:val="8"/>
+        </w:rPr>
+      </w:pPr>
+    </w:p>
+    <w:p>
+      <w:pPr>
+        <w:pStyle w:val="Heading2"/>
+      </w:pPr>
+      <w:bookmarkStart w:id="128" w:name="sec_128"/>
+      <w:r>
+        <w:rPr>
+          <w:b/>
+          <w:bCs/>
+          <w:color w:val="067A52"/>
+          <w:sz w:val="25"/>
+          <w:szCs w:val="25"/>
+        </w:rPr>
+        <w:t xml:space="preserve">6.4 Servidor de Borde y Frontend Reactivo (</w:t>
+      </w:r>
+      <w:r>
+        <w:rPr>
+          <w:rFonts w:ascii="JetBrains Mono" w:hAnsi="JetBrains Mono" w:eastAsia="JetBrains Mono" w:cs="JetBrains Mono"/>
+          <w:b/>
+          <w:bCs/>
+          <w:color w:val="0A5A3C"/>
+          <w:sz w:val="23"/>
+          <w:szCs w:val="23"/>
+        </w:rPr>
+        <w:t xml:space="preserve">SmartPot-Web-Solid</w:t>
+      </w:r>
+      <w:r>
+        <w:rPr>
+          <w:b/>
+          <w:bCs/>
+          <w:color w:val="067A52"/>
+          <w:sz w:val="25"/>
+          <w:szCs w:val="25"/>
+        </w:rPr>
+        <w:t xml:space="preserve">)</w:t>
+      </w:r>
+      <w:bookmarkEnd w:id="128"/>
     </w:p>
     <w:p>
       <w:pPr>
@@ -9557,7 +9735,7 @@
           <w:sz w:val="20"/>
           <w:szCs w:val="20"/>
         </w:rPr>
-        <w:t xml:space="preserve">Afinación de Transporte Nginx:</w:t>
+        <w:t xml:space="preserve">Pre-compresión Estática Dual (Gzip Nivel 9 + Brotli Calidad 11):</w:t>
       </w:r>
     </w:p>
     <w:p>
@@ -9575,7 +9753,7 @@
           <w:sz w:val="20"/>
           <w:szCs w:val="20"/>
         </w:rPr>
-        <w:t xml:space="preserve">Directivas </w:t>
+        <w:t xml:space="preserve">Script automatizado </w:t>
       </w:r>
       <w:r>
         <w:rPr>
@@ -9584,15 +9762,15 @@
           <w:sz w:val="18"/>
           <w:szCs w:val="18"/>
         </w:rPr>
-        <w:t xml:space="preserve">gzip_static on;</w:t>
-      </w:r>
-      <w:r>
-        <w:rPr>
-          <w:color w:val="17261F"/>
-          <w:sz w:val="20"/>
-          <w:szCs w:val="20"/>
-        </w:rPr>
-        <w:t xml:space="preserve">, </w:t>
+        <w:t xml:space="preserve">scripts/compress-assets.mjs</w:t>
+      </w:r>
+      <w:r>
+        <w:rPr>
+          <w:color w:val="17261F"/>
+          <w:sz w:val="20"/>
+          <w:szCs w:val="20"/>
+        </w:rPr>
+        <w:t xml:space="preserve"> que genera activos pre-comprimidos </w:t>
       </w:r>
       <w:r>
         <w:rPr>
@@ -9601,15 +9779,15 @@
           <w:sz w:val="18"/>
           <w:szCs w:val="18"/>
         </w:rPr>
-        <w:t xml:space="preserve">sendfile on;</w:t>
-      </w:r>
-      <w:r>
-        <w:rPr>
-          <w:color w:val="17261F"/>
-          <w:sz w:val="20"/>
-          <w:szCs w:val="20"/>
-        </w:rPr>
-        <w:t xml:space="preserve">, </w:t>
+        <w:t xml:space="preserve">.gz</w:t>
+      </w:r>
+      <w:r>
+        <w:rPr>
+          <w:color w:val="17261F"/>
+          <w:sz w:val="20"/>
+          <w:szCs w:val="20"/>
+        </w:rPr>
+        <w:t xml:space="preserve"> y </w:t>
       </w:r>
       <w:r>
         <w:rPr>
@@ -9618,15 +9796,51 @@
           <w:sz w:val="18"/>
           <w:szCs w:val="18"/>
         </w:rPr>
-        <w:t xml:space="preserve">tcp_nopush on;</w:t>
-      </w:r>
-      <w:r>
-        <w:rPr>
-          <w:color w:val="17261F"/>
-          <w:sz w:val="20"/>
-          <w:szCs w:val="20"/>
-        </w:rPr>
-        <w:t xml:space="preserve">, </w:t>
+        <w:t xml:space="preserve">.br</w:t>
+      </w:r>
+      <w:r>
+        <w:rPr>
+          <w:color w:val="17261F"/>
+          <w:sz w:val="20"/>
+          <w:szCs w:val="20"/>
+        </w:rPr>
+        <w:t xml:space="preserve"> en tiempo de compilación.</w:t>
+      </w:r>
+    </w:p>
+    <w:p>
+      <w:pPr>
+        <w:numPr>
+          <w:ilvl w:val="0"/>
+          <w:numId w:val="1"/>
+        </w:numPr>
+        <w:ind w:left="360" w:hanging="260"/>
+        <w:spacing w:before="0" w:after="60" w:line="276" w:lineRule="auto"/>
+      </w:pPr>
+      <w:r>
+        <w:rPr>
+          <w:color w:val="17261F"/>
+          <w:sz w:val="20"/>
+          <w:szCs w:val="20"/>
+        </w:rPr>
+        <w:t xml:space="preserve">Bundle principal transferido: </w:t>
+      </w:r>
+      <w:r>
+        <w:rPr>
+          <w:b/>
+          <w:bCs/>
+          <w:color w:val="17261F"/>
+          <w:sz w:val="20"/>
+          <w:szCs w:val="20"/>
+        </w:rPr>
+        <w:t xml:space="preserve">40.3 kB</w:t>
+      </w:r>
+      <w:r>
+        <w:rPr>
+          <w:color w:val="17261F"/>
+          <w:sz w:val="20"/>
+          <w:szCs w:val="20"/>
+        </w:rPr>
+        <w:t xml:space="preserve"> con Brotli (</w:t>
       </w:r>
       <w:r>
         <w:rPr>
@@ -9635,15 +9849,33 @@
           <w:sz w:val="18"/>
           <w:szCs w:val="18"/>
         </w:rPr>
-        <w:t xml:space="preserve">tcp_nodelay on;</w:t>
-      </w:r>
-      <w:r>
-        <w:rPr>
-          <w:color w:val="17261F"/>
-          <w:sz w:val="20"/>
-          <w:szCs w:val="20"/>
-        </w:rPr>
-        <w:t xml:space="preserve"> y </w:t>
+        <w:t xml:space="preserve">index-eBMpwok5.js.br</w:t>
+      </w:r>
+      <w:r>
+        <w:rPr>
+          <w:color w:val="17261F"/>
+          <w:sz w:val="20"/>
+          <w:szCs w:val="20"/>
+        </w:rPr>
+        <w:t xml:space="preserve">) y </w:t>
+      </w:r>
+      <w:r>
+        <w:rPr>
+          <w:b/>
+          <w:bCs/>
+          <w:color w:val="17261F"/>
+          <w:sz w:val="20"/>
+          <w:szCs w:val="20"/>
+        </w:rPr>
+        <w:t xml:space="preserve">48.7 kB</w:t>
+      </w:r>
+      <w:r>
+        <w:rPr>
+          <w:color w:val="17261F"/>
+          <w:sz w:val="20"/>
+          <w:szCs w:val="20"/>
+        </w:rPr>
+        <w:t xml:space="preserve"> con Gzip (</w:t>
       </w:r>
       <w:r>
         <w:rPr>
@@ -9652,32 +9884,33 @@
           <w:sz w:val="18"/>
           <w:szCs w:val="18"/>
         </w:rPr>
-        <w:t xml:space="preserve">keepalive_timeout 65;</w:t>
-      </w:r>
-      <w:r>
-        <w:rPr>
-          <w:color w:val="17261F"/>
-          <w:sz w:val="20"/>
-          <w:szCs w:val="20"/>
-        </w:rPr>
-        <w:t xml:space="preserve"> en </w:t>
-      </w:r>
-      <w:r>
-        <w:rPr>
-          <w:rFonts w:ascii="JetBrains Mono" w:hAnsi="JetBrains Mono" w:eastAsia="JetBrains Mono" w:cs="JetBrains Mono"/>
-          <w:color w:val="0A5A3C"/>
-          <w:sz w:val="18"/>
-          <w:szCs w:val="18"/>
-        </w:rPr>
-        <w:t xml:space="preserve">nginx/default.conf.template</w:t>
-      </w:r>
-      <w:r>
-        <w:rPr>
-          <w:color w:val="17261F"/>
-          <w:sz w:val="20"/>
-          <w:szCs w:val="20"/>
-        </w:rPr>
-        <w:t xml:space="preserve">, eliminando por completo el gasto de CPU por compresión dinámica en tiempo de petición.</w:t>
+        <w:t xml:space="preserve">index-eBMpwok5.js.gz</w:t>
+      </w:r>
+      <w:r>
+        <w:rPr>
+          <w:color w:val="17261F"/>
+          <w:sz w:val="20"/>
+          <w:szCs w:val="20"/>
+        </w:rPr>
+        <w:t xml:space="preserve">), batiendo con holgura el objetivo de </w:t>
+      </w:r>
+      <w:r>
+        <w:rPr>
+          <w:b/>
+          <w:bCs/>
+          <w:color w:val="17261F"/>
+          <w:sz w:val="20"/>
+          <w:szCs w:val="20"/>
+        </w:rPr>
+        <w:t xml:space="preserve">&lt; 55 kB</w:t>
+      </w:r>
+      <w:r>
+        <w:rPr>
+          <w:color w:val="17261F"/>
+          <w:sz w:val="20"/>
+          <w:szCs w:val="20"/>
+        </w:rPr>
+        <w:t xml:space="preserve">.</w:t>
       </w:r>
     </w:p>
     <w:p>
@@ -9697,7 +9930,7 @@
           <w:sz w:val="20"/>
           <w:szCs w:val="20"/>
         </w:rPr>
-        <w:t xml:space="preserve">Optimización de Bundles en Vite:</w:t>
+        <w:t xml:space="preserve">Afinación de Transporte Nginx:</w:t>
       </w:r>
     </w:p>
     <w:p>
@@ -9715,6 +9948,146 @@
           <w:sz w:val="20"/>
           <w:szCs w:val="20"/>
         </w:rPr>
+        <w:t xml:space="preserve">Directivas </w:t>
+      </w:r>
+      <w:r>
+        <w:rPr>
+          <w:rFonts w:ascii="JetBrains Mono" w:hAnsi="JetBrains Mono" w:eastAsia="JetBrains Mono" w:cs="JetBrains Mono"/>
+          <w:color w:val="0A5A3C"/>
+          <w:sz w:val="18"/>
+          <w:szCs w:val="18"/>
+        </w:rPr>
+        <w:t xml:space="preserve">gzip_static on;</w:t>
+      </w:r>
+      <w:r>
+        <w:rPr>
+          <w:color w:val="17261F"/>
+          <w:sz w:val="20"/>
+          <w:szCs w:val="20"/>
+        </w:rPr>
+        <w:t xml:space="preserve">, </w:t>
+      </w:r>
+      <w:r>
+        <w:rPr>
+          <w:rFonts w:ascii="JetBrains Mono" w:hAnsi="JetBrains Mono" w:eastAsia="JetBrains Mono" w:cs="JetBrains Mono"/>
+          <w:color w:val="0A5A3C"/>
+          <w:sz w:val="18"/>
+          <w:szCs w:val="18"/>
+        </w:rPr>
+        <w:t xml:space="preserve">sendfile on;</w:t>
+      </w:r>
+      <w:r>
+        <w:rPr>
+          <w:color w:val="17261F"/>
+          <w:sz w:val="20"/>
+          <w:szCs w:val="20"/>
+        </w:rPr>
+        <w:t xml:space="preserve">, </w:t>
+      </w:r>
+      <w:r>
+        <w:rPr>
+          <w:rFonts w:ascii="JetBrains Mono" w:hAnsi="JetBrains Mono" w:eastAsia="JetBrains Mono" w:cs="JetBrains Mono"/>
+          <w:color w:val="0A5A3C"/>
+          <w:sz w:val="18"/>
+          <w:szCs w:val="18"/>
+        </w:rPr>
+        <w:t xml:space="preserve">tcp_nopush on;</w:t>
+      </w:r>
+      <w:r>
+        <w:rPr>
+          <w:color w:val="17261F"/>
+          <w:sz w:val="20"/>
+          <w:szCs w:val="20"/>
+        </w:rPr>
+        <w:t xml:space="preserve">, </w:t>
+      </w:r>
+      <w:r>
+        <w:rPr>
+          <w:rFonts w:ascii="JetBrains Mono" w:hAnsi="JetBrains Mono" w:eastAsia="JetBrains Mono" w:cs="JetBrains Mono"/>
+          <w:color w:val="0A5A3C"/>
+          <w:sz w:val="18"/>
+          <w:szCs w:val="18"/>
+        </w:rPr>
+        <w:t xml:space="preserve">tcp_nodelay on;</w:t>
+      </w:r>
+      <w:r>
+        <w:rPr>
+          <w:color w:val="17261F"/>
+          <w:sz w:val="20"/>
+          <w:szCs w:val="20"/>
+        </w:rPr>
+        <w:t xml:space="preserve"> y </w:t>
+      </w:r>
+      <w:r>
+        <w:rPr>
+          <w:rFonts w:ascii="JetBrains Mono" w:hAnsi="JetBrains Mono" w:eastAsia="JetBrains Mono" w:cs="JetBrains Mono"/>
+          <w:color w:val="0A5A3C"/>
+          <w:sz w:val="18"/>
+          <w:szCs w:val="18"/>
+        </w:rPr>
+        <w:t xml:space="preserve">keepalive_timeout 65;</w:t>
+      </w:r>
+      <w:r>
+        <w:rPr>
+          <w:color w:val="17261F"/>
+          <w:sz w:val="20"/>
+          <w:szCs w:val="20"/>
+        </w:rPr>
+        <w:t xml:space="preserve"> en </w:t>
+      </w:r>
+      <w:r>
+        <w:rPr>
+          <w:rFonts w:ascii="JetBrains Mono" w:hAnsi="JetBrains Mono" w:eastAsia="JetBrains Mono" w:cs="JetBrains Mono"/>
+          <w:color w:val="0A5A3C"/>
+          <w:sz w:val="18"/>
+          <w:szCs w:val="18"/>
+        </w:rPr>
+        <w:t xml:space="preserve">nginx/default.conf.template</w:t>
+      </w:r>
+      <w:r>
+        <w:rPr>
+          <w:color w:val="17261F"/>
+          <w:sz w:val="20"/>
+          <w:szCs w:val="20"/>
+        </w:rPr>
+        <w:t xml:space="preserve">, eliminando por completo el gasto de CPU por compresión dinámica en tiempo de petición.</w:t>
+      </w:r>
+    </w:p>
+    <w:p>
+      <w:pPr>
+        <w:numPr>
+          <w:ilvl w:val="0"/>
+          <w:numId w:val="2"/>
+        </w:numPr>
+        <w:ind w:left="360" w:hanging="260"/>
+        <w:spacing w:before="0" w:after="60" w:line="276" w:lineRule="auto"/>
+      </w:pPr>
+      <w:r>
+        <w:rPr>
+          <w:b/>
+          <w:bCs/>
+          <w:color w:val="17261F"/>
+          <w:sz w:val="20"/>
+          <w:szCs w:val="20"/>
+        </w:rPr>
+        <w:t xml:space="preserve">Optimización de Bundles en Vite:</w:t>
+      </w:r>
+    </w:p>
+    <w:p>
+      <w:pPr>
+        <w:numPr>
+          <w:ilvl w:val="0"/>
+          <w:numId w:val="1"/>
+        </w:numPr>
+        <w:ind w:left="360" w:hanging="260"/>
+        <w:spacing w:before="0" w:after="60" w:line="276" w:lineRule="auto"/>
+      </w:pPr>
+      <w:r>
+        <w:rPr>
+          <w:color w:val="17261F"/>
+          <w:sz w:val="20"/>
+          <w:szCs w:val="20"/>
+        </w:rPr>
         <w:t xml:space="preserve">Separación de chunks modulares (</w:t>
       </w:r>
       <w:r>
@@ -9807,7 +10180,7 @@
           <w:sz w:val="25"/>
           <w:szCs w:val="25"/>
         </w:rPr>
-        <w:t xml:space="preserve">6.5 Blindaje y Cuotas de Recursos en Docker (</w:t>
+        <w:t xml:space="preserve">6.5 Broker EMQX Optimizado (</w:t>
       </w:r>
       <w:r>
         <w:rPr>
@@ -9818,7 +10191,7 @@
           <w:sz w:val="23"/>
           <w:szCs w:val="23"/>
         </w:rPr>
-        <w:t xml:space="preserve">demo-beta/compose.yaml</w:t>
+        <w:t xml:space="preserve">SmartPot-Broker-EMQX</w:t>
       </w:r>
       <w:r>
         <w:rPr>
@@ -9831,6 +10204,162 @@
         <w:t xml:space="preserve">)</w:t>
       </w:r>
       <w:bookmarkEnd w:id="129"/>
+    </w:p>
+    <w:p>
+      <w:pPr>
+        <w:numPr>
+          <w:ilvl w:val="0"/>
+          <w:numId w:val="2"/>
+        </w:numPr>
+        <w:ind w:left="360" w:hanging="260"/>
+        <w:spacing w:before="0" w:after="60" w:line="276" w:lineRule="auto"/>
+      </w:pPr>
+      <w:r>
+        <w:rPr>
+          <w:b/>
+          <w:bCs/>
+          <w:color w:val="17261F"/>
+          <w:sz w:val="20"/>
+          <w:szCs w:val="20"/>
+        </w:rPr>
+        <w:t xml:space="preserve">Caché de Autorización Afinada:</w:t>
+      </w:r>
+    </w:p>
+    <w:p>
+      <w:pPr>
+        <w:numPr>
+          <w:ilvl w:val="0"/>
+          <w:numId w:val="1"/>
+        </w:numPr>
+        <w:ind w:left="360" w:hanging="260"/>
+        <w:spacing w:before="0" w:after="60" w:line="276" w:lineRule="auto"/>
+      </w:pPr>
+      <w:r>
+        <w:rPr>
+          <w:color w:val="17261F"/>
+          <w:sz w:val="20"/>
+          <w:szCs w:val="20"/>
+        </w:rPr>
+        <w:t xml:space="preserve">Módulo de caché ampliado a 1,024 entradas y TTL de 5 minutos, reduciendo consultas repetitivas de ACL.</w:t>
+      </w:r>
+    </w:p>
+    <w:p>
+      <w:pPr>
+        <w:numPr>
+          <w:ilvl w:val="0"/>
+          <w:numId w:val="2"/>
+        </w:numPr>
+        <w:ind w:left="360" w:hanging="260"/>
+        <w:spacing w:before="0" w:after="60" w:line="276" w:lineRule="auto"/>
+      </w:pPr>
+      <w:r>
+        <w:rPr>
+          <w:b/>
+          <w:bCs/>
+          <w:color w:val="17261F"/>
+          <w:sz w:val="20"/>
+          <w:szCs w:val="20"/>
+        </w:rPr>
+        <w:t xml:space="preserve">Pool de Autenticación HTTP:</w:t>
+      </w:r>
+    </w:p>
+    <w:p>
+      <w:pPr>
+        <w:numPr>
+          <w:ilvl w:val="0"/>
+          <w:numId w:val="1"/>
+        </w:numPr>
+        <w:ind w:left="360" w:hanging="260"/>
+        <w:spacing w:before="0" w:after="60" w:line="276" w:lineRule="auto"/>
+      </w:pPr>
+      <w:r>
+        <w:rPr>
+          <w:color w:val="17261F"/>
+          <w:sz w:val="20"/>
+          <w:szCs w:val="20"/>
+        </w:rPr>
+        <w:t xml:space="preserve">Listener y webhook HTTP configurados con </w:t>
+      </w:r>
+      <w:r>
+        <w:rPr>
+          <w:rFonts w:ascii="JetBrains Mono" w:hAnsi="JetBrains Mono" w:eastAsia="JetBrains Mono" w:cs="JetBrains Mono"/>
+          <w:color w:val="0A5A3C"/>
+          <w:sz w:val="18"/>
+          <w:szCs w:val="18"/>
+        </w:rPr>
+        <w:t xml:space="preserve">pool_size = 16</w:t>
+      </w:r>
+      <w:r>
+        <w:rPr>
+          <w:color w:val="17261F"/>
+          <w:sz w:val="20"/>
+          <w:szCs w:val="20"/>
+        </w:rPr>
+        <w:t xml:space="preserve"> y </w:t>
+      </w:r>
+      <w:r>
+        <w:rPr>
+          <w:rFonts w:ascii="JetBrains Mono" w:hAnsi="JetBrains Mono" w:eastAsia="JetBrains Mono" w:cs="JetBrains Mono"/>
+          <w:color w:val="0A5A3C"/>
+          <w:sz w:val="18"/>
+          <w:szCs w:val="18"/>
+        </w:rPr>
+        <w:t xml:space="preserve">enable_pipelining = 100</w:t>
+      </w:r>
+      <w:r>
+        <w:rPr>
+          <w:color w:val="17261F"/>
+          <w:sz w:val="20"/>
+          <w:szCs w:val="20"/>
+        </w:rPr>
+        <w:t xml:space="preserve"> para ráfagas masivas de conexión de dispositivos IoT.</w:t>
+      </w:r>
+    </w:p>
+    <w:p>
+      <w:pPr>
+        <w:spacing w:before="40" w:after="0" w:line="240" w:lineRule="auto"/>
+        <w:rPr>
+          <w:sz w:val="8"/>
+        </w:rPr>
+      </w:pPr>
+    </w:p>
+    <w:p>
+      <w:pPr>
+        <w:pStyle w:val="Heading2"/>
+      </w:pPr>
+      <w:bookmarkStart w:id="130" w:name="sec_130"/>
+      <w:r>
+        <w:rPr>
+          <w:b/>
+          <w:bCs/>
+          <w:color w:val="067A52"/>
+          <w:sz w:val="25"/>
+          <w:szCs w:val="25"/>
+        </w:rPr>
+        <w:t xml:space="preserve">6.6 Blindaje y Cuotas de Recursos en Docker (</w:t>
+      </w:r>
+      <w:r>
+        <w:rPr>
+          <w:rFonts w:ascii="JetBrains Mono" w:hAnsi="JetBrains Mono" w:eastAsia="JetBrains Mono" w:cs="JetBrains Mono"/>
+          <w:b/>
+          <w:bCs/>
+          <w:color w:val="0A5A3C"/>
+          <w:sz w:val="23"/>
+          <w:szCs w:val="23"/>
+        </w:rPr>
+        <w:t xml:space="preserve">demo-beta/compose.yaml</w:t>
+      </w:r>
+      <w:r>
+        <w:rPr>
+          <w:b/>
+          <w:bCs/>
+          <w:color w:val="067A52"/>
+          <w:sz w:val="25"/>
+          <w:szCs w:val="25"/>
+        </w:rPr>
+        <w:t xml:space="preserve">)</w:t>
+      </w:r>
+      <w:bookmarkEnd w:id="130"/>
     </w:p>
     <w:p>
       <w:pPr>
@@ -11531,7 +12060,7 @@
       <w:pPr>
         <w:pStyle w:val="Heading1"/>
       </w:pPr>
-      <w:bookmarkStart w:id="130" w:name="sec_130"/>
+      <w:bookmarkStart w:id="131" w:name="sec_131"/>
       <w:r>
         <w:rPr>
           <w:b/>
@@ -11542,7 +12071,7 @@
         </w:rPr>
         <w:t xml:space="preserve">Matriz de Quality Gates y Decisión de Release</w:t>
       </w:r>
-      <w:bookmarkEnd w:id="130"/>
+      <w:bookmarkEnd w:id="131"/>
     </w:p>
     <w:p>
       <w:pPr>
@@ -11572,10 +12101,10 @@
         <w:tblLook w:val="04A0" w:firstRow="1" w:firstColumn="1" w:noVBand="1"/>
       </w:tblPr>
       <w:tblGrid>
-        <w:gridCol w:w="2216"/>
-        <w:gridCol w:w="2915"/>
-        <w:gridCol w:w="3251"/>
-        <w:gridCol w:w="978"/>
+        <w:gridCol w:w="2198"/>
+        <w:gridCol w:w="2973"/>
+        <w:gridCol w:w="3212"/>
+        <w:gridCol w:w="977"/>
       </w:tblGrid>
       <w:tr>
         <w:trPr>
@@ -11584,7 +12113,7 @@
         </w:trPr>
         <w:tc>
           <w:tcPr>
-            <w:tcW w:w="2216" w:type="dxa"/>
+            <w:tcW w:w="2198" w:type="dxa"/>
             <w:shd w:val="clear" w:color="auto" w:fill="0B3D2B"/>
             <w:tcMar>
               <w:top w:w="70" w:type="dxa"/>
@@ -11613,7 +12142,7 @@
         </w:tc>
         <w:tc>
           <w:tcPr>
-            <w:tcW w:w="2915" w:type="dxa"/>
+            <w:tcW w:w="2973" w:type="dxa"/>
             <w:shd w:val="clear" w:color="auto" w:fill="0B3D2B"/>
             <w:tcMar>
               <w:top w:w="70" w:type="dxa"/>
@@ -11642,7 +12171,7 @@
         </w:tc>
         <w:tc>
           <w:tcPr>
-            <w:tcW w:w="3251" w:type="dxa"/>
+            <w:tcW w:w="3212" w:type="dxa"/>
             <w:shd w:val="clear" w:color="auto" w:fill="0B3D2B"/>
             <w:tcMar>
               <w:top w:w="70" w:type="dxa"/>
@@ -11671,7 +12200,7 @@
         </w:tc>
         <w:tc>
           <w:tcPr>
-            <w:tcW w:w="978" w:type="dxa"/>
+            <w:tcW w:w="977" w:type="dxa"/>
             <w:shd w:val="clear" w:color="auto" w:fill="0B3D2B"/>
             <w:tcMar>
               <w:top w:w="70" w:type="dxa"/>
@@ -11705,7 +12234,7 @@
         </w:trPr>
         <w:tc>
           <w:tcPr>
-            <w:tcW w:w="2216" w:type="dxa"/>
+            <w:tcW w:w="2198" w:type="dxa"/>
             <w:shd w:val="clear" w:color="auto" w:fill="FFFFFF"/>
             <w:tcMar>
               <w:top w:w="70" w:type="dxa"/>
@@ -11733,7 +12262,7 @@
         </w:tc>
         <w:tc>
           <w:tcPr>
-            <w:tcW w:w="2915" w:type="dxa"/>
+            <w:tcW w:w="2973" w:type="dxa"/>
             <w:shd w:val="clear" w:color="auto" w:fill="FFFFFF"/>
             <w:tcMar>
               <w:top w:w="70" w:type="dxa"/>
@@ -11759,7 +12288,7 @@
         </w:tc>
         <w:tc>
           <w:tcPr>
-            <w:tcW w:w="3251" w:type="dxa"/>
+            <w:tcW w:w="3212" w:type="dxa"/>
             <w:shd w:val="clear" w:color="auto" w:fill="FFFFFF"/>
             <w:tcMar>
               <w:top w:w="70" w:type="dxa"/>
@@ -11785,7 +12314,7 @@
         </w:tc>
         <w:tc>
           <w:tcPr>
-            <w:tcW w:w="978" w:type="dxa"/>
+            <w:tcW w:w="977" w:type="dxa"/>
             <w:shd w:val="clear" w:color="auto" w:fill="FFFFFF"/>
             <w:tcMar>
               <w:top w:w="70" w:type="dxa"/>
@@ -11818,7 +12347,7 @@
         </w:trPr>
         <w:tc>
           <w:tcPr>
-            <w:tcW w:w="2216" w:type="dxa"/>
+            <w:tcW w:w="2198" w:type="dxa"/>
             <w:shd w:val="clear" w:color="auto" w:fill="F2F7F4"/>
             <w:tcMar>
               <w:top w:w="70" w:type="dxa"/>
@@ -11846,7 +12375,7 @@
         </w:tc>
         <w:tc>
           <w:tcPr>
-            <w:tcW w:w="2915" w:type="dxa"/>
+            <w:tcW w:w="2973" w:type="dxa"/>
             <w:shd w:val="clear" w:color="auto" w:fill="F2F7F4"/>
             <w:tcMar>
               <w:top w:w="70" w:type="dxa"/>
@@ -11872,7 +12401,7 @@
         </w:tc>
         <w:tc>
           <w:tcPr>
-            <w:tcW w:w="3251" w:type="dxa"/>
+            <w:tcW w:w="3212" w:type="dxa"/>
             <w:shd w:val="clear" w:color="auto" w:fill="F2F7F4"/>
             <w:tcMar>
               <w:top w:w="70" w:type="dxa"/>
@@ -11898,7 +12427,7 @@
         </w:tc>
         <w:tc>
           <w:tcPr>
-            <w:tcW w:w="978" w:type="dxa"/>
+            <w:tcW w:w="977" w:type="dxa"/>
             <w:shd w:val="clear" w:color="auto" w:fill="F2F7F4"/>
             <w:tcMar>
               <w:top w:w="70" w:type="dxa"/>
@@ -11931,7 +12460,7 @@
         </w:trPr>
         <w:tc>
           <w:tcPr>
-            <w:tcW w:w="2216" w:type="dxa"/>
+            <w:tcW w:w="2198" w:type="dxa"/>
             <w:shd w:val="clear" w:color="auto" w:fill="FFFFFF"/>
             <w:tcMar>
               <w:top w:w="70" w:type="dxa"/>
@@ -11959,7 +12488,7 @@
         </w:tc>
         <w:tc>
           <w:tcPr>
-            <w:tcW w:w="2915" w:type="dxa"/>
+            <w:tcW w:w="2973" w:type="dxa"/>
             <w:shd w:val="clear" w:color="auto" w:fill="FFFFFF"/>
             <w:tcMar>
               <w:top w:w="70" w:type="dxa"/>
@@ -11985,7 +12514,7 @@
         </w:tc>
         <w:tc>
           <w:tcPr>
-            <w:tcW w:w="3251" w:type="dxa"/>
+            <w:tcW w:w="3212" w:type="dxa"/>
             <w:shd w:val="clear" w:color="auto" w:fill="FFFFFF"/>
             <w:tcMar>
               <w:top w:w="70" w:type="dxa"/>
@@ -12011,7 +12540,7 @@
         </w:tc>
         <w:tc>
           <w:tcPr>
-            <w:tcW w:w="978" w:type="dxa"/>
+            <w:tcW w:w="977" w:type="dxa"/>
             <w:shd w:val="clear" w:color="auto" w:fill="FFFFFF"/>
             <w:tcMar>
               <w:top w:w="70" w:type="dxa"/>
@@ -12044,7 +12573,7 @@
         </w:trPr>
         <w:tc>
           <w:tcPr>
-            <w:tcW w:w="2216" w:type="dxa"/>
+            <w:tcW w:w="2198" w:type="dxa"/>
             <w:shd w:val="clear" w:color="auto" w:fill="F2F7F4"/>
             <w:tcMar>
               <w:top w:w="70" w:type="dxa"/>
@@ -12072,7 +12601,7 @@
         </w:tc>
         <w:tc>
           <w:tcPr>
-            <w:tcW w:w="2915" w:type="dxa"/>
+            <w:tcW w:w="2973" w:type="dxa"/>
             <w:shd w:val="clear" w:color="auto" w:fill="F2F7F4"/>
             <w:tcMar>
               <w:top w:w="70" w:type="dxa"/>
@@ -12098,7 +12627,7 @@
         </w:tc>
         <w:tc>
           <w:tcPr>
-            <w:tcW w:w="3251" w:type="dxa"/>
+            <w:tcW w:w="3212" w:type="dxa"/>
             <w:shd w:val="clear" w:color="auto" w:fill="F2F7F4"/>
             <w:tcMar>
               <w:top w:w="70" w:type="dxa"/>
@@ -12120,13 +12649,13 @@
                 <w:sz w:val="17"/>
                 <w:szCs w:val="17"/>
               </w:rPr>
-              <w:t xml:space="preserve">-68.8% global (-93.1% en API)</w:t>
-            </w:r>
-          </w:p>
-        </w:tc>
-        <w:tc>
-          <w:tcPr>
-            <w:tcW w:w="978" w:type="dxa"/>
+              <w:t xml:space="preserve">-47.9% global (-96.8% en API: 12.2 MB)</w:t>
+            </w:r>
+          </w:p>
+        </w:tc>
+        <w:tc>
+          <w:tcPr>
+            <w:tcW w:w="977" w:type="dxa"/>
             <w:shd w:val="clear" w:color="auto" w:fill="F2F7F4"/>
             <w:tcMar>
               <w:top w:w="70" w:type="dxa"/>
@@ -12159,7 +12688,7 @@
         </w:trPr>
         <w:tc>
           <w:tcPr>
-            <w:tcW w:w="2216" w:type="dxa"/>
+            <w:tcW w:w="2198" w:type="dxa"/>
             <w:shd w:val="clear" w:color="auto" w:fill="FFFFFF"/>
             <w:tcMar>
               <w:top w:w="70" w:type="dxa"/>
@@ -12187,7 +12716,7 @@
         </w:tc>
         <w:tc>
           <w:tcPr>
-            <w:tcW w:w="2915" w:type="dxa"/>
+            <w:tcW w:w="2973" w:type="dxa"/>
             <w:shd w:val="clear" w:color="auto" w:fill="FFFFFF"/>
             <w:tcMar>
               <w:top w:w="70" w:type="dxa"/>
@@ -12213,7 +12742,7 @@
         </w:tc>
         <w:tc>
           <w:tcPr>
-            <w:tcW w:w="3251" w:type="dxa"/>
+            <w:tcW w:w="3212" w:type="dxa"/>
             <w:shd w:val="clear" w:color="auto" w:fill="FFFFFF"/>
             <w:tcMar>
               <w:top w:w="70" w:type="dxa"/>
@@ -12235,7 +12764,7 @@
                 <w:sz w:val="17"/>
                 <w:szCs w:val="17"/>
               </w:rPr>
-              <w:t xml:space="preserve">$p_{50} = 3.63\text{ ms}$, $p_{95} = 26.54\text{ ms}$</w:t>
+              <w:t xml:space="preserve">$p_{50} = 3.40\text{ ms}$, $p_{95} = 17.58\text{ ms}$</w:t>
             </w:r>
             <w:r>
               <w:rPr>
@@ -12249,7 +12778,7 @@
         </w:tc>
         <w:tc>
           <w:tcPr>
-            <w:tcW w:w="978" w:type="dxa"/>
+            <w:tcW w:w="977" w:type="dxa"/>
             <w:shd w:val="clear" w:color="auto" w:fill="FFFFFF"/>
             <w:tcMar>
               <w:top w:w="70" w:type="dxa"/>
@@ -12282,7 +12811,7 @@
         </w:trPr>
         <w:tc>
           <w:tcPr>
-            <w:tcW w:w="2216" w:type="dxa"/>
+            <w:tcW w:w="2198" w:type="dxa"/>
             <w:shd w:val="clear" w:color="auto" w:fill="F2F7F4"/>
             <w:tcMar>
               <w:top w:w="70" w:type="dxa"/>
@@ -12310,7 +12839,7 @@
         </w:tc>
         <w:tc>
           <w:tcPr>
-            <w:tcW w:w="2915" w:type="dxa"/>
+            <w:tcW w:w="2973" w:type="dxa"/>
             <w:shd w:val="clear" w:color="auto" w:fill="F2F7F4"/>
             <w:tcMar>
               <w:top w:w="70" w:type="dxa"/>
@@ -12330,13 +12859,13 @@
                 <w:sz w:val="17"/>
                 <w:szCs w:val="17"/>
               </w:rPr>
-              <w:t xml:space="preserve">Bundle gzip transferido $\le 100\text{ kB}$</w:t>
-            </w:r>
-          </w:p>
-        </w:tc>
-        <w:tc>
-          <w:tcPr>
-            <w:tcW w:w="3251" w:type="dxa"/>
+              <w:t xml:space="preserve">Bundle gzip/brotli transferido $\le 55\text{ kB}$</w:t>
+            </w:r>
+          </w:p>
+        </w:tc>
+        <w:tc>
+          <w:tcPr>
+            <w:tcW w:w="3212" w:type="dxa"/>
             <w:shd w:val="clear" w:color="auto" w:fill="F2F7F4"/>
             <w:tcMar>
               <w:top w:w="70" w:type="dxa"/>
@@ -12358,21 +12887,31 @@
                 <w:sz w:val="17"/>
                 <w:szCs w:val="17"/>
               </w:rPr>
-              <w:t xml:space="preserve">71.52 kB</w:t>
-            </w:r>
-            <w:r>
-              <w:rPr>
-                <w:color w:val="17261F"/>
-                <w:sz w:val="17"/>
-                <w:szCs w:val="17"/>
-              </w:rPr>
-              <w:t xml:space="preserve"> en SolidJS (vs 240 kB en React)</w:t>
-            </w:r>
-          </w:p>
-        </w:tc>
-        <w:tc>
-          <w:tcPr>
-            <w:tcW w:w="978" w:type="dxa"/>
+              <w:t xml:space="preserve">40.3 kB (Brotli)</w:t>
+            </w:r>
+            <w:r>
+              <w:rPr>
+                <w:color w:val="17261F"/>
+                <w:sz w:val="17"/>
+                <w:szCs w:val="17"/>
+              </w:rPr>
+              <w:t xml:space="preserve"> / </w:t>
+            </w:r>
+            <w:r>
+              <w:rPr>
+                <w:b/>
+                <w:bCs/>
+                <w:color w:val="17261F"/>
+                <w:sz w:val="17"/>
+                <w:szCs w:val="17"/>
+              </w:rPr>
+              <w:t xml:space="preserve">48.7 kB (Gzip)</w:t>
+            </w:r>
+          </w:p>
+        </w:tc>
+        <w:tc>
+          <w:tcPr>
+            <w:tcW w:w="977" w:type="dxa"/>
             <w:shd w:val="clear" w:color="auto" w:fill="F2F7F4"/>
             <w:tcMar>
               <w:top w:w="70" w:type="dxa"/>
@@ -12405,7 +12944,7 @@
         </w:trPr>
         <w:tc>
           <w:tcPr>
-            <w:tcW w:w="2216" w:type="dxa"/>
+            <w:tcW w:w="2198" w:type="dxa"/>
             <w:shd w:val="clear" w:color="auto" w:fill="FFFFFF"/>
             <w:tcMar>
               <w:top w:w="70" w:type="dxa"/>
@@ -12433,7 +12972,7 @@
         </w:tc>
         <w:tc>
           <w:tcPr>
-            <w:tcW w:w="2915" w:type="dxa"/>
+            <w:tcW w:w="2973" w:type="dxa"/>
             <w:shd w:val="clear" w:color="auto" w:fill="FFFFFF"/>
             <w:tcMar>
               <w:top w:w="70" w:type="dxa"/>
@@ -12453,13 +12992,13 @@
                 <w:sz w:val="17"/>
                 <w:szCs w:val="17"/>
               </w:rPr>
-              <w:t xml:space="preserve">Worker pool acotado, pgx.Batch 50ms y circuit breaker</w:t>
-            </w:r>
-          </w:p>
-        </w:tc>
-        <w:tc>
-          <w:tcPr>
-            <w:tcW w:w="3251" w:type="dxa"/>
+              <w:t xml:space="preserve">Worker pool acotado, micro-batching 10ms y circuit breaker</w:t>
+            </w:r>
+          </w:p>
+        </w:tc>
+        <w:tc>
+          <w:tcPr>
+            <w:tcW w:w="3212" w:type="dxa"/>
             <w:shd w:val="clear" w:color="auto" w:fill="FFFFFF"/>
             <w:tcMar>
               <w:top w:w="70" w:type="dxa"/>
@@ -12479,13 +13018,13 @@
                 <w:sz w:val="17"/>
                 <w:szCs w:val="17"/>
               </w:rPr>
-              <w:t xml:space="preserve">Cero saturación de goroutines; 0 stampede</w:t>
-            </w:r>
-          </w:p>
-        </w:tc>
-        <w:tc>
-          <w:tcPr>
-            <w:tcW w:w="978" w:type="dxa"/>
+              <w:t xml:space="preserve">0 saturación goroutines; 0 stampede</w:t>
+            </w:r>
+          </w:p>
+        </w:tc>
+        <w:tc>
+          <w:tcPr>
+            <w:tcW w:w="977" w:type="dxa"/>
             <w:shd w:val="clear" w:color="auto" w:fill="FFFFFF"/>
             <w:tcMar>
               <w:top w:w="70" w:type="dxa"/>
@@ -12707,7 +13246,7 @@
             <w:drawing>
               <wp:inline distT="0" distB="0" distL="0" distR="0">
                 <wp:extent cx="180000" cy="180000"/>
-                <wp:docPr id="131" name="Icono"/>
+                <wp:docPr id="132" name="Icono"/>
                 <wp:cNvGraphicFramePr>
                   <a:graphicFrameLocks noChangeAspect="1"/>
                 </wp:cNvGraphicFramePr>
@@ -12715,7 +13254,7 @@
                   <a:graphicData uri="http://schemas.openxmlformats.org/drawingml/2006/picture">
                     <pic:pic>
                       <pic:nvPicPr>
-                        <pic:cNvPr id="131" name="Icono"/>
+                        <pic:cNvPr id="132" name="Icono"/>
                         <pic:cNvPicPr/>
                       </pic:nvPicPr>
                       <pic:blipFill>
